--- a/ApêndiceJ-CasosdeTestes/FalaCidade_CasosDeTestes_v3.docx
+++ b/ApêndiceJ-CasosdeTestes/FalaCidade_CasosDeTestes_v3.docx
@@ -17993,7 +17993,7 @@
   <w:docDefaults>
     <w:rPrDefault>
       <w:rPr>
-        <w:rFonts w:ascii="Times New Roman" w:eastAsia="Times New Roman" w:hAnsi="Times New Roman" w:cs="Times New Roman"/>
+        <w:rFonts w:ascii="Arial" w:eastAsia="Times New Roman" w:hAnsi="Arial" w:cs="Arial"/>
         <w:lang w:val="pt-BR" w:eastAsia="pt-BR" w:bidi="ar-SA"/>
       </w:rPr>
     </w:rPrDefault>
@@ -18790,7 +18790,7 @@
     <w:qFormat/>
     <w:rsid w:val="00961041"/>
     <w:rPr>
-      <w:rFonts w:ascii="Times New Roman" w:hAnsi="Times New Roman"/>
+      <w:rFonts w:ascii="Arial" w:hAnsi="Arial"/>
       <w:bCs/>
       <w:sz w:val="20"/>
     </w:rPr>

--- a/ApêndiceJ-CasosdeTestes/FalaCidade_CasosDeTestes_v3.docx
+++ b/ApêndiceJ-CasosdeTestes/FalaCidade_CasosDeTestes_v3.docx
@@ -15,21 +15,7 @@
           <w:sz w:val="24"/>
           <w:szCs w:val="24"/>
         </w:rPr>
-        <w:t xml:space="preserve">FAI – CENTRO DE ENSINO </w:t>
-      </w:r>
-      <w:r>
-        <w:rPr>
-          <w:sz w:val="24"/>
-          <w:szCs w:val="24"/>
-        </w:rPr>
-        <w:t xml:space="preserve">SUPERIOR EM GESTÃO, TECNOLOGIA </w:t>
-      </w:r>
-      <w:r>
-        <w:rPr>
-          <w:sz w:val="24"/>
-          <w:szCs w:val="24"/>
-        </w:rPr>
-        <w:t>E EDUCAÇÃO</w:t>
+        <w:t xml:space="preserve">FAI – CENTRO DE ENSINO SUPERIOR EM GESTÃO, TECNOLOGIA E EDUCAÇÃO</w:t>
       </w:r>
     </w:p>
     <w:p>
@@ -256,44 +242,23 @@
           <w:sz w:val="24"/>
           <w:szCs w:val="24"/>
         </w:rPr>
-        <w:t>S</w:t>
+        <w:t>SANTA RITA DO SAPUCAÍ - MG</w:t>
       </w:r>
+    </w:p>
+    <w:p>
+      <w:pPr>
+        <w:pStyle w:val="CAPA"/>
+        <w:rPr>
+          <w:sz w:val="24"/>
+          <w:szCs w:val="24"/>
+        </w:rPr>
+      </w:pPr>
       <w:r>
         <w:rPr>
           <w:sz w:val="24"/>
           <w:szCs w:val="24"/>
         </w:rPr>
-        <w:t>ANTA RITA DO SAPUCAÍ - MG</w:t>
-      </w:r>
-    </w:p>
-    <w:p>
-      <w:pPr>
-        <w:pStyle w:val="CAPA"/>
-        <w:rPr>
-          <w:sz w:val="24"/>
-          <w:szCs w:val="24"/>
-        </w:rPr>
-      </w:pPr>
-      <w:r>
-        <w:rPr>
-          <w:sz w:val="24"/>
-          <w:szCs w:val="24"/>
-        </w:rPr>
-        <w:t>20</w:t>
-      </w:r>
-      <w:r>
-        <w:rPr>
-          <w:sz w:val="24"/>
-          <w:szCs w:val="24"/>
-        </w:rPr>
-        <w:t>2</w:t>
-      </w:r>
-      <w:r>
-        <w:rPr>
-          <w:sz w:val="24"/>
-          <w:szCs w:val="24"/>
-        </w:rPr>
-        <w:t>6</w:t>
+        <w:t>2026</w:t>
       </w:r>
       <w:bookmarkStart w:id="0" w:name="_GoBack"/>
       <w:bookmarkEnd w:id="0"/>
@@ -356,7 +321,7 @@
     <w:p>
       <w:pPr/>
       <w:r>
-        <w:t>A verificação apoia-se em duas estratégias complementares, conforme a Seção 8.1 do documento principal: a bateria de testes unitários automatizados, construída com JUnit 5 e Mockito sobre as classes de serviço, de acesso a dados e de segurança do componente de serviço; e os testes funcionais manuais, conduzidos sobre o sistema integrado a partir da interface de usuário. Os casos de teste cuja verificação recai sobre a camada de apresentação — mapa, painel de estatísticas e recursos de acessibilidade — são necessariamente manuais nesta fase, uma vez que os testes automatizados da camada de apresentação estão previstos para a Fase 4.</w:t>
+        <w:t>A verificação apoia-se em duas estratégias complementares, conforme a Seção 8.1 do documento principal: a bateria de testes unitários automatizados, construída com JUnit 5 e Mockito sobre as classes de serviço, de acesso a dados e de segurança do componente de serviço; e os testes funcionais manuais, conduzidos sobre o sistema integrado a partir da interface de usuário. Os casos de teste cuja verificação recai sobre a camada de apresentação — mapa, painel de estatísticas e recursos de acessibilidade — são verificados por testes funcionais manuais; a camada de apresentação dispõe, a partir da Fase 4, de uma bateria inicial de testes automatizados, escritos com Jasmine e executados pelo Karma, que cobre, entre outros pontos, a máscara e a validação da data de nascimento (CT47).</w:t>
       </w:r>
     </w:p>
     <w:p>
@@ -561,7 +526,7 @@
           </w:tcPr>
           <w:p>
             <w:r>
-              <w:t>Componente de comunicação — expedição de mensagens de correio eletrônico e formulário de contato com os administradores.</w:t>
+              <w:t>Componente de comunicação — expedição de mensagens de correio eletrônico, expedição de mensagens de texto (SMS) pelo celular gateway e formulário de contato com os administradores.</w:t>
             </w:r>
           </w:p>
         </w:tc>
@@ -732,7 +697,7 @@
           </w:tcPr>
           <w:p>
             <w:r>
-              <w:t>CT01, CT02</w:t>
+              <w:t>CT01, CT02, CT45, CT47</w:t>
             </w:r>
           </w:p>
         </w:tc>
@@ -800,7 +765,7 @@
           </w:tcPr>
           <w:p>
             <w:r>
-              <w:t>CT04, CT05, CT06</w:t>
+              <w:t>CT04, CT05, CT06, CT39, CT40, CT41, CT42, CT43, CT44</w:t>
             </w:r>
           </w:p>
         </w:tc>
@@ -834,7 +799,7 @@
           </w:tcPr>
           <w:p>
             <w:r>
-              <w:t>CT07</w:t>
+              <w:t>CT07, CT45</w:t>
             </w:r>
           </w:p>
         </w:tc>
@@ -902,7 +867,7 @@
           </w:tcPr>
           <w:p>
             <w:r>
-              <w:t>CT10</w:t>
+              <w:t>CT10, CT46</w:t>
             </w:r>
           </w:p>
         </w:tc>
@@ -1683,7 +1648,7 @@
           </w:tcPr>
           <w:p>
             <w:r>
-              <w:t>Fluxo de execução: O visitante acessa a tela de cadastro, informa nome completo, endereço de correio eletrônico, senha e confirmação de senha, marca o aceite dos termos de uso e da política de privacidade e confirma o envio. O sistema valida os campos, verifica a inexistência de conta com o mesmo endereço de correio eletrônico, cifra a senha com o algoritmo BCrypt, persiste o registro com o papel de cidadão e dispara a mensagem de boas-vindas.</w:t>
+              <w:t>Fluxo de execução: O visitante acessa a tela de cadastro, organizada em seis etapas, com uma pergunta por tela e a barra de progresso “Etapa X de 6”: (1) nome completo; (2) endereço de correio eletrônico; (3) data de nascimento, no formato dd/mm/aaaa, e telefone facultativo; (4) unidade federativa e município; (5) senha e confirmação de senha, com as regras de composição assinaladas durante a digitação; e (6) aceite dos termos de uso e da política de privacidade, com a opção de verificação em duas etapas por correio eletrônico, seguido da opção “Criar conta”. Cada etapa só avança com os seus campos válidos, e a opção “← Voltar” retorna à etapa anterior sem perda dos dados informados. Concluído o envio, o sistema valida os campos, verifica a inexistência de conta com o mesmo endereço de correio eletrônico ou com o mesmo celular, cifra a senha com o algoritmo BCrypt, persiste o registro com o papel de cidadão e dispara a mensagem de boas-vindas.</w:t>
             </w:r>
           </w:p>
         </w:tc>
@@ -1707,7 +1672,7 @@
           </w:tcPr>
           <w:p>
             <w:r>
-              <w:t>Entrada(s): Nome completo: “Beatriz Almeida Nogueira”; e-mail: “beatriz.nogueira@exemplo.com.br” (inexistente na base); senha: “Cidad@o2026”; confirmação de senha: “Cidad@o2026”; data de nascimento: 14/05/1994; município: “Santa Rita do Sapucaí”; aceite dos termos: marcado (verdadeiro).</w:t>
+              <w:t>Entrada(s): Nome completo: “Beatriz Almeida Nogueira”; e-mail: “beatriz.nogueira@exemplo.com.br” (inexistente na base); data de nascimento: “15/03/1995”; telefone: não informado; UF: “MG”; município: “Santa Rita do Sapucaí”; senha: “Cidad@o2026”; confirmação de senha: “Cidad@o2026”; aceite dos termos: marcado (verdadeiro).</w:t>
             </w:r>
           </w:p>
         </w:tc>
@@ -1730,7 +1695,7 @@
           </w:tcPr>
           <w:p>
             <w:r>
-              <w:t>Saída(s) esperada(s): Conta criada com o papel CITIZEN e situação ativa; senha armazenada sob resumo criptográfico, jamais em texto claro; identificador da nova conta retornado pelo serviço; mensagem de confirmação exibida ao usuário e mensagem de boas-vindas expedida.</w:t>
+              <w:t>Saída(s) esperada(s): Avanço pelas seis etapas, com a barra de progresso indicando a etapa corrente; data de nascimento enviada ao servidor no formato “1995-03-15”; conta criada com o papel CITIZEN e situação ativa; senha armazenada sob resumo criptográfico, jamais em texto claro; identificador da nova conta retornado pelo serviço; mensagem de confirmação exibida ao usuário e mensagem de boas-vindas expedida.</w:t>
             </w:r>
           </w:p>
         </w:tc>
@@ -8808,6 +8773,1662 @@
     <w:p>
       <w:pPr/>
     </w:p>
+    <w:tbl>
+      <w:tblPr>
+        <w:tblpPr w:leftFromText="141" w:rightFromText="141" w:vertAnchor="text" w:tblpXSpec="center" w:tblpY="1"/>
+        <w:tblOverlap w:val="never"/>
+        <w:tblW w:w="8824" w:type="dxa"/>
+        <w:tblBorders>
+          <w:top w:val="single" w:sz="4" w:space="0" w:color="auto"/>
+          <w:left w:val="single" w:sz="4" w:space="0" w:color="auto"/>
+          <w:bottom w:val="single" w:sz="4" w:space="0" w:color="auto"/>
+          <w:right w:val="single" w:sz="4" w:space="0" w:color="auto"/>
+          <w:insideH w:val="single" w:sz="6" w:space="0" w:color="auto"/>
+          <w:insideV w:val="single" w:sz="6" w:space="0" w:color="auto"/>
+        </w:tblBorders>
+        <w:tblLayout w:type="fixed"/>
+        <w:tblCellMar>
+          <w:left w:w="70" w:type="dxa"/>
+          <w:right w:w="70" w:type="dxa"/>
+        </w:tblCellMar>
+        <w:tblLook w:val="0000" w:firstRow="0" w:lastRow="0" w:firstColumn="0" w:lastColumn="0" w:noHBand="0" w:noVBand="0"/>
+      </w:tblPr>
+      <w:tblGrid>
+        <w:gridCol w:w="1724"/>
+        <w:gridCol w:w="2104"/>
+        <w:gridCol w:w="4996"/>
+      </w:tblGrid>
+      <w:tr>
+        <w:trPr>
+          <w:trHeight w:val="487"/>
+        </w:trPr>
+        <w:tc>
+          <w:tcPr>
+            <w:tcW w:w="1724" w:type="dxa"/>
+            <w:tcBorders>
+              <w:top w:val="single" w:sz="6" w:space="0" w:color="auto"/>
+              <w:left w:val="single" w:sz="4" w:space="0" w:color="auto"/>
+              <w:bottom w:val="single" w:sz="6" w:space="0" w:color="auto"/>
+              <w:right w:val="single" w:sz="4" w:space="0" w:color="auto"/>
+            </w:tcBorders>
+          </w:tcPr>
+          <w:p>
+            <w:r>
+              <w:t>Item: IT02</w:t>
+            </w:r>
+          </w:p>
+        </w:tc>
+        <w:tc>
+          <w:tcPr>
+            <w:tcW w:w="2104" w:type="dxa"/>
+            <w:tcBorders>
+              <w:top w:val="single" w:sz="6" w:space="0" w:color="auto"/>
+              <w:left w:val="single" w:sz="4" w:space="0" w:color="auto"/>
+              <w:bottom w:val="single" w:sz="6" w:space="0" w:color="auto"/>
+              <w:right w:val="single" w:sz="4" w:space="0" w:color="auto"/>
+            </w:tcBorders>
+          </w:tcPr>
+          <w:p>
+            <w:r>
+              <w:t>No. do teste: CT39</w:t>
+            </w:r>
+          </w:p>
+        </w:tc>
+        <w:tc>
+          <w:tcPr>
+            <w:tcW w:w="4996" w:type="dxa"/>
+            <w:tcBorders>
+              <w:top w:val="single" w:sz="6" w:space="0" w:color="auto"/>
+              <w:left w:val="single" w:sz="6" w:space="0" w:color="auto"/>
+              <w:bottom w:val="single" w:sz="6" w:space="0" w:color="auto"/>
+              <w:right w:val="single" w:sz="4" w:space="0" w:color="auto"/>
+            </w:tcBorders>
+          </w:tcPr>
+          <w:p>
+            <w:r>
+              <w:t>Nome do teste: Ativação da verificação em duas etapas por SMS</w:t>
+            </w:r>
+          </w:p>
+        </w:tc>
+      </w:tr>
+      <w:tr>
+        <w:trPr>
+          <w:trHeight w:val="487"/>
+        </w:trPr>
+        <w:tc>
+          <w:tcPr>
+            <w:tcW w:w="8824" w:type="dxa"/>
+            <w:gridSpan w:val="3"/>
+            <w:tcBorders>
+              <w:top w:val="single" w:sz="6" w:space="0" w:color="auto"/>
+              <w:left w:val="single" w:sz="4" w:space="0" w:color="auto"/>
+              <w:bottom w:val="single" w:sz="6" w:space="0" w:color="auto"/>
+              <w:right w:val="single" w:sz="4" w:space="0" w:color="auto"/>
+            </w:tcBorders>
+          </w:tcPr>
+          <w:p>
+            <w:r>
+              <w:t>Fluxo de execução: O usuário autenticado acessa a tela “Meu Perfil”, aciona “Ativar” na linha “MFA por SMS” e informa o número de celular. O sistema normaliza o número para o padrão internacional E.164, verifica que ele não pertence a outra conta e expede, pelo aplicativo SMS Gateway for Android instalado no celular gateway da equipe, a mensagem com um código de seis dígitos, válido por dez minutos e vinculado ao número de destino. O usuário informa o código recebido e confirma; o sistema grava o celular confirmado em coluna própria, distinta do telefone do perfil.</w:t>
+            </w:r>
+          </w:p>
+        </w:tc>
+      </w:tr>
+      <w:tr>
+        <w:trPr>
+          <w:cantSplit/>
+          <w:trHeight w:val="776"/>
+        </w:trPr>
+        <w:tc>
+          <w:tcPr>
+            <w:tcW w:w="8824" w:type="dxa"/>
+            <w:gridSpan w:val="3"/>
+            <w:tcBorders>
+              <w:top w:val="single" w:sz="6" w:space="0" w:color="auto"/>
+              <w:left w:val="single" w:sz="4" w:space="0" w:color="auto"/>
+              <w:bottom w:val="single" w:sz="6" w:space="0" w:color="auto"/>
+              <w:right w:val="single" w:sz="4" w:space="0" w:color="auto"/>
+            </w:tcBorders>
+            <w:vAlign w:val="center"/>
+          </w:tcPr>
+          <w:p>
+            <w:r>
+              <w:t>Entrada(s): Conta autenticada: “sms@email.com” (papel CITIZEN); celular informado no pedido do código: “(35) 99876-1234”; celular informado na confirmação: “35 99876-1234”, com o código de seis dígitos recebido. Caso negativo: o código enviado a “(35) 99876-1234”, informado com o número “(35) 99111-2222”.</w:t>
+            </w:r>
+          </w:p>
+        </w:tc>
+      </w:tr>
+      <w:tr>
+        <w:trPr>
+          <w:cantSplit/>
+          <w:trHeight w:val="945"/>
+        </w:trPr>
+        <w:tc>
+          <w:tcPr>
+            <w:tcW w:w="8824" w:type="dxa"/>
+            <w:gridSpan w:val="3"/>
+            <w:tcBorders>
+              <w:top w:val="single" w:sz="6" w:space="0" w:color="auto"/>
+              <w:left w:val="single" w:sz="4" w:space="0" w:color="auto"/>
+              <w:right w:val="single" w:sz="4" w:space="0" w:color="auto"/>
+            </w:tcBorders>
+            <w:vAlign w:val="center"/>
+          </w:tcPr>
+          <w:p>
+            <w:r>
+              <w:t>Saída(s) esperada(s): Mensagem expedida ao número “+5535998761234”, por requisição HTTP com autenticação básica ao gateway, com o texto “FalaCidade: seu codigo de verificacao e 123456. Vale por 10 minutos. Nao compartilhe.”, em que “123456” representa o código gerado — sem acentuação e com até 160 caracteres, de modo a caber em uma única mensagem; ativação aceita com o código de estado 200 e celular gravado como “+5535998761234”, apresentado no perfil sob a máscara “(35) 9****-1234”. No caso negativo, a ativação é recusada com o código 401 e nenhum celular é gravado.</w:t>
+            </w:r>
+          </w:p>
+        </w:tc>
+      </w:tr>
+      <w:tr>
+        <w:trPr>
+          <w:trHeight w:val="515"/>
+        </w:trPr>
+        <w:tc>
+          <w:tcPr>
+            <w:tcW w:w="8824" w:type="dxa"/>
+            <w:gridSpan w:val="3"/>
+            <w:tcBorders>
+              <w:top w:val="single" w:sz="6" w:space="0" w:color="auto"/>
+              <w:left w:val="single" w:sz="4" w:space="0" w:color="auto"/>
+              <w:bottom w:val="single" w:sz="4" w:space="0" w:color="auto"/>
+              <w:right w:val="single" w:sz="4" w:space="0" w:color="auto"/>
+            </w:tcBorders>
+          </w:tcPr>
+          <w:p>
+            <w:r>
+              <w:t>Dependência(s): CT04 executado; celular gateway acessível ao servidor de aplicação e envio de SMS habilitado na configuração (app.sms.enabled=true).</w:t>
+            </w:r>
+          </w:p>
+        </w:tc>
+      </w:tr>
+    </w:tbl>
+    <w:p>
+      <w:pPr>
+        <w:pStyle w:val="Legenda"/>
+      </w:pPr>
+      <w:r>
+        <w:rPr>
+          <w:rFonts w:eastAsia="Arial Unicode MS"/>
+        </w:rPr>
+        <w:t>QUADRO 41 – Descrição do caso de teste CT39</w:t>
+      </w:r>
+    </w:p>
+    <w:p>
+      <w:pPr/>
+    </w:p>
+    <w:tbl>
+      <w:tblPr>
+        <w:tblpPr w:leftFromText="141" w:rightFromText="141" w:vertAnchor="text" w:tblpXSpec="center" w:tblpY="1"/>
+        <w:tblOverlap w:val="never"/>
+        <w:tblW w:w="8824" w:type="dxa"/>
+        <w:tblBorders>
+          <w:top w:val="single" w:sz="4" w:space="0" w:color="auto"/>
+          <w:left w:val="single" w:sz="4" w:space="0" w:color="auto"/>
+          <w:bottom w:val="single" w:sz="4" w:space="0" w:color="auto"/>
+          <w:right w:val="single" w:sz="4" w:space="0" w:color="auto"/>
+          <w:insideH w:val="single" w:sz="6" w:space="0" w:color="auto"/>
+          <w:insideV w:val="single" w:sz="6" w:space="0" w:color="auto"/>
+        </w:tblBorders>
+        <w:tblLayout w:type="fixed"/>
+        <w:tblCellMar>
+          <w:left w:w="70" w:type="dxa"/>
+          <w:right w:w="70" w:type="dxa"/>
+        </w:tblCellMar>
+        <w:tblLook w:val="0000" w:firstRow="0" w:lastRow="0" w:firstColumn="0" w:lastColumn="0" w:noHBand="0" w:noVBand="0"/>
+      </w:tblPr>
+      <w:tblGrid>
+        <w:gridCol w:w="1724"/>
+        <w:gridCol w:w="2104"/>
+        <w:gridCol w:w="4996"/>
+      </w:tblGrid>
+      <w:tr>
+        <w:trPr>
+          <w:trHeight w:val="487"/>
+        </w:trPr>
+        <w:tc>
+          <w:tcPr>
+            <w:tcW w:w="1724" w:type="dxa"/>
+            <w:tcBorders>
+              <w:top w:val="single" w:sz="6" w:space="0" w:color="auto"/>
+              <w:left w:val="single" w:sz="4" w:space="0" w:color="auto"/>
+              <w:bottom w:val="single" w:sz="6" w:space="0" w:color="auto"/>
+              <w:right w:val="single" w:sz="4" w:space="0" w:color="auto"/>
+            </w:tcBorders>
+          </w:tcPr>
+          <w:p>
+            <w:r>
+              <w:t>Item: IT02</w:t>
+            </w:r>
+          </w:p>
+        </w:tc>
+        <w:tc>
+          <w:tcPr>
+            <w:tcW w:w="2104" w:type="dxa"/>
+            <w:tcBorders>
+              <w:top w:val="single" w:sz="6" w:space="0" w:color="auto"/>
+              <w:left w:val="single" w:sz="4" w:space="0" w:color="auto"/>
+              <w:bottom w:val="single" w:sz="6" w:space="0" w:color="auto"/>
+              <w:right w:val="single" w:sz="4" w:space="0" w:color="auto"/>
+            </w:tcBorders>
+          </w:tcPr>
+          <w:p>
+            <w:r>
+              <w:t>No. do teste: CT40</w:t>
+            </w:r>
+          </w:p>
+        </w:tc>
+        <w:tc>
+          <w:tcPr>
+            <w:tcW w:w="4996" w:type="dxa"/>
+            <w:tcBorders>
+              <w:top w:val="single" w:sz="6" w:space="0" w:color="auto"/>
+              <w:left w:val="single" w:sz="6" w:space="0" w:color="auto"/>
+              <w:bottom w:val="single" w:sz="6" w:space="0" w:color="auto"/>
+              <w:right w:val="single" w:sz="4" w:space="0" w:color="auto"/>
+            </w:tcBorders>
+          </w:tcPr>
+          <w:p>
+            <w:r>
+              <w:t>Nome do teste: Autenticação com código recebido por SMS</w:t>
+            </w:r>
+          </w:p>
+        </w:tc>
+      </w:tr>
+      <w:tr>
+        <w:trPr>
+          <w:trHeight w:val="487"/>
+        </w:trPr>
+        <w:tc>
+          <w:tcPr>
+            <w:tcW w:w="8824" w:type="dxa"/>
+            <w:gridSpan w:val="3"/>
+            <w:tcBorders>
+              <w:top w:val="single" w:sz="6" w:space="0" w:color="auto"/>
+              <w:left w:val="single" w:sz="4" w:space="0" w:color="auto"/>
+              <w:bottom w:val="single" w:sz="6" w:space="0" w:color="auto"/>
+              <w:right w:val="single" w:sz="4" w:space="0" w:color="auto"/>
+            </w:tcBorders>
+          </w:tcPr>
+          <w:p>
+            <w:r>
+              <w:t>Fluxo de execução: O usuário cuja conta possui apenas a verificação em duas etapas por SMS informa as credenciais válidas na tela de acesso. O sistema emite um token temporário e apresenta somente os métodos ativos da conta; sendo o SMS o único, a tela solicita diretamente o envio do código ao celular confirmado. O usuário informa o código recebido, primeiro com o método de correio eletrônico e, em seguida, com o método SMS.</w:t>
+            </w:r>
+          </w:p>
+        </w:tc>
+      </w:tr>
+      <w:tr>
+        <w:trPr>
+          <w:cantSplit/>
+          <w:trHeight w:val="776"/>
+        </w:trPr>
+        <w:tc>
+          <w:tcPr>
+            <w:tcW w:w="8824" w:type="dxa"/>
+            <w:gridSpan w:val="3"/>
+            <w:tcBorders>
+              <w:top w:val="single" w:sz="6" w:space="0" w:color="auto"/>
+              <w:left w:val="single" w:sz="4" w:space="0" w:color="auto"/>
+              <w:bottom w:val="single" w:sz="6" w:space="0" w:color="auto"/>
+              <w:right w:val="single" w:sz="4" w:space="0" w:color="auto"/>
+            </w:tcBorders>
+            <w:vAlign w:val="center"/>
+          </w:tcPr>
+          <w:p>
+            <w:r>
+              <w:t>Entrada(s): Conta “sms@email.com” (papel CITIZEN), com a verificação por SMS ativa no celular “+5535998761234” e sem os demais métodos; senha correta; código de seis dígitos recebido por SMS, informado com o método “EMAIL” e, depois, com o método “SMS”. Caso complementar: a mesma conta com as verificações por correio eletrônico e por SMS ativas.</w:t>
+            </w:r>
+          </w:p>
+        </w:tc>
+      </w:tr>
+      <w:tr>
+        <w:trPr>
+          <w:cantSplit/>
+          <w:trHeight w:val="945"/>
+        </w:trPr>
+        <w:tc>
+          <w:tcPr>
+            <w:tcW w:w="8824" w:type="dxa"/>
+            <w:gridSpan w:val="3"/>
+            <w:tcBorders>
+              <w:top w:val="single" w:sz="6" w:space="0" w:color="auto"/>
+              <w:left w:val="single" w:sz="4" w:space="0" w:color="auto"/>
+              <w:right w:val="single" w:sz="4" w:space="0" w:color="auto"/>
+            </w:tcBorders>
+            <w:vAlign w:val="center"/>
+          </w:tcPr>
+          <w:p>
+            <w:r>
+              <w:t>Saída(s) esperada(s): Após a senha, nenhum token de acesso é emitido: a resposta indica a exigência do segundo fator, com apenas o método SMS disponível, e nenhuma mensagem é expedida até o pedido de envio, atendido com o código de estado 200. O código do SMS informado com o método de correio eletrônico é recusado com o código 401; informado com o método SMS, o token de acesso é emitido. O código gerado para o correio eletrônico não é aceito como código de SMS. No caso complementar, nada é expedido até a escolha do método pelo usuário.</w:t>
+            </w:r>
+          </w:p>
+        </w:tc>
+      </w:tr>
+      <w:tr>
+        <w:trPr>
+          <w:trHeight w:val="515"/>
+        </w:trPr>
+        <w:tc>
+          <w:tcPr>
+            <w:tcW w:w="8824" w:type="dxa"/>
+            <w:gridSpan w:val="3"/>
+            <w:tcBorders>
+              <w:top w:val="single" w:sz="6" w:space="0" w:color="auto"/>
+              <w:left w:val="single" w:sz="4" w:space="0" w:color="auto"/>
+              <w:bottom w:val="single" w:sz="4" w:space="0" w:color="auto"/>
+              <w:right w:val="single" w:sz="4" w:space="0" w:color="auto"/>
+            </w:tcBorders>
+          </w:tcPr>
+          <w:p>
+            <w:r>
+              <w:t>Dependência(s): CT39 executado.</w:t>
+            </w:r>
+          </w:p>
+        </w:tc>
+      </w:tr>
+    </w:tbl>
+    <w:p>
+      <w:pPr>
+        <w:pStyle w:val="Legenda"/>
+      </w:pPr>
+      <w:r>
+        <w:rPr>
+          <w:rFonts w:eastAsia="Arial Unicode MS"/>
+        </w:rPr>
+        <w:t>QUADRO 42 – Descrição do caso de teste CT40</w:t>
+      </w:r>
+    </w:p>
+    <w:p>
+      <w:pPr/>
+    </w:p>
+    <w:tbl>
+      <w:tblPr>
+        <w:tblpPr w:leftFromText="141" w:rightFromText="141" w:vertAnchor="text" w:tblpXSpec="center" w:tblpY="1"/>
+        <w:tblOverlap w:val="never"/>
+        <w:tblW w:w="8824" w:type="dxa"/>
+        <w:tblBorders>
+          <w:top w:val="single" w:sz="4" w:space="0" w:color="auto"/>
+          <w:left w:val="single" w:sz="4" w:space="0" w:color="auto"/>
+          <w:bottom w:val="single" w:sz="4" w:space="0" w:color="auto"/>
+          <w:right w:val="single" w:sz="4" w:space="0" w:color="auto"/>
+          <w:insideH w:val="single" w:sz="6" w:space="0" w:color="auto"/>
+          <w:insideV w:val="single" w:sz="6" w:space="0" w:color="auto"/>
+        </w:tblBorders>
+        <w:tblLayout w:type="fixed"/>
+        <w:tblCellMar>
+          <w:left w:w="70" w:type="dxa"/>
+          <w:right w:w="70" w:type="dxa"/>
+        </w:tblCellMar>
+        <w:tblLook w:val="0000" w:firstRow="0" w:lastRow="0" w:firstColumn="0" w:lastColumn="0" w:noHBand="0" w:noVBand="0"/>
+      </w:tblPr>
+      <w:tblGrid>
+        <w:gridCol w:w="1724"/>
+        <w:gridCol w:w="2104"/>
+        <w:gridCol w:w="4996"/>
+      </w:tblGrid>
+      <w:tr>
+        <w:trPr>
+          <w:trHeight w:val="487"/>
+        </w:trPr>
+        <w:tc>
+          <w:tcPr>
+            <w:tcW w:w="1724" w:type="dxa"/>
+            <w:tcBorders>
+              <w:top w:val="single" w:sz="6" w:space="0" w:color="auto"/>
+              <w:left w:val="single" w:sz="4" w:space="0" w:color="auto"/>
+              <w:bottom w:val="single" w:sz="6" w:space="0" w:color="auto"/>
+              <w:right w:val="single" w:sz="4" w:space="0" w:color="auto"/>
+            </w:tcBorders>
+          </w:tcPr>
+          <w:p>
+            <w:r>
+              <w:t>Item: IT02, IT06</w:t>
+            </w:r>
+          </w:p>
+        </w:tc>
+        <w:tc>
+          <w:tcPr>
+            <w:tcW w:w="2104" w:type="dxa"/>
+            <w:tcBorders>
+              <w:top w:val="single" w:sz="6" w:space="0" w:color="auto"/>
+              <w:left w:val="single" w:sz="4" w:space="0" w:color="auto"/>
+              <w:bottom w:val="single" w:sz="6" w:space="0" w:color="auto"/>
+              <w:right w:val="single" w:sz="4" w:space="0" w:color="auto"/>
+            </w:tcBorders>
+          </w:tcPr>
+          <w:p>
+            <w:r>
+              <w:t>No. do teste: CT41</w:t>
+            </w:r>
+          </w:p>
+        </w:tc>
+        <w:tc>
+          <w:tcPr>
+            <w:tcW w:w="4996" w:type="dxa"/>
+            <w:tcBorders>
+              <w:top w:val="single" w:sz="6" w:space="0" w:color="auto"/>
+              <w:left w:val="single" w:sz="6" w:space="0" w:color="auto"/>
+              <w:bottom w:val="single" w:sz="6" w:space="0" w:color="auto"/>
+              <w:right w:val="single" w:sz="4" w:space="0" w:color="auto"/>
+            </w:tcBorders>
+          </w:tcPr>
+          <w:p>
+            <w:r>
+              <w:t>Nome do teste: Intervalo mínimo entre envios de código por SMS</w:t>
+            </w:r>
+          </w:p>
+        </w:tc>
+      </w:tr>
+      <w:tr>
+        <w:trPr>
+          <w:trHeight w:val="487"/>
+        </w:trPr>
+        <w:tc>
+          <w:tcPr>
+            <w:tcW w:w="8824" w:type="dxa"/>
+            <w:gridSpan w:val="3"/>
+            <w:tcBorders>
+              <w:top w:val="single" w:sz="6" w:space="0" w:color="auto"/>
+              <w:left w:val="single" w:sz="4" w:space="0" w:color="auto"/>
+              <w:bottom w:val="single" w:sz="6" w:space="0" w:color="auto"/>
+              <w:right w:val="single" w:sz="4" w:space="0" w:color="auto"/>
+            </w:tcBorders>
+          </w:tcPr>
+          <w:p>
+            <w:r>
+              <w:t>Fluxo de execução: Expedido um código por SMS, o usuário aciona “Reenviar código” antes de decorridos sessenta segundos. O sistema verifica o horário do último envio pelo canal SMS e recusa o novo envio, preservando a validade do código anterior; no perfil, o botão de reenvio apresenta a contagem regressiva de sessenta segundos. A restrição protege o chip do celular gateway contra o bloqueio por envio em massa pela operadora.</w:t>
+            </w:r>
+          </w:p>
+        </w:tc>
+      </w:tr>
+      <w:tr>
+        <w:trPr>
+          <w:cantSplit/>
+          <w:trHeight w:val="776"/>
+        </w:trPr>
+        <w:tc>
+          <w:tcPr>
+            <w:tcW w:w="8824" w:type="dxa"/>
+            <w:gridSpan w:val="3"/>
+            <w:tcBorders>
+              <w:top w:val="single" w:sz="6" w:space="0" w:color="auto"/>
+              <w:left w:val="single" w:sz="4" w:space="0" w:color="auto"/>
+              <w:bottom w:val="single" w:sz="6" w:space="0" w:color="auto"/>
+              <w:right w:val="single" w:sz="4" w:space="0" w:color="auto"/>
+            </w:tcBorders>
+            <w:vAlign w:val="center"/>
+          </w:tcPr>
+          <w:p>
+            <w:r>
+              <w:t>Entrada(s): Conta de identificador 1, com o celular “+5535998761234”; primeiro pedido de envio; segundo pedido, imediatamente após o primeiro; em seguida, o código recebido no primeiro envio.</w:t>
+            </w:r>
+          </w:p>
+        </w:tc>
+      </w:tr>
+      <w:tr>
+        <w:trPr>
+          <w:cantSplit/>
+          <w:trHeight w:val="945"/>
+        </w:trPr>
+        <w:tc>
+          <w:tcPr>
+            <w:tcW w:w="8824" w:type="dxa"/>
+            <w:gridSpan w:val="3"/>
+            <w:tcBorders>
+              <w:top w:val="single" w:sz="6" w:space="0" w:color="auto"/>
+              <w:left w:val="single" w:sz="4" w:space="0" w:color="auto"/>
+              <w:right w:val="single" w:sz="4" w:space="0" w:color="auto"/>
+            </w:tcBorders>
+            <w:vAlign w:val="center"/>
+          </w:tcPr>
+          <w:p>
+            <w:r>
+              <w:t>Saída(s) esperada(s): Primeiro pedido atendido com o código de estado 200; segundo pedido recusado com o código 429 e a mensagem “Aguarde um minuto para pedir outro código.”, sem nova expedição ao gateway; código do primeiro envio aceito. O intervalo é apurado por canal, de modo que o envio por SMS não impede o envio de código por correio eletrônico.</w:t>
+            </w:r>
+          </w:p>
+        </w:tc>
+      </w:tr>
+      <w:tr>
+        <w:trPr>
+          <w:trHeight w:val="515"/>
+        </w:trPr>
+        <w:tc>
+          <w:tcPr>
+            <w:tcW w:w="8824" w:type="dxa"/>
+            <w:gridSpan w:val="3"/>
+            <w:tcBorders>
+              <w:top w:val="single" w:sz="6" w:space="0" w:color="auto"/>
+              <w:left w:val="single" w:sz="4" w:space="0" w:color="auto"/>
+              <w:bottom w:val="single" w:sz="4" w:space="0" w:color="auto"/>
+              <w:right w:val="single" w:sz="4" w:space="0" w:color="auto"/>
+            </w:tcBorders>
+          </w:tcPr>
+          <w:p>
+            <w:r>
+              <w:t>Dependência(s): CT39 executado.</w:t>
+            </w:r>
+          </w:p>
+        </w:tc>
+      </w:tr>
+    </w:tbl>
+    <w:p>
+      <w:pPr>
+        <w:pStyle w:val="Legenda"/>
+      </w:pPr>
+      <w:r>
+        <w:rPr>
+          <w:rFonts w:eastAsia="Arial Unicode MS"/>
+        </w:rPr>
+        <w:t>QUADRO 43 – Descrição do caso de teste CT41</w:t>
+      </w:r>
+    </w:p>
+    <w:p>
+      <w:pPr/>
+    </w:p>
+    <w:tbl>
+      <w:tblPr>
+        <w:tblpPr w:leftFromText="141" w:rightFromText="141" w:vertAnchor="text" w:tblpXSpec="center" w:tblpY="1"/>
+        <w:tblOverlap w:val="never"/>
+        <w:tblW w:w="8824" w:type="dxa"/>
+        <w:tblBorders>
+          <w:top w:val="single" w:sz="4" w:space="0" w:color="auto"/>
+          <w:left w:val="single" w:sz="4" w:space="0" w:color="auto"/>
+          <w:bottom w:val="single" w:sz="4" w:space="0" w:color="auto"/>
+          <w:right w:val="single" w:sz="4" w:space="0" w:color="auto"/>
+          <w:insideH w:val="single" w:sz="6" w:space="0" w:color="auto"/>
+          <w:insideV w:val="single" w:sz="6" w:space="0" w:color="auto"/>
+        </w:tblBorders>
+        <w:tblLayout w:type="fixed"/>
+        <w:tblCellMar>
+          <w:left w:w="70" w:type="dxa"/>
+          <w:right w:w="70" w:type="dxa"/>
+        </w:tblCellMar>
+        <w:tblLook w:val="0000" w:firstRow="0" w:lastRow="0" w:firstColumn="0" w:lastColumn="0" w:noHBand="0" w:noVBand="0"/>
+      </w:tblPr>
+      <w:tblGrid>
+        <w:gridCol w:w="1724"/>
+        <w:gridCol w:w="2104"/>
+        <w:gridCol w:w="4996"/>
+      </w:tblGrid>
+      <w:tr>
+        <w:trPr>
+          <w:trHeight w:val="487"/>
+        </w:trPr>
+        <w:tc>
+          <w:tcPr>
+            <w:tcW w:w="1724" w:type="dxa"/>
+            <w:tcBorders>
+              <w:top w:val="single" w:sz="6" w:space="0" w:color="auto"/>
+              <w:left w:val="single" w:sz="4" w:space="0" w:color="auto"/>
+              <w:bottom w:val="single" w:sz="6" w:space="0" w:color="auto"/>
+              <w:right w:val="single" w:sz="4" w:space="0" w:color="auto"/>
+            </w:tcBorders>
+          </w:tcPr>
+          <w:p>
+            <w:r>
+              <w:t>Item: IT02, IT06</w:t>
+            </w:r>
+          </w:p>
+        </w:tc>
+        <w:tc>
+          <w:tcPr>
+            <w:tcW w:w="2104" w:type="dxa"/>
+            <w:tcBorders>
+              <w:top w:val="single" w:sz="6" w:space="0" w:color="auto"/>
+              <w:left w:val="single" w:sz="4" w:space="0" w:color="auto"/>
+              <w:bottom w:val="single" w:sz="6" w:space="0" w:color="auto"/>
+              <w:right w:val="single" w:sz="4" w:space="0" w:color="auto"/>
+            </w:tcBorders>
+          </w:tcPr>
+          <w:p>
+            <w:r>
+              <w:t>No. do teste: CT42</w:t>
+            </w:r>
+          </w:p>
+        </w:tc>
+        <w:tc>
+          <w:tcPr>
+            <w:tcW w:w="4996" w:type="dxa"/>
+            <w:tcBorders>
+              <w:top w:val="single" w:sz="6" w:space="0" w:color="auto"/>
+              <w:left w:val="single" w:sz="6" w:space="0" w:color="auto"/>
+              <w:bottom w:val="single" w:sz="6" w:space="0" w:color="auto"/>
+              <w:right w:val="single" w:sz="4" w:space="0" w:color="auto"/>
+            </w:tcBorders>
+          </w:tcPr>
+          <w:p>
+            <w:r>
+              <w:t>Nome do teste: Envio de SMS com o celular gateway indisponível</w:t>
+            </w:r>
+          </w:p>
+        </w:tc>
+      </w:tr>
+      <w:tr>
+        <w:trPr>
+          <w:trHeight w:val="487"/>
+        </w:trPr>
+        <w:tc>
+          <w:tcPr>
+            <w:tcW w:w="8824" w:type="dxa"/>
+            <w:gridSpan w:val="3"/>
+            <w:tcBorders>
+              <w:top w:val="single" w:sz="6" w:space="0" w:color="auto"/>
+              <w:left w:val="single" w:sz="4" w:space="0" w:color="auto"/>
+              <w:bottom w:val="single" w:sz="6" w:space="0" w:color="auto"/>
+              <w:right w:val="single" w:sz="4" w:space="0" w:color="auto"/>
+            </w:tcBorders>
+          </w:tcPr>
+          <w:p>
+            <w:r>
+              <w:t>Fluxo de execução: Com o celular gateway desligado ou fora da rede, o usuário que possui apenas o método SMS informa as credenciais e solicita o envio do código. O sistema tenta a conexão com o gateway, com limite de cinco segundos para o seu estabelecimento, e, frustrada a expedição, descarta o código gerado e informa a falha, liberando nova tentativa imediata.</w:t>
+            </w:r>
+          </w:p>
+        </w:tc>
+      </w:tr>
+      <w:tr>
+        <w:trPr>
+          <w:cantSplit/>
+          <w:trHeight w:val="776"/>
+        </w:trPr>
+        <w:tc>
+          <w:tcPr>
+            <w:tcW w:w="8824" w:type="dxa"/>
+            <w:gridSpan w:val="3"/>
+            <w:tcBorders>
+              <w:top w:val="single" w:sz="6" w:space="0" w:color="auto"/>
+              <w:left w:val="single" w:sz="4" w:space="0" w:color="auto"/>
+              <w:bottom w:val="single" w:sz="6" w:space="0" w:color="auto"/>
+              <w:right w:val="single" w:sz="4" w:space="0" w:color="auto"/>
+            </w:tcBorders>
+            <w:vAlign w:val="center"/>
+          </w:tcPr>
+          <w:p>
+            <w:r>
+              <w:t>Entrada(s): Conta “sms@email.com”, com o celular “+5535998761234”; endereço do gateway “http://127.0.0.1:1/message” (porta fechada, com recusa da conexão). Caso complementar: gateway acessível que responde com o código de estado 500.</w:t>
+            </w:r>
+          </w:p>
+        </w:tc>
+      </w:tr>
+      <w:tr>
+        <w:trPr>
+          <w:cantSplit/>
+          <w:trHeight w:val="945"/>
+        </w:trPr>
+        <w:tc>
+          <w:tcPr>
+            <w:tcW w:w="8824" w:type="dxa"/>
+            <w:gridSpan w:val="3"/>
+            <w:tcBorders>
+              <w:top w:val="single" w:sz="6" w:space="0" w:color="auto"/>
+              <w:left w:val="single" w:sz="4" w:space="0" w:color="auto"/>
+              <w:right w:val="single" w:sz="4" w:space="0" w:color="auto"/>
+            </w:tcBorders>
+            <w:vAlign w:val="center"/>
+          </w:tcPr>
+          <w:p>
+            <w:r>
+              <w:t>Saída(s) esperada(s): Pedido de envio respondido com o código de estado 502 e a mensagem “Não foi possível enviar o SMS agora. Tente de novo ou escolha outro método.”, apresentada de imediato na tela de verificação; nenhum token de acesso emitido. Restabelecido o gateway, novo pedido é atendido com o código 200, sem aguardar o intervalo mínimo do CT41.</w:t>
+            </w:r>
+          </w:p>
+        </w:tc>
+      </w:tr>
+      <w:tr>
+        <w:trPr>
+          <w:trHeight w:val="515"/>
+        </w:trPr>
+        <w:tc>
+          <w:tcPr>
+            <w:tcW w:w="8824" w:type="dxa"/>
+            <w:gridSpan w:val="3"/>
+            <w:tcBorders>
+              <w:top w:val="single" w:sz="6" w:space="0" w:color="auto"/>
+              <w:left w:val="single" w:sz="4" w:space="0" w:color="auto"/>
+              <w:bottom w:val="single" w:sz="4" w:space="0" w:color="auto"/>
+              <w:right w:val="single" w:sz="4" w:space="0" w:color="auto"/>
+            </w:tcBorders>
+          </w:tcPr>
+          <w:p>
+            <w:r>
+              <w:t>Dependência(s): CT40 especificado.</w:t>
+            </w:r>
+          </w:p>
+        </w:tc>
+      </w:tr>
+    </w:tbl>
+    <w:p>
+      <w:pPr>
+        <w:pStyle w:val="Legenda"/>
+      </w:pPr>
+      <w:r>
+        <w:rPr>
+          <w:rFonts w:eastAsia="Arial Unicode MS"/>
+        </w:rPr>
+        <w:t>QUADRO 44 – Descrição do caso de teste CT42</w:t>
+      </w:r>
+    </w:p>
+    <w:p>
+      <w:pPr/>
+    </w:p>
+    <w:tbl>
+      <w:tblPr>
+        <w:tblpPr w:leftFromText="141" w:rightFromText="141" w:vertAnchor="text" w:tblpXSpec="center" w:tblpY="1"/>
+        <w:tblOverlap w:val="never"/>
+        <w:tblW w:w="8824" w:type="dxa"/>
+        <w:tblBorders>
+          <w:top w:val="single" w:sz="4" w:space="0" w:color="auto"/>
+          <w:left w:val="single" w:sz="4" w:space="0" w:color="auto"/>
+          <w:bottom w:val="single" w:sz="4" w:space="0" w:color="auto"/>
+          <w:right w:val="single" w:sz="4" w:space="0" w:color="auto"/>
+          <w:insideH w:val="single" w:sz="6" w:space="0" w:color="auto"/>
+          <w:insideV w:val="single" w:sz="6" w:space="0" w:color="auto"/>
+        </w:tblBorders>
+        <w:tblLayout w:type="fixed"/>
+        <w:tblCellMar>
+          <w:left w:w="70" w:type="dxa"/>
+          <w:right w:w="70" w:type="dxa"/>
+        </w:tblCellMar>
+        <w:tblLook w:val="0000" w:firstRow="0" w:lastRow="0" w:firstColumn="0" w:lastColumn="0" w:noHBand="0" w:noVBand="0"/>
+      </w:tblPr>
+      <w:tblGrid>
+        <w:gridCol w:w="1724"/>
+        <w:gridCol w:w="2104"/>
+        <w:gridCol w:w="4996"/>
+      </w:tblGrid>
+      <w:tr>
+        <w:trPr>
+          <w:trHeight w:val="487"/>
+        </w:trPr>
+        <w:tc>
+          <w:tcPr>
+            <w:tcW w:w="1724" w:type="dxa"/>
+            <w:tcBorders>
+              <w:top w:val="single" w:sz="6" w:space="0" w:color="auto"/>
+              <w:left w:val="single" w:sz="4" w:space="0" w:color="auto"/>
+              <w:bottom w:val="single" w:sz="6" w:space="0" w:color="auto"/>
+              <w:right w:val="single" w:sz="4" w:space="0" w:color="auto"/>
+            </w:tcBorders>
+          </w:tcPr>
+          <w:p>
+            <w:r>
+              <w:t>Item: IT02, IT06</w:t>
+            </w:r>
+          </w:p>
+        </w:tc>
+        <w:tc>
+          <w:tcPr>
+            <w:tcW w:w="2104" w:type="dxa"/>
+            <w:tcBorders>
+              <w:top w:val="single" w:sz="6" w:space="0" w:color="auto"/>
+              <w:left w:val="single" w:sz="4" w:space="0" w:color="auto"/>
+              <w:bottom w:val="single" w:sz="6" w:space="0" w:color="auto"/>
+              <w:right w:val="single" w:sz="4" w:space="0" w:color="auto"/>
+            </w:tcBorders>
+          </w:tcPr>
+          <w:p>
+            <w:r>
+              <w:t>No. do teste: CT43</w:t>
+            </w:r>
+          </w:p>
+        </w:tc>
+        <w:tc>
+          <w:tcPr>
+            <w:tcW w:w="4996" w:type="dxa"/>
+            <w:tcBorders>
+              <w:top w:val="single" w:sz="6" w:space="0" w:color="auto"/>
+              <w:left w:val="single" w:sz="6" w:space="0" w:color="auto"/>
+              <w:bottom w:val="single" w:sz="6" w:space="0" w:color="auto"/>
+              <w:right w:val="single" w:sz="4" w:space="0" w:color="auto"/>
+            </w:tcBorders>
+          </w:tcPr>
+          <w:p>
+            <w:r>
+              <w:t>Nome do teste: Reserva por correio eletrônico com o envio de SMS desligado</w:t>
+            </w:r>
+          </w:p>
+        </w:tc>
+      </w:tr>
+      <w:tr>
+        <w:trPr>
+          <w:trHeight w:val="487"/>
+        </w:trPr>
+        <w:tc>
+          <w:tcPr>
+            <w:tcW w:w="8824" w:type="dxa"/>
+            <w:gridSpan w:val="3"/>
+            <w:tcBorders>
+              <w:top w:val="single" w:sz="6" w:space="0" w:color="auto"/>
+              <w:left w:val="single" w:sz="4" w:space="0" w:color="auto"/>
+              <w:bottom w:val="single" w:sz="6" w:space="0" w:color="auto"/>
+              <w:right w:val="single" w:sz="4" w:space="0" w:color="auto"/>
+            </w:tcBorders>
+          </w:tcPr>
+          <w:p>
+            <w:r>
+              <w:t>Fluxo de execução: Com o envio de SMS desligado na configuração do servidor, o usuário que possui apenas o método SMS informa as credenciais válidas. O sistema, em vez de dispensar o segundo fator ou impedir o acesso, expede o código ao endereço de correio eletrônico da conta; o usuário informa o código recebido e confirma. O mesmo tratamento aplica-se ao código de confirmação da exclusão da conta (CT46).</w:t>
+            </w:r>
+          </w:p>
+        </w:tc>
+      </w:tr>
+      <w:tr>
+        <w:trPr>
+          <w:cantSplit/>
+          <w:trHeight w:val="776"/>
+        </w:trPr>
+        <w:tc>
+          <w:tcPr>
+            <w:tcW w:w="8824" w:type="dxa"/>
+            <w:gridSpan w:val="3"/>
+            <w:tcBorders>
+              <w:top w:val="single" w:sz="6" w:space="0" w:color="auto"/>
+              <w:left w:val="single" w:sz="4" w:space="0" w:color="auto"/>
+              <w:bottom w:val="single" w:sz="6" w:space="0" w:color="auto"/>
+              <w:right w:val="single" w:sz="4" w:space="0" w:color="auto"/>
+            </w:tcBorders>
+            <w:vAlign w:val="center"/>
+          </w:tcPr>
+          <w:p>
+            <w:r>
+              <w:t>Entrada(s): Configuração app.sms.enabled=false; conta “sms@email.com”, com o celular “+5535998761234” e sem a verificação por correio eletrônico ativa; senha correta; código recebido por correio eletrônico. Caso complementar: pedido direto de envio do código por SMS.</w:t>
+            </w:r>
+          </w:p>
+        </w:tc>
+      </w:tr>
+      <w:tr>
+        <w:trPr>
+          <w:cantSplit/>
+          <w:trHeight w:val="945"/>
+        </w:trPr>
+        <w:tc>
+          <w:tcPr>
+            <w:tcW w:w="8824" w:type="dxa"/>
+            <w:gridSpan w:val="3"/>
+            <w:tcBorders>
+              <w:top w:val="single" w:sz="6" w:space="0" w:color="auto"/>
+              <w:left w:val="single" w:sz="4" w:space="0" w:color="auto"/>
+              <w:right w:val="single" w:sz="4" w:space="0" w:color="auto"/>
+            </w:tcBorders>
+            <w:vAlign w:val="center"/>
+          </w:tcPr>
+          <w:p>
+            <w:r>
+              <w:t>Saída(s) esperada(s): Resposta de autenticação com a exigência do segundo fator e apenas o método de correio eletrônico disponível; nenhuma requisição dirigida ao gateway; token emitido com o código recebido por correio eletrônico, sem que a verificação por correio eletrônico passe a constar como ativa na conta. No caso complementar, o pedido é respondido com o código de estado 503.</w:t>
+            </w:r>
+          </w:p>
+        </w:tc>
+      </w:tr>
+      <w:tr>
+        <w:trPr>
+          <w:trHeight w:val="515"/>
+        </w:trPr>
+        <w:tc>
+          <w:tcPr>
+            <w:tcW w:w="8824" w:type="dxa"/>
+            <w:gridSpan w:val="3"/>
+            <w:tcBorders>
+              <w:top w:val="single" w:sz="6" w:space="0" w:color="auto"/>
+              <w:left w:val="single" w:sz="4" w:space="0" w:color="auto"/>
+              <w:bottom w:val="single" w:sz="4" w:space="0" w:color="auto"/>
+              <w:right w:val="single" w:sz="4" w:space="0" w:color="auto"/>
+            </w:tcBorders>
+          </w:tcPr>
+          <w:p>
+            <w:r>
+              <w:t>Dependência(s): CT39 executado.</w:t>
+            </w:r>
+          </w:p>
+        </w:tc>
+      </w:tr>
+    </w:tbl>
+    <w:p>
+      <w:pPr>
+        <w:pStyle w:val="Legenda"/>
+      </w:pPr>
+      <w:r>
+        <w:rPr>
+          <w:rFonts w:eastAsia="Arial Unicode MS"/>
+        </w:rPr>
+        <w:t>QUADRO 45 – Descrição do caso de teste CT43</w:t>
+      </w:r>
+    </w:p>
+    <w:p>
+      <w:pPr/>
+    </w:p>
+    <w:tbl>
+      <w:tblPr>
+        <w:tblpPr w:leftFromText="141" w:rightFromText="141" w:vertAnchor="text" w:tblpXSpec="center" w:tblpY="1"/>
+        <w:tblOverlap w:val="never"/>
+        <w:tblW w:w="8824" w:type="dxa"/>
+        <w:tblBorders>
+          <w:top w:val="single" w:sz="4" w:space="0" w:color="auto"/>
+          <w:left w:val="single" w:sz="4" w:space="0" w:color="auto"/>
+          <w:bottom w:val="single" w:sz="4" w:space="0" w:color="auto"/>
+          <w:right w:val="single" w:sz="4" w:space="0" w:color="auto"/>
+          <w:insideH w:val="single" w:sz="6" w:space="0" w:color="auto"/>
+          <w:insideV w:val="single" w:sz="6" w:space="0" w:color="auto"/>
+        </w:tblBorders>
+        <w:tblLayout w:type="fixed"/>
+        <w:tblCellMar>
+          <w:left w:w="70" w:type="dxa"/>
+          <w:right w:w="70" w:type="dxa"/>
+        </w:tblCellMar>
+        <w:tblLook w:val="0000" w:firstRow="0" w:lastRow="0" w:firstColumn="0" w:lastColumn="0" w:noHBand="0" w:noVBand="0"/>
+      </w:tblPr>
+      <w:tblGrid>
+        <w:gridCol w:w="1724"/>
+        <w:gridCol w:w="2104"/>
+        <w:gridCol w:w="4996"/>
+      </w:tblGrid>
+      <w:tr>
+        <w:trPr>
+          <w:trHeight w:val="487"/>
+        </w:trPr>
+        <w:tc>
+          <w:tcPr>
+            <w:tcW w:w="1724" w:type="dxa"/>
+            <w:tcBorders>
+              <w:top w:val="single" w:sz="6" w:space="0" w:color="auto"/>
+              <w:left w:val="single" w:sz="4" w:space="0" w:color="auto"/>
+              <w:bottom w:val="single" w:sz="6" w:space="0" w:color="auto"/>
+              <w:right w:val="single" w:sz="4" w:space="0" w:color="auto"/>
+            </w:tcBorders>
+          </w:tcPr>
+          <w:p>
+            <w:r>
+              <w:t>Item: IT02</w:t>
+            </w:r>
+          </w:p>
+        </w:tc>
+        <w:tc>
+          <w:tcPr>
+            <w:tcW w:w="2104" w:type="dxa"/>
+            <w:tcBorders>
+              <w:top w:val="single" w:sz="6" w:space="0" w:color="auto"/>
+              <w:left w:val="single" w:sz="4" w:space="0" w:color="auto"/>
+              <w:bottom w:val="single" w:sz="6" w:space="0" w:color="auto"/>
+              <w:right w:val="single" w:sz="4" w:space="0" w:color="auto"/>
+            </w:tcBorders>
+          </w:tcPr>
+          <w:p>
+            <w:r>
+              <w:t>No. do teste: CT44</w:t>
+            </w:r>
+          </w:p>
+        </w:tc>
+        <w:tc>
+          <w:tcPr>
+            <w:tcW w:w="4996" w:type="dxa"/>
+            <w:tcBorders>
+              <w:top w:val="single" w:sz="6" w:space="0" w:color="auto"/>
+              <w:left w:val="single" w:sz="6" w:space="0" w:color="auto"/>
+              <w:bottom w:val="single" w:sz="6" w:space="0" w:color="auto"/>
+              <w:right w:val="single" w:sz="4" w:space="0" w:color="auto"/>
+            </w:tcBorders>
+          </w:tcPr>
+          <w:p>
+            <w:r>
+              <w:t>Nome do teste: Recusa de telefone fixo ou de número inválido para o SMS</w:t>
+            </w:r>
+          </w:p>
+        </w:tc>
+      </w:tr>
+      <w:tr>
+        <w:trPr>
+          <w:trHeight w:val="487"/>
+        </w:trPr>
+        <w:tc>
+          <w:tcPr>
+            <w:tcW w:w="8824" w:type="dxa"/>
+            <w:gridSpan w:val="3"/>
+            <w:tcBorders>
+              <w:top w:val="single" w:sz="6" w:space="0" w:color="auto"/>
+              <w:left w:val="single" w:sz="4" w:space="0" w:color="auto"/>
+              <w:bottom w:val="single" w:sz="6" w:space="0" w:color="auto"/>
+              <w:right w:val="single" w:sz="4" w:space="0" w:color="auto"/>
+            </w:tcBorders>
+          </w:tcPr>
+          <w:p>
+            <w:r>
+              <w:t>Fluxo de execução: Na ativação da verificação por SMS, o usuário informa um número de telefone fixo ou um número incompleto. O sistema verifica o formato do celular brasileiro — DDD existente, dígito 9 inicial e oito dígitos subsequentes, aceitos com ou sem máscara, com o prefixo internacional 55 e com o sinal “+” — e recusa o número antes de qualquer expedição.</w:t>
+            </w:r>
+          </w:p>
+        </w:tc>
+      </w:tr>
+      <w:tr>
+        <w:trPr>
+          <w:cantSplit/>
+          <w:trHeight w:val="776"/>
+        </w:trPr>
+        <w:tc>
+          <w:tcPr>
+            <w:tcW w:w="8824" w:type="dxa"/>
+            <w:gridSpan w:val="3"/>
+            <w:tcBorders>
+              <w:top w:val="single" w:sz="6" w:space="0" w:color="auto"/>
+              <w:left w:val="single" w:sz="4" w:space="0" w:color="auto"/>
+              <w:bottom w:val="single" w:sz="6" w:space="0" w:color="auto"/>
+              <w:right w:val="single" w:sz="4" w:space="0" w:color="auto"/>
+            </w:tcBorders>
+            <w:vAlign w:val="center"/>
+          </w:tcPr>
+          <w:p>
+            <w:r>
+              <w:t>Entrada(s): Números a recusar: “(35) 3471-1234” (telefone fixo), “1234” (incompleto), “(35) 89876-1234” (sem o dígito 9 inicial), “035998761234” (com o zero de operadora), “(30) 99876-1234” e “(05) 99876-1234” (DDD inexistente). Números a aceitar: “(35) 99876-1234”, “+55 35 99876-1234”, “35998761234”, “5535998761234” e “(55) 99988-7766” (DDD 55, do Rio Grande do Sul).</w:t>
+            </w:r>
+          </w:p>
+        </w:tc>
+      </w:tr>
+      <w:tr>
+        <w:trPr>
+          <w:cantSplit/>
+          <w:trHeight w:val="945"/>
+        </w:trPr>
+        <w:tc>
+          <w:tcPr>
+            <w:tcW w:w="8824" w:type="dxa"/>
+            <w:gridSpan w:val="3"/>
+            <w:tcBorders>
+              <w:top w:val="single" w:sz="6" w:space="0" w:color="auto"/>
+              <w:left w:val="single" w:sz="4" w:space="0" w:color="auto"/>
+              <w:right w:val="single" w:sz="4" w:space="0" w:color="auto"/>
+            </w:tcBorders>
+            <w:vAlign w:val="center"/>
+          </w:tcPr>
+          <w:p>
+            <w:r>
+              <w:t>Saída(s) esperada(s): Números inválidos recusados com o código de estado 400 e a mensagem “Celular inválido. Informe DDD e número de celular (com o 9).”, sem expedição de SMS; números válidos normalizados para “+5535998761234” e, no último caso, para “+5555999887766”, sem confusão entre o DDD 55 e o prefixo internacional.</w:t>
+            </w:r>
+          </w:p>
+        </w:tc>
+      </w:tr>
+      <w:tr>
+        <w:trPr>
+          <w:trHeight w:val="515"/>
+        </w:trPr>
+        <w:tc>
+          <w:tcPr>
+            <w:tcW w:w="8824" w:type="dxa"/>
+            <w:gridSpan w:val="3"/>
+            <w:tcBorders>
+              <w:top w:val="single" w:sz="6" w:space="0" w:color="auto"/>
+              <w:left w:val="single" w:sz="4" w:space="0" w:color="auto"/>
+              <w:bottom w:val="single" w:sz="4" w:space="0" w:color="auto"/>
+              <w:right w:val="single" w:sz="4" w:space="0" w:color="auto"/>
+            </w:tcBorders>
+          </w:tcPr>
+          <w:p>
+            <w:r>
+              <w:t>Dependência(s): CT04 executado.</w:t>
+            </w:r>
+          </w:p>
+        </w:tc>
+      </w:tr>
+    </w:tbl>
+    <w:p>
+      <w:pPr>
+        <w:pStyle w:val="Legenda"/>
+      </w:pPr>
+      <w:r>
+        <w:rPr>
+          <w:rFonts w:eastAsia="Arial Unicode MS"/>
+        </w:rPr>
+        <w:t>QUADRO 46 – Descrição do caso de teste CT44</w:t>
+      </w:r>
+    </w:p>
+    <w:p>
+      <w:pPr/>
+    </w:p>
+    <w:tbl>
+      <w:tblPr>
+        <w:tblpPr w:leftFromText="141" w:rightFromText="141" w:vertAnchor="text" w:tblpXSpec="center" w:tblpY="1"/>
+        <w:tblOverlap w:val="never"/>
+        <w:tblW w:w="8824" w:type="dxa"/>
+        <w:tblBorders>
+          <w:top w:val="single" w:sz="4" w:space="0" w:color="auto"/>
+          <w:left w:val="single" w:sz="4" w:space="0" w:color="auto"/>
+          <w:bottom w:val="single" w:sz="4" w:space="0" w:color="auto"/>
+          <w:right w:val="single" w:sz="4" w:space="0" w:color="auto"/>
+          <w:insideH w:val="single" w:sz="6" w:space="0" w:color="auto"/>
+          <w:insideV w:val="single" w:sz="6" w:space="0" w:color="auto"/>
+        </w:tblBorders>
+        <w:tblLayout w:type="fixed"/>
+        <w:tblCellMar>
+          <w:left w:w="70" w:type="dxa"/>
+          <w:right w:w="70" w:type="dxa"/>
+        </w:tblCellMar>
+        <w:tblLook w:val="0000" w:firstRow="0" w:lastRow="0" w:firstColumn="0" w:lastColumn="0" w:noHBand="0" w:noVBand="0"/>
+      </w:tblPr>
+      <w:tblGrid>
+        <w:gridCol w:w="1724"/>
+        <w:gridCol w:w="2104"/>
+        <w:gridCol w:w="4996"/>
+      </w:tblGrid>
+      <w:tr>
+        <w:trPr>
+          <w:trHeight w:val="487"/>
+        </w:trPr>
+        <w:tc>
+          <w:tcPr>
+            <w:tcW w:w="1724" w:type="dxa"/>
+            <w:tcBorders>
+              <w:top w:val="single" w:sz="6" w:space="0" w:color="auto"/>
+              <w:left w:val="single" w:sz="4" w:space="0" w:color="auto"/>
+              <w:bottom w:val="single" w:sz="6" w:space="0" w:color="auto"/>
+              <w:right w:val="single" w:sz="4" w:space="0" w:color="auto"/>
+            </w:tcBorders>
+          </w:tcPr>
+          <w:p>
+            <w:r>
+              <w:t>Item: IT01</w:t>
+            </w:r>
+          </w:p>
+        </w:tc>
+        <w:tc>
+          <w:tcPr>
+            <w:tcW w:w="2104" w:type="dxa"/>
+            <w:tcBorders>
+              <w:top w:val="single" w:sz="6" w:space="0" w:color="auto"/>
+              <w:left w:val="single" w:sz="4" w:space="0" w:color="auto"/>
+              <w:bottom w:val="single" w:sz="6" w:space="0" w:color="auto"/>
+              <w:right w:val="single" w:sz="4" w:space="0" w:color="auto"/>
+            </w:tcBorders>
+          </w:tcPr>
+          <w:p>
+            <w:r>
+              <w:t>No. do teste: CT45</w:t>
+            </w:r>
+          </w:p>
+        </w:tc>
+        <w:tc>
+          <w:tcPr>
+            <w:tcW w:w="4996" w:type="dxa"/>
+            <w:tcBorders>
+              <w:top w:val="single" w:sz="6" w:space="0" w:color="auto"/>
+              <w:left w:val="single" w:sz="6" w:space="0" w:color="auto"/>
+              <w:bottom w:val="single" w:sz="6" w:space="0" w:color="auto"/>
+              <w:right w:val="single" w:sz="4" w:space="0" w:color="auto"/>
+            </w:tcBorders>
+          </w:tcPr>
+          <w:p>
+            <w:r>
+              <w:t>Nome do teste: Cadastro e ativação do SMS com celular já vinculado a outra conta</w:t>
+            </w:r>
+          </w:p>
+        </w:tc>
+      </w:tr>
+      <w:tr>
+        <w:trPr>
+          <w:trHeight w:val="487"/>
+        </w:trPr>
+        <w:tc>
+          <w:tcPr>
+            <w:tcW w:w="8824" w:type="dxa"/>
+            <w:gridSpan w:val="3"/>
+            <w:tcBorders>
+              <w:top w:val="single" w:sz="6" w:space="0" w:color="auto"/>
+              <w:left w:val="single" w:sz="4" w:space="0" w:color="auto"/>
+              <w:bottom w:val="single" w:sz="6" w:space="0" w:color="auto"/>
+              <w:right w:val="single" w:sz="4" w:space="0" w:color="auto"/>
+            </w:tcBorders>
+          </w:tcPr>
+          <w:p>
+            <w:r>
+              <w:t>Fluxo de execução: O visitante conclui o cadastro em etapas informando, como telefone, um celular já registrado em outra conta; em seguida, um usuário autenticado tenta ativar a verificação por SMS com esse mesmo número. O sistema compara os onze últimos dígitos do número com o telefone do perfil e com o celular do SMS das demais contas, desconsiderada a própria, e recusa a operação. A regra é reforçada pelos índices únicos user_phone_number_key e user_mfa_sms_phone_key do banco de dados.</w:t>
+            </w:r>
+          </w:p>
+        </w:tc>
+      </w:tr>
+      <w:tr>
+        <w:trPr>
+          <w:cantSplit/>
+          <w:trHeight w:val="776"/>
+        </w:trPr>
+        <w:tc>
+          <w:tcPr>
+            <w:tcW w:w="8824" w:type="dxa"/>
+            <w:gridSpan w:val="3"/>
+            <w:tcBorders>
+              <w:top w:val="single" w:sz="6" w:space="0" w:color="auto"/>
+              <w:left w:val="single" w:sz="4" w:space="0" w:color="auto"/>
+              <w:bottom w:val="single" w:sz="6" w:space="0" w:color="auto"/>
+              <w:right w:val="single" w:sz="4" w:space="0" w:color="auto"/>
+            </w:tcBorders>
+            <w:vAlign w:val="center"/>
+          </w:tcPr>
+          <w:p>
+            <w:r>
+              <w:t>Entrada(s): Cadastro — e-mail: “novo@email.com”; senha: “Senha@123”; telefone: “(35) 99876-1234”, já utilizado por outra conta. Ativação do SMS — conta autenticada “sms@email.com”; celular: “(35) 99876-1234”, já vinculado a outra conta. Consulta de uso com o número “+55 (35) 99876-1234”.</w:t>
+            </w:r>
+          </w:p>
+        </w:tc>
+      </w:tr>
+      <w:tr>
+        <w:trPr>
+          <w:cantSplit/>
+          <w:trHeight w:val="945"/>
+        </w:trPr>
+        <w:tc>
+          <w:tcPr>
+            <w:tcW w:w="8824" w:type="dxa"/>
+            <w:gridSpan w:val="3"/>
+            <w:tcBorders>
+              <w:top w:val="single" w:sz="6" w:space="0" w:color="auto"/>
+              <w:left w:val="single" w:sz="4" w:space="0" w:color="auto"/>
+              <w:right w:val="single" w:sz="4" w:space="0" w:color="auto"/>
+            </w:tcBorders>
+            <w:vAlign w:val="center"/>
+          </w:tcPr>
+          <w:p>
+            <w:r>
+              <w:t>Saída(s) esperada(s): Cadastro recusado com o código de estado 409, com a resposta indicando o campo repetido (“phoneNumber”) e a mensagem “Este celular já está cadastrado em outra conta.”; a tela retorna à etapa do telefone, com o aviso junto ao campo; nenhuma conta criada. Pedido de código e ativação do SMS recusados com o código 409, sem expedição de mensagem e sem gravação do celular. Grafias distintas do mesmo número — “(35) 99876-1234”, “35998761234” e “+55 35 99876-1234” — são tratadas como um único número, e o telefone em branco não é considerado. A alteração do telefone do perfil para o número de outra conta é igualmente recusada, sem gravação.</w:t>
+            </w:r>
+          </w:p>
+        </w:tc>
+      </w:tr>
+      <w:tr>
+        <w:trPr>
+          <w:trHeight w:val="515"/>
+        </w:trPr>
+        <w:tc>
+          <w:tcPr>
+            <w:tcW w:w="8824" w:type="dxa"/>
+            <w:gridSpan w:val="3"/>
+            <w:tcBorders>
+              <w:top w:val="single" w:sz="6" w:space="0" w:color="auto"/>
+              <w:left w:val="single" w:sz="4" w:space="0" w:color="auto"/>
+              <w:bottom w:val="single" w:sz="4" w:space="0" w:color="auto"/>
+              <w:right w:val="single" w:sz="4" w:space="0" w:color="auto"/>
+            </w:tcBorders>
+          </w:tcPr>
+          <w:p>
+            <w:r>
+              <w:t>Dependência(s): CT01 e CT39 executados.</w:t>
+            </w:r>
+          </w:p>
+        </w:tc>
+      </w:tr>
+    </w:tbl>
+    <w:p>
+      <w:pPr>
+        <w:pStyle w:val="Legenda"/>
+      </w:pPr>
+      <w:r>
+        <w:rPr>
+          <w:rFonts w:eastAsia="Arial Unicode MS"/>
+        </w:rPr>
+        <w:t>QUADRO 47 – Descrição do caso de teste CT45</w:t>
+      </w:r>
+    </w:p>
+    <w:p>
+      <w:pPr/>
+    </w:p>
+    <w:tbl>
+      <w:tblPr>
+        <w:tblpPr w:leftFromText="141" w:rightFromText="141" w:vertAnchor="text" w:tblpXSpec="center" w:tblpY="1"/>
+        <w:tblOverlap w:val="never"/>
+        <w:tblW w:w="8824" w:type="dxa"/>
+        <w:tblBorders>
+          <w:top w:val="single" w:sz="4" w:space="0" w:color="auto"/>
+          <w:left w:val="single" w:sz="4" w:space="0" w:color="auto"/>
+          <w:bottom w:val="single" w:sz="4" w:space="0" w:color="auto"/>
+          <w:right w:val="single" w:sz="4" w:space="0" w:color="auto"/>
+          <w:insideH w:val="single" w:sz="6" w:space="0" w:color="auto"/>
+          <w:insideV w:val="single" w:sz="6" w:space="0" w:color="auto"/>
+        </w:tblBorders>
+        <w:tblLayout w:type="fixed"/>
+        <w:tblCellMar>
+          <w:left w:w="70" w:type="dxa"/>
+          <w:right w:w="70" w:type="dxa"/>
+        </w:tblCellMar>
+        <w:tblLook w:val="0000" w:firstRow="0" w:lastRow="0" w:firstColumn="0" w:lastColumn="0" w:noHBand="0" w:noVBand="0"/>
+      </w:tblPr>
+      <w:tblGrid>
+        <w:gridCol w:w="1724"/>
+        <w:gridCol w:w="2104"/>
+        <w:gridCol w:w="4996"/>
+      </w:tblGrid>
+      <w:tr>
+        <w:trPr>
+          <w:trHeight w:val="487"/>
+        </w:trPr>
+        <w:tc>
+          <w:tcPr>
+            <w:tcW w:w="1724" w:type="dxa"/>
+            <w:tcBorders>
+              <w:top w:val="single" w:sz="6" w:space="0" w:color="auto"/>
+              <w:left w:val="single" w:sz="4" w:space="0" w:color="auto"/>
+              <w:bottom w:val="single" w:sz="6" w:space="0" w:color="auto"/>
+              <w:right w:val="single" w:sz="4" w:space="0" w:color="auto"/>
+            </w:tcBorders>
+          </w:tcPr>
+          <w:p>
+            <w:r>
+              <w:t>Item: IT01</w:t>
+            </w:r>
+          </w:p>
+        </w:tc>
+        <w:tc>
+          <w:tcPr>
+            <w:tcW w:w="2104" w:type="dxa"/>
+            <w:tcBorders>
+              <w:top w:val="single" w:sz="6" w:space="0" w:color="auto"/>
+              <w:left w:val="single" w:sz="4" w:space="0" w:color="auto"/>
+              <w:bottom w:val="single" w:sz="6" w:space="0" w:color="auto"/>
+              <w:right w:val="single" w:sz="4" w:space="0" w:color="auto"/>
+            </w:tcBorders>
+          </w:tcPr>
+          <w:p>
+            <w:r>
+              <w:t>No. do teste: CT46</w:t>
+            </w:r>
+          </w:p>
+        </w:tc>
+        <w:tc>
+          <w:tcPr>
+            <w:tcW w:w="4996" w:type="dxa"/>
+            <w:tcBorders>
+              <w:top w:val="single" w:sz="6" w:space="0" w:color="auto"/>
+              <w:left w:val="single" w:sz="6" w:space="0" w:color="auto"/>
+              <w:bottom w:val="single" w:sz="6" w:space="0" w:color="auto"/>
+              <w:right w:val="single" w:sz="4" w:space="0" w:color="auto"/>
+            </w:tcBorders>
+          </w:tcPr>
+          <w:p>
+            <w:r>
+              <w:t>Nome do teste: Exclusão da conta confirmada por código recebido por SMS</w:t>
+            </w:r>
+          </w:p>
+        </w:tc>
+      </w:tr>
+      <w:tr>
+        <w:trPr>
+          <w:trHeight w:val="487"/>
+        </w:trPr>
+        <w:tc>
+          <w:tcPr>
+            <w:tcW w:w="8824" w:type="dxa"/>
+            <w:gridSpan w:val="3"/>
+            <w:tcBorders>
+              <w:top w:val="single" w:sz="6" w:space="0" w:color="auto"/>
+              <w:left w:val="single" w:sz="4" w:space="0" w:color="auto"/>
+              <w:bottom w:val="single" w:sz="6" w:space="0" w:color="auto"/>
+              <w:right w:val="single" w:sz="4" w:space="0" w:color="auto"/>
+            </w:tcBorders>
+          </w:tcPr>
+          <w:p>
+            <w:r>
+              <w:t>Fluxo de execução: O usuário autenticado cuja conta possui apenas a verificação por SMS acessa a tela de perfil e solicita a exclusão da conta. O sistema expede o código de confirmação por SMS ao celular confirmado; informado o código, o sistema remove definitivamente o registro da conta.</w:t>
+            </w:r>
+          </w:p>
+        </w:tc>
+      </w:tr>
+      <w:tr>
+        <w:trPr>
+          <w:cantSplit/>
+          <w:trHeight w:val="776"/>
+        </w:trPr>
+        <w:tc>
+          <w:tcPr>
+            <w:tcW w:w="8824" w:type="dxa"/>
+            <w:gridSpan w:val="3"/>
+            <w:tcBorders>
+              <w:top w:val="single" w:sz="6" w:space="0" w:color="auto"/>
+              <w:left w:val="single" w:sz="4" w:space="0" w:color="auto"/>
+              <w:bottom w:val="single" w:sz="6" w:space="0" w:color="auto"/>
+              <w:right w:val="single" w:sz="4" w:space="0" w:color="auto"/>
+            </w:tcBorders>
+            <w:vAlign w:val="center"/>
+          </w:tcPr>
+          <w:p>
+            <w:r>
+              <w:t>Entrada(s): Conta autenticada “sms@email.com” (identificador 3, papel CITIZEN), com o celular “+5535998761234”; código de seis dígitos recebido por SMS. Caso negativo: código “123456”, não emitido pelo sistema.</w:t>
+            </w:r>
+          </w:p>
+        </w:tc>
+      </w:tr>
+      <w:tr>
+        <w:trPr>
+          <w:cantSplit/>
+          <w:trHeight w:val="945"/>
+        </w:trPr>
+        <w:tc>
+          <w:tcPr>
+            <w:tcW w:w="8824" w:type="dxa"/>
+            <w:gridSpan w:val="3"/>
+            <w:tcBorders>
+              <w:top w:val="single" w:sz="6" w:space="0" w:color="auto"/>
+              <w:left w:val="single" w:sz="4" w:space="0" w:color="auto"/>
+              <w:right w:val="single" w:sz="4" w:space="0" w:color="auto"/>
+            </w:tcBorders>
+            <w:vAlign w:val="center"/>
+          </w:tcPr>
+          <w:p>
+            <w:r>
+              <w:t>Saída(s) esperada(s): Pedido do código atendido com o código de estado 200, com expedição por SMS e sem mensagem de correio eletrônico; exclusão efetivada com o código 204 mediante o código do SMS. Com o código não emitido, a exclusão é recusada com o código 401 e a conta é preservada. Com o envio de SMS desligado, o código de exclusão é expedido por correio eletrônico e igualmente confirma a exclusão.</w:t>
+            </w:r>
+          </w:p>
+        </w:tc>
+      </w:tr>
+      <w:tr>
+        <w:trPr>
+          <w:trHeight w:val="515"/>
+        </w:trPr>
+        <w:tc>
+          <w:tcPr>
+            <w:tcW w:w="8824" w:type="dxa"/>
+            <w:gridSpan w:val="3"/>
+            <w:tcBorders>
+              <w:top w:val="single" w:sz="6" w:space="0" w:color="auto"/>
+              <w:left w:val="single" w:sz="4" w:space="0" w:color="auto"/>
+              <w:bottom w:val="single" w:sz="4" w:space="0" w:color="auto"/>
+              <w:right w:val="single" w:sz="4" w:space="0" w:color="auto"/>
+            </w:tcBorders>
+          </w:tcPr>
+          <w:p>
+            <w:r>
+              <w:t>Dependência(s): CT10 especificado; CT39 executado.</w:t>
+            </w:r>
+          </w:p>
+        </w:tc>
+      </w:tr>
+    </w:tbl>
+    <w:p>
+      <w:pPr>
+        <w:pStyle w:val="Legenda"/>
+      </w:pPr>
+      <w:r>
+        <w:rPr>
+          <w:rFonts w:eastAsia="Arial Unicode MS"/>
+        </w:rPr>
+        <w:t>QUADRO 48 – Descrição do caso de teste CT46</w:t>
+      </w:r>
+    </w:p>
+    <w:p>
+      <w:pPr/>
+    </w:p>
+    <w:tbl>
+      <w:tblPr>
+        <w:tblpPr w:leftFromText="141" w:rightFromText="141" w:vertAnchor="text" w:tblpXSpec="center" w:tblpY="1"/>
+        <w:tblOverlap w:val="never"/>
+        <w:tblW w:w="8824" w:type="dxa"/>
+        <w:tblBorders>
+          <w:top w:val="single" w:sz="4" w:space="0" w:color="auto"/>
+          <w:left w:val="single" w:sz="4" w:space="0" w:color="auto"/>
+          <w:bottom w:val="single" w:sz="4" w:space="0" w:color="auto"/>
+          <w:right w:val="single" w:sz="4" w:space="0" w:color="auto"/>
+          <w:insideH w:val="single" w:sz="6" w:space="0" w:color="auto"/>
+          <w:insideV w:val="single" w:sz="6" w:space="0" w:color="auto"/>
+        </w:tblBorders>
+        <w:tblLayout w:type="fixed"/>
+        <w:tblCellMar>
+          <w:left w:w="70" w:type="dxa"/>
+          <w:right w:w="70" w:type="dxa"/>
+        </w:tblCellMar>
+        <w:tblLook w:val="0000" w:firstRow="0" w:lastRow="0" w:firstColumn="0" w:lastColumn="0" w:noHBand="0" w:noVBand="0"/>
+      </w:tblPr>
+      <w:tblGrid>
+        <w:gridCol w:w="1724"/>
+        <w:gridCol w:w="2104"/>
+        <w:gridCol w:w="4996"/>
+      </w:tblGrid>
+      <w:tr>
+        <w:trPr>
+          <w:trHeight w:val="487"/>
+        </w:trPr>
+        <w:tc>
+          <w:tcPr>
+            <w:tcW w:w="1724" w:type="dxa"/>
+            <w:tcBorders>
+              <w:top w:val="single" w:sz="6" w:space="0" w:color="auto"/>
+              <w:left w:val="single" w:sz="4" w:space="0" w:color="auto"/>
+              <w:bottom w:val="single" w:sz="6" w:space="0" w:color="auto"/>
+              <w:right w:val="single" w:sz="4" w:space="0" w:color="auto"/>
+            </w:tcBorders>
+          </w:tcPr>
+          <w:p>
+            <w:r>
+              <w:t>Item: IT01, IT07</w:t>
+            </w:r>
+          </w:p>
+        </w:tc>
+        <w:tc>
+          <w:tcPr>
+            <w:tcW w:w="2104" w:type="dxa"/>
+            <w:tcBorders>
+              <w:top w:val="single" w:sz="6" w:space="0" w:color="auto"/>
+              <w:left w:val="single" w:sz="4" w:space="0" w:color="auto"/>
+              <w:bottom w:val="single" w:sz="6" w:space="0" w:color="auto"/>
+              <w:right w:val="single" w:sz="4" w:space="0" w:color="auto"/>
+            </w:tcBorders>
+          </w:tcPr>
+          <w:p>
+            <w:r>
+              <w:t>No. do teste: CT47</w:t>
+            </w:r>
+          </w:p>
+        </w:tc>
+        <w:tc>
+          <w:tcPr>
+            <w:tcW w:w="4996" w:type="dxa"/>
+            <w:tcBorders>
+              <w:top w:val="single" w:sz="6" w:space="0" w:color="auto"/>
+              <w:left w:val="single" w:sz="6" w:space="0" w:color="auto"/>
+              <w:bottom w:val="single" w:sz="6" w:space="0" w:color="auto"/>
+              <w:right w:val="single" w:sz="4" w:space="0" w:color="auto"/>
+            </w:tcBorders>
+          </w:tcPr>
+          <w:p>
+            <w:r>
+              <w:t>Nome do teste: Validação da data de nascimento no formato dd/mm/aaaa</w:t>
+            </w:r>
+          </w:p>
+        </w:tc>
+      </w:tr>
+      <w:tr>
+        <w:trPr>
+          <w:trHeight w:val="487"/>
+        </w:trPr>
+        <w:tc>
+          <w:tcPr>
+            <w:tcW w:w="8824" w:type="dxa"/>
+            <w:gridSpan w:val="3"/>
+            <w:tcBorders>
+              <w:top w:val="single" w:sz="6" w:space="0" w:color="auto"/>
+              <w:left w:val="single" w:sz="4" w:space="0" w:color="auto"/>
+              <w:bottom w:val="single" w:sz="6" w:space="0" w:color="auto"/>
+              <w:right w:val="single" w:sz="4" w:space="0" w:color="auto"/>
+            </w:tcBorders>
+          </w:tcPr>
+          <w:p>
+            <w:r>
+              <w:t>Fluxo de execução: Na terceira etapa do cadastro, “Quando você nasceu?”, o visitante digita a data de nascimento. O campo insere as barras automaticamente, descarta os caracteres não numéricos e aciona o teclado numérico nos aparelhos móveis. Ao prosseguir, o sistema verifica se a data está completa, se existe no calendário, se não é futura e se não é anterior a 1900, e a converte para o formato aaaa-mm-dd no envio ao servidor.</w:t>
+            </w:r>
+          </w:p>
+        </w:tc>
+      </w:tr>
+      <w:tr>
+        <w:trPr>
+          <w:cantSplit/>
+          <w:trHeight w:val="776"/>
+        </w:trPr>
+        <w:tc>
+          <w:tcPr>
+            <w:tcW w:w="8824" w:type="dxa"/>
+            <w:gridSpan w:val="3"/>
+            <w:tcBorders>
+              <w:top w:val="single" w:sz="6" w:space="0" w:color="auto"/>
+              <w:left w:val="single" w:sz="4" w:space="0" w:color="auto"/>
+              <w:bottom w:val="single" w:sz="6" w:space="0" w:color="auto"/>
+              <w:right w:val="single" w:sz="4" w:space="0" w:color="auto"/>
+            </w:tcBorders>
+            <w:vAlign w:val="center"/>
+          </w:tcPr>
+          <w:p>
+            <w:r>
+              <w:t>Entrada(s): Digitação: “31121990” e “ab31c12”. Datas válidas: “31/12/1990” e “29/02/2024”. Datas inexistentes: “31/02/2000”, “29/02/2023”, “31/04/2000”, “00/01/2000” e “01/13/2000”. Datas incompletas: “31/12/19” e “1/1/2000”. Data futura: “01/01/2999”. Data anterior a 1900: “01/01/1800”.</w:t>
+            </w:r>
+          </w:p>
+        </w:tc>
+      </w:tr>
+      <w:tr>
+        <w:trPr>
+          <w:cantSplit/>
+          <w:trHeight w:val="945"/>
+        </w:trPr>
+        <w:tc>
+          <w:tcPr>
+            <w:tcW w:w="8824" w:type="dxa"/>
+            <w:gridSpan w:val="3"/>
+            <w:tcBorders>
+              <w:top w:val="single" w:sz="6" w:space="0" w:color="auto"/>
+              <w:left w:val="single" w:sz="4" w:space="0" w:color="auto"/>
+              <w:right w:val="single" w:sz="4" w:space="0" w:color="auto"/>
+            </w:tcBorders>
+            <w:vAlign w:val="center"/>
+          </w:tcPr>
+          <w:p>
+            <w:r>
+              <w:t>Saída(s) esperada(s): Máscara aplicada, resultando em “31/12/1990” e “31/12”; datas válidas convertidas para “1990-12-31” e “2024-02-29”; datas inexistentes, incompletas ou anteriores a 1900 recusadas com a mensagem “Informe uma data válida no formato dd/mm/aaaa.”; data futura recusada com a mensagem “A data de nascimento não pode ser no futuro.”; a etapa não avança enquanto a data for inválida.</w:t>
+            </w:r>
+          </w:p>
+        </w:tc>
+      </w:tr>
+      <w:tr>
+        <w:trPr>
+          <w:trHeight w:val="515"/>
+        </w:trPr>
+        <w:tc>
+          <w:tcPr>
+            <w:tcW w:w="8824" w:type="dxa"/>
+            <w:gridSpan w:val="3"/>
+            <w:tcBorders>
+              <w:top w:val="single" w:sz="6" w:space="0" w:color="auto"/>
+              <w:left w:val="single" w:sz="4" w:space="0" w:color="auto"/>
+              <w:bottom w:val="single" w:sz="4" w:space="0" w:color="auto"/>
+              <w:right w:val="single" w:sz="4" w:space="0" w:color="auto"/>
+            </w:tcBorders>
+          </w:tcPr>
+          <w:p>
+            <w:r>
+              <w:t>Dependência(s): Nenhuma.</w:t>
+            </w:r>
+          </w:p>
+        </w:tc>
+      </w:tr>
+    </w:tbl>
+    <w:p>
+      <w:pPr>
+        <w:pStyle w:val="Legenda"/>
+      </w:pPr>
+      <w:r>
+        <w:rPr>
+          <w:rFonts w:eastAsia="Arial Unicode MS"/>
+        </w:rPr>
+        <w:t>QUADRO 49 – Descrição do caso de teste CT47</w:t>
+      </w:r>
+    </w:p>
+    <w:p>
+      <w:pPr/>
+    </w:p>
     <w:p>
       <w:pPr>
         <w:pStyle w:val="Ttulo1"/>
@@ -8819,7 +10440,7 @@
     <w:p>
       <w:pPr/>
       <w:r>
-        <w:t>Esta seção registra a execução dos casos de teste especificados na Seção 1.3. Os testes funcionais manuais foram conduzidos sobre o sistema integrado, a partir da interface de usuário, em sessões organizadas por item a testar: as dos casos CT01 a CT28 entre 27 de agosto e 2 de setembro de 2026 e as dos casos CT29 a CT38, relativos às funcionalidades incorporadas na Fase 4, em 19 de setembro de 2026, percorrendo os fluxos especificados. A bateria de testes unitários automatizados foi reexecutada em 19 de setembro de 2026 sobre a revisão corrente do código-fonte, por meio do Apache Maven com o plugin Surefire, totalizando duzentos e sessenta e cinco testes distribuídos por vinte e três classes de primeiro nível — oitenta e oito classes e blocos aninhados —, sem falhas, sem erros e sem casos ignorados. O relatório consolidado dessa execução acompanha este apêndice no arquivo FalaCidade_RelatorioExecucaoTestes_v3.txt, e as saídas individuais geradas pela ferramenta, uma por classe ou bloco aninhado, na subpasta “SaidasBrutasSurefire”; ambas são igualmente produzidas no diretório target/surefire-reports do componente de serviço.</w:t>
+        <w:t>Esta seção registra a execução dos casos de teste especificados na Seção 1.3. Os testes funcionais manuais foram conduzidos sobre o sistema integrado, a partir da interface de usuário, em sessões organizadas por item a testar: as dos casos CT01 a CT28 entre 27 de agosto e 2 de setembro de 2026, as dos casos CT29 a CT38, relativos às funcionalidades incorporadas na Fase 4, em 19 de setembro de 2026, e as do cadastro em etapas (CT01 e CT47) em 28 de setembro de 2026, percorrendo os fluxos especificados. A bateria de testes unitários automatizados foi reexecutada em 28 de setembro de 2026 sobre a revisão corrente do código-fonte, por meio do Apache Maven com o plugin Surefire, totalizando trezentos e cinquenta e quatro testes distribuídos por trinta e seis classes de primeiro nível — cento e sete classes e blocos aninhados —, sem falhas, sem erros e sem casos ignorados, em 10,246 segundos. Os casos CT39 a CT46, relativos à verificação em duas etapas por SMS e à vinculação de cada celular a uma única conta, foram verificados por essa bateria, na qual o celular gateway é representado por um servidor HTTP simulado e por objetos simulados. A camada de apresentação conta, por sua vez, com quinze testes automatizados, escritos com Jasmine e executados pelo Karma no navegador ChromeHeadless, entre os quais os de máscara e de validação da data de nascimento no formato dd/mm/aaaa, igualmente sem falhas. O relatório consolidado dessa execução acompanha este apêndice no arquivo FalaCidade_RelatorioExecucaoTestes_v3.txt, e as saídas individuais geradas pela ferramenta, uma por classe ou bloco aninhado, na subpasta “SaidasBrutasSurefire”; ambas são igualmente produzidas no diretório target/surefire-reports do componente de serviço.</w:t>
       </w:r>
     </w:p>
     <w:tbl>
@@ -8908,7 +10529,7 @@
           </w:tcPr>
           <w:p>
             <w:r>
-              <w:t>Data de realização: 02/09/2026 (bateria automatizada) e 27/08/2026 (verificação funcional)</w:t>
+              <w:t>Data de realização: 28/09/2026 (bateria automatizada) e 28/09/2026 (verificação funcional)</w:t>
             </w:r>
           </w:p>
         </w:tc>
@@ -8936,7 +10557,7 @@
           </w:tcPr>
           <w:p>
             <w:r>
-              <w:t>Versão do artefato testado: Documento do projeto na versão 1.14; código-fonte na revisão 055a5f0 do repositório do projeto.</w:t>
+              <w:t>Versão do artefato testado: Documento do projeto na versão 1.16; código-fonte da entrega de 28/09/2026, na revisão d1084a3 do repositório do projeto.</w:t>
             </w:r>
           </w:p>
         </w:tc>
@@ -8965,7 +10586,7 @@
           </w:tcPr>
           <w:p>
             <w:r>
-              <w:t>Resultado observável: Os testes automatizados da(s) classe(s) UserServiceImplTest e UserPostgresDaoTest foram executados com êxito, sem falhas nem erros. A verificação funcional conduzida a partir da interface de usuário confirmou o comportamento especificado nas saídas esperadas.</w:t>
+              <w:t>Resultado observável: Os testes automatizados das classes UserServiceImplTest, UserPostgresDaoTest e UserRegisterConflictTest, bem como os testes da camada de apresentação relativos à data de nascimento, foram executados com êxito, sem falhas nem erros. A verificação funcional percorreu as seis etapas do cadastro a partir da interface de usuário, com a data “15/03/1995”, e confirmou a navegação entre as etapas, a barra de progresso e a validação especificadas.</w:t>
             </w:r>
           </w:p>
         </w:tc>
@@ -9005,7 +10626,7 @@
         <w:pStyle w:val="Legenda"/>
       </w:pPr>
       <w:r>
-        <w:t>QUADRO 41 – Resultado do CT01</w:t>
+        <w:t>QUADRO 50 – Resultado do CT01</w:t>
       </w:r>
     </w:p>
     <w:p>
@@ -9194,7 +10815,7 @@
         <w:pStyle w:val="Legenda"/>
       </w:pPr>
       <w:r>
-        <w:t>QUADRO 42 – Resultado do CT02</w:t>
+        <w:t>QUADRO 51 – Resultado do CT02</w:t>
       </w:r>
     </w:p>
     <w:p>
@@ -9383,7 +11004,7 @@
         <w:pStyle w:val="Legenda"/>
       </w:pPr>
       <w:r>
-        <w:t>QUADRO 43 – Resultado do CT03</w:t>
+        <w:t>QUADRO 52 – Resultado do CT03</w:t>
       </w:r>
     </w:p>
     <w:p>
@@ -9572,7 +11193,7 @@
         <w:pStyle w:val="Legenda"/>
       </w:pPr>
       <w:r>
-        <w:t>QUADRO 44 – Resultado do CT04</w:t>
+        <w:t>QUADRO 53 – Resultado do CT04</w:t>
       </w:r>
     </w:p>
     <w:p>
@@ -9761,7 +11382,7 @@
         <w:pStyle w:val="Legenda"/>
       </w:pPr>
       <w:r>
-        <w:t>QUADRO 45 – Resultado do CT05</w:t>
+        <w:t>QUADRO 54 – Resultado do CT05</w:t>
       </w:r>
     </w:p>
     <w:p>
@@ -9950,7 +11571,7 @@
         <w:pStyle w:val="Legenda"/>
       </w:pPr>
       <w:r>
-        <w:t>QUADRO 46 – Resultado do CT06</w:t>
+        <w:t>QUADRO 55 – Resultado do CT06</w:t>
       </w:r>
     </w:p>
     <w:p>
@@ -10139,7 +11760,7 @@
         <w:pStyle w:val="Legenda"/>
       </w:pPr>
       <w:r>
-        <w:t>QUADRO 47 – Resultado do CT07</w:t>
+        <w:t>QUADRO 56 – Resultado do CT07</w:t>
       </w:r>
     </w:p>
     <w:p>
@@ -10328,7 +11949,7 @@
         <w:pStyle w:val="Legenda"/>
       </w:pPr>
       <w:r>
-        <w:t>QUADRO 48 – Resultado do CT08</w:t>
+        <w:t>QUADRO 57 – Resultado do CT08</w:t>
       </w:r>
     </w:p>
     <w:p>
@@ -10517,7 +12138,7 @@
         <w:pStyle w:val="Legenda"/>
       </w:pPr>
       <w:r>
-        <w:t>QUADRO 49 – Resultado do CT09</w:t>
+        <w:t>QUADRO 58 – Resultado do CT09</w:t>
       </w:r>
     </w:p>
     <w:p>
@@ -10706,7 +12327,7 @@
         <w:pStyle w:val="Legenda"/>
       </w:pPr>
       <w:r>
-        <w:t>QUADRO 50 – Resultado do CT10</w:t>
+        <w:t>QUADRO 59 – Resultado do CT10</w:t>
       </w:r>
     </w:p>
     <w:p>
@@ -10895,7 +12516,7 @@
         <w:pStyle w:val="Legenda"/>
       </w:pPr>
       <w:r>
-        <w:t>QUADRO 51 – Resultado do CT11</w:t>
+        <w:t>QUADRO 60 – Resultado do CT11</w:t>
       </w:r>
     </w:p>
     <w:p>
@@ -11084,7 +12705,7 @@
         <w:pStyle w:val="Legenda"/>
       </w:pPr>
       <w:r>
-        <w:t>QUADRO 52 – Resultado do CT12</w:t>
+        <w:t>QUADRO 61 – Resultado do CT12</w:t>
       </w:r>
     </w:p>
     <w:p>
@@ -11273,7 +12894,7 @@
         <w:pStyle w:val="Legenda"/>
       </w:pPr>
       <w:r>
-        <w:t>QUADRO 53 – Resultado do CT13</w:t>
+        <w:t>QUADRO 62 – Resultado do CT13</w:t>
       </w:r>
     </w:p>
     <w:p>
@@ -11462,7 +13083,7 @@
         <w:pStyle w:val="Legenda"/>
       </w:pPr>
       <w:r>
-        <w:t>QUADRO 54 – Resultado do CT14</w:t>
+        <w:t>QUADRO 63 – Resultado do CT14</w:t>
       </w:r>
     </w:p>
     <w:p>
@@ -11651,7 +13272,7 @@
         <w:pStyle w:val="Legenda"/>
       </w:pPr>
       <w:r>
-        <w:t>QUADRO 55 – Resultado do CT15</w:t>
+        <w:t>QUADRO 64 – Resultado do CT15</w:t>
       </w:r>
     </w:p>
     <w:p>
@@ -11840,7 +13461,7 @@
         <w:pStyle w:val="Legenda"/>
       </w:pPr>
       <w:r>
-        <w:t>QUADRO 56 – Resultado do CT16</w:t>
+        <w:t>QUADRO 65 – Resultado do CT16</w:t>
       </w:r>
     </w:p>
     <w:p>
@@ -12029,7 +13650,7 @@
         <w:pStyle w:val="Legenda"/>
       </w:pPr>
       <w:r>
-        <w:t>QUADRO 57 – Resultado do CT17</w:t>
+        <w:t>QUADRO 66 – Resultado do CT17</w:t>
       </w:r>
     </w:p>
     <w:p>
@@ -12218,7 +13839,7 @@
         <w:pStyle w:val="Legenda"/>
       </w:pPr>
       <w:r>
-        <w:t>QUADRO 58 – Resultado do CT18</w:t>
+        <w:t>QUADRO 67 – Resultado do CT18</w:t>
       </w:r>
     </w:p>
     <w:p>
@@ -12407,7 +14028,7 @@
         <w:pStyle w:val="Legenda"/>
       </w:pPr>
       <w:r>
-        <w:t>QUADRO 59 – Resultado do CT19</w:t>
+        <w:t>QUADRO 68 – Resultado do CT19</w:t>
       </w:r>
     </w:p>
     <w:p>
@@ -12596,7 +14217,7 @@
         <w:pStyle w:val="Legenda"/>
       </w:pPr>
       <w:r>
-        <w:t>QUADRO 60 – Resultado do CT20</w:t>
+        <w:t>QUADRO 69 – Resultado do CT20</w:t>
       </w:r>
     </w:p>
     <w:p>
@@ -12785,7 +14406,7 @@
         <w:pStyle w:val="Legenda"/>
       </w:pPr>
       <w:r>
-        <w:t>QUADRO 61 – Resultado do CT21</w:t>
+        <w:t>QUADRO 70 – Resultado do CT21</w:t>
       </w:r>
     </w:p>
     <w:p>
@@ -12974,7 +14595,7 @@
         <w:pStyle w:val="Legenda"/>
       </w:pPr>
       <w:r>
-        <w:t>QUADRO 62 – Resultado do CT22</w:t>
+        <w:t>QUADRO 71 – Resultado do CT22</w:t>
       </w:r>
     </w:p>
     <w:p>
@@ -13163,7 +14784,7 @@
         <w:pStyle w:val="Legenda"/>
       </w:pPr>
       <w:r>
-        <w:t>QUADRO 63 – Resultado do CT23</w:t>
+        <w:t>QUADRO 72 – Resultado do CT23</w:t>
       </w:r>
     </w:p>
     <w:p>
@@ -13352,7 +14973,7 @@
         <w:pStyle w:val="Legenda"/>
       </w:pPr>
       <w:r>
-        <w:t>QUADRO 64 – Resultado do CT24</w:t>
+        <w:t>QUADRO 73 – Resultado do CT24</w:t>
       </w:r>
     </w:p>
     <w:p>
@@ -13541,7 +15162,7 @@
         <w:pStyle w:val="Legenda"/>
       </w:pPr>
       <w:r>
-        <w:t>QUADRO 65 – Resultado do CT25</w:t>
+        <w:t>QUADRO 74 – Resultado do CT25</w:t>
       </w:r>
     </w:p>
     <w:p>
@@ -13730,7 +15351,7 @@
         <w:pStyle w:val="Legenda"/>
       </w:pPr>
       <w:r>
-        <w:t>QUADRO 66 – Resultado do CT26</w:t>
+        <w:t>QUADRO 75 – Resultado do CT26</w:t>
       </w:r>
     </w:p>
     <w:p>
@@ -13919,7 +15540,7 @@
         <w:pStyle w:val="Legenda"/>
       </w:pPr>
       <w:r>
-        <w:t>QUADRO 67 – Resultado do CT27</w:t>
+        <w:t>QUADRO 76 – Resultado do CT27</w:t>
       </w:r>
     </w:p>
     <w:p>
@@ -14108,7 +15729,7 @@
         <w:pStyle w:val="Legenda"/>
       </w:pPr>
       <w:r>
-        <w:t>QUADRO 68 – Resultado do CT28</w:t>
+        <w:t>QUADRO 77 – Resultado do CT28</w:t>
       </w:r>
     </w:p>
     <w:p>
@@ -14297,7 +15918,7 @@
         <w:pStyle w:val="Legenda"/>
       </w:pPr>
       <w:r>
-        <w:t>QUADRO 69 – Resultado do CT29</w:t>
+        <w:t>QUADRO 78 – Resultado do CT29</w:t>
       </w:r>
     </w:p>
     <w:p>
@@ -14486,7 +16107,7 @@
         <w:pStyle w:val="Legenda"/>
       </w:pPr>
       <w:r>
-        <w:t>QUADRO 70 – Resultado do CT30</w:t>
+        <w:t>QUADRO 79 – Resultado do CT30</w:t>
       </w:r>
     </w:p>
     <w:p>
@@ -14675,7 +16296,7 @@
         <w:pStyle w:val="Legenda"/>
       </w:pPr>
       <w:r>
-        <w:t>QUADRO 71 – Resultado do CT31</w:t>
+        <w:t>QUADRO 80 – Resultado do CT31</w:t>
       </w:r>
     </w:p>
     <w:p>
@@ -14864,7 +16485,7 @@
         <w:pStyle w:val="Legenda"/>
       </w:pPr>
       <w:r>
-        <w:t>QUADRO 72 – Resultado do CT32</w:t>
+        <w:t>QUADRO 81 – Resultado do CT32</w:t>
       </w:r>
     </w:p>
     <w:p>
@@ -15053,7 +16674,7 @@
         <w:pStyle w:val="Legenda"/>
       </w:pPr>
       <w:r>
-        <w:t>QUADRO 73 – Resultado do CT33</w:t>
+        <w:t>QUADRO 82 – Resultado do CT33</w:t>
       </w:r>
     </w:p>
     <w:p>
@@ -15242,7 +16863,7 @@
         <w:pStyle w:val="Legenda"/>
       </w:pPr>
       <w:r>
-        <w:t>QUADRO 74 – Resultado do CT34</w:t>
+        <w:t>QUADRO 83 – Resultado do CT34</w:t>
       </w:r>
     </w:p>
     <w:p>
@@ -15431,7 +17052,7 @@
         <w:pStyle w:val="Legenda"/>
       </w:pPr>
       <w:r>
-        <w:t>QUADRO 75 – Resultado do CT35</w:t>
+        <w:t>QUADRO 84 – Resultado do CT35</w:t>
       </w:r>
     </w:p>
     <w:p>
@@ -15620,7 +17241,7 @@
         <w:pStyle w:val="Legenda"/>
       </w:pPr>
       <w:r>
-        <w:t>QUADRO 76 – Resultado do CT36</w:t>
+        <w:t>QUADRO 85 – Resultado do CT36</w:t>
       </w:r>
     </w:p>
     <w:p>
@@ -15809,7 +17430,7 @@
         <w:pStyle w:val="Legenda"/>
       </w:pPr>
       <w:r>
-        <w:t>QUADRO 77 – Resultado do CT37</w:t>
+        <w:t>QUADRO 86 – Resultado do CT37</w:t>
       </w:r>
     </w:p>
     <w:p>
@@ -15998,7 +17619,1708 @@
         <w:pStyle w:val="Legenda"/>
       </w:pPr>
       <w:r>
-        <w:t>QUADRO 78 – Resultado do CT38</w:t>
+        <w:t>QUADRO 87 – Resultado do CT38</w:t>
+      </w:r>
+    </w:p>
+    <w:p>
+      <w:pPr/>
+    </w:p>
+    <w:tbl>
+      <w:tblPr>
+        <w:tblW w:w="8589" w:type="dxa"/>
+        <w:tblInd w:w="-92" w:type="dxa"/>
+        <w:tblBorders>
+          <w:top w:val="single" w:sz="6" w:space="0" w:color="808080"/>
+          <w:left w:val="single" w:sz="6" w:space="0" w:color="808080"/>
+          <w:bottom w:val="single" w:sz="6" w:space="0" w:color="808080"/>
+          <w:right w:val="single" w:sz="6" w:space="0" w:color="808080"/>
+          <w:insideH w:val="single" w:sz="6" w:space="0" w:color="808080"/>
+          <w:insideV w:val="single" w:sz="6" w:space="0" w:color="808080"/>
+        </w:tblBorders>
+        <w:tblLayout w:type="fixed"/>
+        <w:tblLook w:val="0600" w:firstRow="0" w:lastRow="0" w:firstColumn="0" w:lastColumn="0" w:noHBand="1" w:noVBand="1"/>
+      </w:tblPr>
+      <w:tblGrid>
+        <w:gridCol w:w="1785"/>
+        <w:gridCol w:w="4395"/>
+        <w:gridCol w:w="2409"/>
+      </w:tblGrid>
+      <w:tr>
+        <w:trPr>
+          <w:trHeight w:val="480"/>
+        </w:trPr>
+        <w:tc>
+          <w:tcPr>
+            <w:tcW w:w="1785" w:type="dxa"/>
+            <w:tcBorders>
+              <w:top w:val="single" w:sz="6" w:space="0" w:color="000000"/>
+              <w:left w:val="single" w:sz="6" w:space="0" w:color="000000"/>
+              <w:bottom w:val="single" w:sz="6" w:space="0" w:color="000000"/>
+              <w:right w:val="single" w:sz="6" w:space="0" w:color="000000"/>
+            </w:tcBorders>
+            <w:tcMar>
+              <w:top w:w="0" w:type="dxa"/>
+              <w:left w:w="0" w:type="dxa"/>
+              <w:bottom w:w="0" w:type="dxa"/>
+              <w:right w:w="0" w:type="dxa"/>
+            </w:tcMar>
+          </w:tcPr>
+          <w:p>
+            <w:r>
+              <w:t>No. Teste: CT39</w:t>
+            </w:r>
+          </w:p>
+        </w:tc>
+        <w:tc>
+          <w:tcPr>
+            <w:tcW w:w="4395" w:type="dxa"/>
+            <w:tcBorders>
+              <w:top w:val="single" w:sz="6" w:space="0" w:color="000000"/>
+              <w:left w:val="nil"/>
+              <w:bottom w:val="single" w:sz="6" w:space="0" w:color="000000"/>
+              <w:right w:val="single" w:sz="6" w:space="0" w:color="000000"/>
+            </w:tcBorders>
+            <w:tcMar>
+              <w:top w:w="0" w:type="dxa"/>
+              <w:left w:w="0" w:type="dxa"/>
+              <w:bottom w:w="0" w:type="dxa"/>
+              <w:right w:w="0" w:type="dxa"/>
+            </w:tcMar>
+          </w:tcPr>
+          <w:p>
+            <w:r>
+              <w:t>Responsável pelo teste: Equipe do projeto</w:t>
+            </w:r>
+          </w:p>
+        </w:tc>
+        <w:tc>
+          <w:tcPr>
+            <w:tcW w:w="2409" w:type="dxa"/>
+            <w:tcBorders>
+              <w:top w:val="single" w:sz="6" w:space="0" w:color="000000"/>
+              <w:left w:val="nil"/>
+              <w:bottom w:val="single" w:sz="6" w:space="0" w:color="000000"/>
+              <w:right w:val="single" w:sz="6" w:space="0" w:color="000000"/>
+            </w:tcBorders>
+            <w:tcMar>
+              <w:top w:w="0" w:type="dxa"/>
+              <w:left w:w="0" w:type="dxa"/>
+              <w:bottom w:w="0" w:type="dxa"/>
+              <w:right w:w="0" w:type="dxa"/>
+            </w:tcMar>
+          </w:tcPr>
+          <w:p>
+            <w:r>
+              <w:t>Data de realização: 28/09/2026 (bateria automatizada)</w:t>
+            </w:r>
+          </w:p>
+        </w:tc>
+      </w:tr>
+      <w:tr>
+        <w:trPr>
+          <w:trHeight w:val="500"/>
+        </w:trPr>
+        <w:tc>
+          <w:tcPr>
+            <w:tcW w:w="8589" w:type="dxa"/>
+            <w:gridSpan w:val="3"/>
+            <w:tcBorders>
+              <w:top w:val="nil"/>
+              <w:left w:val="single" w:sz="6" w:space="0" w:color="000000"/>
+              <w:bottom w:val="single" w:sz="6" w:space="0" w:color="000000"/>
+              <w:right w:val="single" w:sz="6" w:space="0" w:color="000000"/>
+            </w:tcBorders>
+            <w:tcMar>
+              <w:top w:w="0" w:type="dxa"/>
+              <w:left w:w="0" w:type="dxa"/>
+              <w:bottom w:w="0" w:type="dxa"/>
+              <w:right w:w="0" w:type="dxa"/>
+            </w:tcMar>
+          </w:tcPr>
+          <w:p>
+            <w:r>
+              <w:t>Versão do artefato testado: Documento do projeto na versão 1.16; código-fonte da entrega de 28/09/2026, na revisão d1084a3 do repositório do projeto.</w:t>
+            </w:r>
+          </w:p>
+        </w:tc>
+      </w:tr>
+      <w:tr>
+        <w:trPr>
+          <w:trHeight w:val="480"/>
+        </w:trPr>
+        <w:tc>
+          <w:tcPr>
+            <w:tcW w:w="8589" w:type="dxa"/>
+            <w:gridSpan w:val="3"/>
+            <w:tcBorders>
+              <w:top w:val="nil"/>
+              <w:left w:val="single" w:sz="6" w:space="0" w:color="000000"/>
+              <w:bottom w:val="single" w:sz="6" w:space="0" w:color="000000"/>
+              <w:right w:val="single" w:sz="6" w:space="0" w:color="000000"/>
+            </w:tcBorders>
+            <w:shd w:val="clear" w:color="auto" w:fill="auto"/>
+            <w:tcMar>
+              <w:top w:w="0" w:type="dxa"/>
+              <w:left w:w="0" w:type="dxa"/>
+              <w:bottom w:w="0" w:type="dxa"/>
+              <w:right w:w="0" w:type="dxa"/>
+            </w:tcMar>
+          </w:tcPr>
+          <w:p>
+            <w:r>
+              <w:t>Resultado observável: Os testes automatizados das classes MfaRestControllerSmsTest, SmsCodeSenderTest, SmsGatewayServiceImplTest, MobilePhoneTest e EmailMfaCodeStoreTest foram executados com êxito, sem falhas nem erros. A ativação com o código recebido devolveu o código 200 e gravou o celular “+5535998761234”; o código enviado a um número, informado com outro, foi recusado com o código 401; o servidor HTTP simulado recebeu a requisição no caminho “/message”, com autenticação básica, o texto da mensagem e um único número de destino; e o texto expedido não excedeu 160 caracteres nem continha acentuação.</w:t>
+            </w:r>
+          </w:p>
+        </w:tc>
+      </w:tr>
+      <w:tr>
+        <w:trPr>
+          <w:trHeight w:val="480"/>
+        </w:trPr>
+        <w:tc>
+          <w:tcPr>
+            <w:tcW w:w="8589" w:type="dxa"/>
+            <w:gridSpan w:val="3"/>
+            <w:tcBorders>
+              <w:top w:val="nil"/>
+              <w:left w:val="single" w:sz="6" w:space="0" w:color="000000"/>
+              <w:bottom w:val="single" w:sz="6" w:space="0" w:color="000000"/>
+              <w:right w:val="single" w:sz="6" w:space="0" w:color="000000"/>
+            </w:tcBorders>
+            <w:shd w:val="clear" w:color="auto" w:fill="auto"/>
+            <w:tcMar>
+              <w:top w:w="0" w:type="dxa"/>
+              <w:left w:w="0" w:type="dxa"/>
+              <w:bottom w:w="0" w:type="dxa"/>
+              <w:right w:w="0" w:type="dxa"/>
+            </w:tcMar>
+          </w:tcPr>
+          <w:p>
+            <w:r>
+              <w:t>Situação: Aprovado</w:t>
+            </w:r>
+          </w:p>
+        </w:tc>
+      </w:tr>
+    </w:tbl>
+    <w:p>
+      <w:pPr>
+        <w:pStyle w:val="Legenda"/>
+      </w:pPr>
+      <w:r>
+        <w:t>QUADRO 88 – Resultado do CT39</w:t>
+      </w:r>
+    </w:p>
+    <w:p>
+      <w:pPr/>
+    </w:p>
+    <w:tbl>
+      <w:tblPr>
+        <w:tblW w:w="8589" w:type="dxa"/>
+        <w:tblInd w:w="-92" w:type="dxa"/>
+        <w:tblBorders>
+          <w:top w:val="single" w:sz="6" w:space="0" w:color="808080"/>
+          <w:left w:val="single" w:sz="6" w:space="0" w:color="808080"/>
+          <w:bottom w:val="single" w:sz="6" w:space="0" w:color="808080"/>
+          <w:right w:val="single" w:sz="6" w:space="0" w:color="808080"/>
+          <w:insideH w:val="single" w:sz="6" w:space="0" w:color="808080"/>
+          <w:insideV w:val="single" w:sz="6" w:space="0" w:color="808080"/>
+        </w:tblBorders>
+        <w:tblLayout w:type="fixed"/>
+        <w:tblLook w:val="0600" w:firstRow="0" w:lastRow="0" w:firstColumn="0" w:lastColumn="0" w:noHBand="1" w:noVBand="1"/>
+      </w:tblPr>
+      <w:tblGrid>
+        <w:gridCol w:w="1785"/>
+        <w:gridCol w:w="4395"/>
+        <w:gridCol w:w="2409"/>
+      </w:tblGrid>
+      <w:tr>
+        <w:trPr>
+          <w:trHeight w:val="480"/>
+        </w:trPr>
+        <w:tc>
+          <w:tcPr>
+            <w:tcW w:w="1785" w:type="dxa"/>
+            <w:tcBorders>
+              <w:top w:val="single" w:sz="6" w:space="0" w:color="000000"/>
+              <w:left w:val="single" w:sz="6" w:space="0" w:color="000000"/>
+              <w:bottom w:val="single" w:sz="6" w:space="0" w:color="000000"/>
+              <w:right w:val="single" w:sz="6" w:space="0" w:color="000000"/>
+            </w:tcBorders>
+            <w:tcMar>
+              <w:top w:w="0" w:type="dxa"/>
+              <w:left w:w="0" w:type="dxa"/>
+              <w:bottom w:w="0" w:type="dxa"/>
+              <w:right w:w="0" w:type="dxa"/>
+            </w:tcMar>
+          </w:tcPr>
+          <w:p>
+            <w:r>
+              <w:t>No. Teste: CT40</w:t>
+            </w:r>
+          </w:p>
+        </w:tc>
+        <w:tc>
+          <w:tcPr>
+            <w:tcW w:w="4395" w:type="dxa"/>
+            <w:tcBorders>
+              <w:top w:val="single" w:sz="6" w:space="0" w:color="000000"/>
+              <w:left w:val="nil"/>
+              <w:bottom w:val="single" w:sz="6" w:space="0" w:color="000000"/>
+              <w:right w:val="single" w:sz="6" w:space="0" w:color="000000"/>
+            </w:tcBorders>
+            <w:tcMar>
+              <w:top w:w="0" w:type="dxa"/>
+              <w:left w:w="0" w:type="dxa"/>
+              <w:bottom w:w="0" w:type="dxa"/>
+              <w:right w:w="0" w:type="dxa"/>
+            </w:tcMar>
+          </w:tcPr>
+          <w:p>
+            <w:r>
+              <w:t>Responsável pelo teste: Equipe do projeto</w:t>
+            </w:r>
+          </w:p>
+        </w:tc>
+        <w:tc>
+          <w:tcPr>
+            <w:tcW w:w="2409" w:type="dxa"/>
+            <w:tcBorders>
+              <w:top w:val="single" w:sz="6" w:space="0" w:color="000000"/>
+              <w:left w:val="nil"/>
+              <w:bottom w:val="single" w:sz="6" w:space="0" w:color="000000"/>
+              <w:right w:val="single" w:sz="6" w:space="0" w:color="000000"/>
+            </w:tcBorders>
+            <w:tcMar>
+              <w:top w:w="0" w:type="dxa"/>
+              <w:left w:w="0" w:type="dxa"/>
+              <w:bottom w:w="0" w:type="dxa"/>
+              <w:right w:w="0" w:type="dxa"/>
+            </w:tcMar>
+          </w:tcPr>
+          <w:p>
+            <w:r>
+              <w:t>Data de realização: 28/09/2026 (bateria automatizada)</w:t>
+            </w:r>
+          </w:p>
+        </w:tc>
+      </w:tr>
+      <w:tr>
+        <w:trPr>
+          <w:trHeight w:val="500"/>
+        </w:trPr>
+        <w:tc>
+          <w:tcPr>
+            <w:tcW w:w="8589" w:type="dxa"/>
+            <w:gridSpan w:val="3"/>
+            <w:tcBorders>
+              <w:top w:val="nil"/>
+              <w:left w:val="single" w:sz="6" w:space="0" w:color="000000"/>
+              <w:bottom w:val="single" w:sz="6" w:space="0" w:color="000000"/>
+              <w:right w:val="single" w:sz="6" w:space="0" w:color="000000"/>
+            </w:tcBorders>
+            <w:tcMar>
+              <w:top w:w="0" w:type="dxa"/>
+              <w:left w:w="0" w:type="dxa"/>
+              <w:bottom w:w="0" w:type="dxa"/>
+              <w:right w:w="0" w:type="dxa"/>
+            </w:tcMar>
+          </w:tcPr>
+          <w:p>
+            <w:r>
+              <w:t>Versão do artefato testado: Documento do projeto na versão 1.16; código-fonte da entrega de 28/09/2026, na revisão d1084a3 do repositório do projeto.</w:t>
+            </w:r>
+          </w:p>
+        </w:tc>
+      </w:tr>
+      <w:tr>
+        <w:trPr>
+          <w:trHeight w:val="480"/>
+        </w:trPr>
+        <w:tc>
+          <w:tcPr>
+            <w:tcW w:w="8589" w:type="dxa"/>
+            <w:gridSpan w:val="3"/>
+            <w:tcBorders>
+              <w:top w:val="nil"/>
+              <w:left w:val="single" w:sz="6" w:space="0" w:color="000000"/>
+              <w:bottom w:val="single" w:sz="6" w:space="0" w:color="000000"/>
+              <w:right w:val="single" w:sz="6" w:space="0" w:color="000000"/>
+            </w:tcBorders>
+            <w:shd w:val="clear" w:color="auto" w:fill="auto"/>
+            <w:tcMar>
+              <w:top w:w="0" w:type="dxa"/>
+              <w:left w:w="0" w:type="dxa"/>
+              <w:bottom w:w="0" w:type="dxa"/>
+              <w:right w:w="0" w:type="dxa"/>
+            </w:tcMar>
+          </w:tcPr>
+          <w:p>
+            <w:r>
+              <w:t>Resultado observável: Os testes automatizados das classes JwtAuthenticationRestControllerMfaTest e EmailMfaCodeStoreTest foram executados com êxito, sem falhas nem erros. Confirmaram-se a apresentação exclusiva do método SMS, a ausência de envio antes do pedido, a recusa do código do SMS com o método de correio eletrônico (código 401) e a emissão do token com o método SMS; com os dois métodos ativos, nenhuma mensagem foi expedida antes da escolha.</w:t>
+            </w:r>
+          </w:p>
+        </w:tc>
+      </w:tr>
+      <w:tr>
+        <w:trPr>
+          <w:trHeight w:val="480"/>
+        </w:trPr>
+        <w:tc>
+          <w:tcPr>
+            <w:tcW w:w="8589" w:type="dxa"/>
+            <w:gridSpan w:val="3"/>
+            <w:tcBorders>
+              <w:top w:val="nil"/>
+              <w:left w:val="single" w:sz="6" w:space="0" w:color="000000"/>
+              <w:bottom w:val="single" w:sz="6" w:space="0" w:color="000000"/>
+              <w:right w:val="single" w:sz="6" w:space="0" w:color="000000"/>
+            </w:tcBorders>
+            <w:shd w:val="clear" w:color="auto" w:fill="auto"/>
+            <w:tcMar>
+              <w:top w:w="0" w:type="dxa"/>
+              <w:left w:w="0" w:type="dxa"/>
+              <w:bottom w:w="0" w:type="dxa"/>
+              <w:right w:w="0" w:type="dxa"/>
+            </w:tcMar>
+          </w:tcPr>
+          <w:p>
+            <w:r>
+              <w:t>Situação: Aprovado</w:t>
+            </w:r>
+          </w:p>
+        </w:tc>
+      </w:tr>
+    </w:tbl>
+    <w:p>
+      <w:pPr>
+        <w:pStyle w:val="Legenda"/>
+      </w:pPr>
+      <w:r>
+        <w:t>QUADRO 89 – Resultado do CT40</w:t>
+      </w:r>
+    </w:p>
+    <w:p>
+      <w:pPr/>
+    </w:p>
+    <w:tbl>
+      <w:tblPr>
+        <w:tblW w:w="8589" w:type="dxa"/>
+        <w:tblInd w:w="-92" w:type="dxa"/>
+        <w:tblBorders>
+          <w:top w:val="single" w:sz="6" w:space="0" w:color="808080"/>
+          <w:left w:val="single" w:sz="6" w:space="0" w:color="808080"/>
+          <w:bottom w:val="single" w:sz="6" w:space="0" w:color="808080"/>
+          <w:right w:val="single" w:sz="6" w:space="0" w:color="808080"/>
+          <w:insideH w:val="single" w:sz="6" w:space="0" w:color="808080"/>
+          <w:insideV w:val="single" w:sz="6" w:space="0" w:color="808080"/>
+        </w:tblBorders>
+        <w:tblLayout w:type="fixed"/>
+        <w:tblLook w:val="0600" w:firstRow="0" w:lastRow="0" w:firstColumn="0" w:lastColumn="0" w:noHBand="1" w:noVBand="1"/>
+      </w:tblPr>
+      <w:tblGrid>
+        <w:gridCol w:w="1785"/>
+        <w:gridCol w:w="4395"/>
+        <w:gridCol w:w="2409"/>
+      </w:tblGrid>
+      <w:tr>
+        <w:trPr>
+          <w:trHeight w:val="480"/>
+        </w:trPr>
+        <w:tc>
+          <w:tcPr>
+            <w:tcW w:w="1785" w:type="dxa"/>
+            <w:tcBorders>
+              <w:top w:val="single" w:sz="6" w:space="0" w:color="000000"/>
+              <w:left w:val="single" w:sz="6" w:space="0" w:color="000000"/>
+              <w:bottom w:val="single" w:sz="6" w:space="0" w:color="000000"/>
+              <w:right w:val="single" w:sz="6" w:space="0" w:color="000000"/>
+            </w:tcBorders>
+            <w:tcMar>
+              <w:top w:w="0" w:type="dxa"/>
+              <w:left w:w="0" w:type="dxa"/>
+              <w:bottom w:w="0" w:type="dxa"/>
+              <w:right w:w="0" w:type="dxa"/>
+            </w:tcMar>
+          </w:tcPr>
+          <w:p>
+            <w:r>
+              <w:t>No. Teste: CT41</w:t>
+            </w:r>
+          </w:p>
+        </w:tc>
+        <w:tc>
+          <w:tcPr>
+            <w:tcW w:w="4395" w:type="dxa"/>
+            <w:tcBorders>
+              <w:top w:val="single" w:sz="6" w:space="0" w:color="000000"/>
+              <w:left w:val="nil"/>
+              <w:bottom w:val="single" w:sz="6" w:space="0" w:color="000000"/>
+              <w:right w:val="single" w:sz="6" w:space="0" w:color="000000"/>
+            </w:tcBorders>
+            <w:tcMar>
+              <w:top w:w="0" w:type="dxa"/>
+              <w:left w:w="0" w:type="dxa"/>
+              <w:bottom w:w="0" w:type="dxa"/>
+              <w:right w:w="0" w:type="dxa"/>
+            </w:tcMar>
+          </w:tcPr>
+          <w:p>
+            <w:r>
+              <w:t>Responsável pelo teste: Equipe do projeto</w:t>
+            </w:r>
+          </w:p>
+        </w:tc>
+        <w:tc>
+          <w:tcPr>
+            <w:tcW w:w="2409" w:type="dxa"/>
+            <w:tcBorders>
+              <w:top w:val="single" w:sz="6" w:space="0" w:color="000000"/>
+              <w:left w:val="nil"/>
+              <w:bottom w:val="single" w:sz="6" w:space="0" w:color="000000"/>
+              <w:right w:val="single" w:sz="6" w:space="0" w:color="000000"/>
+            </w:tcBorders>
+            <w:tcMar>
+              <w:top w:w="0" w:type="dxa"/>
+              <w:left w:w="0" w:type="dxa"/>
+              <w:bottom w:w="0" w:type="dxa"/>
+              <w:right w:w="0" w:type="dxa"/>
+            </w:tcMar>
+          </w:tcPr>
+          <w:p>
+            <w:r>
+              <w:t>Data de realização: 28/09/2026 (bateria automatizada)</w:t>
+            </w:r>
+          </w:p>
+        </w:tc>
+      </w:tr>
+      <w:tr>
+        <w:trPr>
+          <w:trHeight w:val="500"/>
+        </w:trPr>
+        <w:tc>
+          <w:tcPr>
+            <w:tcW w:w="8589" w:type="dxa"/>
+            <w:gridSpan w:val="3"/>
+            <w:tcBorders>
+              <w:top w:val="nil"/>
+              <w:left w:val="single" w:sz="6" w:space="0" w:color="000000"/>
+              <w:bottom w:val="single" w:sz="6" w:space="0" w:color="000000"/>
+              <w:right w:val="single" w:sz="6" w:space="0" w:color="000000"/>
+            </w:tcBorders>
+            <w:tcMar>
+              <w:top w:w="0" w:type="dxa"/>
+              <w:left w:w="0" w:type="dxa"/>
+              <w:bottom w:w="0" w:type="dxa"/>
+              <w:right w:w="0" w:type="dxa"/>
+            </w:tcMar>
+          </w:tcPr>
+          <w:p>
+            <w:r>
+              <w:t>Versão do artefato testado: Documento do projeto na versão 1.16; código-fonte da entrega de 28/09/2026, na revisão d1084a3 do repositório do projeto.</w:t>
+            </w:r>
+          </w:p>
+        </w:tc>
+      </w:tr>
+      <w:tr>
+        <w:trPr>
+          <w:trHeight w:val="480"/>
+        </w:trPr>
+        <w:tc>
+          <w:tcPr>
+            <w:tcW w:w="8589" w:type="dxa"/>
+            <w:gridSpan w:val="3"/>
+            <w:tcBorders>
+              <w:top w:val="nil"/>
+              <w:left w:val="single" w:sz="6" w:space="0" w:color="000000"/>
+              <w:bottom w:val="single" w:sz="6" w:space="0" w:color="000000"/>
+              <w:right w:val="single" w:sz="6" w:space="0" w:color="000000"/>
+            </w:tcBorders>
+            <w:shd w:val="clear" w:color="auto" w:fill="auto"/>
+            <w:tcMar>
+              <w:top w:w="0" w:type="dxa"/>
+              <w:left w:w="0" w:type="dxa"/>
+              <w:bottom w:w="0" w:type="dxa"/>
+              <w:right w:w="0" w:type="dxa"/>
+            </w:tcMar>
+          </w:tcPr>
+          <w:p>
+            <w:r>
+              <w:t>Resultado observável: Os testes automatizados das classes SmsCodeSenderTest e EmailMfaCodeStoreTest foram executados com êxito, sem falhas nem erros. O segundo pedido devolveu o código 429 e o gateway recebeu uma única requisição; o código do primeiro envio permaneceu válido; e o registro do envio por SMS não bloqueou o canal de correio eletrônico.</w:t>
+            </w:r>
+          </w:p>
+        </w:tc>
+      </w:tr>
+      <w:tr>
+        <w:trPr>
+          <w:trHeight w:val="480"/>
+        </w:trPr>
+        <w:tc>
+          <w:tcPr>
+            <w:tcW w:w="8589" w:type="dxa"/>
+            <w:gridSpan w:val="3"/>
+            <w:tcBorders>
+              <w:top w:val="nil"/>
+              <w:left w:val="single" w:sz="6" w:space="0" w:color="000000"/>
+              <w:bottom w:val="single" w:sz="6" w:space="0" w:color="000000"/>
+              <w:right w:val="single" w:sz="6" w:space="0" w:color="000000"/>
+            </w:tcBorders>
+            <w:shd w:val="clear" w:color="auto" w:fill="auto"/>
+            <w:tcMar>
+              <w:top w:w="0" w:type="dxa"/>
+              <w:left w:w="0" w:type="dxa"/>
+              <w:bottom w:w="0" w:type="dxa"/>
+              <w:right w:w="0" w:type="dxa"/>
+            </w:tcMar>
+          </w:tcPr>
+          <w:p>
+            <w:r>
+              <w:t>Situação: Aprovado</w:t>
+            </w:r>
+          </w:p>
+        </w:tc>
+      </w:tr>
+    </w:tbl>
+    <w:p>
+      <w:pPr>
+        <w:pStyle w:val="Legenda"/>
+      </w:pPr>
+      <w:r>
+        <w:t>QUADRO 90 – Resultado do CT41</w:t>
+      </w:r>
+    </w:p>
+    <w:p>
+      <w:pPr/>
+    </w:p>
+    <w:tbl>
+      <w:tblPr>
+        <w:tblW w:w="8589" w:type="dxa"/>
+        <w:tblInd w:w="-92" w:type="dxa"/>
+        <w:tblBorders>
+          <w:top w:val="single" w:sz="6" w:space="0" w:color="808080"/>
+          <w:left w:val="single" w:sz="6" w:space="0" w:color="808080"/>
+          <w:bottom w:val="single" w:sz="6" w:space="0" w:color="808080"/>
+          <w:right w:val="single" w:sz="6" w:space="0" w:color="808080"/>
+          <w:insideH w:val="single" w:sz="6" w:space="0" w:color="808080"/>
+          <w:insideV w:val="single" w:sz="6" w:space="0" w:color="808080"/>
+        </w:tblBorders>
+        <w:tblLayout w:type="fixed"/>
+        <w:tblLook w:val="0600" w:firstRow="0" w:lastRow="0" w:firstColumn="0" w:lastColumn="0" w:noHBand="1" w:noVBand="1"/>
+      </w:tblPr>
+      <w:tblGrid>
+        <w:gridCol w:w="1785"/>
+        <w:gridCol w:w="4395"/>
+        <w:gridCol w:w="2409"/>
+      </w:tblGrid>
+      <w:tr>
+        <w:trPr>
+          <w:trHeight w:val="480"/>
+        </w:trPr>
+        <w:tc>
+          <w:tcPr>
+            <w:tcW w:w="1785" w:type="dxa"/>
+            <w:tcBorders>
+              <w:top w:val="single" w:sz="6" w:space="0" w:color="000000"/>
+              <w:left w:val="single" w:sz="6" w:space="0" w:color="000000"/>
+              <w:bottom w:val="single" w:sz="6" w:space="0" w:color="000000"/>
+              <w:right w:val="single" w:sz="6" w:space="0" w:color="000000"/>
+            </w:tcBorders>
+            <w:tcMar>
+              <w:top w:w="0" w:type="dxa"/>
+              <w:left w:w="0" w:type="dxa"/>
+              <w:bottom w:w="0" w:type="dxa"/>
+              <w:right w:w="0" w:type="dxa"/>
+            </w:tcMar>
+          </w:tcPr>
+          <w:p>
+            <w:r>
+              <w:t>No. Teste: CT42</w:t>
+            </w:r>
+          </w:p>
+        </w:tc>
+        <w:tc>
+          <w:tcPr>
+            <w:tcW w:w="4395" w:type="dxa"/>
+            <w:tcBorders>
+              <w:top w:val="single" w:sz="6" w:space="0" w:color="000000"/>
+              <w:left w:val="nil"/>
+              <w:bottom w:val="single" w:sz="6" w:space="0" w:color="000000"/>
+              <w:right w:val="single" w:sz="6" w:space="0" w:color="000000"/>
+            </w:tcBorders>
+            <w:tcMar>
+              <w:top w:w="0" w:type="dxa"/>
+              <w:left w:w="0" w:type="dxa"/>
+              <w:bottom w:w="0" w:type="dxa"/>
+              <w:right w:w="0" w:type="dxa"/>
+            </w:tcMar>
+          </w:tcPr>
+          <w:p>
+            <w:r>
+              <w:t>Responsável pelo teste: Equipe do projeto</w:t>
+            </w:r>
+          </w:p>
+        </w:tc>
+        <w:tc>
+          <w:tcPr>
+            <w:tcW w:w="2409" w:type="dxa"/>
+            <w:tcBorders>
+              <w:top w:val="single" w:sz="6" w:space="0" w:color="000000"/>
+              <w:left w:val="nil"/>
+              <w:bottom w:val="single" w:sz="6" w:space="0" w:color="000000"/>
+              <w:right w:val="single" w:sz="6" w:space="0" w:color="000000"/>
+            </w:tcBorders>
+            <w:tcMar>
+              <w:top w:w="0" w:type="dxa"/>
+              <w:left w:w="0" w:type="dxa"/>
+              <w:bottom w:w="0" w:type="dxa"/>
+              <w:right w:w="0" w:type="dxa"/>
+            </w:tcMar>
+          </w:tcPr>
+          <w:p>
+            <w:r>
+              <w:t>Data de realização: 28/09/2026 (bateria automatizada)</w:t>
+            </w:r>
+          </w:p>
+        </w:tc>
+      </w:tr>
+      <w:tr>
+        <w:trPr>
+          <w:trHeight w:val="500"/>
+        </w:trPr>
+        <w:tc>
+          <w:tcPr>
+            <w:tcW w:w="8589" w:type="dxa"/>
+            <w:gridSpan w:val="3"/>
+            <w:tcBorders>
+              <w:top w:val="nil"/>
+              <w:left w:val="single" w:sz="6" w:space="0" w:color="000000"/>
+              <w:bottom w:val="single" w:sz="6" w:space="0" w:color="000000"/>
+              <w:right w:val="single" w:sz="6" w:space="0" w:color="000000"/>
+            </w:tcBorders>
+            <w:tcMar>
+              <w:top w:w="0" w:type="dxa"/>
+              <w:left w:w="0" w:type="dxa"/>
+              <w:bottom w:w="0" w:type="dxa"/>
+              <w:right w:w="0" w:type="dxa"/>
+            </w:tcMar>
+          </w:tcPr>
+          <w:p>
+            <w:r>
+              <w:t>Versão do artefato testado: Documento do projeto na versão 1.16; código-fonte da entrega de 28/09/2026, na revisão d1084a3 do repositório do projeto.</w:t>
+            </w:r>
+          </w:p>
+        </w:tc>
+      </w:tr>
+      <w:tr>
+        <w:trPr>
+          <w:trHeight w:val="480"/>
+        </w:trPr>
+        <w:tc>
+          <w:tcPr>
+            <w:tcW w:w="8589" w:type="dxa"/>
+            <w:gridSpan w:val="3"/>
+            <w:tcBorders>
+              <w:top w:val="nil"/>
+              <w:left w:val="single" w:sz="6" w:space="0" w:color="000000"/>
+              <w:bottom w:val="single" w:sz="6" w:space="0" w:color="000000"/>
+              <w:right w:val="single" w:sz="6" w:space="0" w:color="000000"/>
+            </w:tcBorders>
+            <w:shd w:val="clear" w:color="auto" w:fill="auto"/>
+            <w:tcMar>
+              <w:top w:w="0" w:type="dxa"/>
+              <w:left w:w="0" w:type="dxa"/>
+              <w:bottom w:w="0" w:type="dxa"/>
+              <w:right w:w="0" w:type="dxa"/>
+            </w:tcMar>
+          </w:tcPr>
+          <w:p>
+            <w:r>
+              <w:t>Resultado observável: Os testes automatizados das classes SmsGatewayServiceImplTest, SmsCodeSenderTest e JwtAuthenticationRestControllerMfaTest foram executados com êxito, sem falhas nem erros. A conexão recusada e a resposta 500 do gateway foram convertidas em falha de envio; o pedido de SMS na autenticação devolveu o código 502; e a nova tentativa, após o restabelecimento, foi atendida com o código 200.</w:t>
+            </w:r>
+          </w:p>
+        </w:tc>
+      </w:tr>
+      <w:tr>
+        <w:trPr>
+          <w:trHeight w:val="480"/>
+        </w:trPr>
+        <w:tc>
+          <w:tcPr>
+            <w:tcW w:w="8589" w:type="dxa"/>
+            <w:gridSpan w:val="3"/>
+            <w:tcBorders>
+              <w:top w:val="nil"/>
+              <w:left w:val="single" w:sz="6" w:space="0" w:color="000000"/>
+              <w:bottom w:val="single" w:sz="6" w:space="0" w:color="000000"/>
+              <w:right w:val="single" w:sz="6" w:space="0" w:color="000000"/>
+            </w:tcBorders>
+            <w:shd w:val="clear" w:color="auto" w:fill="auto"/>
+            <w:tcMar>
+              <w:top w:w="0" w:type="dxa"/>
+              <w:left w:w="0" w:type="dxa"/>
+              <w:bottom w:w="0" w:type="dxa"/>
+              <w:right w:w="0" w:type="dxa"/>
+            </w:tcMar>
+          </w:tcPr>
+          <w:p>
+            <w:r>
+              <w:t>Situação: Aprovado</w:t>
+            </w:r>
+          </w:p>
+        </w:tc>
+      </w:tr>
+    </w:tbl>
+    <w:p>
+      <w:pPr>
+        <w:pStyle w:val="Legenda"/>
+      </w:pPr>
+      <w:r>
+        <w:t>QUADRO 91 – Resultado do CT42</w:t>
+      </w:r>
+    </w:p>
+    <w:p>
+      <w:pPr/>
+    </w:p>
+    <w:tbl>
+      <w:tblPr>
+        <w:tblW w:w="8589" w:type="dxa"/>
+        <w:tblInd w:w="-92" w:type="dxa"/>
+        <w:tblBorders>
+          <w:top w:val="single" w:sz="6" w:space="0" w:color="808080"/>
+          <w:left w:val="single" w:sz="6" w:space="0" w:color="808080"/>
+          <w:bottom w:val="single" w:sz="6" w:space="0" w:color="808080"/>
+          <w:right w:val="single" w:sz="6" w:space="0" w:color="808080"/>
+          <w:insideH w:val="single" w:sz="6" w:space="0" w:color="808080"/>
+          <w:insideV w:val="single" w:sz="6" w:space="0" w:color="808080"/>
+        </w:tblBorders>
+        <w:tblLayout w:type="fixed"/>
+        <w:tblLook w:val="0600" w:firstRow="0" w:lastRow="0" w:firstColumn="0" w:lastColumn="0" w:noHBand="1" w:noVBand="1"/>
+      </w:tblPr>
+      <w:tblGrid>
+        <w:gridCol w:w="1785"/>
+        <w:gridCol w:w="4395"/>
+        <w:gridCol w:w="2409"/>
+      </w:tblGrid>
+      <w:tr>
+        <w:trPr>
+          <w:trHeight w:val="480"/>
+        </w:trPr>
+        <w:tc>
+          <w:tcPr>
+            <w:tcW w:w="1785" w:type="dxa"/>
+            <w:tcBorders>
+              <w:top w:val="single" w:sz="6" w:space="0" w:color="000000"/>
+              <w:left w:val="single" w:sz="6" w:space="0" w:color="000000"/>
+              <w:bottom w:val="single" w:sz="6" w:space="0" w:color="000000"/>
+              <w:right w:val="single" w:sz="6" w:space="0" w:color="000000"/>
+            </w:tcBorders>
+            <w:tcMar>
+              <w:top w:w="0" w:type="dxa"/>
+              <w:left w:w="0" w:type="dxa"/>
+              <w:bottom w:w="0" w:type="dxa"/>
+              <w:right w:w="0" w:type="dxa"/>
+            </w:tcMar>
+          </w:tcPr>
+          <w:p>
+            <w:r>
+              <w:t>No. Teste: CT43</w:t>
+            </w:r>
+          </w:p>
+        </w:tc>
+        <w:tc>
+          <w:tcPr>
+            <w:tcW w:w="4395" w:type="dxa"/>
+            <w:tcBorders>
+              <w:top w:val="single" w:sz="6" w:space="0" w:color="000000"/>
+              <w:left w:val="nil"/>
+              <w:bottom w:val="single" w:sz="6" w:space="0" w:color="000000"/>
+              <w:right w:val="single" w:sz="6" w:space="0" w:color="000000"/>
+            </w:tcBorders>
+            <w:tcMar>
+              <w:top w:w="0" w:type="dxa"/>
+              <w:left w:w="0" w:type="dxa"/>
+              <w:bottom w:w="0" w:type="dxa"/>
+              <w:right w:w="0" w:type="dxa"/>
+            </w:tcMar>
+          </w:tcPr>
+          <w:p>
+            <w:r>
+              <w:t>Responsável pelo teste: Equipe do projeto</w:t>
+            </w:r>
+          </w:p>
+        </w:tc>
+        <w:tc>
+          <w:tcPr>
+            <w:tcW w:w="2409" w:type="dxa"/>
+            <w:tcBorders>
+              <w:top w:val="single" w:sz="6" w:space="0" w:color="000000"/>
+              <w:left w:val="nil"/>
+              <w:bottom w:val="single" w:sz="6" w:space="0" w:color="000000"/>
+              <w:right w:val="single" w:sz="6" w:space="0" w:color="000000"/>
+            </w:tcBorders>
+            <w:tcMar>
+              <w:top w:w="0" w:type="dxa"/>
+              <w:left w:w="0" w:type="dxa"/>
+              <w:bottom w:w="0" w:type="dxa"/>
+              <w:right w:w="0" w:type="dxa"/>
+            </w:tcMar>
+          </w:tcPr>
+          <w:p>
+            <w:r>
+              <w:t>Data de realização: 28/09/2026 (bateria automatizada)</w:t>
+            </w:r>
+          </w:p>
+        </w:tc>
+      </w:tr>
+      <w:tr>
+        <w:trPr>
+          <w:trHeight w:val="500"/>
+        </w:trPr>
+        <w:tc>
+          <w:tcPr>
+            <w:tcW w:w="8589" w:type="dxa"/>
+            <w:gridSpan w:val="3"/>
+            <w:tcBorders>
+              <w:top w:val="nil"/>
+              <w:left w:val="single" w:sz="6" w:space="0" w:color="000000"/>
+              <w:bottom w:val="single" w:sz="6" w:space="0" w:color="000000"/>
+              <w:right w:val="single" w:sz="6" w:space="0" w:color="000000"/>
+            </w:tcBorders>
+            <w:tcMar>
+              <w:top w:w="0" w:type="dxa"/>
+              <w:left w:w="0" w:type="dxa"/>
+              <w:bottom w:w="0" w:type="dxa"/>
+              <w:right w:w="0" w:type="dxa"/>
+            </w:tcMar>
+          </w:tcPr>
+          <w:p>
+            <w:r>
+              <w:t>Versão do artefato testado: Documento do projeto na versão 1.16; código-fonte da entrega de 28/09/2026, na revisão d1084a3 do repositório do projeto.</w:t>
+            </w:r>
+          </w:p>
+        </w:tc>
+      </w:tr>
+      <w:tr>
+        <w:trPr>
+          <w:trHeight w:val="480"/>
+        </w:trPr>
+        <w:tc>
+          <w:tcPr>
+            <w:tcW w:w="8589" w:type="dxa"/>
+            <w:gridSpan w:val="3"/>
+            <w:tcBorders>
+              <w:top w:val="nil"/>
+              <w:left w:val="single" w:sz="6" w:space="0" w:color="000000"/>
+              <w:bottom w:val="single" w:sz="6" w:space="0" w:color="000000"/>
+              <w:right w:val="single" w:sz="6" w:space="0" w:color="000000"/>
+            </w:tcBorders>
+            <w:shd w:val="clear" w:color="auto" w:fill="auto"/>
+            <w:tcMar>
+              <w:top w:w="0" w:type="dxa"/>
+              <w:left w:w="0" w:type="dxa"/>
+              <w:bottom w:w="0" w:type="dxa"/>
+              <w:right w:w="0" w:type="dxa"/>
+            </w:tcMar>
+          </w:tcPr>
+          <w:p>
+            <w:r>
+              <w:t>Resultado observável: Os testes automatizados das classes JwtAuthenticationRestControllerMfaTest, SmsCodeSenderTest, SmsGatewayServiceImplTest e UserAccountDeletionSmsTest foram executados com êxito, sem falhas nem erros. A autenticação ofereceu apenas o correio eletrônico, nenhuma requisição foi dirigida ao gateway, o token foi emitido com o código recebido por correio eletrônico e a configuração da conta permaneceu inalterada; o pedido de envio por SMS devolveu o código 503.</w:t>
+            </w:r>
+          </w:p>
+        </w:tc>
+      </w:tr>
+      <w:tr>
+        <w:trPr>
+          <w:trHeight w:val="480"/>
+        </w:trPr>
+        <w:tc>
+          <w:tcPr>
+            <w:tcW w:w="8589" w:type="dxa"/>
+            <w:gridSpan w:val="3"/>
+            <w:tcBorders>
+              <w:top w:val="nil"/>
+              <w:left w:val="single" w:sz="6" w:space="0" w:color="000000"/>
+              <w:bottom w:val="single" w:sz="6" w:space="0" w:color="000000"/>
+              <w:right w:val="single" w:sz="6" w:space="0" w:color="000000"/>
+            </w:tcBorders>
+            <w:shd w:val="clear" w:color="auto" w:fill="auto"/>
+            <w:tcMar>
+              <w:top w:w="0" w:type="dxa"/>
+              <w:left w:w="0" w:type="dxa"/>
+              <w:bottom w:w="0" w:type="dxa"/>
+              <w:right w:w="0" w:type="dxa"/>
+            </w:tcMar>
+          </w:tcPr>
+          <w:p>
+            <w:r>
+              <w:t>Situação: Aprovado</w:t>
+            </w:r>
+          </w:p>
+        </w:tc>
+      </w:tr>
+    </w:tbl>
+    <w:p>
+      <w:pPr>
+        <w:pStyle w:val="Legenda"/>
+      </w:pPr>
+      <w:r>
+        <w:t>QUADRO 92 – Resultado do CT43</w:t>
+      </w:r>
+    </w:p>
+    <w:p>
+      <w:pPr/>
+    </w:p>
+    <w:tbl>
+      <w:tblPr>
+        <w:tblW w:w="8589" w:type="dxa"/>
+        <w:tblInd w:w="-92" w:type="dxa"/>
+        <w:tblBorders>
+          <w:top w:val="single" w:sz="6" w:space="0" w:color="808080"/>
+          <w:left w:val="single" w:sz="6" w:space="0" w:color="808080"/>
+          <w:bottom w:val="single" w:sz="6" w:space="0" w:color="808080"/>
+          <w:right w:val="single" w:sz="6" w:space="0" w:color="808080"/>
+          <w:insideH w:val="single" w:sz="6" w:space="0" w:color="808080"/>
+          <w:insideV w:val="single" w:sz="6" w:space="0" w:color="808080"/>
+        </w:tblBorders>
+        <w:tblLayout w:type="fixed"/>
+        <w:tblLook w:val="0600" w:firstRow="0" w:lastRow="0" w:firstColumn="0" w:lastColumn="0" w:noHBand="1" w:noVBand="1"/>
+      </w:tblPr>
+      <w:tblGrid>
+        <w:gridCol w:w="1785"/>
+        <w:gridCol w:w="4395"/>
+        <w:gridCol w:w="2409"/>
+      </w:tblGrid>
+      <w:tr>
+        <w:trPr>
+          <w:trHeight w:val="480"/>
+        </w:trPr>
+        <w:tc>
+          <w:tcPr>
+            <w:tcW w:w="1785" w:type="dxa"/>
+            <w:tcBorders>
+              <w:top w:val="single" w:sz="6" w:space="0" w:color="000000"/>
+              <w:left w:val="single" w:sz="6" w:space="0" w:color="000000"/>
+              <w:bottom w:val="single" w:sz="6" w:space="0" w:color="000000"/>
+              <w:right w:val="single" w:sz="6" w:space="0" w:color="000000"/>
+            </w:tcBorders>
+            <w:tcMar>
+              <w:top w:w="0" w:type="dxa"/>
+              <w:left w:w="0" w:type="dxa"/>
+              <w:bottom w:w="0" w:type="dxa"/>
+              <w:right w:w="0" w:type="dxa"/>
+            </w:tcMar>
+          </w:tcPr>
+          <w:p>
+            <w:r>
+              <w:t>No. Teste: CT44</w:t>
+            </w:r>
+          </w:p>
+        </w:tc>
+        <w:tc>
+          <w:tcPr>
+            <w:tcW w:w="4395" w:type="dxa"/>
+            <w:tcBorders>
+              <w:top w:val="single" w:sz="6" w:space="0" w:color="000000"/>
+              <w:left w:val="nil"/>
+              <w:bottom w:val="single" w:sz="6" w:space="0" w:color="000000"/>
+              <w:right w:val="single" w:sz="6" w:space="0" w:color="000000"/>
+            </w:tcBorders>
+            <w:tcMar>
+              <w:top w:w="0" w:type="dxa"/>
+              <w:left w:w="0" w:type="dxa"/>
+              <w:bottom w:w="0" w:type="dxa"/>
+              <w:right w:w="0" w:type="dxa"/>
+            </w:tcMar>
+          </w:tcPr>
+          <w:p>
+            <w:r>
+              <w:t>Responsável pelo teste: Equipe do projeto</w:t>
+            </w:r>
+          </w:p>
+        </w:tc>
+        <w:tc>
+          <w:tcPr>
+            <w:tcW w:w="2409" w:type="dxa"/>
+            <w:tcBorders>
+              <w:top w:val="single" w:sz="6" w:space="0" w:color="000000"/>
+              <w:left w:val="nil"/>
+              <w:bottom w:val="single" w:sz="6" w:space="0" w:color="000000"/>
+              <w:right w:val="single" w:sz="6" w:space="0" w:color="000000"/>
+            </w:tcBorders>
+            <w:tcMar>
+              <w:top w:w="0" w:type="dxa"/>
+              <w:left w:w="0" w:type="dxa"/>
+              <w:bottom w:w="0" w:type="dxa"/>
+              <w:right w:w="0" w:type="dxa"/>
+            </w:tcMar>
+          </w:tcPr>
+          <w:p>
+            <w:r>
+              <w:t>Data de realização: 28/09/2026 (bateria automatizada)</w:t>
+            </w:r>
+          </w:p>
+        </w:tc>
+      </w:tr>
+      <w:tr>
+        <w:trPr>
+          <w:trHeight w:val="500"/>
+        </w:trPr>
+        <w:tc>
+          <w:tcPr>
+            <w:tcW w:w="8589" w:type="dxa"/>
+            <w:gridSpan w:val="3"/>
+            <w:tcBorders>
+              <w:top w:val="nil"/>
+              <w:left w:val="single" w:sz="6" w:space="0" w:color="000000"/>
+              <w:bottom w:val="single" w:sz="6" w:space="0" w:color="000000"/>
+              <w:right w:val="single" w:sz="6" w:space="0" w:color="000000"/>
+            </w:tcBorders>
+            <w:tcMar>
+              <w:top w:w="0" w:type="dxa"/>
+              <w:left w:w="0" w:type="dxa"/>
+              <w:bottom w:w="0" w:type="dxa"/>
+              <w:right w:w="0" w:type="dxa"/>
+            </w:tcMar>
+          </w:tcPr>
+          <w:p>
+            <w:r>
+              <w:t>Versão do artefato testado: Documento do projeto na versão 1.16; código-fonte da entrega de 28/09/2026, na revisão d1084a3 do repositório do projeto.</w:t>
+            </w:r>
+          </w:p>
+        </w:tc>
+      </w:tr>
+      <w:tr>
+        <w:trPr>
+          <w:trHeight w:val="480"/>
+        </w:trPr>
+        <w:tc>
+          <w:tcPr>
+            <w:tcW w:w="8589" w:type="dxa"/>
+            <w:gridSpan w:val="3"/>
+            <w:tcBorders>
+              <w:top w:val="nil"/>
+              <w:left w:val="single" w:sz="6" w:space="0" w:color="000000"/>
+              <w:bottom w:val="single" w:sz="6" w:space="0" w:color="000000"/>
+              <w:right w:val="single" w:sz="6" w:space="0" w:color="000000"/>
+            </w:tcBorders>
+            <w:shd w:val="clear" w:color="auto" w:fill="auto"/>
+            <w:tcMar>
+              <w:top w:w="0" w:type="dxa"/>
+              <w:left w:w="0" w:type="dxa"/>
+              <w:bottom w:w="0" w:type="dxa"/>
+              <w:right w:w="0" w:type="dxa"/>
+            </w:tcMar>
+          </w:tcPr>
+          <w:p>
+            <w:r>
+              <w:t>Resultado observável: Os testes automatizados das classes MobilePhoneTest e MfaRestControllerSmsTest foram executados com êxito, sem falhas nem erros. Os números inválidos foram recusados com o código 400, sem chamada ao gateway, e os números válidos foram normalizados conforme as saídas esperadas, inclusive o de DDD 55.</w:t>
+            </w:r>
+          </w:p>
+        </w:tc>
+      </w:tr>
+      <w:tr>
+        <w:trPr>
+          <w:trHeight w:val="480"/>
+        </w:trPr>
+        <w:tc>
+          <w:tcPr>
+            <w:tcW w:w="8589" w:type="dxa"/>
+            <w:gridSpan w:val="3"/>
+            <w:tcBorders>
+              <w:top w:val="nil"/>
+              <w:left w:val="single" w:sz="6" w:space="0" w:color="000000"/>
+              <w:bottom w:val="single" w:sz="6" w:space="0" w:color="000000"/>
+              <w:right w:val="single" w:sz="6" w:space="0" w:color="000000"/>
+            </w:tcBorders>
+            <w:shd w:val="clear" w:color="auto" w:fill="auto"/>
+            <w:tcMar>
+              <w:top w:w="0" w:type="dxa"/>
+              <w:left w:w="0" w:type="dxa"/>
+              <w:bottom w:w="0" w:type="dxa"/>
+              <w:right w:w="0" w:type="dxa"/>
+            </w:tcMar>
+          </w:tcPr>
+          <w:p>
+            <w:r>
+              <w:t>Situação: Aprovado</w:t>
+            </w:r>
+          </w:p>
+        </w:tc>
+      </w:tr>
+    </w:tbl>
+    <w:p>
+      <w:pPr>
+        <w:pStyle w:val="Legenda"/>
+      </w:pPr>
+      <w:r>
+        <w:t>QUADRO 93 – Resultado do CT44</w:t>
+      </w:r>
+    </w:p>
+    <w:p>
+      <w:pPr/>
+    </w:p>
+    <w:tbl>
+      <w:tblPr>
+        <w:tblW w:w="8589" w:type="dxa"/>
+        <w:tblInd w:w="-92" w:type="dxa"/>
+        <w:tblBorders>
+          <w:top w:val="single" w:sz="6" w:space="0" w:color="808080"/>
+          <w:left w:val="single" w:sz="6" w:space="0" w:color="808080"/>
+          <w:bottom w:val="single" w:sz="6" w:space="0" w:color="808080"/>
+          <w:right w:val="single" w:sz="6" w:space="0" w:color="808080"/>
+          <w:insideH w:val="single" w:sz="6" w:space="0" w:color="808080"/>
+          <w:insideV w:val="single" w:sz="6" w:space="0" w:color="808080"/>
+        </w:tblBorders>
+        <w:tblLayout w:type="fixed"/>
+        <w:tblLook w:val="0600" w:firstRow="0" w:lastRow="0" w:firstColumn="0" w:lastColumn="0" w:noHBand="1" w:noVBand="1"/>
+      </w:tblPr>
+      <w:tblGrid>
+        <w:gridCol w:w="1785"/>
+        <w:gridCol w:w="4395"/>
+        <w:gridCol w:w="2409"/>
+      </w:tblGrid>
+      <w:tr>
+        <w:trPr>
+          <w:trHeight w:val="480"/>
+        </w:trPr>
+        <w:tc>
+          <w:tcPr>
+            <w:tcW w:w="1785" w:type="dxa"/>
+            <w:tcBorders>
+              <w:top w:val="single" w:sz="6" w:space="0" w:color="000000"/>
+              <w:left w:val="single" w:sz="6" w:space="0" w:color="000000"/>
+              <w:bottom w:val="single" w:sz="6" w:space="0" w:color="000000"/>
+              <w:right w:val="single" w:sz="6" w:space="0" w:color="000000"/>
+            </w:tcBorders>
+            <w:tcMar>
+              <w:top w:w="0" w:type="dxa"/>
+              <w:left w:w="0" w:type="dxa"/>
+              <w:bottom w:w="0" w:type="dxa"/>
+              <w:right w:w="0" w:type="dxa"/>
+            </w:tcMar>
+          </w:tcPr>
+          <w:p>
+            <w:r>
+              <w:t>No. Teste: CT45</w:t>
+            </w:r>
+          </w:p>
+        </w:tc>
+        <w:tc>
+          <w:tcPr>
+            <w:tcW w:w="4395" w:type="dxa"/>
+            <w:tcBorders>
+              <w:top w:val="single" w:sz="6" w:space="0" w:color="000000"/>
+              <w:left w:val="nil"/>
+              <w:bottom w:val="single" w:sz="6" w:space="0" w:color="000000"/>
+              <w:right w:val="single" w:sz="6" w:space="0" w:color="000000"/>
+            </w:tcBorders>
+            <w:tcMar>
+              <w:top w:w="0" w:type="dxa"/>
+              <w:left w:w="0" w:type="dxa"/>
+              <w:bottom w:w="0" w:type="dxa"/>
+              <w:right w:w="0" w:type="dxa"/>
+            </w:tcMar>
+          </w:tcPr>
+          <w:p>
+            <w:r>
+              <w:t>Responsável pelo teste: Equipe do projeto</w:t>
+            </w:r>
+          </w:p>
+        </w:tc>
+        <w:tc>
+          <w:tcPr>
+            <w:tcW w:w="2409" w:type="dxa"/>
+            <w:tcBorders>
+              <w:top w:val="single" w:sz="6" w:space="0" w:color="000000"/>
+              <w:left w:val="nil"/>
+              <w:bottom w:val="single" w:sz="6" w:space="0" w:color="000000"/>
+              <w:right w:val="single" w:sz="6" w:space="0" w:color="000000"/>
+            </w:tcBorders>
+            <w:tcMar>
+              <w:top w:w="0" w:type="dxa"/>
+              <w:left w:w="0" w:type="dxa"/>
+              <w:bottom w:w="0" w:type="dxa"/>
+              <w:right w:w="0" w:type="dxa"/>
+            </w:tcMar>
+          </w:tcPr>
+          <w:p>
+            <w:r>
+              <w:t>Data de realização: 28/09/2026 (bateria automatizada)</w:t>
+            </w:r>
+          </w:p>
+        </w:tc>
+      </w:tr>
+      <w:tr>
+        <w:trPr>
+          <w:trHeight w:val="500"/>
+        </w:trPr>
+        <w:tc>
+          <w:tcPr>
+            <w:tcW w:w="8589" w:type="dxa"/>
+            <w:gridSpan w:val="3"/>
+            <w:tcBorders>
+              <w:top w:val="nil"/>
+              <w:left w:val="single" w:sz="6" w:space="0" w:color="000000"/>
+              <w:bottom w:val="single" w:sz="6" w:space="0" w:color="000000"/>
+              <w:right w:val="single" w:sz="6" w:space="0" w:color="000000"/>
+            </w:tcBorders>
+            <w:tcMar>
+              <w:top w:w="0" w:type="dxa"/>
+              <w:left w:w="0" w:type="dxa"/>
+              <w:bottom w:w="0" w:type="dxa"/>
+              <w:right w:w="0" w:type="dxa"/>
+            </w:tcMar>
+          </w:tcPr>
+          <w:p>
+            <w:r>
+              <w:t>Versão do artefato testado: Documento do projeto na versão 1.16; código-fonte da entrega de 28/09/2026, na revisão d1084a3 do repositório do projeto.</w:t>
+            </w:r>
+          </w:p>
+        </w:tc>
+      </w:tr>
+      <w:tr>
+        <w:trPr>
+          <w:trHeight w:val="480"/>
+        </w:trPr>
+        <w:tc>
+          <w:tcPr>
+            <w:tcW w:w="8589" w:type="dxa"/>
+            <w:gridSpan w:val="3"/>
+            <w:tcBorders>
+              <w:top w:val="nil"/>
+              <w:left w:val="single" w:sz="6" w:space="0" w:color="000000"/>
+              <w:bottom w:val="single" w:sz="6" w:space="0" w:color="000000"/>
+              <w:right w:val="single" w:sz="6" w:space="0" w:color="000000"/>
+            </w:tcBorders>
+            <w:shd w:val="clear" w:color="auto" w:fill="auto"/>
+            <w:tcMar>
+              <w:top w:w="0" w:type="dxa"/>
+              <w:left w:w="0" w:type="dxa"/>
+              <w:bottom w:w="0" w:type="dxa"/>
+              <w:right w:w="0" w:type="dxa"/>
+            </w:tcMar>
+          </w:tcPr>
+          <w:p>
+            <w:r>
+              <w:t>Resultado observável: Os testes automatizados das classes UserRegisterConflictTest, UserServiceImplTest, UserPostgresDaoTest e MfaRestControllerSmsTest foram executados com êxito, sem falhas nem erros. O cadastro devolveu o código 409 com o campo “phoneNumber” e a mensagem especificada; a violação dos índices únicos foi convertida em conflito que distingue o celular do endereço de correio eletrônico repetido; a consulta de uso comparou os dígitos “35998761234”, excluída a própria conta; e o pedido e a ativação do SMS com celular de outra conta foram recusados com o código 409, sem expedição.</w:t>
+            </w:r>
+          </w:p>
+        </w:tc>
+      </w:tr>
+      <w:tr>
+        <w:trPr>
+          <w:trHeight w:val="480"/>
+        </w:trPr>
+        <w:tc>
+          <w:tcPr>
+            <w:tcW w:w="8589" w:type="dxa"/>
+            <w:gridSpan w:val="3"/>
+            <w:tcBorders>
+              <w:top w:val="nil"/>
+              <w:left w:val="single" w:sz="6" w:space="0" w:color="000000"/>
+              <w:bottom w:val="single" w:sz="6" w:space="0" w:color="000000"/>
+              <w:right w:val="single" w:sz="6" w:space="0" w:color="000000"/>
+            </w:tcBorders>
+            <w:shd w:val="clear" w:color="auto" w:fill="auto"/>
+            <w:tcMar>
+              <w:top w:w="0" w:type="dxa"/>
+              <w:left w:w="0" w:type="dxa"/>
+              <w:bottom w:w="0" w:type="dxa"/>
+              <w:right w:w="0" w:type="dxa"/>
+            </w:tcMar>
+          </w:tcPr>
+          <w:p>
+            <w:r>
+              <w:t>Situação: Aprovado</w:t>
+            </w:r>
+          </w:p>
+        </w:tc>
+      </w:tr>
+    </w:tbl>
+    <w:p>
+      <w:pPr>
+        <w:pStyle w:val="Legenda"/>
+      </w:pPr>
+      <w:r>
+        <w:t>QUADRO 94 – Resultado do CT45</w:t>
+      </w:r>
+    </w:p>
+    <w:p>
+      <w:pPr/>
+    </w:p>
+    <w:tbl>
+      <w:tblPr>
+        <w:tblW w:w="8589" w:type="dxa"/>
+        <w:tblInd w:w="-92" w:type="dxa"/>
+        <w:tblBorders>
+          <w:top w:val="single" w:sz="6" w:space="0" w:color="808080"/>
+          <w:left w:val="single" w:sz="6" w:space="0" w:color="808080"/>
+          <w:bottom w:val="single" w:sz="6" w:space="0" w:color="808080"/>
+          <w:right w:val="single" w:sz="6" w:space="0" w:color="808080"/>
+          <w:insideH w:val="single" w:sz="6" w:space="0" w:color="808080"/>
+          <w:insideV w:val="single" w:sz="6" w:space="0" w:color="808080"/>
+        </w:tblBorders>
+        <w:tblLayout w:type="fixed"/>
+        <w:tblLook w:val="0600" w:firstRow="0" w:lastRow="0" w:firstColumn="0" w:lastColumn="0" w:noHBand="1" w:noVBand="1"/>
+      </w:tblPr>
+      <w:tblGrid>
+        <w:gridCol w:w="1785"/>
+        <w:gridCol w:w="4395"/>
+        <w:gridCol w:w="2409"/>
+      </w:tblGrid>
+      <w:tr>
+        <w:trPr>
+          <w:trHeight w:val="480"/>
+        </w:trPr>
+        <w:tc>
+          <w:tcPr>
+            <w:tcW w:w="1785" w:type="dxa"/>
+            <w:tcBorders>
+              <w:top w:val="single" w:sz="6" w:space="0" w:color="000000"/>
+              <w:left w:val="single" w:sz="6" w:space="0" w:color="000000"/>
+              <w:bottom w:val="single" w:sz="6" w:space="0" w:color="000000"/>
+              <w:right w:val="single" w:sz="6" w:space="0" w:color="000000"/>
+            </w:tcBorders>
+            <w:tcMar>
+              <w:top w:w="0" w:type="dxa"/>
+              <w:left w:w="0" w:type="dxa"/>
+              <w:bottom w:w="0" w:type="dxa"/>
+              <w:right w:w="0" w:type="dxa"/>
+            </w:tcMar>
+          </w:tcPr>
+          <w:p>
+            <w:r>
+              <w:t>No. Teste: CT46</w:t>
+            </w:r>
+          </w:p>
+        </w:tc>
+        <w:tc>
+          <w:tcPr>
+            <w:tcW w:w="4395" w:type="dxa"/>
+            <w:tcBorders>
+              <w:top w:val="single" w:sz="6" w:space="0" w:color="000000"/>
+              <w:left w:val="nil"/>
+              <w:bottom w:val="single" w:sz="6" w:space="0" w:color="000000"/>
+              <w:right w:val="single" w:sz="6" w:space="0" w:color="000000"/>
+            </w:tcBorders>
+            <w:tcMar>
+              <w:top w:w="0" w:type="dxa"/>
+              <w:left w:w="0" w:type="dxa"/>
+              <w:bottom w:w="0" w:type="dxa"/>
+              <w:right w:w="0" w:type="dxa"/>
+            </w:tcMar>
+          </w:tcPr>
+          <w:p>
+            <w:r>
+              <w:t>Responsável pelo teste: Equipe do projeto</w:t>
+            </w:r>
+          </w:p>
+        </w:tc>
+        <w:tc>
+          <w:tcPr>
+            <w:tcW w:w="2409" w:type="dxa"/>
+            <w:tcBorders>
+              <w:top w:val="single" w:sz="6" w:space="0" w:color="000000"/>
+              <w:left w:val="nil"/>
+              <w:bottom w:val="single" w:sz="6" w:space="0" w:color="000000"/>
+              <w:right w:val="single" w:sz="6" w:space="0" w:color="000000"/>
+            </w:tcBorders>
+            <w:tcMar>
+              <w:top w:w="0" w:type="dxa"/>
+              <w:left w:w="0" w:type="dxa"/>
+              <w:bottom w:w="0" w:type="dxa"/>
+              <w:right w:w="0" w:type="dxa"/>
+            </w:tcMar>
+          </w:tcPr>
+          <w:p>
+            <w:r>
+              <w:t>Data de realização: 28/09/2026 (bateria automatizada)</w:t>
+            </w:r>
+          </w:p>
+        </w:tc>
+      </w:tr>
+      <w:tr>
+        <w:trPr>
+          <w:trHeight w:val="500"/>
+        </w:trPr>
+        <w:tc>
+          <w:tcPr>
+            <w:tcW w:w="8589" w:type="dxa"/>
+            <w:gridSpan w:val="3"/>
+            <w:tcBorders>
+              <w:top w:val="nil"/>
+              <w:left w:val="single" w:sz="6" w:space="0" w:color="000000"/>
+              <w:bottom w:val="single" w:sz="6" w:space="0" w:color="000000"/>
+              <w:right w:val="single" w:sz="6" w:space="0" w:color="000000"/>
+            </w:tcBorders>
+            <w:tcMar>
+              <w:top w:w="0" w:type="dxa"/>
+              <w:left w:w="0" w:type="dxa"/>
+              <w:bottom w:w="0" w:type="dxa"/>
+              <w:right w:w="0" w:type="dxa"/>
+            </w:tcMar>
+          </w:tcPr>
+          <w:p>
+            <w:r>
+              <w:t>Versão do artefato testado: Documento do projeto na versão 1.16; código-fonte da entrega de 28/09/2026, na revisão d1084a3 do repositório do projeto.</w:t>
+            </w:r>
+          </w:p>
+        </w:tc>
+      </w:tr>
+      <w:tr>
+        <w:trPr>
+          <w:trHeight w:val="480"/>
+        </w:trPr>
+        <w:tc>
+          <w:tcPr>
+            <w:tcW w:w="8589" w:type="dxa"/>
+            <w:gridSpan w:val="3"/>
+            <w:tcBorders>
+              <w:top w:val="nil"/>
+              <w:left w:val="single" w:sz="6" w:space="0" w:color="000000"/>
+              <w:bottom w:val="single" w:sz="6" w:space="0" w:color="000000"/>
+              <w:right w:val="single" w:sz="6" w:space="0" w:color="000000"/>
+            </w:tcBorders>
+            <w:shd w:val="clear" w:color="auto" w:fill="auto"/>
+            <w:tcMar>
+              <w:top w:w="0" w:type="dxa"/>
+              <w:left w:w="0" w:type="dxa"/>
+              <w:bottom w:w="0" w:type="dxa"/>
+              <w:right w:w="0" w:type="dxa"/>
+            </w:tcMar>
+          </w:tcPr>
+          <w:p>
+            <w:r>
+              <w:t>Resultado observável: Os testes automatizados da classe UserAccountDeletionSmsTest foram executados com êxito, sem falhas nem erros. O código foi expedido por SMS, sem mensagem de correio eletrônico; a exclusão com o código do SMS devolveu o código 204; o código não emitido foi recusado com o código 401, sem remoção da conta; e, com o SMS desligado, o código expedido por correio eletrônico confirmou a exclusão.</w:t>
+            </w:r>
+          </w:p>
+        </w:tc>
+      </w:tr>
+      <w:tr>
+        <w:trPr>
+          <w:trHeight w:val="480"/>
+        </w:trPr>
+        <w:tc>
+          <w:tcPr>
+            <w:tcW w:w="8589" w:type="dxa"/>
+            <w:gridSpan w:val="3"/>
+            <w:tcBorders>
+              <w:top w:val="nil"/>
+              <w:left w:val="single" w:sz="6" w:space="0" w:color="000000"/>
+              <w:bottom w:val="single" w:sz="6" w:space="0" w:color="000000"/>
+              <w:right w:val="single" w:sz="6" w:space="0" w:color="000000"/>
+            </w:tcBorders>
+            <w:shd w:val="clear" w:color="auto" w:fill="auto"/>
+            <w:tcMar>
+              <w:top w:w="0" w:type="dxa"/>
+              <w:left w:w="0" w:type="dxa"/>
+              <w:bottom w:w="0" w:type="dxa"/>
+              <w:right w:w="0" w:type="dxa"/>
+            </w:tcMar>
+          </w:tcPr>
+          <w:p>
+            <w:r>
+              <w:t>Situação: Aprovado</w:t>
+            </w:r>
+          </w:p>
+        </w:tc>
+      </w:tr>
+    </w:tbl>
+    <w:p>
+      <w:pPr>
+        <w:pStyle w:val="Legenda"/>
+      </w:pPr>
+      <w:r>
+        <w:t>QUADRO 95 – Resultado do CT46</w:t>
+      </w:r>
+    </w:p>
+    <w:p>
+      <w:pPr/>
+    </w:p>
+    <w:tbl>
+      <w:tblPr>
+        <w:tblW w:w="8589" w:type="dxa"/>
+        <w:tblInd w:w="-92" w:type="dxa"/>
+        <w:tblBorders>
+          <w:top w:val="single" w:sz="6" w:space="0" w:color="808080"/>
+          <w:left w:val="single" w:sz="6" w:space="0" w:color="808080"/>
+          <w:bottom w:val="single" w:sz="6" w:space="0" w:color="808080"/>
+          <w:right w:val="single" w:sz="6" w:space="0" w:color="808080"/>
+          <w:insideH w:val="single" w:sz="6" w:space="0" w:color="808080"/>
+          <w:insideV w:val="single" w:sz="6" w:space="0" w:color="808080"/>
+        </w:tblBorders>
+        <w:tblLayout w:type="fixed"/>
+        <w:tblLook w:val="0600" w:firstRow="0" w:lastRow="0" w:firstColumn="0" w:lastColumn="0" w:noHBand="1" w:noVBand="1"/>
+      </w:tblPr>
+      <w:tblGrid>
+        <w:gridCol w:w="1785"/>
+        <w:gridCol w:w="4395"/>
+        <w:gridCol w:w="2409"/>
+      </w:tblGrid>
+      <w:tr>
+        <w:trPr>
+          <w:trHeight w:val="480"/>
+        </w:trPr>
+        <w:tc>
+          <w:tcPr>
+            <w:tcW w:w="1785" w:type="dxa"/>
+            <w:tcBorders>
+              <w:top w:val="single" w:sz="6" w:space="0" w:color="000000"/>
+              <w:left w:val="single" w:sz="6" w:space="0" w:color="000000"/>
+              <w:bottom w:val="single" w:sz="6" w:space="0" w:color="000000"/>
+              <w:right w:val="single" w:sz="6" w:space="0" w:color="000000"/>
+            </w:tcBorders>
+            <w:tcMar>
+              <w:top w:w="0" w:type="dxa"/>
+              <w:left w:w="0" w:type="dxa"/>
+              <w:bottom w:w="0" w:type="dxa"/>
+              <w:right w:w="0" w:type="dxa"/>
+            </w:tcMar>
+          </w:tcPr>
+          <w:p>
+            <w:r>
+              <w:t>No. Teste: CT47</w:t>
+            </w:r>
+          </w:p>
+        </w:tc>
+        <w:tc>
+          <w:tcPr>
+            <w:tcW w:w="4395" w:type="dxa"/>
+            <w:tcBorders>
+              <w:top w:val="single" w:sz="6" w:space="0" w:color="000000"/>
+              <w:left w:val="nil"/>
+              <w:bottom w:val="single" w:sz="6" w:space="0" w:color="000000"/>
+              <w:right w:val="single" w:sz="6" w:space="0" w:color="000000"/>
+            </w:tcBorders>
+            <w:tcMar>
+              <w:top w:w="0" w:type="dxa"/>
+              <w:left w:w="0" w:type="dxa"/>
+              <w:bottom w:w="0" w:type="dxa"/>
+              <w:right w:w="0" w:type="dxa"/>
+            </w:tcMar>
+          </w:tcPr>
+          <w:p>
+            <w:r>
+              <w:t>Responsável pelo teste: Equipe do projeto</w:t>
+            </w:r>
+          </w:p>
+        </w:tc>
+        <w:tc>
+          <w:tcPr>
+            <w:tcW w:w="2409" w:type="dxa"/>
+            <w:tcBorders>
+              <w:top w:val="single" w:sz="6" w:space="0" w:color="000000"/>
+              <w:left w:val="nil"/>
+              <w:bottom w:val="single" w:sz="6" w:space="0" w:color="000000"/>
+              <w:right w:val="single" w:sz="6" w:space="0" w:color="000000"/>
+            </w:tcBorders>
+            <w:tcMar>
+              <w:top w:w="0" w:type="dxa"/>
+              <w:left w:w="0" w:type="dxa"/>
+              <w:bottom w:w="0" w:type="dxa"/>
+              <w:right w:w="0" w:type="dxa"/>
+            </w:tcMar>
+          </w:tcPr>
+          <w:p>
+            <w:r>
+              <w:t>Data de realização: 28/09/2026 (bateria automatizada) e 28/09/2026 (verificação funcional)</w:t>
+            </w:r>
+          </w:p>
+        </w:tc>
+      </w:tr>
+      <w:tr>
+        <w:trPr>
+          <w:trHeight w:val="500"/>
+        </w:trPr>
+        <w:tc>
+          <w:tcPr>
+            <w:tcW w:w="8589" w:type="dxa"/>
+            <w:gridSpan w:val="3"/>
+            <w:tcBorders>
+              <w:top w:val="nil"/>
+              <w:left w:val="single" w:sz="6" w:space="0" w:color="000000"/>
+              <w:bottom w:val="single" w:sz="6" w:space="0" w:color="000000"/>
+              <w:right w:val="single" w:sz="6" w:space="0" w:color="000000"/>
+            </w:tcBorders>
+            <w:tcMar>
+              <w:top w:w="0" w:type="dxa"/>
+              <w:left w:w="0" w:type="dxa"/>
+              <w:bottom w:w="0" w:type="dxa"/>
+              <w:right w:w="0" w:type="dxa"/>
+            </w:tcMar>
+          </w:tcPr>
+          <w:p>
+            <w:r>
+              <w:t>Versão do artefato testado: Documento do projeto na versão 1.16; código-fonte da entrega de 28/09/2026, na revisão d1084a3 do repositório do projeto.</w:t>
+            </w:r>
+          </w:p>
+        </w:tc>
+      </w:tr>
+      <w:tr>
+        <w:trPr>
+          <w:trHeight w:val="480"/>
+        </w:trPr>
+        <w:tc>
+          <w:tcPr>
+            <w:tcW w:w="8589" w:type="dxa"/>
+            <w:gridSpan w:val="3"/>
+            <w:tcBorders>
+              <w:top w:val="nil"/>
+              <w:left w:val="single" w:sz="6" w:space="0" w:color="000000"/>
+              <w:bottom w:val="single" w:sz="6" w:space="0" w:color="000000"/>
+              <w:right w:val="single" w:sz="6" w:space="0" w:color="000000"/>
+            </w:tcBorders>
+            <w:shd w:val="clear" w:color="auto" w:fill="auto"/>
+            <w:tcMar>
+              <w:top w:w="0" w:type="dxa"/>
+              <w:left w:w="0" w:type="dxa"/>
+              <w:bottom w:w="0" w:type="dxa"/>
+              <w:right w:w="0" w:type="dxa"/>
+            </w:tcMar>
+          </w:tcPr>
+          <w:p>
+            <w:r>
+              <w:t>Resultado observável: Os testes automatizados da camada de apresentação relativos à data de nascimento, executados com Jasmine e Karma no navegador ChromeHeadless, foram concluídos com êxito, sem falhas. Na verificação funcional, a data “31/02/2000” foi recusada na etapa 3 de 6 com a mensagem “Informe uma data válida no formato dd/mm/aaaa.”, e a data “15/03/1995” permitiu o avanço à etapa seguinte.</w:t>
+            </w:r>
+          </w:p>
+        </w:tc>
+      </w:tr>
+      <w:tr>
+        <w:trPr>
+          <w:trHeight w:val="480"/>
+        </w:trPr>
+        <w:tc>
+          <w:tcPr>
+            <w:tcW w:w="8589" w:type="dxa"/>
+            <w:gridSpan w:val="3"/>
+            <w:tcBorders>
+              <w:top w:val="nil"/>
+              <w:left w:val="single" w:sz="6" w:space="0" w:color="000000"/>
+              <w:bottom w:val="single" w:sz="6" w:space="0" w:color="000000"/>
+              <w:right w:val="single" w:sz="6" w:space="0" w:color="000000"/>
+            </w:tcBorders>
+            <w:shd w:val="clear" w:color="auto" w:fill="auto"/>
+            <w:tcMar>
+              <w:top w:w="0" w:type="dxa"/>
+              <w:left w:w="0" w:type="dxa"/>
+              <w:bottom w:w="0" w:type="dxa"/>
+              <w:right w:w="0" w:type="dxa"/>
+            </w:tcMar>
+          </w:tcPr>
+          <w:p>
+            <w:r>
+              <w:t>Situação: Aprovado</w:t>
+            </w:r>
+          </w:p>
+        </w:tc>
+      </w:tr>
+    </w:tbl>
+    <w:p>
+      <w:pPr>
+        <w:pStyle w:val="Legenda"/>
+      </w:pPr>
+      <w:r>
+        <w:t>QUADRO 96 – Resultado do CT47</w:t>
       </w:r>
     </w:p>
     <w:p>

--- a/ApêndiceJ-CasosdeTestes/FalaCidade_CasosDeTestes_v3.docx
+++ b/ApêndiceJ-CasosdeTestes/FalaCidade_CasosDeTestes_v3.docx
@@ -451,7 +451,7 @@
           </w:tcPr>
           <w:p>
             <w:r>
-              <w:t>Componente de registro de ocorrências — criação identificada e anônima, validações, atribuição de prioridade, limites diários e agrupamento de duplicatas.</w:t>
+              <w:t>Componente de registro de ocorrências — criação identificada e anônima, validações, atribuição de prioridade, limites diários e agrupamento automático de duplicatas.</w:t>
             </w:r>
           </w:p>
         </w:tc>
@@ -476,7 +476,7 @@
           </w:tcPr>
           <w:p>
             <w:r>
-              <w:t>Componente de acompanhamento e gestão — consulta por protocolo e por código de acompanhamento, atualização de estado e histórico da ocorrência.</w:t>
+              <w:t>Componente de acompanhamento e gestão — consulta por protocolo e por código de acompanhamento, atualização de estado e histórico da ocorrência e exclusão da ocorrência pelo Super Administrador.</w:t>
             </w:r>
           </w:p>
         </w:tc>
@@ -1513,7 +1513,7 @@
           </w:tcPr>
           <w:p>
             <w:r>
-              <w:t>CT36, CT37, CT38</w:t>
+              <w:t>CT36, CT37, CT38, CT48</w:t>
             </w:r>
           </w:p>
         </w:tc>
@@ -5068,7 +5068,7 @@
           </w:tcPr>
           <w:p>
             <w:r>
-              <w:t>Fluxo de execução: O funcionário autenticado acessa o painel de gestão, seleciona uma ocorrência e altera o seu estado para em andamento, atendida ou indeferida, registrando a justificativa quando exigida. O sistema persiste o novo estado, acrescenta o registro ao histórico da ocorrência e notifica o cidadão autor.</w:t>
+              <w:t>Fluxo de execução: O funcionário autenticado acessa o painel de gestão, seleciona uma ocorrência e altera o seu estado para em andamento, concluída ou indeferida, registrando a justificativa quando exigida. O sistema persiste o novo estado, acrescenta o registro ao histórico da ocorrência e notifica o cidadão autor.</w:t>
             </w:r>
           </w:p>
         </w:tc>
@@ -5828,7 +5828,7 @@
           </w:tcPr>
           <w:p>
             <w:r>
-              <w:t>Fluxo de execução: O cidadão inicia o registro de uma ocorrência cuja categoria e localização coincidem com as de ocorrência ativa já registrada nas proximidades. Antes da confirmação, o sistema consulta as ocorrências próximas de mesma categoria dentro do raio de cinquenta metros e as apresenta ao cidadão, que pode manifestar apoio à ocorrência existente em vez de criar um novo registro. Persistindo o registro, a ocorrência é encadeada ao grupo de duplicatas da ocorrência raiz.</w:t>
+              <w:t>Fluxo de execução: O cidadão registra uma ocorrência cuja categoria e localização coincidem com as de ocorrência ativa — nem concluída nem indeferida — já registrada nas proximidades. Sem apresentar alerta nem solicitar confirmação, o sistema consulta, no momento do registro, as ocorrências ativas de mesma categoria dentro do raio de cinquenta metros e, havendo alguma, persiste a nova ocorrência vinculada ao grupo da existente: se esta já integra um grupo, a nova ocorrência ingressa no mesmo grupo; caso contrário, o grupo passa a ser identificado pela própria ocorrência existente. A resposta do registro informa o protocolo da ocorrência existente, apresentado ao cidadão no aviso “Ocorrência agrupada”. Não havendo ocorrência próxima, a nova ocorrência é registrada sem grupo.</w:t>
             </w:r>
           </w:p>
         </w:tc>
@@ -5852,7 +5852,7 @@
           </w:tcPr>
           <w:p>
             <w:r>
-              <w:t>Entrada(s): Ocorrência ativa previamente registrada: protocolo “FC-20260510-A1B2C”, categoria “BURACO_NA_RUA_OU_CALCADA”, latitude −22,864700 e longitude −45,703200. Nova ocorrência: mesma categoria, latitude −22,864950 e longitude −45,703350 (distância aproximada de 32 metros).</w:t>
+              <w:t>Entrada(s): Nova ocorrência na categoria “BURACO_NA_RUA_OU_CALCADA”, na latitude −22,25 e longitude −45,70. Consulta às ocorrências ativas de mesma categoria no raio de 50 metros desse ponto, em três cenários: (a) ocorrência de identificador 5 e protocolo “FC-26-AAAAA”, sem grupo; (b) a mesma ocorrência, já integrante do grupo de identificador 3; (c) nenhuma ocorrência.</w:t>
             </w:r>
           </w:p>
         </w:tc>
@@ -5875,7 +5875,7 @@
           </w:tcPr>
           <w:p>
             <w:r>
-              <w:t>Saída(s) esperada(s): Ocorrências próximas apresentadas antes da confirmação; manifestado o apoio, o vínculo é registrado uma única vez por cidadão, e a tentativa de apoiar novamente a mesma ocorrência é recusada; confirmado o registro, a nova ocorrência recebe o identificador do grupo da ocorrência raiz.</w:t>
+              <w:t>Saída(s) esperada(s): (a) Nova ocorrência registrada com o identificador de grupo 5 e resposta do registro com o protocolo da ocorrência existente, “FC-26-AAAAA”; (b) nova ocorrência registrada com o identificador de grupo 3; (c) nova ocorrência registrada sem identificador de grupo e resposta sem protocolo de agrupamento (valor nulo). Em nenhum cenário o registro é interrompido por alerta ou por pedido de confirmação.</w:t>
             </w:r>
           </w:p>
         </w:tc>
@@ -10429,6 +10429,190 @@
     <w:p>
       <w:pPr/>
     </w:p>
+    <w:tbl>
+      <w:tblPr>
+        <w:tblpPr w:leftFromText="141" w:rightFromText="141" w:vertAnchor="text" w:tblpXSpec="center" w:tblpY="1"/>
+        <w:tblOverlap w:val="never"/>
+        <w:tblW w:w="8824" w:type="dxa"/>
+        <w:tblBorders>
+          <w:top w:val="single" w:sz="4" w:space="0" w:color="auto"/>
+          <w:left w:val="single" w:sz="4" w:space="0" w:color="auto"/>
+          <w:bottom w:val="single" w:sz="4" w:space="0" w:color="auto"/>
+          <w:right w:val="single" w:sz="4" w:space="0" w:color="auto"/>
+          <w:insideH w:val="single" w:sz="6" w:space="0" w:color="auto"/>
+          <w:insideV w:val="single" w:sz="6" w:space="0" w:color="auto"/>
+        </w:tblBorders>
+        <w:tblLayout w:type="fixed"/>
+        <w:tblCellMar>
+          <w:left w:w="70" w:type="dxa"/>
+          <w:right w:w="70" w:type="dxa"/>
+        </w:tblCellMar>
+        <w:tblLook w:val="0000" w:firstRow="0" w:lastRow="0" w:firstColumn="0" w:lastColumn="0" w:noHBand="0" w:noVBand="0"/>
+      </w:tblPr>
+      <w:tblGrid>
+        <w:gridCol w:w="1724"/>
+        <w:gridCol w:w="2104"/>
+        <w:gridCol w:w="4996"/>
+      </w:tblGrid>
+      <w:tr>
+        <w:trPr>
+          <w:trHeight w:val="487"/>
+        </w:trPr>
+        <w:tc>
+          <w:tcPr>
+            <w:tcW w:w="1724" w:type="dxa"/>
+            <w:tcBorders>
+              <w:top w:val="single" w:sz="6" w:space="0" w:color="auto"/>
+              <w:left w:val="single" w:sz="4" w:space="0" w:color="auto"/>
+              <w:bottom w:val="single" w:sz="6" w:space="0" w:color="auto"/>
+              <w:right w:val="single" w:sz="4" w:space="0" w:color="auto"/>
+            </w:tcBorders>
+          </w:tcPr>
+          <w:p>
+            <w:r>
+              <w:t>Item: IT02, IT04, IT05, IT06</w:t>
+            </w:r>
+          </w:p>
+        </w:tc>
+        <w:tc>
+          <w:tcPr>
+            <w:tcW w:w="2104" w:type="dxa"/>
+            <w:tcBorders>
+              <w:top w:val="single" w:sz="6" w:space="0" w:color="auto"/>
+              <w:left w:val="single" w:sz="4" w:space="0" w:color="auto"/>
+              <w:bottom w:val="single" w:sz="6" w:space="0" w:color="auto"/>
+              <w:right w:val="single" w:sz="4" w:space="0" w:color="auto"/>
+            </w:tcBorders>
+          </w:tcPr>
+          <w:p>
+            <w:r>
+              <w:t>No. do teste: CT48</w:t>
+            </w:r>
+          </w:p>
+        </w:tc>
+        <w:tc>
+          <w:tcPr>
+            <w:tcW w:w="4996" w:type="dxa"/>
+            <w:tcBorders>
+              <w:top w:val="single" w:sz="6" w:space="0" w:color="auto"/>
+              <w:left w:val="single" w:sz="6" w:space="0" w:color="auto"/>
+              <w:bottom w:val="single" w:sz="6" w:space="0" w:color="auto"/>
+              <w:right w:val="single" w:sz="4" w:space="0" w:color="auto"/>
+            </w:tcBorders>
+          </w:tcPr>
+          <w:p>
+            <w:r>
+              <w:t>Nome do teste: Exclusão de ocorrência pelo Super Administrador</w:t>
+            </w:r>
+          </w:p>
+        </w:tc>
+      </w:tr>
+      <w:tr>
+        <w:trPr>
+          <w:trHeight w:val="487"/>
+        </w:trPr>
+        <w:tc>
+          <w:tcPr>
+            <w:tcW w:w="8824" w:type="dxa"/>
+            <w:gridSpan w:val="3"/>
+            <w:tcBorders>
+              <w:top w:val="single" w:sz="6" w:space="0" w:color="auto"/>
+              <w:left w:val="single" w:sz="4" w:space="0" w:color="auto"/>
+              <w:bottom w:val="single" w:sz="6" w:space="0" w:color="auto"/>
+              <w:right w:val="single" w:sz="4" w:space="0" w:color="auto"/>
+            </w:tcBorders>
+          </w:tcPr>
+          <w:p>
+            <w:r>
+              <w:t xml:space="preserve">Fluxo de execução: O Super Administrador autenticado aciona, na listagem de ocorrências, a opção “Excluir” do cartão da ocorrência e confirma a operação na janela que apresenta o protocolo e o título e adverte que a ação não pode ser desfeita. O sistema verifica, no servidor, o perfil do solicitante e a existência da ocorrência, tratando como inexistente a que já se encontra finalizada; realiza a exclusão lógica da ocorrência, que não é removida da base de dados: lê os identificadores das imagens a ela associadas e remove os respectivos registros; altera o seu estado para “FINALIZADA”, com o registro da mudança no histórico de trâmite, preservados os apoios, o histórico e o vínculo com o grupo; notifica o autor identificado por correio eletrônico; apaga as imagens no serviço externo de mídias; e registra a exclusão no log de ações administrativas, com o protocolo, o título e o município da ocorrência. A ocorrência finalizada passa a ser apresentada exclusivamente ao Super Administrador: para os demais perfis, é omitida das listagens, das ocorrências do próprio autor e do grupo, e as consultas por identificador, por protocolo e ao histórico a tratam como inexistente. O estado finalizada é definitivo: não pode ser atribuído pela troca de estado comum, a ocorrência finalizada não pode ser reaberta nem ter o estado alterado, e a atualização coletiva do grupo a ignora.</w:t>
+            </w:r>
+          </w:p>
+        </w:tc>
+      </w:tr>
+      <w:tr>
+        <w:trPr>
+          <w:cantSplit/>
+          <w:trHeight w:val="776"/>
+        </w:trPr>
+        <w:tc>
+          <w:tcPr>
+            <w:tcW w:w="8824" w:type="dxa"/>
+            <w:gridSpan w:val="3"/>
+            <w:tcBorders>
+              <w:top w:val="single" w:sz="6" w:space="0" w:color="auto"/>
+              <w:left w:val="single" w:sz="4" w:space="0" w:color="auto"/>
+              <w:bottom w:val="single" w:sz="6" w:space="0" w:color="auto"/>
+              <w:right w:val="single" w:sz="4" w:space="0" w:color="auto"/>
+            </w:tcBorders>
+            <w:vAlign w:val="center"/>
+          </w:tcPr>
+          <w:p>
+            <w:r>
+              <w:t xml:space="preserve">Entrada(s): Ocorrência de identificador 7, protocolo “FC-26-ABCDE”, título “Buraco na rua”, município “Santa Rita do Sapucaí” (MG), no estado “PENDENTE”, com as imagens “p1” e “p2” e autor identificado “autor@email.com”. Solicitações DELETE /api/occurrence/7 feitas por contas autenticadas com os papéis SUPER_ADMIN, ADMINISTRATOR, EMPLOYEE e CITIZEN e sem autenticação; solicitações DELETE /api/occurrence/99, relativa a ocorrência inexistente, e DELETE /api/occurrence/7, com a ocorrência já finalizada, feitas pelo Super Administrador. Com a ocorrência 7 finalizada e a ocorrência 8 no estado “PENDENTE”: consultas ao detalhe, ao protocolo “FC-26-ABCDE”, à listagem geral, às ocorrências do próprio usuário, ao grupo da ocorrência 8 e ao histórico da ocorrência 7, feitas com os papéis SUPER_ADMIN, ADMINISTRATOR, EMPLOYEE e CITIZEN e sem autenticação; troca de estado da ocorrência 7 para “FINALIZADA” pela operação comum; troca de estado da ocorrência finalizada para “PENDENTE”, para em andamento e para concluída; atualização coletiva para “CONCLUIDA” do grupo da ocorrência 1, que contém a ocorrência finalizada 2.</w:t>
+            </w:r>
+          </w:p>
+        </w:tc>
+      </w:tr>
+      <w:tr>
+        <w:trPr>
+          <w:cantSplit/>
+          <w:trHeight w:val="945"/>
+        </w:trPr>
+        <w:tc>
+          <w:tcPr>
+            <w:tcW w:w="8824" w:type="dxa"/>
+            <w:gridSpan w:val="3"/>
+            <w:tcBorders>
+              <w:top w:val="single" w:sz="6" w:space="0" w:color="auto"/>
+              <w:left w:val="single" w:sz="4" w:space="0" w:color="auto"/>
+              <w:right w:val="single" w:sz="4" w:space="0" w:color="auto"/>
+            </w:tcBorders>
+            <w:vAlign w:val="center"/>
+          </w:tcPr>
+          <w:p>
+            <w:r>
+              <w:t xml:space="preserve">Saída(s) esperada(s): Com o papel SUPER_ADMIN, resposta com o código de estado 204; ocorrência mantida na base de dados, no estado “FINALIZADA”, com a mudança registrada no histórico de trâmite; identificadores das imagens lidos antes da remoção dos seus registros; imagens “p1” e “p2” apagadas no serviço externo de mídias; mensagem de mudança de estado para “FINALIZADA” expedida ao autor “autor@email.com”; exclusão registrada no log com a ação “DELETE”, o autor e o seu papel, o protocolo “FC-26-ABCDE”, o título “Buraco na rua” e o município, sem conta-alvo, e apresentada na tela “Logs” apenas aos Super Administradores. Com os papéis ADMINISTRATOR, EMPLOYEE e CITIZEN e sem autenticação, resposta com o código 403, sem finalização da ocorrência nem remoção das imagens. Para a ocorrência inexistente e para a já finalizada, resposta com o código 404, sem alteração. Ocorrência finalizada apresentada ao Super Administrador no detalhe (código 200) e na listagem geral; para os papéis ADMINISTRATOR, EMPLOYEE e CITIZEN, resposta com o código 404 no detalhe, no protocolo e no histórico e omissão da ocorrência finalizada na listagem geral, nas ocorrências do próprio usuário e no grupo, que apresentam apenas a ocorrência 8; sem autenticação, código 404 no detalhe. Troca de estado para “FINALIZADA” pela operação comum recusada com o código 400; troca de estado da ocorrência finalizada recusada com o código 409, sem alteração; atualização coletiva aplicada à ocorrência 1 e não à ocorrência finalizada 2. A opção “Excluir” não é apresentada aos demais perfis.</w:t>
+            </w:r>
+          </w:p>
+        </w:tc>
+      </w:tr>
+      <w:tr>
+        <w:trPr>
+          <w:trHeight w:val="515"/>
+        </w:trPr>
+        <w:tc>
+          <w:tcPr>
+            <w:tcW w:w="8824" w:type="dxa"/>
+            <w:gridSpan w:val="3"/>
+            <w:tcBorders>
+              <w:top w:val="single" w:sz="6" w:space="0" w:color="auto"/>
+              <w:left w:val="single" w:sz="4" w:space="0" w:color="auto"/>
+              <w:bottom w:val="single" w:sz="4" w:space="0" w:color="auto"/>
+              <w:right w:val="single" w:sz="4" w:space="0" w:color="auto"/>
+            </w:tcBorders>
+          </w:tcPr>
+          <w:p>
+            <w:r>
+              <w:t>Dependência(s): CT11 e CT36 executados.</w:t>
+            </w:r>
+          </w:p>
+        </w:tc>
+      </w:tr>
+    </w:tbl>
+    <w:p>
+      <w:pPr>
+        <w:pStyle w:val="Legenda"/>
+      </w:pPr>
+      <w:r>
+        <w:rPr>
+          <w:rFonts w:eastAsia="Arial Unicode MS"/>
+        </w:rPr>
+        <w:t>QUADRO 50 – Descrição do caso de teste CT48</w:t>
+      </w:r>
+    </w:p>
+    <w:p>
+      <w:pPr/>
+    </w:p>
     <w:p>
       <w:pPr>
         <w:pStyle w:val="Ttulo1"/>
@@ -10440,7 +10624,7 @@
     <w:p>
       <w:pPr/>
       <w:r>
-        <w:t>Esta seção registra a execução dos casos de teste especificados na Seção 1.3. Os testes funcionais manuais foram conduzidos sobre o sistema integrado, a partir da interface de usuário, em sessões organizadas por item a testar: as dos casos CT01 a CT28 entre 27 de agosto e 2 de setembro de 2026, as dos casos CT29 a CT38, relativos às funcionalidades incorporadas na Fase 4, em 19 de setembro de 2026, e as do cadastro em etapas (CT01 e CT47) em 28 de setembro de 2026, percorrendo os fluxos especificados. A bateria de testes unitários automatizados foi reexecutada em 28 de setembro de 2026 sobre a revisão corrente do código-fonte, por meio do Apache Maven com o plugin Surefire, totalizando trezentos e cinquenta e quatro testes distribuídos por trinta e seis classes de primeiro nível — cento e sete classes e blocos aninhados —, sem falhas, sem erros e sem casos ignorados, em 10,246 segundos. Os casos CT39 a CT46, relativos à verificação em duas etapas por SMS e à vinculação de cada celular a uma única conta, foram verificados por essa bateria, na qual o celular gateway é representado por um servidor HTTP simulado e por objetos simulados. A camada de apresentação conta, por sua vez, com quinze testes automatizados, escritos com Jasmine e executados pelo Karma no navegador ChromeHeadless, entre os quais os de máscara e de validação da data de nascimento no formato dd/mm/aaaa, igualmente sem falhas. O relatório consolidado dessa execução acompanha este apêndice no arquivo FalaCidade_RelatorioExecucaoTestes_v3.txt, e as saídas individuais geradas pela ferramenta, uma por classe ou bloco aninhado, na subpasta “SaidasBrutasSurefire”; ambas são igualmente produzidas no diretório target/surefire-reports do componente de serviço.</w:t>
+        <w:t>Esta seção registra a execução dos casos de teste especificados na Seção 1.3. Os testes funcionais manuais foram conduzidos sobre o sistema integrado, a partir da interface de usuário, em sessões organizadas por item a testar: as dos casos CT01 a CT28 entre 27 de agosto e 2 de setembro de 2026, as dos casos CT29 a CT38, relativos às funcionalidades incorporadas na Fase 4, em 19 de setembro de 2026, e as do cadastro em etapas (CT01 e CT47) em 28 de setembro de 2026, percorrendo os fluxos especificados. A bateria de testes unitários automatizados foi reexecutada em 29 de setembro de 2026 sobre a revisão corrente do código-fonte, por meio do Apache Maven com o plugin Surefire, totalizando trezentos e sessenta e oito testes distribuídos por trinta e sete classes de primeiro nível — cento e onze classes e blocos aninhados —, sem falhas, sem erros e sem casos ignorados, em 10,167 segundos. Os casos CT39 a CT46, relativos à verificação em duas etapas por SMS e à vinculação de cada celular a uma única conta, foram verificados por essa bateria, na qual o celular gateway é representado por um servidor HTTP simulado e por objetos simulados; o agrupamento automático de ocorrências duplicadas (CT23) e a exclusão de ocorrência pelo Super Administrador (CT48) foram igualmente verificados por ela, com objetos simulados no lugar do banco de dados e do serviço externo de mídias. A camada de apresentação conta, por sua vez, com dezessete testes automatizados, escritos com Jasmine e executados pelo Karma no navegador ChromeHeadless, entre os quais os de máscara e de validação da data de nascimento no formato dd/mm/aaaa e o de instalação do aplicativo, que, no navegador Samsung Internet, conduz a instalação pelo Google Chrome, igualmente sem falhas. O relatório consolidado dessa execução acompanha este apêndice no arquivo FalaCidade_RelatorioExecucaoTestes_v3.txt, e as saídas individuais geradas pela ferramenta, uma por classe ou bloco aninhado, na subpasta “SaidasBrutasSurefire”; ambas são igualmente produzidas no diretório target/surefire-reports do componente de serviço.</w:t>
       </w:r>
     </w:p>
     <w:tbl>
@@ -10626,7 +10810,7 @@
         <w:pStyle w:val="Legenda"/>
       </w:pPr>
       <w:r>
-        <w:t>QUADRO 50 – Resultado do CT01</w:t>
+        <w:t>QUADRO 51 – Resultado do CT01</w:t>
       </w:r>
     </w:p>
     <w:p>
@@ -10815,7 +10999,7 @@
         <w:pStyle w:val="Legenda"/>
       </w:pPr>
       <w:r>
-        <w:t>QUADRO 51 – Resultado do CT02</w:t>
+        <w:t>QUADRO 52 – Resultado do CT02</w:t>
       </w:r>
     </w:p>
     <w:p>
@@ -11004,7 +11188,7 @@
         <w:pStyle w:val="Legenda"/>
       </w:pPr>
       <w:r>
-        <w:t>QUADRO 52 – Resultado do CT03</w:t>
+        <w:t>QUADRO 53 – Resultado do CT03</w:t>
       </w:r>
     </w:p>
     <w:p>
@@ -11193,7 +11377,7 @@
         <w:pStyle w:val="Legenda"/>
       </w:pPr>
       <w:r>
-        <w:t>QUADRO 53 – Resultado do CT04</w:t>
+        <w:t>QUADRO 54 – Resultado do CT04</w:t>
       </w:r>
     </w:p>
     <w:p>
@@ -11382,7 +11566,7 @@
         <w:pStyle w:val="Legenda"/>
       </w:pPr>
       <w:r>
-        <w:t>QUADRO 54 – Resultado do CT05</w:t>
+        <w:t>QUADRO 55 – Resultado do CT05</w:t>
       </w:r>
     </w:p>
     <w:p>
@@ -11571,7 +11755,7 @@
         <w:pStyle w:val="Legenda"/>
       </w:pPr>
       <w:r>
-        <w:t>QUADRO 55 – Resultado do CT06</w:t>
+        <w:t>QUADRO 56 – Resultado do CT06</w:t>
       </w:r>
     </w:p>
     <w:p>
@@ -11760,7 +11944,7 @@
         <w:pStyle w:val="Legenda"/>
       </w:pPr>
       <w:r>
-        <w:t>QUADRO 56 – Resultado do CT07</w:t>
+        <w:t>QUADRO 57 – Resultado do CT07</w:t>
       </w:r>
     </w:p>
     <w:p>
@@ -11949,7 +12133,7 @@
         <w:pStyle w:val="Legenda"/>
       </w:pPr>
       <w:r>
-        <w:t>QUADRO 57 – Resultado do CT08</w:t>
+        <w:t>QUADRO 58 – Resultado do CT08</w:t>
       </w:r>
     </w:p>
     <w:p>
@@ -12138,7 +12322,7 @@
         <w:pStyle w:val="Legenda"/>
       </w:pPr>
       <w:r>
-        <w:t>QUADRO 58 – Resultado do CT09</w:t>
+        <w:t>QUADRO 59 – Resultado do CT09</w:t>
       </w:r>
     </w:p>
     <w:p>
@@ -12327,7 +12511,7 @@
         <w:pStyle w:val="Legenda"/>
       </w:pPr>
       <w:r>
-        <w:t>QUADRO 59 – Resultado do CT10</w:t>
+        <w:t>QUADRO 60 – Resultado do CT10</w:t>
       </w:r>
     </w:p>
     <w:p>
@@ -12516,7 +12700,7 @@
         <w:pStyle w:val="Legenda"/>
       </w:pPr>
       <w:r>
-        <w:t>QUADRO 60 – Resultado do CT11</w:t>
+        <w:t>QUADRO 61 – Resultado do CT11</w:t>
       </w:r>
     </w:p>
     <w:p>
@@ -12705,7 +12889,7 @@
         <w:pStyle w:val="Legenda"/>
       </w:pPr>
       <w:r>
-        <w:t>QUADRO 61 – Resultado do CT12</w:t>
+        <w:t>QUADRO 62 – Resultado do CT12</w:t>
       </w:r>
     </w:p>
     <w:p>
@@ -12894,7 +13078,7 @@
         <w:pStyle w:val="Legenda"/>
       </w:pPr>
       <w:r>
-        <w:t>QUADRO 62 – Resultado do CT13</w:t>
+        <w:t>QUADRO 63 – Resultado do CT13</w:t>
       </w:r>
     </w:p>
     <w:p>
@@ -13083,7 +13267,7 @@
         <w:pStyle w:val="Legenda"/>
       </w:pPr>
       <w:r>
-        <w:t>QUADRO 63 – Resultado do CT14</w:t>
+        <w:t>QUADRO 64 – Resultado do CT14</w:t>
       </w:r>
     </w:p>
     <w:p>
@@ -13272,7 +13456,7 @@
         <w:pStyle w:val="Legenda"/>
       </w:pPr>
       <w:r>
-        <w:t>QUADRO 64 – Resultado do CT15</w:t>
+        <w:t>QUADRO 65 – Resultado do CT15</w:t>
       </w:r>
     </w:p>
     <w:p>
@@ -13461,7 +13645,7 @@
         <w:pStyle w:val="Legenda"/>
       </w:pPr>
       <w:r>
-        <w:t>QUADRO 65 – Resultado do CT16</w:t>
+        <w:t>QUADRO 66 – Resultado do CT16</w:t>
       </w:r>
     </w:p>
     <w:p>
@@ -13650,7 +13834,7 @@
         <w:pStyle w:val="Legenda"/>
       </w:pPr>
       <w:r>
-        <w:t>QUADRO 66 – Resultado do CT17</w:t>
+        <w:t>QUADRO 67 – Resultado do CT17</w:t>
       </w:r>
     </w:p>
     <w:p>
@@ -13839,7 +14023,7 @@
         <w:pStyle w:val="Legenda"/>
       </w:pPr>
       <w:r>
-        <w:t>QUADRO 67 – Resultado do CT18</w:t>
+        <w:t>QUADRO 68 – Resultado do CT18</w:t>
       </w:r>
     </w:p>
     <w:p>
@@ -14028,7 +14212,7 @@
         <w:pStyle w:val="Legenda"/>
       </w:pPr>
       <w:r>
-        <w:t>QUADRO 68 – Resultado do CT19</w:t>
+        <w:t>QUADRO 69 – Resultado do CT19</w:t>
       </w:r>
     </w:p>
     <w:p>
@@ -14217,7 +14401,7 @@
         <w:pStyle w:val="Legenda"/>
       </w:pPr>
       <w:r>
-        <w:t>QUADRO 69 – Resultado do CT20</w:t>
+        <w:t>QUADRO 70 – Resultado do CT20</w:t>
       </w:r>
     </w:p>
     <w:p>
@@ -14406,7 +14590,7 @@
         <w:pStyle w:val="Legenda"/>
       </w:pPr>
       <w:r>
-        <w:t>QUADRO 70 – Resultado do CT21</w:t>
+        <w:t>QUADRO 71 – Resultado do CT21</w:t>
       </w:r>
     </w:p>
     <w:p>
@@ -14595,7 +14779,7 @@
         <w:pStyle w:val="Legenda"/>
       </w:pPr>
       <w:r>
-        <w:t>QUADRO 71 – Resultado do CT22</w:t>
+        <w:t>QUADRO 72 – Resultado do CT22</w:t>
       </w:r>
     </w:p>
     <w:p>
@@ -14687,7 +14871,7 @@
           </w:tcPr>
           <w:p>
             <w:r>
-              <w:t>Data de realização: 31/08/2026</w:t>
+              <w:t>Data de realização: 29/09/2026 (bateria automatizada)</w:t>
             </w:r>
           </w:p>
         </w:tc>
@@ -14715,7 +14899,7 @@
           </w:tcPr>
           <w:p>
             <w:r>
-              <w:t>Versão do artefato testado: Documento do projeto na versão 1.14; código-fonte na revisão 055a5f0 do repositório do projeto.</w:t>
+              <w:t>Versão do artefato testado: Documento do projeto na versão 1.16; código-fonte da entrega de 29/09/2026, no ramo feat/excluir-ocorrencia do repositório do projeto.</w:t>
             </w:r>
           </w:p>
         </w:tc>
@@ -14744,7 +14928,7 @@
           </w:tcPr>
           <w:p>
             <w:r>
-              <w:t>Resultado observável: A verificação funcional percorreu o fluxo especificado a partir da interface de usuário, e o comportamento observado correspondeu às saídas esperadas.</w:t>
+              <w:t>Resultado observável: Os testes automatizados do bloco AutoGroup da classe OccurrenceServiceImplTest foram executados com êxito, sem falhas nem erros. A consulta às ocorrências próximas foi feita com a categoria e as coordenadas da nova ocorrência e com o raio de 50 metros, sem interação com o cidadão. A nova ocorrência recebeu o identificador de grupo 5, e a resposta, o protocolo “FC-26-AAAAA”, quando a ocorrência próxima não integrava grupo; recebeu o identificador 3, quando a ocorrência próxima já integrava esse grupo; e ficou sem grupo e sem protocolo de agrupamento na ausência de ocorrência próxima.</w:t>
             </w:r>
           </w:p>
         </w:tc>
@@ -14784,7 +14968,7 @@
         <w:pStyle w:val="Legenda"/>
       </w:pPr>
       <w:r>
-        <w:t>QUADRO 72 – Resultado do CT23</w:t>
+        <w:t>QUADRO 73 – Resultado do CT23</w:t>
       </w:r>
     </w:p>
     <w:p>
@@ -14973,7 +15157,7 @@
         <w:pStyle w:val="Legenda"/>
       </w:pPr>
       <w:r>
-        <w:t>QUADRO 73 – Resultado do CT24</w:t>
+        <w:t>QUADRO 74 – Resultado do CT24</w:t>
       </w:r>
     </w:p>
     <w:p>
@@ -15162,7 +15346,7 @@
         <w:pStyle w:val="Legenda"/>
       </w:pPr>
       <w:r>
-        <w:t>QUADRO 74 – Resultado do CT25</w:t>
+        <w:t>QUADRO 75 – Resultado do CT25</w:t>
       </w:r>
     </w:p>
     <w:p>
@@ -15351,7 +15535,7 @@
         <w:pStyle w:val="Legenda"/>
       </w:pPr>
       <w:r>
-        <w:t>QUADRO 75 – Resultado do CT26</w:t>
+        <w:t>QUADRO 76 – Resultado do CT26</w:t>
       </w:r>
     </w:p>
     <w:p>
@@ -15540,7 +15724,7 @@
         <w:pStyle w:val="Legenda"/>
       </w:pPr>
       <w:r>
-        <w:t>QUADRO 76 – Resultado do CT27</w:t>
+        <w:t>QUADRO 77 – Resultado do CT27</w:t>
       </w:r>
     </w:p>
     <w:p>
@@ -15729,7 +15913,7 @@
         <w:pStyle w:val="Legenda"/>
       </w:pPr>
       <w:r>
-        <w:t>QUADRO 77 – Resultado do CT28</w:t>
+        <w:t>QUADRO 78 – Resultado do CT28</w:t>
       </w:r>
     </w:p>
     <w:p>
@@ -15918,7 +16102,7 @@
         <w:pStyle w:val="Legenda"/>
       </w:pPr>
       <w:r>
-        <w:t>QUADRO 78 – Resultado do CT29</w:t>
+        <w:t>QUADRO 79 – Resultado do CT29</w:t>
       </w:r>
     </w:p>
     <w:p>
@@ -16107,7 +16291,7 @@
         <w:pStyle w:val="Legenda"/>
       </w:pPr>
       <w:r>
-        <w:t>QUADRO 79 – Resultado do CT30</w:t>
+        <w:t>QUADRO 80 – Resultado do CT30</w:t>
       </w:r>
     </w:p>
     <w:p>
@@ -16296,7 +16480,7 @@
         <w:pStyle w:val="Legenda"/>
       </w:pPr>
       <w:r>
-        <w:t>QUADRO 80 – Resultado do CT31</w:t>
+        <w:t>QUADRO 81 – Resultado do CT31</w:t>
       </w:r>
     </w:p>
     <w:p>
@@ -16485,7 +16669,7 @@
         <w:pStyle w:val="Legenda"/>
       </w:pPr>
       <w:r>
-        <w:t>QUADRO 81 – Resultado do CT32</w:t>
+        <w:t>QUADRO 82 – Resultado do CT32</w:t>
       </w:r>
     </w:p>
     <w:p>
@@ -16674,7 +16858,7 @@
         <w:pStyle w:val="Legenda"/>
       </w:pPr>
       <w:r>
-        <w:t>QUADRO 82 – Resultado do CT33</w:t>
+        <w:t>QUADRO 83 – Resultado do CT33</w:t>
       </w:r>
     </w:p>
     <w:p>
@@ -16863,7 +17047,7 @@
         <w:pStyle w:val="Legenda"/>
       </w:pPr>
       <w:r>
-        <w:t>QUADRO 83 – Resultado do CT34</w:t>
+        <w:t>QUADRO 84 – Resultado do CT34</w:t>
       </w:r>
     </w:p>
     <w:p>
@@ -17052,7 +17236,7 @@
         <w:pStyle w:val="Legenda"/>
       </w:pPr>
       <w:r>
-        <w:t>QUADRO 84 – Resultado do CT35</w:t>
+        <w:t>QUADRO 85 – Resultado do CT35</w:t>
       </w:r>
     </w:p>
     <w:p>
@@ -17241,7 +17425,7 @@
         <w:pStyle w:val="Legenda"/>
       </w:pPr>
       <w:r>
-        <w:t>QUADRO 85 – Resultado do CT36</w:t>
+        <w:t>QUADRO 86 – Resultado do CT36</w:t>
       </w:r>
     </w:p>
     <w:p>
@@ -17430,7 +17614,7 @@
         <w:pStyle w:val="Legenda"/>
       </w:pPr>
       <w:r>
-        <w:t>QUADRO 86 – Resultado do CT37</w:t>
+        <w:t>QUADRO 87 – Resultado do CT37</w:t>
       </w:r>
     </w:p>
     <w:p>
@@ -17619,7 +17803,7 @@
         <w:pStyle w:val="Legenda"/>
       </w:pPr>
       <w:r>
-        <w:t>QUADRO 87 – Resultado do CT38</w:t>
+        <w:t>QUADRO 88 – Resultado do CT38</w:t>
       </w:r>
     </w:p>
     <w:p>
@@ -17808,7 +17992,7 @@
         <w:pStyle w:val="Legenda"/>
       </w:pPr>
       <w:r>
-        <w:t>QUADRO 88 – Resultado do CT39</w:t>
+        <w:t>QUADRO 89 – Resultado do CT39</w:t>
       </w:r>
     </w:p>
     <w:p>
@@ -17997,7 +18181,7 @@
         <w:pStyle w:val="Legenda"/>
       </w:pPr>
       <w:r>
-        <w:t>QUADRO 89 – Resultado do CT40</w:t>
+        <w:t>QUADRO 90 – Resultado do CT40</w:t>
       </w:r>
     </w:p>
     <w:p>
@@ -18186,7 +18370,7 @@
         <w:pStyle w:val="Legenda"/>
       </w:pPr>
       <w:r>
-        <w:t>QUADRO 90 – Resultado do CT41</w:t>
+        <w:t>QUADRO 91 – Resultado do CT41</w:t>
       </w:r>
     </w:p>
     <w:p>
@@ -18375,7 +18559,7 @@
         <w:pStyle w:val="Legenda"/>
       </w:pPr>
       <w:r>
-        <w:t>QUADRO 91 – Resultado do CT42</w:t>
+        <w:t>QUADRO 92 – Resultado do CT42</w:t>
       </w:r>
     </w:p>
     <w:p>
@@ -18564,7 +18748,7 @@
         <w:pStyle w:val="Legenda"/>
       </w:pPr>
       <w:r>
-        <w:t>QUADRO 92 – Resultado do CT43</w:t>
+        <w:t>QUADRO 93 – Resultado do CT43</w:t>
       </w:r>
     </w:p>
     <w:p>
@@ -18753,7 +18937,7 @@
         <w:pStyle w:val="Legenda"/>
       </w:pPr>
       <w:r>
-        <w:t>QUADRO 93 – Resultado do CT44</w:t>
+        <w:t>QUADRO 94 – Resultado do CT44</w:t>
       </w:r>
     </w:p>
     <w:p>
@@ -18942,7 +19126,7 @@
         <w:pStyle w:val="Legenda"/>
       </w:pPr>
       <w:r>
-        <w:t>QUADRO 94 – Resultado do CT45</w:t>
+        <w:t>QUADRO 95 – Resultado do CT45</w:t>
       </w:r>
     </w:p>
     <w:p>
@@ -19131,7 +19315,7 @@
         <w:pStyle w:val="Legenda"/>
       </w:pPr>
       <w:r>
-        <w:t>QUADRO 95 – Resultado do CT46</w:t>
+        <w:t>QUADRO 96 – Resultado do CT46</w:t>
       </w:r>
     </w:p>
     <w:p>
@@ -19320,7 +19504,196 @@
         <w:pStyle w:val="Legenda"/>
       </w:pPr>
       <w:r>
-        <w:t>QUADRO 96 – Resultado do CT47</w:t>
+        <w:t>QUADRO 97 – Resultado do CT47</w:t>
+      </w:r>
+    </w:p>
+    <w:p>
+      <w:pPr/>
+    </w:p>
+    <w:tbl>
+      <w:tblPr>
+        <w:tblW w:w="8589" w:type="dxa"/>
+        <w:tblInd w:w="-92" w:type="dxa"/>
+        <w:tblBorders>
+          <w:top w:val="single" w:sz="6" w:space="0" w:color="808080"/>
+          <w:left w:val="single" w:sz="6" w:space="0" w:color="808080"/>
+          <w:bottom w:val="single" w:sz="6" w:space="0" w:color="808080"/>
+          <w:right w:val="single" w:sz="6" w:space="0" w:color="808080"/>
+          <w:insideH w:val="single" w:sz="6" w:space="0" w:color="808080"/>
+          <w:insideV w:val="single" w:sz="6" w:space="0" w:color="808080"/>
+        </w:tblBorders>
+        <w:tblLayout w:type="fixed"/>
+        <w:tblLook w:val="0600" w:firstRow="0" w:lastRow="0" w:firstColumn="0" w:lastColumn="0" w:noHBand="1" w:noVBand="1"/>
+      </w:tblPr>
+      <w:tblGrid>
+        <w:gridCol w:w="1785"/>
+        <w:gridCol w:w="4395"/>
+        <w:gridCol w:w="2409"/>
+      </w:tblGrid>
+      <w:tr>
+        <w:trPr>
+          <w:trHeight w:val="480"/>
+        </w:trPr>
+        <w:tc>
+          <w:tcPr>
+            <w:tcW w:w="1785" w:type="dxa"/>
+            <w:tcBorders>
+              <w:top w:val="single" w:sz="6" w:space="0" w:color="000000"/>
+              <w:left w:val="single" w:sz="6" w:space="0" w:color="000000"/>
+              <w:bottom w:val="single" w:sz="6" w:space="0" w:color="000000"/>
+              <w:right w:val="single" w:sz="6" w:space="0" w:color="000000"/>
+            </w:tcBorders>
+            <w:tcMar>
+              <w:top w:w="0" w:type="dxa"/>
+              <w:left w:w="0" w:type="dxa"/>
+              <w:bottom w:w="0" w:type="dxa"/>
+              <w:right w:w="0" w:type="dxa"/>
+            </w:tcMar>
+          </w:tcPr>
+          <w:p>
+            <w:r>
+              <w:t>No. Teste: CT48</w:t>
+            </w:r>
+          </w:p>
+        </w:tc>
+        <w:tc>
+          <w:tcPr>
+            <w:tcW w:w="4395" w:type="dxa"/>
+            <w:tcBorders>
+              <w:top w:val="single" w:sz="6" w:space="0" w:color="000000"/>
+              <w:left w:val="nil"/>
+              <w:bottom w:val="single" w:sz="6" w:space="0" w:color="000000"/>
+              <w:right w:val="single" w:sz="6" w:space="0" w:color="000000"/>
+            </w:tcBorders>
+            <w:tcMar>
+              <w:top w:w="0" w:type="dxa"/>
+              <w:left w:w="0" w:type="dxa"/>
+              <w:bottom w:w="0" w:type="dxa"/>
+              <w:right w:w="0" w:type="dxa"/>
+            </w:tcMar>
+          </w:tcPr>
+          <w:p>
+            <w:r>
+              <w:t>Responsável pelo teste: Equipe do projeto</w:t>
+            </w:r>
+          </w:p>
+        </w:tc>
+        <w:tc>
+          <w:tcPr>
+            <w:tcW w:w="2409" w:type="dxa"/>
+            <w:tcBorders>
+              <w:top w:val="single" w:sz="6" w:space="0" w:color="000000"/>
+              <w:left w:val="nil"/>
+              <w:bottom w:val="single" w:sz="6" w:space="0" w:color="000000"/>
+              <w:right w:val="single" w:sz="6" w:space="0" w:color="000000"/>
+            </w:tcBorders>
+            <w:tcMar>
+              <w:top w:w="0" w:type="dxa"/>
+              <w:left w:w="0" w:type="dxa"/>
+              <w:bottom w:w="0" w:type="dxa"/>
+              <w:right w:w="0" w:type="dxa"/>
+            </w:tcMar>
+          </w:tcPr>
+          <w:p>
+            <w:r>
+              <w:t>Data de realização: 29/09/2026 (bateria automatizada)</w:t>
+            </w:r>
+          </w:p>
+        </w:tc>
+      </w:tr>
+      <w:tr>
+        <w:trPr>
+          <w:trHeight w:val="500"/>
+        </w:trPr>
+        <w:tc>
+          <w:tcPr>
+            <w:tcW w:w="8589" w:type="dxa"/>
+            <w:gridSpan w:val="3"/>
+            <w:tcBorders>
+              <w:top w:val="nil"/>
+              <w:left w:val="single" w:sz="6" w:space="0" w:color="000000"/>
+              <w:bottom w:val="single" w:sz="6" w:space="0" w:color="000000"/>
+              <w:right w:val="single" w:sz="6" w:space="0" w:color="000000"/>
+            </w:tcBorders>
+            <w:tcMar>
+              <w:top w:w="0" w:type="dxa"/>
+              <w:left w:w="0" w:type="dxa"/>
+              <w:bottom w:w="0" w:type="dxa"/>
+              <w:right w:w="0" w:type="dxa"/>
+            </w:tcMar>
+          </w:tcPr>
+          <w:p>
+            <w:r>
+              <w:t>Versão do artefato testado: Documento do projeto na versão 1.16; código-fonte da entrega de 29/09/2026, no ramo feat/excluir-ocorrencia do repositório do projeto.</w:t>
+            </w:r>
+          </w:p>
+        </w:tc>
+      </w:tr>
+      <w:tr>
+        <w:trPr>
+          <w:trHeight w:val="480"/>
+        </w:trPr>
+        <w:tc>
+          <w:tcPr>
+            <w:tcW w:w="8589" w:type="dxa"/>
+            <w:gridSpan w:val="3"/>
+            <w:tcBorders>
+              <w:top w:val="nil"/>
+              <w:left w:val="single" w:sz="6" w:space="0" w:color="000000"/>
+              <w:bottom w:val="single" w:sz="6" w:space="0" w:color="000000"/>
+              <w:right w:val="single" w:sz="6" w:space="0" w:color="000000"/>
+            </w:tcBorders>
+            <w:shd w:val="clear" w:color="auto" w:fill="auto"/>
+            <w:tcMar>
+              <w:top w:w="0" w:type="dxa"/>
+              <w:left w:w="0" w:type="dxa"/>
+              <w:bottom w:w="0" w:type="dxa"/>
+              <w:right w:w="0" w:type="dxa"/>
+            </w:tcMar>
+          </w:tcPr>
+          <w:p>
+            <w:r>
+              <w:t xml:space="preserve">Resultado observável: Os oito testes automatizados da classe OccurrenceDeletionTest, os dois do bloco Finalized da classe OccurrenceServiceImplTest e o do bloco OccurrenceDeletionLog da classe UserPostgresDaoTest foram executados com êxito, sem falhas nem erros. A exclusão pelo Super Administrador devolveu o código 204, apagou as imagens “p1” e “p2” no serviço externo e registrou no log a ação “DELETE” com o papel SUPER_ADMIN, o protocolo “FC-26-ABCDE”, o título “Buraco na rua” e o município, sem conta-alvo. A ocorrência não foi removida: as imagens foram lidas antes da remoção dos registros, o estado passou a “FINALIZADA”, com histórico, e o autor foi notificado. Os papéis ADMINISTRATOR, EMPLOYEE e CITIZEN e a solicitação sem autenticação receberam o código 403, e a ocorrência inexistente e a já finalizada, o código 404, em todos os casos sem finalização. Apenas o Super Administrador viu a ocorrência finalizada; para os demais perfis, o detalhe, o protocolo e o histórico responderam 404, e as listagens e o grupo omitiram-na. A troca comum para “FINALIZADA” foi recusada com o código 400, e a reabertura e as demais trocas de estado da finalizada, com o 409; a atualização coletiva não a alterou.</w:t>
+            </w:r>
+          </w:p>
+        </w:tc>
+      </w:tr>
+      <w:tr>
+        <w:trPr>
+          <w:trHeight w:val="480"/>
+        </w:trPr>
+        <w:tc>
+          <w:tcPr>
+            <w:tcW w:w="8589" w:type="dxa"/>
+            <w:gridSpan w:val="3"/>
+            <w:tcBorders>
+              <w:top w:val="nil"/>
+              <w:left w:val="single" w:sz="6" w:space="0" w:color="000000"/>
+              <w:bottom w:val="single" w:sz="6" w:space="0" w:color="000000"/>
+              <w:right w:val="single" w:sz="6" w:space="0" w:color="000000"/>
+            </w:tcBorders>
+            <w:shd w:val="clear" w:color="auto" w:fill="auto"/>
+            <w:tcMar>
+              <w:top w:w="0" w:type="dxa"/>
+              <w:left w:w="0" w:type="dxa"/>
+              <w:bottom w:w="0" w:type="dxa"/>
+              <w:right w:w="0" w:type="dxa"/>
+            </w:tcMar>
+          </w:tcPr>
+          <w:p>
+            <w:r>
+              <w:t>Situação: Aprovado</w:t>
+            </w:r>
+          </w:p>
+        </w:tc>
+      </w:tr>
+    </w:tbl>
+    <w:p>
+      <w:pPr>
+        <w:pStyle w:val="Legenda"/>
+      </w:pPr>
+      <w:r>
+        <w:t>QUADRO 98 – Resultado do CT48</w:t>
       </w:r>
     </w:p>
     <w:p>

--- a/ApêndiceJ-CasosdeTestes/FalaCidade_CasosDeTestes_v3.docx
+++ b/ApêndiceJ-CasosdeTestes/FalaCidade_CasosDeTestes_v3.docx
@@ -321,7 +321,7 @@
     <w:p>
       <w:pPr/>
       <w:r>
-        <w:t>A verificação apoia-se em duas estratégias complementares, conforme a Seção 8.1 do documento principal: a bateria de testes unitários automatizados, construída com JUnit 5 e Mockito sobre as classes de serviço, de acesso a dados e de segurança do componente de serviço; e os testes funcionais manuais, conduzidos sobre o sistema integrado a partir da interface de usuário. Os casos de teste cuja verificação recai sobre a camada de apresentação — mapa, painel de estatísticas e recursos de acessibilidade — são verificados por testes funcionais manuais; a camada de apresentação dispõe, a partir da Fase 4, de uma bateria inicial de testes automatizados, escritos com Jasmine e executados pelo Karma, que cobre, entre outros pontos, a máscara e a validação da data de nascimento (CT47).</w:t>
+        <w:t xml:space="preserve">A verificação apoia-se em duas estratégias complementares, conforme a Seção 8.1 do documento principal: a bateria de testes unitários automatizados, construída com JUnit 5 e Mockito sobre as classes de serviço, de acesso a dados e de segurança do componente de serviço; e os testes funcionais manuais, conduzidos sobre o sistema integrado a partir da interface de usuário. Os casos de teste cuja verificação recai sobre a camada de apresentação — mapa, painel de estatísticas e recursos de acessibilidade — são verificados por testes funcionais manuais; a camada de apresentação dispõe, a partir da Fase 4, de uma bateria inicial de testes automatizados, escritos com Jasmine e executados pelo Karma, que cobre, entre outros pontos, a máscara e a validação da data de nascimento (CT47), as máscaras de CEP, de telefone e de unidade federativa e a validação do nome (CT65 e CT66), a identificação da solicitação de conclusão que ainda vale (CT60) e a omissão da credencial de acesso nas requisições do link do departamento (CT67).</w:t>
       </w:r>
     </w:p>
     <w:p>
@@ -576,7 +576,7 @@
           </w:tcPr>
           <w:p>
             <w:r>
-              <w:t>Componente de departamentos e encaminhamento municipal — cadastro e consulta dos departamentos da prefeitura, encaminhamento da ocorrência ao setor competente e segmentação do atendimento por município.</w:t>
+              <w:t xml:space="preserve">Componente de departamentos e encaminhamento municipal — cadastro e consulta dos departamentos da prefeitura, encaminhamento da ocorrência ao setor competente, acesso do departamento pelo link do encaminhamento, com a solicitação de conclusão, e segmentação do atendimento por município.</w:t>
             </w:r>
           </w:p>
         </w:tc>
@@ -613,7 +613,7 @@
     <w:p>
       <w:pPr/>
       <w:r>
-        <w:t>O Quadro 2 estabelece a rastreabilidade entre os requisitos funcionais especificados no Capítulo 5 do documento principal e os casos de teste que os verificam. A totalidade dos vinte e cinco requisitos funcionais possui ao menos um caso de teste associado.</w:t>
+        <w:t xml:space="preserve">O Quadro 2 estabelece a rastreabilidade entre os requisitos funcionais especificados no Capítulo 5 do documento principal e os casos de teste que os verificam. A totalidade dos vinte e seis requisitos funcionais possui ao menos um caso de teste associado.</w:t>
       </w:r>
     </w:p>
     <w:tbl>
@@ -697,7 +697,7 @@
           </w:tcPr>
           <w:p>
             <w:r>
-              <w:t>CT01, CT02, CT45, CT47</w:t>
+              <w:t xml:space="preserve">CT01, CT02, CT45, CT47, CT65, CT66</w:t>
             </w:r>
           </w:p>
         </w:tc>
@@ -799,7 +799,7 @@
           </w:tcPr>
           <w:p>
             <w:r>
-              <w:t>CT07, CT45</w:t>
+              <w:t xml:space="preserve">CT07, CT45, CT65, CT66</w:t>
             </w:r>
           </w:p>
         </w:tc>
@@ -901,7 +901,7 @@
           </w:tcPr>
           <w:p>
             <w:r>
-              <w:t>CT11, CT12</w:t>
+              <w:t xml:space="preserve">CT11, CT12, CT65</w:t>
             </w:r>
           </w:p>
         </w:tc>
@@ -1037,7 +1037,7 @@
           </w:tcPr>
           <w:p>
             <w:r>
-              <w:t>CT17, CT18</w:t>
+              <w:t xml:space="preserve">CT17, CT18, CT61</w:t>
             </w:r>
           </w:p>
         </w:tc>
@@ -1207,7 +1207,7 @@
           </w:tcPr>
           <w:p>
             <w:r>
-              <w:t>CT23</w:t>
+              <w:t xml:space="preserve">CT23, CT62</w:t>
             </w:r>
           </w:p>
         </w:tc>
@@ -1309,7 +1309,7 @@
           </w:tcPr>
           <w:p>
             <w:r>
-              <w:t>CT26</w:t>
+              <w:t xml:space="preserve">CT26, CT66</w:t>
             </w:r>
           </w:p>
         </w:tc>
@@ -1411,7 +1411,7 @@
           </w:tcPr>
           <w:p>
             <w:r>
-              <w:t>CT29, CT30</w:t>
+              <w:t xml:space="preserve">CT29, CT30, CT65</w:t>
             </w:r>
           </w:p>
         </w:tc>
@@ -1445,7 +1445,7 @@
           </w:tcPr>
           <w:p>
             <w:r>
-              <w:t>CT31, CT32</w:t>
+              <w:t xml:space="preserve">CT31, CT32, CT63</w:t>
             </w:r>
           </w:p>
         </w:tc>
@@ -1513,7 +1513,41 @@
           </w:tcPr>
           <w:p>
             <w:r>
-              <w:t>CT36, CT37, CT38, CT48</w:t>
+              <w:t xml:space="preserve">CT36, CT37, CT38, CT48, CT64</w:t>
+            </w:r>
+          </w:p>
+        </w:tc>
+      </w:tr>
+      <w:tr>
+        <w:tc>
+          <w:tcPr>
+            <w:tcW w:w="3060" w:type="dxa"/>
+            <w:tcBorders>
+              <w:top w:val="single" w:sz="6" w:space="0" w:color="auto"/>
+              <w:left w:val="single" w:sz="6" w:space="0" w:color="auto"/>
+              <w:bottom w:val="single" w:sz="6" w:space="0" w:color="auto"/>
+              <w:right w:val="single" w:sz="6" w:space="0" w:color="auto"/>
+            </w:tcBorders>
+          </w:tcPr>
+          <w:p>
+            <w:r>
+              <w:t xml:space="preserve">RF26</w:t>
+            </w:r>
+          </w:p>
+        </w:tc>
+        <w:tc>
+          <w:tcPr>
+            <w:tcW w:w="5796" w:type="dxa"/>
+            <w:tcBorders>
+              <w:top w:val="single" w:sz="6" w:space="0" w:color="auto"/>
+              <w:left w:val="single" w:sz="6" w:space="0" w:color="auto"/>
+              <w:bottom w:val="single" w:sz="6" w:space="0" w:color="auto"/>
+              <w:right w:val="single" w:sz="6" w:space="0" w:color="auto"/>
+            </w:tcBorders>
+          </w:tcPr>
+          <w:p>
+            <w:r>
+              <w:t xml:space="preserve">CT49, CT50, CT51, CT52, CT53, CT54, CT55, CT56, CT57, CT58, CT59, CT60, CT61, CT63, CT64, CT67</w:t>
             </w:r>
           </w:p>
         </w:tc>
@@ -5828,7 +5862,7 @@
           </w:tcPr>
           <w:p>
             <w:r>
-              <w:t>Fluxo de execução: O cidadão registra uma ocorrência cuja categoria e localização coincidem com as de ocorrência ativa — nem concluída nem indeferida — já registrada nas proximidades. Sem apresentar alerta nem solicitar confirmação, o sistema consulta, no momento do registro, as ocorrências ativas de mesma categoria dentro do raio de cinquenta metros e, havendo alguma, persiste a nova ocorrência vinculada ao grupo da existente: se esta já integra um grupo, a nova ocorrência ingressa no mesmo grupo; caso contrário, o grupo passa a ser identificado pela própria ocorrência existente. A resposta do registro informa o protocolo da ocorrência existente, apresentado ao cidadão no aviso “Ocorrência agrupada”. Não havendo ocorrência próxima, a nova ocorrência é registrada sem grupo.</w:t>
+              <w:t xml:space="preserve">Fluxo de execução: O cidadão registra uma ocorrência cuja categoria e localização coincidem com as de ocorrência ativa — nem concluída nem indeferida — já registrada nas proximidades. Sem apresentar alerta nem solicitar confirmação, o sistema consulta, no momento do registro, as ocorrências ativas de mesma categoria a até setenta metros em linha reta e, havendo alguma, persiste a nova ocorrência vinculada ao grupo da existente: se esta já integra um grupo, a nova ocorrência ingressa no mesmo grupo; caso contrário, o grupo passa a ser identificado pela própria ocorrência existente. A resposta do registro informa o protocolo da ocorrência existente, apresentado ao cidadão no aviso “Ocorrência agrupada”. Não havendo ocorrência próxima, a nova ocorrência é registrada sem grupo.</w:t>
             </w:r>
           </w:p>
         </w:tc>
@@ -5852,7 +5886,7 @@
           </w:tcPr>
           <w:p>
             <w:r>
-              <w:t>Entrada(s): Nova ocorrência na categoria “BURACO_NA_RUA_OU_CALCADA”, na latitude −22,25 e longitude −45,70. Consulta às ocorrências ativas de mesma categoria no raio de 50 metros desse ponto, em três cenários: (a) ocorrência de identificador 5 e protocolo “FC-26-AAAAA”, sem grupo; (b) a mesma ocorrência, já integrante do grupo de identificador 3; (c) nenhuma ocorrência.</w:t>
+              <w:t xml:space="preserve">Entrada(s): Nova ocorrência na categoria “BURACO_NA_RUA_OU_CALCADA”, na latitude −22,25 e longitude −45,70. Consulta às ocorrências ativas de mesma categoria no raio de 70 metros desse ponto, em três cenários: (a) ocorrência de identificador 5 e protocolo “FC-26-AAAAA”, sem grupo; (b) a mesma ocorrência, já integrante do grupo de identificador 3; (c) nenhuma ocorrência.</w:t>
             </w:r>
           </w:p>
         </w:tc>
@@ -10524,7 +10558,7 @@
           </w:tcPr>
           <w:p>
             <w:r>
-              <w:t xml:space="preserve">Fluxo de execução: O Super Administrador autenticado aciona, na listagem de ocorrências, a opção “Excluir” do cartão da ocorrência e confirma a operação na janela que apresenta o protocolo e o título e adverte que a ação não pode ser desfeita. O sistema verifica, no servidor, o perfil do solicitante e a existência da ocorrência, tratando como inexistente a que já se encontra finalizada; realiza a exclusão lógica da ocorrência, que não é removida da base de dados: lê os identificadores das imagens a ela associadas e remove os respectivos registros; altera o seu estado para “FINALIZADA”, com o registro da mudança no histórico de trâmite, preservados os apoios, o histórico e o vínculo com o grupo; notifica o autor identificado por correio eletrônico; apaga as imagens no serviço externo de mídias; e registra a exclusão no log de ações administrativas, com o protocolo, o título e o município da ocorrência. A ocorrência finalizada passa a ser apresentada exclusivamente ao Super Administrador: para os demais perfis, é omitida das listagens, das ocorrências do próprio autor e do grupo, e as consultas por identificador, por protocolo e ao histórico a tratam como inexistente. O estado finalizada é definitivo: não pode ser atribuído pela troca de estado comum, a ocorrência finalizada não pode ser reaberta nem ter o estado alterado, e a atualização coletiva do grupo a ignora.</w:t>
+              <w:t>Fluxo de execução: O Super Administrador autenticado aciona a opção “Excluir”, no cartão da listagem de ocorrências ou na tela de detalhes da ocorrência. Sem ocorrências agrupadas, confirma a operação na janela que apresenta o protocolo e o título e adverte, em destaque, que a ação não pode ser desfeita; com ocorrências agrupadas, a janela relaciona as ocorrências do grupo — protocolo, título, status e última mensagem do histórico —, cada uma com caixa de seleção e a opção “Selecionar todas / Desmarcar todas”, e, após “Excluir N ocorrências”, uma segunda janela, “Confirmar exclusão”, relaciona os protocolos selecionados antes da exclusão de cada um. A regra do servidor verificada a seguir aplica-se a cada ocorrência excluída; a seleção em cadeia, própria da interface, foi conferida por inspeção e pela construção do front-end. O sistema verifica, no servidor, o perfil do solicitante e a existência da ocorrência, tratando como inexistente a que já se encontra finalizada; realiza a exclusão lógica da ocorrência, que não é removida da base de dados: lê os identificadores das imagens a ela associadas e remove os respectivos registros; altera o seu estado para “FINALIZADA”, com o registro da mudança no histórico de trâmite, preservados os apoios, o histórico e o vínculo com o grupo; notifica o autor identificado por correio eletrônico; apaga as imagens no serviço externo de mídias; e registra a exclusão no log de ações administrativas, com o protocolo, o título e o município da ocorrência. A ocorrência finalizada passa a ser apresentada exclusivamente ao Super Administrador: para os demais perfis, é omitida das listagens, das ocorrências do próprio autor e do grupo, e as consultas por identificador, por protocolo e ao histórico a tratam como inexistente. O estado finalizada é definitivo: não pode ser atribuído pela troca de estado comum, a ocorrência finalizada não pode ser reaberta nem ter o estado alterado, e a atualização coletiva do grupo a ignora.</w:t>
             </w:r>
           </w:p>
         </w:tc>
@@ -10613,6 +10647,3502 @@
     <w:p>
       <w:pPr/>
     </w:p>
+    <w:tbl>
+      <w:tblPr>
+        <w:tblpPr w:leftFromText="141" w:rightFromText="141" w:vertAnchor="text" w:tblpXSpec="center" w:tblpY="1"/>
+        <w:tblOverlap w:val="never"/>
+        <w:tblW w:w="8824" w:type="dxa"/>
+        <w:tblBorders>
+          <w:top w:val="single" w:sz="4" w:space="0" w:color="auto"/>
+          <w:left w:val="single" w:sz="4" w:space="0" w:color="auto"/>
+          <w:bottom w:val="single" w:sz="4" w:space="0" w:color="auto"/>
+          <w:right w:val="single" w:sz="4" w:space="0" w:color="auto"/>
+          <w:insideH w:val="single" w:sz="6" w:space="0" w:color="auto"/>
+          <w:insideV w:val="single" w:sz="6" w:space="0" w:color="auto"/>
+        </w:tblBorders>
+        <w:tblLayout w:type="fixed"/>
+        <w:tblCellMar>
+          <w:left w:w="70" w:type="dxa"/>
+          <w:right w:w="70" w:type="dxa"/>
+        </w:tblCellMar>
+        <w:tblLook w:val="0000" w:firstRow="0" w:lastRow="0" w:firstColumn="0" w:lastColumn="0" w:noHBand="0" w:noVBand="0"/>
+      </w:tblPr>
+      <w:tblGrid>
+        <w:gridCol w:w="1724"/>
+        <w:gridCol w:w="2104"/>
+        <w:gridCol w:w="4996"/>
+      </w:tblGrid>
+      <w:tr>
+        <w:trPr>
+          <w:trHeight w:val="487"/>
+        </w:trPr>
+        <w:tc>
+          <w:tcPr>
+            <w:tcW w:w="1724" w:type="dxa"/>
+            <w:tcBorders>
+              <w:top w:val="single" w:sz="6" w:space="0" w:color="auto"/>
+              <w:left w:val="single" w:sz="4" w:space="0" w:color="auto"/>
+              <w:bottom w:val="single" w:sz="6" w:space="0" w:color="auto"/>
+              <w:right w:val="single" w:sz="4" w:space="0" w:color="auto"/>
+            </w:tcBorders>
+          </w:tcPr>
+          <w:p>
+            <w:r>
+              <w:t xml:space="preserve">Item: IT02, IT08</w:t>
+            </w:r>
+          </w:p>
+        </w:tc>
+        <w:tc>
+          <w:tcPr>
+            <w:tcW w:w="2104" w:type="dxa"/>
+            <w:tcBorders>
+              <w:top w:val="single" w:sz="6" w:space="0" w:color="auto"/>
+              <w:left w:val="single" w:sz="4" w:space="0" w:color="auto"/>
+              <w:bottom w:val="single" w:sz="6" w:space="0" w:color="auto"/>
+              <w:right w:val="single" w:sz="4" w:space="0" w:color="auto"/>
+            </w:tcBorders>
+          </w:tcPr>
+          <w:p>
+            <w:r>
+              <w:t xml:space="preserve">No. do teste: CT49</w:t>
+            </w:r>
+          </w:p>
+        </w:tc>
+        <w:tc>
+          <w:tcPr>
+            <w:tcW w:w="4996" w:type="dxa"/>
+            <w:tcBorders>
+              <w:top w:val="single" w:sz="6" w:space="0" w:color="auto"/>
+              <w:left w:val="single" w:sz="6" w:space="0" w:color="auto"/>
+              <w:bottom w:val="single" w:sz="6" w:space="0" w:color="auto"/>
+              <w:right w:val="single" w:sz="4" w:space="0" w:color="auto"/>
+            </w:tcBorders>
+          </w:tcPr>
+          <w:p>
+            <w:r>
+              <w:t xml:space="preserve">Nome do teste: Acesso do departamento pelo link do encaminhamento</w:t>
+            </w:r>
+          </w:p>
+        </w:tc>
+      </w:tr>
+      <w:tr>
+        <w:trPr>
+          <w:trHeight w:val="487"/>
+        </w:trPr>
+        <w:tc>
+          <w:tcPr>
+            <w:tcW w:w="8824" w:type="dxa"/>
+            <w:gridSpan w:val="3"/>
+            <w:tcBorders>
+              <w:top w:val="single" w:sz="6" w:space="0" w:color="auto"/>
+              <w:left w:val="single" w:sz="4" w:space="0" w:color="auto"/>
+              <w:bottom w:val="single" w:sz="6" w:space="0" w:color="auto"/>
+              <w:right w:val="single" w:sz="4" w:space="0" w:color="auto"/>
+            </w:tcBorders>
+          </w:tcPr>
+          <w:p>
+            <w:r>
+              <w:t xml:space="preserve">Fluxo de execução: O funcionário do departamento abre o link “Ver / responder ocorrência”, recebido na mensagem de encaminhamento, que conduz à página pública /departamento/&lt;token&gt;, sem autenticação. O sistema valida o token, assinado com chave própria, recupera as permissões nele contidas — o grupo da ocorrência, a ocorrência encaminhada, o departamento, quem encaminhou e o endereço do aplicativo — e apresenta a ocorrência encaminhada, completa, com todas as fotografias, permitindo a navegação pelas demais ocorrências do grupo.</w:t>
+            </w:r>
+          </w:p>
+        </w:tc>
+      </w:tr>
+      <w:tr>
+        <w:trPr>
+          <w:cantSplit/>
+          <w:trHeight w:val="776"/>
+        </w:trPr>
+        <w:tc>
+          <w:tcPr>
+            <w:tcW w:w="8824" w:type="dxa"/>
+            <w:gridSpan w:val="3"/>
+            <w:tcBorders>
+              <w:top w:val="single" w:sz="6" w:space="0" w:color="auto"/>
+              <w:left w:val="single" w:sz="4" w:space="0" w:color="auto"/>
+              <w:bottom w:val="single" w:sz="6" w:space="0" w:color="auto"/>
+              <w:right w:val="single" w:sz="4" w:space="0" w:color="auto"/>
+            </w:tcBorders>
+            <w:vAlign w:val="center"/>
+          </w:tcPr>
+          <w:p>
+            <w:r>
+              <w:t xml:space="preserve">Entrada(s): Token emitido para o grupo de identificador 10, a ocorrência encaminhada 11, o departamento 3 (“Obras”), o usuário que encaminhou, de identificador 5, e o endereço “https://app.exemplo”; grupo formado pelas ocorrências 10, no estado “EM_ANDAMENTO”, e 11, no estado “PENDENTE”; consulta GET /api/department-access/occurrence, com o token no cabeçalho X-Department-Access e sem indicação de ocorrência; ocorrência 10 com uma fotografia não trazida pela consulta resumida do grupo.</w:t>
+            </w:r>
+          </w:p>
+        </w:tc>
+      </w:tr>
+      <w:tr>
+        <w:trPr>
+          <w:cantSplit/>
+          <w:trHeight w:val="945"/>
+        </w:trPr>
+        <w:tc>
+          <w:tcPr>
+            <w:tcW w:w="8824" w:type="dxa"/>
+            <w:gridSpan w:val="3"/>
+            <w:tcBorders>
+              <w:top w:val="single" w:sz="6" w:space="0" w:color="auto"/>
+              <w:left w:val="single" w:sz="4" w:space="0" w:color="auto"/>
+              <w:right w:val="single" w:sz="4" w:space="0" w:color="auto"/>
+            </w:tcBorders>
+            <w:vAlign w:val="center"/>
+          </w:tcPr>
+          <w:p>
+            <w:r>
+              <w:t xml:space="preserve">Saída(s) esperada(s): Token validado, com a devolução do grupo 10, da ocorrência 11, do departamento 3, de quem encaminhou (5) e do endereço “https://app.exemplo”; sem indicação de ocorrência, a página abre a ocorrência encaminhada (11), e não a primeira do grupo; a ocorrência aberta é apresentada completa, com todas as fotografias; o nome do departamento, “Obras”, é apresentado na página.</w:t>
+            </w:r>
+          </w:p>
+        </w:tc>
+      </w:tr>
+      <w:tr>
+        <w:trPr>
+          <w:trHeight w:val="515"/>
+        </w:trPr>
+        <w:tc>
+          <w:tcPr>
+            <w:tcW w:w="8824" w:type="dxa"/>
+            <w:gridSpan w:val="3"/>
+            <w:tcBorders>
+              <w:top w:val="single" w:sz="6" w:space="0" w:color="auto"/>
+              <w:left w:val="single" w:sz="4" w:space="0" w:color="auto"/>
+              <w:bottom w:val="single" w:sz="4" w:space="0" w:color="auto"/>
+              <w:right w:val="single" w:sz="4" w:space="0" w:color="auto"/>
+            </w:tcBorders>
+          </w:tcPr>
+          <w:p>
+            <w:r>
+              <w:t xml:space="preserve">Dependência(s): CT31 executado.</w:t>
+            </w:r>
+          </w:p>
+        </w:tc>
+      </w:tr>
+    </w:tbl>
+    <w:p>
+      <w:pPr>
+        <w:pStyle w:val="Legenda"/>
+      </w:pPr>
+      <w:r>
+        <w:rPr>
+          <w:rFonts w:eastAsia="Arial Unicode MS"/>
+        </w:rPr>
+        <w:t xml:space="preserve">QUADRO 51 – Descrição do caso de teste CT49</w:t>
+      </w:r>
+    </w:p>
+    <w:p>
+      <w:pPr/>
+    </w:p>
+    <w:tbl>
+      <w:tblPr>
+        <w:tblpPr w:leftFromText="141" w:rightFromText="141" w:vertAnchor="text" w:tblpXSpec="center" w:tblpY="1"/>
+        <w:tblOverlap w:val="never"/>
+        <w:tblW w:w="8824" w:type="dxa"/>
+        <w:tblBorders>
+          <w:top w:val="single" w:sz="4" w:space="0" w:color="auto"/>
+          <w:left w:val="single" w:sz="4" w:space="0" w:color="auto"/>
+          <w:bottom w:val="single" w:sz="4" w:space="0" w:color="auto"/>
+          <w:right w:val="single" w:sz="4" w:space="0" w:color="auto"/>
+          <w:insideH w:val="single" w:sz="6" w:space="0" w:color="auto"/>
+          <w:insideV w:val="single" w:sz="6" w:space="0" w:color="auto"/>
+        </w:tblBorders>
+        <w:tblLayout w:type="fixed"/>
+        <w:tblCellMar>
+          <w:left w:w="70" w:type="dxa"/>
+          <w:right w:w="70" w:type="dxa"/>
+        </w:tblCellMar>
+        <w:tblLook w:val="0000" w:firstRow="0" w:lastRow="0" w:firstColumn="0" w:lastColumn="0" w:noHBand="0" w:noVBand="0"/>
+      </w:tblPr>
+      <w:tblGrid>
+        <w:gridCol w:w="1724"/>
+        <w:gridCol w:w="2104"/>
+        <w:gridCol w:w="4996"/>
+      </w:tblGrid>
+      <w:tr>
+        <w:trPr>
+          <w:trHeight w:val="487"/>
+        </w:trPr>
+        <w:tc>
+          <w:tcPr>
+            <w:tcW w:w="1724" w:type="dxa"/>
+            <w:tcBorders>
+              <w:top w:val="single" w:sz="6" w:space="0" w:color="auto"/>
+              <w:left w:val="single" w:sz="4" w:space="0" w:color="auto"/>
+              <w:bottom w:val="single" w:sz="6" w:space="0" w:color="auto"/>
+              <w:right w:val="single" w:sz="4" w:space="0" w:color="auto"/>
+            </w:tcBorders>
+          </w:tcPr>
+          <w:p>
+            <w:r>
+              <w:t xml:space="preserve">Item: IT02, IT08</w:t>
+            </w:r>
+          </w:p>
+        </w:tc>
+        <w:tc>
+          <w:tcPr>
+            <w:tcW w:w="2104" w:type="dxa"/>
+            <w:tcBorders>
+              <w:top w:val="single" w:sz="6" w:space="0" w:color="auto"/>
+              <w:left w:val="single" w:sz="4" w:space="0" w:color="auto"/>
+              <w:bottom w:val="single" w:sz="6" w:space="0" w:color="auto"/>
+              <w:right w:val="single" w:sz="4" w:space="0" w:color="auto"/>
+            </w:tcBorders>
+          </w:tcPr>
+          <w:p>
+            <w:r>
+              <w:t xml:space="preserve">No. do teste: CT50</w:t>
+            </w:r>
+          </w:p>
+        </w:tc>
+        <w:tc>
+          <w:tcPr>
+            <w:tcW w:w="4996" w:type="dxa"/>
+            <w:tcBorders>
+              <w:top w:val="single" w:sz="6" w:space="0" w:color="auto"/>
+              <w:left w:val="single" w:sz="6" w:space="0" w:color="auto"/>
+              <w:bottom w:val="single" w:sz="6" w:space="0" w:color="auto"/>
+              <w:right w:val="single" w:sz="4" w:space="0" w:color="auto"/>
+            </w:tcBorders>
+          </w:tcPr>
+          <w:p>
+            <w:r>
+              <w:t xml:space="preserve">Nome do teste: Acesso do departamento recusado por link inválido ou expirado</w:t>
+            </w:r>
+          </w:p>
+        </w:tc>
+      </w:tr>
+      <w:tr>
+        <w:trPr>
+          <w:trHeight w:val="487"/>
+        </w:trPr>
+        <w:tc>
+          <w:tcPr>
+            <w:tcW w:w="8824" w:type="dxa"/>
+            <w:gridSpan w:val="3"/>
+            <w:tcBorders>
+              <w:top w:val="single" w:sz="6" w:space="0" w:color="auto"/>
+              <w:left w:val="single" w:sz="4" w:space="0" w:color="auto"/>
+              <w:bottom w:val="single" w:sz="6" w:space="0" w:color="auto"/>
+              <w:right w:val="single" w:sz="4" w:space="0" w:color="auto"/>
+            </w:tcBorders>
+          </w:tcPr>
+          <w:p>
+            <w:r>
+              <w:t xml:space="preserve">Fluxo de execução: O portador acessa a página do departamento com um link cujo token expirou, foi adulterado ou não corresponde a um token emitido pelo sistema. O sistema não reconhece o token e recusa o acesso, sem apresentar qualquer dado da ocorrência.</w:t>
+            </w:r>
+          </w:p>
+        </w:tc>
+      </w:tr>
+      <w:tr>
+        <w:trPr>
+          <w:cantSplit/>
+          <w:trHeight w:val="776"/>
+        </w:trPr>
+        <w:tc>
+          <w:tcPr>
+            <w:tcW w:w="8824" w:type="dxa"/>
+            <w:gridSpan w:val="3"/>
+            <w:tcBorders>
+              <w:top w:val="single" w:sz="6" w:space="0" w:color="auto"/>
+              <w:left w:val="single" w:sz="4" w:space="0" w:color="auto"/>
+              <w:bottom w:val="single" w:sz="6" w:space="0" w:color="auto"/>
+              <w:right w:val="single" w:sz="4" w:space="0" w:color="auto"/>
+            </w:tcBorders>
+            <w:vAlign w:val="center"/>
+          </w:tcPr>
+          <w:p>
+            <w:r>
+              <w:t xml:space="preserve">Entrada(s): Token com a validade já decorrida; token válido com os dois últimos caracteres da assinatura substituídos por “xx”; token nulo; token vazio; texto “nao-e-um-jwt”; consulta GET /api/department-access/occurrence com o token “RUIM”, não reconhecido pelo sistema.</w:t>
+            </w:r>
+          </w:p>
+        </w:tc>
+      </w:tr>
+      <w:tr>
+        <w:trPr>
+          <w:cantSplit/>
+          <w:trHeight w:val="945"/>
+        </w:trPr>
+        <w:tc>
+          <w:tcPr>
+            <w:tcW w:w="8824" w:type="dxa"/>
+            <w:gridSpan w:val="3"/>
+            <w:tcBorders>
+              <w:top w:val="single" w:sz="6" w:space="0" w:color="auto"/>
+              <w:left w:val="single" w:sz="4" w:space="0" w:color="auto"/>
+              <w:right w:val="single" w:sz="4" w:space="0" w:color="auto"/>
+            </w:tcBorders>
+            <w:vAlign w:val="center"/>
+          </w:tcPr>
+          <w:p>
+            <w:r>
+              <w:t xml:space="preserve">Saída(s) esperada(s): Nenhum acesso concedido em qualquer dos casos; consulta respondida com o código de estado 401 e a mensagem “Link inválido ou expirado. Peça um novo encaminhamento.” (RN11).</w:t>
+            </w:r>
+          </w:p>
+        </w:tc>
+      </w:tr>
+      <w:tr>
+        <w:trPr>
+          <w:trHeight w:val="515"/>
+        </w:trPr>
+        <w:tc>
+          <w:tcPr>
+            <w:tcW w:w="8824" w:type="dxa"/>
+            <w:gridSpan w:val="3"/>
+            <w:tcBorders>
+              <w:top w:val="single" w:sz="6" w:space="0" w:color="auto"/>
+              <w:left w:val="single" w:sz="4" w:space="0" w:color="auto"/>
+              <w:bottom w:val="single" w:sz="4" w:space="0" w:color="auto"/>
+              <w:right w:val="single" w:sz="4" w:space="0" w:color="auto"/>
+            </w:tcBorders>
+          </w:tcPr>
+          <w:p>
+            <w:r>
+              <w:t xml:space="preserve">Dependência(s): CT49 especificado.</w:t>
+            </w:r>
+          </w:p>
+        </w:tc>
+      </w:tr>
+    </w:tbl>
+    <w:p>
+      <w:pPr>
+        <w:pStyle w:val="Legenda"/>
+      </w:pPr>
+      <w:r>
+        <w:rPr>
+          <w:rFonts w:eastAsia="Arial Unicode MS"/>
+        </w:rPr>
+        <w:t xml:space="preserve">QUADRO 52 – Descrição do caso de teste CT50</w:t>
+      </w:r>
+    </w:p>
+    <w:p>
+      <w:pPr/>
+    </w:p>
+    <w:tbl>
+      <w:tblPr>
+        <w:tblpPr w:leftFromText="141" w:rightFromText="141" w:vertAnchor="text" w:tblpXSpec="center" w:tblpY="1"/>
+        <w:tblOverlap w:val="never"/>
+        <w:tblW w:w="8824" w:type="dxa"/>
+        <w:tblBorders>
+          <w:top w:val="single" w:sz="4" w:space="0" w:color="auto"/>
+          <w:left w:val="single" w:sz="4" w:space="0" w:color="auto"/>
+          <w:bottom w:val="single" w:sz="4" w:space="0" w:color="auto"/>
+          <w:right w:val="single" w:sz="4" w:space="0" w:color="auto"/>
+          <w:insideH w:val="single" w:sz="6" w:space="0" w:color="auto"/>
+          <w:insideV w:val="single" w:sz="6" w:space="0" w:color="auto"/>
+        </w:tblBorders>
+        <w:tblLayout w:type="fixed"/>
+        <w:tblCellMar>
+          <w:left w:w="70" w:type="dxa"/>
+          <w:right w:w="70" w:type="dxa"/>
+        </w:tblCellMar>
+        <w:tblLook w:val="0000" w:firstRow="0" w:lastRow="0" w:firstColumn="0" w:lastColumn="0" w:noHBand="0" w:noVBand="0"/>
+      </w:tblPr>
+      <w:tblGrid>
+        <w:gridCol w:w="1724"/>
+        <w:gridCol w:w="2104"/>
+        <w:gridCol w:w="4996"/>
+      </w:tblGrid>
+      <w:tr>
+        <w:trPr>
+          <w:trHeight w:val="487"/>
+        </w:trPr>
+        <w:tc>
+          <w:tcPr>
+            <w:tcW w:w="1724" w:type="dxa"/>
+            <w:tcBorders>
+              <w:top w:val="single" w:sz="6" w:space="0" w:color="auto"/>
+              <w:left w:val="single" w:sz="4" w:space="0" w:color="auto"/>
+              <w:bottom w:val="single" w:sz="6" w:space="0" w:color="auto"/>
+              <w:right w:val="single" w:sz="4" w:space="0" w:color="auto"/>
+            </w:tcBorders>
+          </w:tcPr>
+          <w:p>
+            <w:r>
+              <w:t xml:space="preserve">Item: IT02, IT08</w:t>
+            </w:r>
+          </w:p>
+        </w:tc>
+        <w:tc>
+          <w:tcPr>
+            <w:tcW w:w="2104" w:type="dxa"/>
+            <w:tcBorders>
+              <w:top w:val="single" w:sz="6" w:space="0" w:color="auto"/>
+              <w:left w:val="single" w:sz="4" w:space="0" w:color="auto"/>
+              <w:bottom w:val="single" w:sz="6" w:space="0" w:color="auto"/>
+              <w:right w:val="single" w:sz="4" w:space="0" w:color="auto"/>
+            </w:tcBorders>
+          </w:tcPr>
+          <w:p>
+            <w:r>
+              <w:t xml:space="preserve">No. do teste: CT51</w:t>
+            </w:r>
+          </w:p>
+        </w:tc>
+        <w:tc>
+          <w:tcPr>
+            <w:tcW w:w="4996" w:type="dxa"/>
+            <w:tcBorders>
+              <w:top w:val="single" w:sz="6" w:space="0" w:color="auto"/>
+              <w:left w:val="single" w:sz="6" w:space="0" w:color="auto"/>
+              <w:bottom w:val="single" w:sz="6" w:space="0" w:color="auto"/>
+              <w:right w:val="single" w:sz="4" w:space="0" w:color="auto"/>
+            </w:tcBorders>
+          </w:tcPr>
+          <w:p>
+            <w:r>
+              <w:t xml:space="preserve">Nome do teste: Separação entre a credencial de acesso e o link do departamento</w:t>
+            </w:r>
+          </w:p>
+        </w:tc>
+      </w:tr>
+      <w:tr>
+        <w:trPr>
+          <w:trHeight w:val="487"/>
+        </w:trPr>
+        <w:tc>
+          <w:tcPr>
+            <w:tcW w:w="8824" w:type="dxa"/>
+            <w:gridSpan w:val="3"/>
+            <w:tcBorders>
+              <w:top w:val="single" w:sz="6" w:space="0" w:color="auto"/>
+              <w:left w:val="single" w:sz="4" w:space="0" w:color="auto"/>
+              <w:bottom w:val="single" w:sz="6" w:space="0" w:color="auto"/>
+              <w:right w:val="single" w:sz="4" w:space="0" w:color="auto"/>
+            </w:tcBorders>
+          </w:tcPr>
+          <w:p>
+            <w:r>
+              <w:t xml:space="preserve">Fluxo de execução: Verifica-se que o token de autenticação dos usuários e o token do link do departamento, assinados com chaves distintas — a do link é derivada da chave de autenticação, mas diferente dela —, não são aceitos um no lugar do outro.</w:t>
+            </w:r>
+          </w:p>
+        </w:tc>
+      </w:tr>
+      <w:tr>
+        <w:trPr>
+          <w:cantSplit/>
+          <w:trHeight w:val="776"/>
+        </w:trPr>
+        <w:tc>
+          <w:tcPr>
+            <w:tcW w:w="8824" w:type="dxa"/>
+            <w:gridSpan w:val="3"/>
+            <w:tcBorders>
+              <w:top w:val="single" w:sz="6" w:space="0" w:color="auto"/>
+              <w:left w:val="single" w:sz="4" w:space="0" w:color="auto"/>
+              <w:bottom w:val="single" w:sz="6" w:space="0" w:color="auto"/>
+              <w:right w:val="single" w:sz="4" w:space="0" w:color="auto"/>
+            </w:tcBorders>
+            <w:vAlign w:val="center"/>
+          </w:tcPr>
+          <w:p>
+            <w:r>
+              <w:t xml:space="preserve">Entrada(s): Token de autenticação emitido para a conta “obras@prefeitura.br”, com o papel EMPLOYEE, apresentado como link do departamento; token do link emitido para o grupo 10 e o departamento 3, apresentado à validação de autenticação.</w:t>
+            </w:r>
+          </w:p>
+        </w:tc>
+      </w:tr>
+      <w:tr>
+        <w:trPr>
+          <w:cantSplit/>
+          <w:trHeight w:val="945"/>
+        </w:trPr>
+        <w:tc>
+          <w:tcPr>
+            <w:tcW w:w="8824" w:type="dxa"/>
+            <w:gridSpan w:val="3"/>
+            <w:tcBorders>
+              <w:top w:val="single" w:sz="6" w:space="0" w:color="auto"/>
+              <w:left w:val="single" w:sz="4" w:space="0" w:color="auto"/>
+              <w:right w:val="single" w:sz="4" w:space="0" w:color="auto"/>
+            </w:tcBorders>
+            <w:vAlign w:val="center"/>
+          </w:tcPr>
+          <w:p>
+            <w:r>
+              <w:t xml:space="preserve">Saída(s) esperada(s): Token de autenticação recusado como link, sem acesso à ocorrência; token do link recusado pela validação de autenticação, com a exceção de token inválido, sem que o portador seja autenticado (RN11).</w:t>
+            </w:r>
+          </w:p>
+        </w:tc>
+      </w:tr>
+      <w:tr>
+        <w:trPr>
+          <w:trHeight w:val="515"/>
+        </w:trPr>
+        <w:tc>
+          <w:tcPr>
+            <w:tcW w:w="8824" w:type="dxa"/>
+            <w:gridSpan w:val="3"/>
+            <w:tcBorders>
+              <w:top w:val="single" w:sz="6" w:space="0" w:color="auto"/>
+              <w:left w:val="single" w:sz="4" w:space="0" w:color="auto"/>
+              <w:bottom w:val="single" w:sz="4" w:space="0" w:color="auto"/>
+              <w:right w:val="single" w:sz="4" w:space="0" w:color="auto"/>
+            </w:tcBorders>
+          </w:tcPr>
+          <w:p>
+            <w:r>
+              <w:t xml:space="preserve">Dependência(s): CT04 e CT49 especificados.</w:t>
+            </w:r>
+          </w:p>
+        </w:tc>
+      </w:tr>
+    </w:tbl>
+    <w:p>
+      <w:pPr>
+        <w:pStyle w:val="Legenda"/>
+      </w:pPr>
+      <w:r>
+        <w:rPr>
+          <w:rFonts w:eastAsia="Arial Unicode MS"/>
+        </w:rPr>
+        <w:t xml:space="preserve">QUADRO 53 – Descrição do caso de teste CT51</w:t>
+      </w:r>
+    </w:p>
+    <w:p>
+      <w:pPr/>
+    </w:p>
+    <w:tbl>
+      <w:tblPr>
+        <w:tblpPr w:leftFromText="141" w:rightFromText="141" w:vertAnchor="text" w:tblpXSpec="center" w:tblpY="1"/>
+        <w:tblOverlap w:val="never"/>
+        <w:tblW w:w="8824" w:type="dxa"/>
+        <w:tblBorders>
+          <w:top w:val="single" w:sz="4" w:space="0" w:color="auto"/>
+          <w:left w:val="single" w:sz="4" w:space="0" w:color="auto"/>
+          <w:bottom w:val="single" w:sz="4" w:space="0" w:color="auto"/>
+          <w:right w:val="single" w:sz="4" w:space="0" w:color="auto"/>
+          <w:insideH w:val="single" w:sz="6" w:space="0" w:color="auto"/>
+          <w:insideV w:val="single" w:sz="6" w:space="0" w:color="auto"/>
+        </w:tblBorders>
+        <w:tblLayout w:type="fixed"/>
+        <w:tblCellMar>
+          <w:left w:w="70" w:type="dxa"/>
+          <w:right w:w="70" w:type="dxa"/>
+        </w:tblCellMar>
+        <w:tblLook w:val="0000" w:firstRow="0" w:lastRow="0" w:firstColumn="0" w:lastColumn="0" w:noHBand="0" w:noVBand="0"/>
+      </w:tblPr>
+      <w:tblGrid>
+        <w:gridCol w:w="1724"/>
+        <w:gridCol w:w="2104"/>
+        <w:gridCol w:w="4996"/>
+      </w:tblGrid>
+      <w:tr>
+        <w:trPr>
+          <w:trHeight w:val="487"/>
+        </w:trPr>
+        <w:tc>
+          <w:tcPr>
+            <w:tcW w:w="1724" w:type="dxa"/>
+            <w:tcBorders>
+              <w:top w:val="single" w:sz="6" w:space="0" w:color="auto"/>
+              <w:left w:val="single" w:sz="4" w:space="0" w:color="auto"/>
+              <w:bottom w:val="single" w:sz="6" w:space="0" w:color="auto"/>
+              <w:right w:val="single" w:sz="4" w:space="0" w:color="auto"/>
+            </w:tcBorders>
+          </w:tcPr>
+          <w:p>
+            <w:r>
+              <w:t xml:space="preserve">Item: IT08</w:t>
+            </w:r>
+          </w:p>
+        </w:tc>
+        <w:tc>
+          <w:tcPr>
+            <w:tcW w:w="2104" w:type="dxa"/>
+            <w:tcBorders>
+              <w:top w:val="single" w:sz="6" w:space="0" w:color="auto"/>
+              <w:left w:val="single" w:sz="4" w:space="0" w:color="auto"/>
+              <w:bottom w:val="single" w:sz="6" w:space="0" w:color="auto"/>
+              <w:right w:val="single" w:sz="4" w:space="0" w:color="auto"/>
+            </w:tcBorders>
+          </w:tcPr>
+          <w:p>
+            <w:r>
+              <w:t xml:space="preserve">No. do teste: CT52</w:t>
+            </w:r>
+          </w:p>
+        </w:tc>
+        <w:tc>
+          <w:tcPr>
+            <w:tcW w:w="4996" w:type="dxa"/>
+            <w:tcBorders>
+              <w:top w:val="single" w:sz="6" w:space="0" w:color="auto"/>
+              <w:left w:val="single" w:sz="6" w:space="0" w:color="auto"/>
+              <w:bottom w:val="single" w:sz="6" w:space="0" w:color="auto"/>
+              <w:right w:val="single" w:sz="4" w:space="0" w:color="auto"/>
+            </w:tcBorders>
+          </w:tcPr>
+          <w:p>
+            <w:r>
+              <w:t xml:space="preserve">Nome do teste: Acesso do departamento a ocorrência fora do grupo do link</w:t>
+            </w:r>
+          </w:p>
+        </w:tc>
+      </w:tr>
+      <w:tr>
+        <w:trPr>
+          <w:trHeight w:val="487"/>
+        </w:trPr>
+        <w:tc>
+          <w:tcPr>
+            <w:tcW w:w="8824" w:type="dxa"/>
+            <w:gridSpan w:val="3"/>
+            <w:tcBorders>
+              <w:top w:val="single" w:sz="6" w:space="0" w:color="auto"/>
+              <w:left w:val="single" w:sz="4" w:space="0" w:color="auto"/>
+              <w:bottom w:val="single" w:sz="6" w:space="0" w:color="auto"/>
+              <w:right w:val="single" w:sz="4" w:space="0" w:color="auto"/>
+            </w:tcBorders>
+          </w:tcPr>
+          <w:p>
+            <w:r>
+              <w:t xml:space="preserve">Fluxo de execução: Com um link válido, o portador altera o identificador da ocorrência consultada para o de uma ocorrência que não integra o grupo para o qual o link foi emitido.</w:t>
+            </w:r>
+          </w:p>
+        </w:tc>
+      </w:tr>
+      <w:tr>
+        <w:trPr>
+          <w:cantSplit/>
+          <w:trHeight w:val="776"/>
+        </w:trPr>
+        <w:tc>
+          <w:tcPr>
+            <w:tcW w:w="8824" w:type="dxa"/>
+            <w:gridSpan w:val="3"/>
+            <w:tcBorders>
+              <w:top w:val="single" w:sz="6" w:space="0" w:color="auto"/>
+              <w:left w:val="single" w:sz="4" w:space="0" w:color="auto"/>
+              <w:bottom w:val="single" w:sz="6" w:space="0" w:color="auto"/>
+              <w:right w:val="single" w:sz="4" w:space="0" w:color="auto"/>
+            </w:tcBorders>
+            <w:vAlign w:val="center"/>
+          </w:tcPr>
+          <w:p>
+            <w:r>
+              <w:t xml:space="preserve">Entrada(s): Token válido para o grupo 10, formado pelas ocorrências 10 e 11; consulta à ocorrência 99, existente e no estado “PENDENTE”, que não integra esse grupo.</w:t>
+            </w:r>
+          </w:p>
+        </w:tc>
+      </w:tr>
+      <w:tr>
+        <w:trPr>
+          <w:cantSplit/>
+          <w:trHeight w:val="945"/>
+        </w:trPr>
+        <w:tc>
+          <w:tcPr>
+            <w:tcW w:w="8824" w:type="dxa"/>
+            <w:gridSpan w:val="3"/>
+            <w:tcBorders>
+              <w:top w:val="single" w:sz="6" w:space="0" w:color="auto"/>
+              <w:left w:val="single" w:sz="4" w:space="0" w:color="auto"/>
+              <w:right w:val="single" w:sz="4" w:space="0" w:color="auto"/>
+            </w:tcBorders>
+            <w:vAlign w:val="center"/>
+          </w:tcPr>
+          <w:p>
+            <w:r>
+              <w:t xml:space="preserve">Saída(s) esperada(s): Resposta com o código de estado 404 e a mensagem “Ocorrência não encontrada.”, sem apresentação de qualquer dado da ocorrência 99 (RN11).</w:t>
+            </w:r>
+          </w:p>
+        </w:tc>
+      </w:tr>
+      <w:tr>
+        <w:trPr>
+          <w:trHeight w:val="515"/>
+        </w:trPr>
+        <w:tc>
+          <w:tcPr>
+            <w:tcW w:w="8824" w:type="dxa"/>
+            <w:gridSpan w:val="3"/>
+            <w:tcBorders>
+              <w:top w:val="single" w:sz="6" w:space="0" w:color="auto"/>
+              <w:left w:val="single" w:sz="4" w:space="0" w:color="auto"/>
+              <w:bottom w:val="single" w:sz="4" w:space="0" w:color="auto"/>
+              <w:right w:val="single" w:sz="4" w:space="0" w:color="auto"/>
+            </w:tcBorders>
+          </w:tcPr>
+          <w:p>
+            <w:r>
+              <w:t xml:space="preserve">Dependência(s): CT23 e CT49 executados.</w:t>
+            </w:r>
+          </w:p>
+        </w:tc>
+      </w:tr>
+    </w:tbl>
+    <w:p>
+      <w:pPr>
+        <w:pStyle w:val="Legenda"/>
+      </w:pPr>
+      <w:r>
+        <w:rPr>
+          <w:rFonts w:eastAsia="Arial Unicode MS"/>
+        </w:rPr>
+        <w:t xml:space="preserve">QUADRO 54 – Descrição do caso de teste CT52</w:t>
+      </w:r>
+    </w:p>
+    <w:p>
+      <w:pPr/>
+    </w:p>
+    <w:tbl>
+      <w:tblPr>
+        <w:tblpPr w:leftFromText="141" w:rightFromText="141" w:vertAnchor="text" w:tblpXSpec="center" w:tblpY="1"/>
+        <w:tblOverlap w:val="never"/>
+        <w:tblW w:w="8824" w:type="dxa"/>
+        <w:tblBorders>
+          <w:top w:val="single" w:sz="4" w:space="0" w:color="auto"/>
+          <w:left w:val="single" w:sz="4" w:space="0" w:color="auto"/>
+          <w:bottom w:val="single" w:sz="4" w:space="0" w:color="auto"/>
+          <w:right w:val="single" w:sz="4" w:space="0" w:color="auto"/>
+          <w:insideH w:val="single" w:sz="6" w:space="0" w:color="auto"/>
+          <w:insideV w:val="single" w:sz="6" w:space="0" w:color="auto"/>
+        </w:tblBorders>
+        <w:tblLayout w:type="fixed"/>
+        <w:tblCellMar>
+          <w:left w:w="70" w:type="dxa"/>
+          <w:right w:w="70" w:type="dxa"/>
+        </w:tblCellMar>
+        <w:tblLook w:val="0000" w:firstRow="0" w:lastRow="0" w:firstColumn="0" w:lastColumn="0" w:noHBand="0" w:noVBand="0"/>
+      </w:tblPr>
+      <w:tblGrid>
+        <w:gridCol w:w="1724"/>
+        <w:gridCol w:w="2104"/>
+        <w:gridCol w:w="4996"/>
+      </w:tblGrid>
+      <w:tr>
+        <w:trPr>
+          <w:trHeight w:val="487"/>
+        </w:trPr>
+        <w:tc>
+          <w:tcPr>
+            <w:tcW w:w="1724" w:type="dxa"/>
+            <w:tcBorders>
+              <w:top w:val="single" w:sz="6" w:space="0" w:color="auto"/>
+              <w:left w:val="single" w:sz="4" w:space="0" w:color="auto"/>
+              <w:bottom w:val="single" w:sz="6" w:space="0" w:color="auto"/>
+              <w:right w:val="single" w:sz="4" w:space="0" w:color="auto"/>
+            </w:tcBorders>
+          </w:tcPr>
+          <w:p>
+            <w:r>
+              <w:t xml:space="preserve">Item: IT04, IT08</w:t>
+            </w:r>
+          </w:p>
+        </w:tc>
+        <w:tc>
+          <w:tcPr>
+            <w:tcW w:w="2104" w:type="dxa"/>
+            <w:tcBorders>
+              <w:top w:val="single" w:sz="6" w:space="0" w:color="auto"/>
+              <w:left w:val="single" w:sz="4" w:space="0" w:color="auto"/>
+              <w:bottom w:val="single" w:sz="6" w:space="0" w:color="auto"/>
+              <w:right w:val="single" w:sz="4" w:space="0" w:color="auto"/>
+            </w:tcBorders>
+          </w:tcPr>
+          <w:p>
+            <w:r>
+              <w:t xml:space="preserve">No. do teste: CT53</w:t>
+            </w:r>
+          </w:p>
+        </w:tc>
+        <w:tc>
+          <w:tcPr>
+            <w:tcW w:w="4996" w:type="dxa"/>
+            <w:tcBorders>
+              <w:top w:val="single" w:sz="6" w:space="0" w:color="auto"/>
+              <w:left w:val="single" w:sz="6" w:space="0" w:color="auto"/>
+              <w:bottom w:val="single" w:sz="6" w:space="0" w:color="auto"/>
+              <w:right w:val="single" w:sz="4" w:space="0" w:color="auto"/>
+            </w:tcBorders>
+          </w:tcPr>
+          <w:p>
+            <w:r>
+              <w:t xml:space="preserve">Nome do teste: Ausência de dados pessoais na página do departamento</w:t>
+            </w:r>
+          </w:p>
+        </w:tc>
+      </w:tr>
+      <w:tr>
+        <w:trPr>
+          <w:trHeight w:val="487"/>
+        </w:trPr>
+        <w:tc>
+          <w:tcPr>
+            <w:tcW w:w="8824" w:type="dxa"/>
+            <w:gridSpan w:val="3"/>
+            <w:tcBorders>
+              <w:top w:val="single" w:sz="6" w:space="0" w:color="auto"/>
+              <w:left w:val="single" w:sz="4" w:space="0" w:color="auto"/>
+              <w:bottom w:val="single" w:sz="6" w:space="0" w:color="auto"/>
+              <w:right w:val="single" w:sz="4" w:space="0" w:color="auto"/>
+            </w:tcBorders>
+          </w:tcPr>
+          <w:p>
+            <w:r>
+              <w:t xml:space="preserve">Fluxo de execução: O departamento abre a ocorrência pelo link. O sistema apresenta a ocorrência, as demais ocorrências do grupo e o histórico sem o nome e o endereço de correio eletrônico do autor, sem o nome de quem registrou cada trâmite e sem as mensagens que a equipe escreveu ao cidadão, mantida apenas a nota de cada encaminhamento. As solicitações de conclusão não integram o histórico apresentado; a que se encontra pendente é indicada à parte, no lugar da opção “Solicitar conclusão”.</w:t>
+            </w:r>
+          </w:p>
+        </w:tc>
+      </w:tr>
+      <w:tr>
+        <w:trPr>
+          <w:cantSplit/>
+          <w:trHeight w:val="776"/>
+        </w:trPr>
+        <w:tc>
+          <w:tcPr>
+            <w:tcW w:w="8824" w:type="dxa"/>
+            <w:gridSpan w:val="3"/>
+            <w:tcBorders>
+              <w:top w:val="single" w:sz="6" w:space="0" w:color="auto"/>
+              <w:left w:val="single" w:sz="4" w:space="0" w:color="auto"/>
+              <w:bottom w:val="single" w:sz="6" w:space="0" w:color="auto"/>
+              <w:right w:val="single" w:sz="4" w:space="0" w:color="auto"/>
+            </w:tcBorders>
+            <w:vAlign w:val="center"/>
+          </w:tcPr>
+          <w:p>
+            <w:r>
+              <w:t xml:space="preserve">Entrada(s): Ocorrências 10 e 11 do grupo, com o autor “Autor” e o e-mail “autor@x.com”. Cenário (a): histórico com o encaminhamento ao departamento 3, registrado pela “Funcionária” em 01/09/2026 às 10h, e uma solicitação de conclusão do departamento 3 em 02/09/2026 às 10h. Cenário (b): histórico com o encaminhamento ao departamento 3, com a nota “Ocorrência encaminhada — Obras.”, e a resposta da equipe “Olá Maria, já vamos resolver.”.</w:t>
+            </w:r>
+          </w:p>
+        </w:tc>
+      </w:tr>
+      <w:tr>
+        <w:trPr>
+          <w:cantSplit/>
+          <w:trHeight w:val="945"/>
+        </w:trPr>
+        <w:tc>
+          <w:tcPr>
+            <w:tcW w:w="8824" w:type="dxa"/>
+            <w:gridSpan w:val="3"/>
+            <w:tcBorders>
+              <w:top w:val="single" w:sz="6" w:space="0" w:color="auto"/>
+              <w:left w:val="single" w:sz="4" w:space="0" w:color="auto"/>
+              <w:right w:val="single" w:sz="4" w:space="0" w:color="auto"/>
+            </w:tcBorders>
+            <w:vAlign w:val="center"/>
+          </w:tcPr>
+          <w:p>
+            <w:r>
+              <w:t xml:space="preserve">Saída(s) esperada(s): Nome e e-mail do autor ausentes na ocorrência aberta e em todas as ocorrências do grupo; nome de quem registrou o trâmite ausente. (a) Histórico apresentado com um único item, sem a solicitação de conclusão; solicitação pendente indicada com a data de 02/09/2026 às 10h; opção de solicitar conclusão indisponível. (b) Resposta ao cidadão omitida e nota do encaminhamento preservada (RN05, RN09 e RN11).</w:t>
+            </w:r>
+          </w:p>
+        </w:tc>
+      </w:tr>
+      <w:tr>
+        <w:trPr>
+          <w:trHeight w:val="515"/>
+        </w:trPr>
+        <w:tc>
+          <w:tcPr>
+            <w:tcW w:w="8824" w:type="dxa"/>
+            <w:gridSpan w:val="3"/>
+            <w:tcBorders>
+              <w:top w:val="single" w:sz="6" w:space="0" w:color="auto"/>
+              <w:left w:val="single" w:sz="4" w:space="0" w:color="auto"/>
+              <w:bottom w:val="single" w:sz="4" w:space="0" w:color="auto"/>
+              <w:right w:val="single" w:sz="4" w:space="0" w:color="auto"/>
+            </w:tcBorders>
+          </w:tcPr>
+          <w:p>
+            <w:r>
+              <w:t xml:space="preserve">Dependência(s): CT31 e CT49 executados.</w:t>
+            </w:r>
+          </w:p>
+        </w:tc>
+      </w:tr>
+    </w:tbl>
+    <w:p>
+      <w:pPr>
+        <w:pStyle w:val="Legenda"/>
+      </w:pPr>
+      <w:r>
+        <w:rPr>
+          <w:rFonts w:eastAsia="Arial Unicode MS"/>
+        </w:rPr>
+        <w:t xml:space="preserve">QUADRO 55 – Descrição do caso de teste CT53</w:t>
+      </w:r>
+    </w:p>
+    <w:p>
+      <w:pPr/>
+    </w:p>
+    <w:tbl>
+      <w:tblPr>
+        <w:tblpPr w:leftFromText="141" w:rightFromText="141" w:vertAnchor="text" w:tblpXSpec="center" w:tblpY="1"/>
+        <w:tblOverlap w:val="never"/>
+        <w:tblW w:w="8824" w:type="dxa"/>
+        <w:tblBorders>
+          <w:top w:val="single" w:sz="4" w:space="0" w:color="auto"/>
+          <w:left w:val="single" w:sz="4" w:space="0" w:color="auto"/>
+          <w:bottom w:val="single" w:sz="4" w:space="0" w:color="auto"/>
+          <w:right w:val="single" w:sz="4" w:space="0" w:color="auto"/>
+          <w:insideH w:val="single" w:sz="6" w:space="0" w:color="auto"/>
+          <w:insideV w:val="single" w:sz="6" w:space="0" w:color="auto"/>
+        </w:tblBorders>
+        <w:tblLayout w:type="fixed"/>
+        <w:tblCellMar>
+          <w:left w:w="70" w:type="dxa"/>
+          <w:right w:w="70" w:type="dxa"/>
+        </w:tblCellMar>
+        <w:tblLook w:val="0000" w:firstRow="0" w:lastRow="0" w:firstColumn="0" w:lastColumn="0" w:noHBand="0" w:noVBand="0"/>
+      </w:tblPr>
+      <w:tblGrid>
+        <w:gridCol w:w="1724"/>
+        <w:gridCol w:w="2104"/>
+        <w:gridCol w:w="4996"/>
+      </w:tblGrid>
+      <w:tr>
+        <w:trPr>
+          <w:trHeight w:val="487"/>
+        </w:trPr>
+        <w:tc>
+          <w:tcPr>
+            <w:tcW w:w="1724" w:type="dxa"/>
+            <w:tcBorders>
+              <w:top w:val="single" w:sz="6" w:space="0" w:color="auto"/>
+              <w:left w:val="single" w:sz="4" w:space="0" w:color="auto"/>
+              <w:bottom w:val="single" w:sz="6" w:space="0" w:color="auto"/>
+              <w:right w:val="single" w:sz="4" w:space="0" w:color="auto"/>
+            </w:tcBorders>
+          </w:tcPr>
+          <w:p>
+            <w:r>
+              <w:t xml:space="preserve">Item: IT08</w:t>
+            </w:r>
+          </w:p>
+        </w:tc>
+        <w:tc>
+          <w:tcPr>
+            <w:tcW w:w="2104" w:type="dxa"/>
+            <w:tcBorders>
+              <w:top w:val="single" w:sz="6" w:space="0" w:color="auto"/>
+              <w:left w:val="single" w:sz="4" w:space="0" w:color="auto"/>
+              <w:bottom w:val="single" w:sz="6" w:space="0" w:color="auto"/>
+              <w:right w:val="single" w:sz="4" w:space="0" w:color="auto"/>
+            </w:tcBorders>
+          </w:tcPr>
+          <w:p>
+            <w:r>
+              <w:t xml:space="preserve">No. do teste: CT54</w:t>
+            </w:r>
+          </w:p>
+        </w:tc>
+        <w:tc>
+          <w:tcPr>
+            <w:tcW w:w="4996" w:type="dxa"/>
+            <w:tcBorders>
+              <w:top w:val="single" w:sz="6" w:space="0" w:color="auto"/>
+              <w:left w:val="single" w:sz="6" w:space="0" w:color="auto"/>
+              <w:bottom w:val="single" w:sz="6" w:space="0" w:color="auto"/>
+              <w:right w:val="single" w:sz="4" w:space="0" w:color="auto"/>
+            </w:tcBorders>
+          </w:tcPr>
+          <w:p>
+            <w:r>
+              <w:t xml:space="preserve">Nome do teste: Encerramento do acesso do departamento com o grupo encerrado</w:t>
+            </w:r>
+          </w:p>
+        </w:tc>
+      </w:tr>
+      <w:tr>
+        <w:trPr>
+          <w:trHeight w:val="487"/>
+        </w:trPr>
+        <w:tc>
+          <w:tcPr>
+            <w:tcW w:w="8824" w:type="dxa"/>
+            <w:gridSpan w:val="3"/>
+            <w:tcBorders>
+              <w:top w:val="single" w:sz="6" w:space="0" w:color="auto"/>
+              <w:left w:val="single" w:sz="4" w:space="0" w:color="auto"/>
+              <w:bottom w:val="single" w:sz="6" w:space="0" w:color="auto"/>
+              <w:right w:val="single" w:sz="4" w:space="0" w:color="auto"/>
+            </w:tcBorders>
+          </w:tcPr>
+          <w:p>
+            <w:r>
+              <w:t xml:space="preserve">Fluxo de execução: O departamento acessa o link depois de todas as ocorrências do grupo terem sido encerradas, por conclusão ou por indeferimento. O acesso vale apenas enquanto houver ocorrência aberta no grupo — no estado “Pendente” ou “Em Andamento” —, limitado a trinta dias a partir do encaminhamento.</w:t>
+            </w:r>
+          </w:p>
+        </w:tc>
+      </w:tr>
+      <w:tr>
+        <w:trPr>
+          <w:cantSplit/>
+          <w:trHeight w:val="776"/>
+        </w:trPr>
+        <w:tc>
+          <w:tcPr>
+            <w:tcW w:w="8824" w:type="dxa"/>
+            <w:gridSpan w:val="3"/>
+            <w:tcBorders>
+              <w:top w:val="single" w:sz="6" w:space="0" w:color="auto"/>
+              <w:left w:val="single" w:sz="4" w:space="0" w:color="auto"/>
+              <w:bottom w:val="single" w:sz="6" w:space="0" w:color="auto"/>
+              <w:right w:val="single" w:sz="4" w:space="0" w:color="auto"/>
+            </w:tcBorders>
+            <w:vAlign w:val="center"/>
+          </w:tcPr>
+          <w:p>
+            <w:r>
+              <w:t xml:space="preserve">Entrada(s): Token válido para o grupo 10; ocorrência 10 no estado “CONCLUIDA” e ocorrência 11 no estado “INDEFERIDA”.</w:t>
+            </w:r>
+          </w:p>
+        </w:tc>
+      </w:tr>
+      <w:tr>
+        <w:trPr>
+          <w:cantSplit/>
+          <w:trHeight w:val="945"/>
+        </w:trPr>
+        <w:tc>
+          <w:tcPr>
+            <w:tcW w:w="8824" w:type="dxa"/>
+            <w:gridSpan w:val="3"/>
+            <w:tcBorders>
+              <w:top w:val="single" w:sz="6" w:space="0" w:color="auto"/>
+              <w:left w:val="single" w:sz="4" w:space="0" w:color="auto"/>
+              <w:right w:val="single" w:sz="4" w:space="0" w:color="auto"/>
+            </w:tcBorders>
+            <w:vAlign w:val="center"/>
+          </w:tcPr>
+          <w:p>
+            <w:r>
+              <w:t xml:space="preserve">Saída(s) esperada(s): Resposta com o código de estado 410 e a mensagem “Esta ocorrência foi encerrada; o acesso do departamento terminou.” (RN11).</w:t>
+            </w:r>
+          </w:p>
+        </w:tc>
+      </w:tr>
+      <w:tr>
+        <w:trPr>
+          <w:trHeight w:val="515"/>
+        </w:trPr>
+        <w:tc>
+          <w:tcPr>
+            <w:tcW w:w="8824" w:type="dxa"/>
+            <w:gridSpan w:val="3"/>
+            <w:tcBorders>
+              <w:top w:val="single" w:sz="6" w:space="0" w:color="auto"/>
+              <w:left w:val="single" w:sz="4" w:space="0" w:color="auto"/>
+              <w:bottom w:val="single" w:sz="4" w:space="0" w:color="auto"/>
+              <w:right w:val="single" w:sz="4" w:space="0" w:color="auto"/>
+            </w:tcBorders>
+          </w:tcPr>
+          <w:p>
+            <w:r>
+              <w:t xml:space="preserve">Dependência(s): CT49 executado.</w:t>
+            </w:r>
+          </w:p>
+        </w:tc>
+      </w:tr>
+    </w:tbl>
+    <w:p>
+      <w:pPr>
+        <w:pStyle w:val="Legenda"/>
+      </w:pPr>
+      <w:r>
+        <w:rPr>
+          <w:rFonts w:eastAsia="Arial Unicode MS"/>
+        </w:rPr>
+        <w:t xml:space="preserve">QUADRO 56 – Descrição do caso de teste CT54</w:t>
+      </w:r>
+    </w:p>
+    <w:p>
+      <w:pPr/>
+    </w:p>
+    <w:tbl>
+      <w:tblPr>
+        <w:tblpPr w:leftFromText="141" w:rightFromText="141" w:vertAnchor="text" w:tblpXSpec="center" w:tblpY="1"/>
+        <w:tblOverlap w:val="never"/>
+        <w:tblW w:w="8824" w:type="dxa"/>
+        <w:tblBorders>
+          <w:top w:val="single" w:sz="4" w:space="0" w:color="auto"/>
+          <w:left w:val="single" w:sz="4" w:space="0" w:color="auto"/>
+          <w:bottom w:val="single" w:sz="4" w:space="0" w:color="auto"/>
+          <w:right w:val="single" w:sz="4" w:space="0" w:color="auto"/>
+          <w:insideH w:val="single" w:sz="6" w:space="0" w:color="auto"/>
+          <w:insideV w:val="single" w:sz="6" w:space="0" w:color="auto"/>
+        </w:tblBorders>
+        <w:tblLayout w:type="fixed"/>
+        <w:tblCellMar>
+          <w:left w:w="70" w:type="dxa"/>
+          <w:right w:w="70" w:type="dxa"/>
+        </w:tblCellMar>
+        <w:tblLook w:val="0000" w:firstRow="0" w:lastRow="0" w:firstColumn="0" w:lastColumn="0" w:noHBand="0" w:noVBand="0"/>
+      </w:tblPr>
+      <w:tblGrid>
+        <w:gridCol w:w="1724"/>
+        <w:gridCol w:w="2104"/>
+        <w:gridCol w:w="4996"/>
+      </w:tblGrid>
+      <w:tr>
+        <w:trPr>
+          <w:trHeight w:val="487"/>
+        </w:trPr>
+        <w:tc>
+          <w:tcPr>
+            <w:tcW w:w="1724" w:type="dxa"/>
+            <w:tcBorders>
+              <w:top w:val="single" w:sz="6" w:space="0" w:color="auto"/>
+              <w:left w:val="single" w:sz="4" w:space="0" w:color="auto"/>
+              <w:bottom w:val="single" w:sz="6" w:space="0" w:color="auto"/>
+              <w:right w:val="single" w:sz="4" w:space="0" w:color="auto"/>
+            </w:tcBorders>
+          </w:tcPr>
+          <w:p>
+            <w:r>
+              <w:t xml:space="preserve">Item: IT05, IT06, IT08</w:t>
+            </w:r>
+          </w:p>
+        </w:tc>
+        <w:tc>
+          <w:tcPr>
+            <w:tcW w:w="2104" w:type="dxa"/>
+            <w:tcBorders>
+              <w:top w:val="single" w:sz="6" w:space="0" w:color="auto"/>
+              <w:left w:val="single" w:sz="4" w:space="0" w:color="auto"/>
+              <w:bottom w:val="single" w:sz="6" w:space="0" w:color="auto"/>
+              <w:right w:val="single" w:sz="4" w:space="0" w:color="auto"/>
+            </w:tcBorders>
+          </w:tcPr>
+          <w:p>
+            <w:r>
+              <w:t xml:space="preserve">No. do teste: CT55</w:t>
+            </w:r>
+          </w:p>
+        </w:tc>
+        <w:tc>
+          <w:tcPr>
+            <w:tcW w:w="4996" w:type="dxa"/>
+            <w:tcBorders>
+              <w:top w:val="single" w:sz="6" w:space="0" w:color="auto"/>
+              <w:left w:val="single" w:sz="6" w:space="0" w:color="auto"/>
+              <w:bottom w:val="single" w:sz="6" w:space="0" w:color="auto"/>
+              <w:right w:val="single" w:sz="4" w:space="0" w:color="auto"/>
+            </w:tcBorders>
+          </w:tcPr>
+          <w:p>
+            <w:r>
+              <w:t xml:space="preserve">Nome do teste: Solicitação de conclusão pelo departamento</w:t>
+            </w:r>
+          </w:p>
+        </w:tc>
+      </w:tr>
+      <w:tr>
+        <w:trPr>
+          <w:trHeight w:val="487"/>
+        </w:trPr>
+        <w:tc>
+          <w:tcPr>
+            <w:tcW w:w="8824" w:type="dxa"/>
+            <w:gridSpan w:val="3"/>
+            <w:tcBorders>
+              <w:top w:val="single" w:sz="6" w:space="0" w:color="auto"/>
+              <w:left w:val="single" w:sz="4" w:space="0" w:color="auto"/>
+              <w:bottom w:val="single" w:sz="6" w:space="0" w:color="auto"/>
+              <w:right w:val="single" w:sz="4" w:space="0" w:color="auto"/>
+            </w:tcBorders>
+          </w:tcPr>
+          <w:p>
+            <w:r>
+              <w:t xml:space="preserve">Fluxo de execução: Na página do departamento, o funcionário aciona “Solicitar conclusão”, anexa uma fotografia do serviço executado, obrigatória, e informa uma mensagem, facultativa. O sistema envia a fotografia ao serviço externo de mídias, com a mesma moderação e o mesmo desfoque de rostos e placas aplicados às ocorrências, registra a solicitação no histórico sem alterar o estado da ocorrência e avisa por correio eletrônico quem encaminhou, com o link da ocorrência formado a partir do endereço gravado no token, e não do endereço de origem da requisição.</w:t>
+            </w:r>
+          </w:p>
+        </w:tc>
+      </w:tr>
+      <w:tr>
+        <w:trPr>
+          <w:cantSplit/>
+          <w:trHeight w:val="776"/>
+        </w:trPr>
+        <w:tc>
+          <w:tcPr>
+            <w:tcW w:w="8824" w:type="dxa"/>
+            <w:gridSpan w:val="3"/>
+            <w:tcBorders>
+              <w:top w:val="single" w:sz="6" w:space="0" w:color="auto"/>
+              <w:left w:val="single" w:sz="4" w:space="0" w:color="auto"/>
+              <w:bottom w:val="single" w:sz="6" w:space="0" w:color="auto"/>
+              <w:right w:val="single" w:sz="4" w:space="0" w:color="auto"/>
+            </w:tcBorders>
+            <w:vAlign w:val="center"/>
+          </w:tcPr>
+          <w:p>
+            <w:r>
+              <w:t xml:space="preserve">Entrada(s): Token do grupo 10, do departamento 3 (“Obras”), encaminhado pelo usuário 5 (“carlos@pref.br”), com o endereço “https://real”; requisição POST /api/department-access/completion-request com a origem “https://app”; ocorrência 10, protocolo “FC-26-10”, no estado “EM_ANDAMENTO”; fotografia “f.jpg” (image/jpeg); mensagem “Buraco tapado”; fotografia aceita pelo serviço de mídias, com o identificador “pid” e o endereço “https://img/x.jpg”.</w:t>
+            </w:r>
+          </w:p>
+        </w:tc>
+      </w:tr>
+      <w:tr>
+        <w:trPr>
+          <w:cantSplit/>
+          <w:trHeight w:val="945"/>
+        </w:trPr>
+        <w:tc>
+          <w:tcPr>
+            <w:tcW w:w="8824" w:type="dxa"/>
+            <w:gridSpan w:val="3"/>
+            <w:tcBorders>
+              <w:top w:val="single" w:sz="6" w:space="0" w:color="auto"/>
+              <w:left w:val="single" w:sz="4" w:space="0" w:color="auto"/>
+              <w:right w:val="single" w:sz="4" w:space="0" w:color="auto"/>
+            </w:tcBorders>
+            <w:vAlign w:val="center"/>
+          </w:tcPr>
+          <w:p>
+            <w:r>
+              <w:t xml:space="preserve">Saída(s) esperada(s): Resposta com o código de estado 201; solicitação gravada no histórico com o tipo “COMPLETION_REQUEST”, sem autor, com o departamento 3, a mensagem, o endereço e o identificador da fotografia e o estado atual repetido como anterior e novo; na leitura do histórico, o tipo, o anexo e o nome do departamento recuperados; aviso expedido a “carlos@pref.br”, com o assunto contendo o protocolo e “Conclusão solicitada”, o nome do departamento no corpo e o link “https://real/occurrence/detail/10”.</w:t>
+            </w:r>
+          </w:p>
+        </w:tc>
+      </w:tr>
+      <w:tr>
+        <w:trPr>
+          <w:trHeight w:val="515"/>
+        </w:trPr>
+        <w:tc>
+          <w:tcPr>
+            <w:tcW w:w="8824" w:type="dxa"/>
+            <w:gridSpan w:val="3"/>
+            <w:tcBorders>
+              <w:top w:val="single" w:sz="6" w:space="0" w:color="auto"/>
+              <w:left w:val="single" w:sz="4" w:space="0" w:color="auto"/>
+              <w:bottom w:val="single" w:sz="4" w:space="0" w:color="auto"/>
+              <w:right w:val="single" w:sz="4" w:space="0" w:color="auto"/>
+            </w:tcBorders>
+          </w:tcPr>
+          <w:p>
+            <w:r>
+              <w:t xml:space="preserve">Dependência(s): CT49 executado; serviço externo de mídias e serviço de correio eletrônico disponíveis.</w:t>
+            </w:r>
+          </w:p>
+        </w:tc>
+      </w:tr>
+    </w:tbl>
+    <w:p>
+      <w:pPr>
+        <w:pStyle w:val="Legenda"/>
+      </w:pPr>
+      <w:r>
+        <w:rPr>
+          <w:rFonts w:eastAsia="Arial Unicode MS"/>
+        </w:rPr>
+        <w:t xml:space="preserve">QUADRO 57 – Descrição do caso de teste CT55</w:t>
+      </w:r>
+    </w:p>
+    <w:p>
+      <w:pPr/>
+    </w:p>
+    <w:tbl>
+      <w:tblPr>
+        <w:tblpPr w:leftFromText="141" w:rightFromText="141" w:vertAnchor="text" w:tblpXSpec="center" w:tblpY="1"/>
+        <w:tblOverlap w:val="never"/>
+        <w:tblW w:w="8824" w:type="dxa"/>
+        <w:tblBorders>
+          <w:top w:val="single" w:sz="4" w:space="0" w:color="auto"/>
+          <w:left w:val="single" w:sz="4" w:space="0" w:color="auto"/>
+          <w:bottom w:val="single" w:sz="4" w:space="0" w:color="auto"/>
+          <w:right w:val="single" w:sz="4" w:space="0" w:color="auto"/>
+          <w:insideH w:val="single" w:sz="6" w:space="0" w:color="auto"/>
+          <w:insideV w:val="single" w:sz="6" w:space="0" w:color="auto"/>
+        </w:tblBorders>
+        <w:tblLayout w:type="fixed"/>
+        <w:tblCellMar>
+          <w:left w:w="70" w:type="dxa"/>
+          <w:right w:w="70" w:type="dxa"/>
+        </w:tblCellMar>
+        <w:tblLook w:val="0000" w:firstRow="0" w:lastRow="0" w:firstColumn="0" w:lastColumn="0" w:noHBand="0" w:noVBand="0"/>
+      </w:tblPr>
+      <w:tblGrid>
+        <w:gridCol w:w="1724"/>
+        <w:gridCol w:w="2104"/>
+        <w:gridCol w:w="4996"/>
+      </w:tblGrid>
+      <w:tr>
+        <w:trPr>
+          <w:trHeight w:val="487"/>
+        </w:trPr>
+        <w:tc>
+          <w:tcPr>
+            <w:tcW w:w="1724" w:type="dxa"/>
+            <w:tcBorders>
+              <w:top w:val="single" w:sz="6" w:space="0" w:color="auto"/>
+              <w:left w:val="single" w:sz="4" w:space="0" w:color="auto"/>
+              <w:bottom w:val="single" w:sz="6" w:space="0" w:color="auto"/>
+              <w:right w:val="single" w:sz="4" w:space="0" w:color="auto"/>
+            </w:tcBorders>
+          </w:tcPr>
+          <w:p>
+            <w:r>
+              <w:t xml:space="preserve">Item: IT05, IT08</w:t>
+            </w:r>
+          </w:p>
+        </w:tc>
+        <w:tc>
+          <w:tcPr>
+            <w:tcW w:w="2104" w:type="dxa"/>
+            <w:tcBorders>
+              <w:top w:val="single" w:sz="6" w:space="0" w:color="auto"/>
+              <w:left w:val="single" w:sz="4" w:space="0" w:color="auto"/>
+              <w:bottom w:val="single" w:sz="6" w:space="0" w:color="auto"/>
+              <w:right w:val="single" w:sz="4" w:space="0" w:color="auto"/>
+            </w:tcBorders>
+          </w:tcPr>
+          <w:p>
+            <w:r>
+              <w:t xml:space="preserve">No. do teste: CT56</w:t>
+            </w:r>
+          </w:p>
+        </w:tc>
+        <w:tc>
+          <w:tcPr>
+            <w:tcW w:w="4996" w:type="dxa"/>
+            <w:tcBorders>
+              <w:top w:val="single" w:sz="6" w:space="0" w:color="auto"/>
+              <w:left w:val="single" w:sz="6" w:space="0" w:color="auto"/>
+              <w:bottom w:val="single" w:sz="6" w:space="0" w:color="auto"/>
+              <w:right w:val="single" w:sz="4" w:space="0" w:color="auto"/>
+            </w:tcBorders>
+          </w:tcPr>
+          <w:p>
+            <w:r>
+              <w:t xml:space="preserve">Nome do teste: Solicitação de conclusão recusada por arquivo que não é imagem</w:t>
+            </w:r>
+          </w:p>
+        </w:tc>
+      </w:tr>
+      <w:tr>
+        <w:trPr>
+          <w:trHeight w:val="487"/>
+        </w:trPr>
+        <w:tc>
+          <w:tcPr>
+            <w:tcW w:w="8824" w:type="dxa"/>
+            <w:gridSpan w:val="3"/>
+            <w:tcBorders>
+              <w:top w:val="single" w:sz="6" w:space="0" w:color="auto"/>
+              <w:left w:val="single" w:sz="4" w:space="0" w:color="auto"/>
+              <w:bottom w:val="single" w:sz="6" w:space="0" w:color="auto"/>
+              <w:right w:val="single" w:sz="4" w:space="0" w:color="auto"/>
+            </w:tcBorders>
+          </w:tcPr>
+          <w:p>
+            <w:r>
+              <w:t xml:space="preserve">Fluxo de execução: O funcionário do departamento aciona “Solicitar conclusão” e anexa um arquivo que não é imagem, ou uma imagem que o serviço externo de mídias não consegue processar. O sistema recusa a solicitação sem gravá-la.</w:t>
+            </w:r>
+          </w:p>
+        </w:tc>
+      </w:tr>
+      <w:tr>
+        <w:trPr>
+          <w:cantSplit/>
+          <w:trHeight w:val="776"/>
+        </w:trPr>
+        <w:tc>
+          <w:tcPr>
+            <w:tcW w:w="8824" w:type="dxa"/>
+            <w:gridSpan w:val="3"/>
+            <w:tcBorders>
+              <w:top w:val="single" w:sz="6" w:space="0" w:color="auto"/>
+              <w:left w:val="single" w:sz="4" w:space="0" w:color="auto"/>
+              <w:bottom w:val="single" w:sz="6" w:space="0" w:color="auto"/>
+              <w:right w:val="single" w:sz="4" w:space="0" w:color="auto"/>
+            </w:tcBorders>
+            <w:vAlign w:val="center"/>
+          </w:tcPr>
+          <w:p>
+            <w:r>
+              <w:t xml:space="preserve">Entrada(s): Cenário (a): arquivo “a.txt”, do tipo text/plain. Cenário (b): arquivo “f.jpg”, declarado como image/jpeg, que o serviço de mídias não processa (“Invalid image file”).</w:t>
+            </w:r>
+          </w:p>
+        </w:tc>
+      </w:tr>
+      <w:tr>
+        <w:trPr>
+          <w:cantSplit/>
+          <w:trHeight w:val="945"/>
+        </w:trPr>
+        <w:tc>
+          <w:tcPr>
+            <w:tcW w:w="8824" w:type="dxa"/>
+            <w:gridSpan w:val="3"/>
+            <w:tcBorders>
+              <w:top w:val="single" w:sz="6" w:space="0" w:color="auto"/>
+              <w:left w:val="single" w:sz="4" w:space="0" w:color="auto"/>
+              <w:right w:val="single" w:sz="4" w:space="0" w:color="auto"/>
+            </w:tcBorders>
+            <w:vAlign w:val="center"/>
+          </w:tcPr>
+          <w:p>
+            <w:r>
+              <w:t xml:space="preserve">Saída(s) esperada(s): (a) Resposta com o código de estado 400 e a mensagem “Envie uma foto do serviço feito.”; (b) resposta com o código 502 e a mensagem “Não foi possível processar a foto. Confira se é uma imagem válida e tente de novo.”; nenhuma solicitação gravada no histórico e nenhum aviso expedido.</w:t>
+            </w:r>
+          </w:p>
+        </w:tc>
+      </w:tr>
+      <w:tr>
+        <w:trPr>
+          <w:trHeight w:val="515"/>
+        </w:trPr>
+        <w:tc>
+          <w:tcPr>
+            <w:tcW w:w="8824" w:type="dxa"/>
+            <w:gridSpan w:val="3"/>
+            <w:tcBorders>
+              <w:top w:val="single" w:sz="6" w:space="0" w:color="auto"/>
+              <w:left w:val="single" w:sz="4" w:space="0" w:color="auto"/>
+              <w:bottom w:val="single" w:sz="4" w:space="0" w:color="auto"/>
+              <w:right w:val="single" w:sz="4" w:space="0" w:color="auto"/>
+            </w:tcBorders>
+          </w:tcPr>
+          <w:p>
+            <w:r>
+              <w:t xml:space="preserve">Dependência(s): CT55 especificado.</w:t>
+            </w:r>
+          </w:p>
+        </w:tc>
+      </w:tr>
+    </w:tbl>
+    <w:p>
+      <w:pPr>
+        <w:pStyle w:val="Legenda"/>
+      </w:pPr>
+      <w:r>
+        <w:rPr>
+          <w:rFonts w:eastAsia="Arial Unicode MS"/>
+        </w:rPr>
+        <w:t xml:space="preserve">QUADRO 58 – Descrição do caso de teste CT56</w:t>
+      </w:r>
+    </w:p>
+    <w:p>
+      <w:pPr/>
+    </w:p>
+    <w:tbl>
+      <w:tblPr>
+        <w:tblpPr w:leftFromText="141" w:rightFromText="141" w:vertAnchor="text" w:tblpXSpec="center" w:tblpY="1"/>
+        <w:tblOverlap w:val="never"/>
+        <w:tblW w:w="8824" w:type="dxa"/>
+        <w:tblBorders>
+          <w:top w:val="single" w:sz="4" w:space="0" w:color="auto"/>
+          <w:left w:val="single" w:sz="4" w:space="0" w:color="auto"/>
+          <w:bottom w:val="single" w:sz="4" w:space="0" w:color="auto"/>
+          <w:right w:val="single" w:sz="4" w:space="0" w:color="auto"/>
+          <w:insideH w:val="single" w:sz="6" w:space="0" w:color="auto"/>
+          <w:insideV w:val="single" w:sz="6" w:space="0" w:color="auto"/>
+        </w:tblBorders>
+        <w:tblLayout w:type="fixed"/>
+        <w:tblCellMar>
+          <w:left w:w="70" w:type="dxa"/>
+          <w:right w:w="70" w:type="dxa"/>
+        </w:tblCellMar>
+        <w:tblLook w:val="0000" w:firstRow="0" w:lastRow="0" w:firstColumn="0" w:lastColumn="0" w:noHBand="0" w:noVBand="0"/>
+      </w:tblPr>
+      <w:tblGrid>
+        <w:gridCol w:w="1724"/>
+        <w:gridCol w:w="2104"/>
+        <w:gridCol w:w="4996"/>
+      </w:tblGrid>
+      <w:tr>
+        <w:trPr>
+          <w:trHeight w:val="487"/>
+        </w:trPr>
+        <w:tc>
+          <w:tcPr>
+            <w:tcW w:w="1724" w:type="dxa"/>
+            <w:tcBorders>
+              <w:top w:val="single" w:sz="6" w:space="0" w:color="auto"/>
+              <w:left w:val="single" w:sz="4" w:space="0" w:color="auto"/>
+              <w:bottom w:val="single" w:sz="6" w:space="0" w:color="auto"/>
+              <w:right w:val="single" w:sz="4" w:space="0" w:color="auto"/>
+            </w:tcBorders>
+          </w:tcPr>
+          <w:p>
+            <w:r>
+              <w:t xml:space="preserve">Item: IT05, IT08</w:t>
+            </w:r>
+          </w:p>
+        </w:tc>
+        <w:tc>
+          <w:tcPr>
+            <w:tcW w:w="2104" w:type="dxa"/>
+            <w:tcBorders>
+              <w:top w:val="single" w:sz="6" w:space="0" w:color="auto"/>
+              <w:left w:val="single" w:sz="4" w:space="0" w:color="auto"/>
+              <w:bottom w:val="single" w:sz="6" w:space="0" w:color="auto"/>
+              <w:right w:val="single" w:sz="4" w:space="0" w:color="auto"/>
+            </w:tcBorders>
+          </w:tcPr>
+          <w:p>
+            <w:r>
+              <w:t xml:space="preserve">No. do teste: CT57</w:t>
+            </w:r>
+          </w:p>
+        </w:tc>
+        <w:tc>
+          <w:tcPr>
+            <w:tcW w:w="4996" w:type="dxa"/>
+            <w:tcBorders>
+              <w:top w:val="single" w:sz="6" w:space="0" w:color="auto"/>
+              <w:left w:val="single" w:sz="6" w:space="0" w:color="auto"/>
+              <w:bottom w:val="single" w:sz="6" w:space="0" w:color="auto"/>
+              <w:right w:val="single" w:sz="4" w:space="0" w:color="auto"/>
+            </w:tcBorders>
+          </w:tcPr>
+          <w:p>
+            <w:r>
+              <w:t xml:space="preserve">Nome do teste: Solicitação de conclusão com fotografia recusada pela moderação</w:t>
+            </w:r>
+          </w:p>
+        </w:tc>
+      </w:tr>
+      <w:tr>
+        <w:trPr>
+          <w:trHeight w:val="487"/>
+        </w:trPr>
+        <w:tc>
+          <w:tcPr>
+            <w:tcW w:w="8824" w:type="dxa"/>
+            <w:gridSpan w:val="3"/>
+            <w:tcBorders>
+              <w:top w:val="single" w:sz="6" w:space="0" w:color="auto"/>
+              <w:left w:val="single" w:sz="4" w:space="0" w:color="auto"/>
+              <w:bottom w:val="single" w:sz="6" w:space="0" w:color="auto"/>
+              <w:right w:val="single" w:sz="4" w:space="0" w:color="auto"/>
+            </w:tcBorders>
+          </w:tcPr>
+          <w:p>
+            <w:r>
+              <w:t xml:space="preserve">Fluxo de execução: O funcionário do departamento anexa à solicitação uma fotografia que a moderação do serviço externo de mídias reprova. O sistema recusa a solicitação, informa o motivo da recusa e não a grava.</w:t>
+            </w:r>
+          </w:p>
+        </w:tc>
+      </w:tr>
+      <w:tr>
+        <w:trPr>
+          <w:cantSplit/>
+          <w:trHeight w:val="776"/>
+        </w:trPr>
+        <w:tc>
+          <w:tcPr>
+            <w:tcW w:w="8824" w:type="dxa"/>
+            <w:gridSpan w:val="3"/>
+            <w:tcBorders>
+              <w:top w:val="single" w:sz="6" w:space="0" w:color="auto"/>
+              <w:left w:val="single" w:sz="4" w:space="0" w:color="auto"/>
+              <w:bottom w:val="single" w:sz="6" w:space="0" w:color="auto"/>
+              <w:right w:val="single" w:sz="4" w:space="0" w:color="auto"/>
+            </w:tcBorders>
+            <w:vAlign w:val="center"/>
+          </w:tcPr>
+          <w:p>
+            <w:r>
+              <w:t xml:space="preserve">Entrada(s): Fotografia “f.jpg” (image/jpeg), reprovada pela moderação com o motivo “Imagem imprópria”.</w:t>
+            </w:r>
+          </w:p>
+        </w:tc>
+      </w:tr>
+      <w:tr>
+        <w:trPr>
+          <w:cantSplit/>
+          <w:trHeight w:val="945"/>
+        </w:trPr>
+        <w:tc>
+          <w:tcPr>
+            <w:tcW w:w="8824" w:type="dxa"/>
+            <w:gridSpan w:val="3"/>
+            <w:tcBorders>
+              <w:top w:val="single" w:sz="6" w:space="0" w:color="auto"/>
+              <w:left w:val="single" w:sz="4" w:space="0" w:color="auto"/>
+              <w:right w:val="single" w:sz="4" w:space="0" w:color="auto"/>
+            </w:tcBorders>
+            <w:vAlign w:val="center"/>
+          </w:tcPr>
+          <w:p>
+            <w:r>
+              <w:t xml:space="preserve">Saída(s) esperada(s): Resposta com o código de estado 422 e o motivo da recusa, “Imagem imprópria”; nenhuma solicitação gravada no histórico.</w:t>
+            </w:r>
+          </w:p>
+        </w:tc>
+      </w:tr>
+      <w:tr>
+        <w:trPr>
+          <w:trHeight w:val="515"/>
+        </w:trPr>
+        <w:tc>
+          <w:tcPr>
+            <w:tcW w:w="8824" w:type="dxa"/>
+            <w:gridSpan w:val="3"/>
+            <w:tcBorders>
+              <w:top w:val="single" w:sz="6" w:space="0" w:color="auto"/>
+              <w:left w:val="single" w:sz="4" w:space="0" w:color="auto"/>
+              <w:bottom w:val="single" w:sz="4" w:space="0" w:color="auto"/>
+              <w:right w:val="single" w:sz="4" w:space="0" w:color="auto"/>
+            </w:tcBorders>
+          </w:tcPr>
+          <w:p>
+            <w:r>
+              <w:t xml:space="preserve">Dependência(s): CT55 especificado.</w:t>
+            </w:r>
+          </w:p>
+        </w:tc>
+      </w:tr>
+    </w:tbl>
+    <w:p>
+      <w:pPr>
+        <w:pStyle w:val="Legenda"/>
+      </w:pPr>
+      <w:r>
+        <w:rPr>
+          <w:rFonts w:eastAsia="Arial Unicode MS"/>
+        </w:rPr>
+        <w:t xml:space="preserve">QUADRO 59 – Descrição do caso de teste CT57</w:t>
+      </w:r>
+    </w:p>
+    <w:p>
+      <w:pPr/>
+    </w:p>
+    <w:tbl>
+      <w:tblPr>
+        <w:tblpPr w:leftFromText="141" w:rightFromText="141" w:vertAnchor="text" w:tblpXSpec="center" w:tblpY="1"/>
+        <w:tblOverlap w:val="never"/>
+        <w:tblW w:w="8824" w:type="dxa"/>
+        <w:tblBorders>
+          <w:top w:val="single" w:sz="4" w:space="0" w:color="auto"/>
+          <w:left w:val="single" w:sz="4" w:space="0" w:color="auto"/>
+          <w:bottom w:val="single" w:sz="4" w:space="0" w:color="auto"/>
+          <w:right w:val="single" w:sz="4" w:space="0" w:color="auto"/>
+          <w:insideH w:val="single" w:sz="6" w:space="0" w:color="auto"/>
+          <w:insideV w:val="single" w:sz="6" w:space="0" w:color="auto"/>
+        </w:tblBorders>
+        <w:tblLayout w:type="fixed"/>
+        <w:tblCellMar>
+          <w:left w:w="70" w:type="dxa"/>
+          <w:right w:w="70" w:type="dxa"/>
+        </w:tblCellMar>
+        <w:tblLook w:val="0000" w:firstRow="0" w:lastRow="0" w:firstColumn="0" w:lastColumn="0" w:noHBand="0" w:noVBand="0"/>
+      </w:tblPr>
+      <w:tblGrid>
+        <w:gridCol w:w="1724"/>
+        <w:gridCol w:w="2104"/>
+        <w:gridCol w:w="4996"/>
+      </w:tblGrid>
+      <w:tr>
+        <w:trPr>
+          <w:trHeight w:val="487"/>
+        </w:trPr>
+        <w:tc>
+          <w:tcPr>
+            <w:tcW w:w="1724" w:type="dxa"/>
+            <w:tcBorders>
+              <w:top w:val="single" w:sz="6" w:space="0" w:color="auto"/>
+              <w:left w:val="single" w:sz="4" w:space="0" w:color="auto"/>
+              <w:bottom w:val="single" w:sz="6" w:space="0" w:color="auto"/>
+              <w:right w:val="single" w:sz="4" w:space="0" w:color="auto"/>
+            </w:tcBorders>
+          </w:tcPr>
+          <w:p>
+            <w:r>
+              <w:t xml:space="preserve">Item: IT08</w:t>
+            </w:r>
+          </w:p>
+        </w:tc>
+        <w:tc>
+          <w:tcPr>
+            <w:tcW w:w="2104" w:type="dxa"/>
+            <w:tcBorders>
+              <w:top w:val="single" w:sz="6" w:space="0" w:color="auto"/>
+              <w:left w:val="single" w:sz="4" w:space="0" w:color="auto"/>
+              <w:bottom w:val="single" w:sz="6" w:space="0" w:color="auto"/>
+              <w:right w:val="single" w:sz="4" w:space="0" w:color="auto"/>
+            </w:tcBorders>
+          </w:tcPr>
+          <w:p>
+            <w:r>
+              <w:t xml:space="preserve">No. do teste: CT58</w:t>
+            </w:r>
+          </w:p>
+        </w:tc>
+        <w:tc>
+          <w:tcPr>
+            <w:tcW w:w="4996" w:type="dxa"/>
+            <w:tcBorders>
+              <w:top w:val="single" w:sz="6" w:space="0" w:color="auto"/>
+              <w:left w:val="single" w:sz="6" w:space="0" w:color="auto"/>
+              <w:bottom w:val="single" w:sz="6" w:space="0" w:color="auto"/>
+              <w:right w:val="single" w:sz="4" w:space="0" w:color="auto"/>
+            </w:tcBorders>
+          </w:tcPr>
+          <w:p>
+            <w:r>
+              <w:t xml:space="preserve">Nome do teste: Solicitação de conclusão recusada por solicitação pendente ou ocorrência encerrada</w:t>
+            </w:r>
+          </w:p>
+        </w:tc>
+      </w:tr>
+      <w:tr>
+        <w:trPr>
+          <w:trHeight w:val="487"/>
+        </w:trPr>
+        <w:tc>
+          <w:tcPr>
+            <w:tcW w:w="8824" w:type="dxa"/>
+            <w:gridSpan w:val="3"/>
+            <w:tcBorders>
+              <w:top w:val="single" w:sz="6" w:space="0" w:color="auto"/>
+              <w:left w:val="single" w:sz="4" w:space="0" w:color="auto"/>
+              <w:bottom w:val="single" w:sz="6" w:space="0" w:color="auto"/>
+              <w:right w:val="single" w:sz="4" w:space="0" w:color="auto"/>
+            </w:tcBorders>
+          </w:tcPr>
+          <w:p>
+            <w:r>
+              <w:t xml:space="preserve">Fluxo de execução: O funcionário do departamento envia uma solicitação de conclusão para ocorrência que já não está aberta, ou quando já existe solicitação do departamento aguardando a confirmação da prefeitura. O sistema recusa a solicitação antes de enviar a fotografia ao serviço de mídias.</w:t>
+            </w:r>
+          </w:p>
+        </w:tc>
+      </w:tr>
+      <w:tr>
+        <w:trPr>
+          <w:cantSplit/>
+          <w:trHeight w:val="776"/>
+        </w:trPr>
+        <w:tc>
+          <w:tcPr>
+            <w:tcW w:w="8824" w:type="dxa"/>
+            <w:gridSpan w:val="3"/>
+            <w:tcBorders>
+              <w:top w:val="single" w:sz="6" w:space="0" w:color="auto"/>
+              <w:left w:val="single" w:sz="4" w:space="0" w:color="auto"/>
+              <w:bottom w:val="single" w:sz="6" w:space="0" w:color="auto"/>
+              <w:right w:val="single" w:sz="4" w:space="0" w:color="auto"/>
+            </w:tcBorders>
+            <w:vAlign w:val="center"/>
+          </w:tcPr>
+          <w:p>
+            <w:r>
+              <w:t xml:space="preserve">Entrada(s): Cenário (a): ocorrência 10 no estado “CONCLUIDA”. Cenário (b): ocorrência 10 no estado “EM_ANDAMENTO”, com solicitação do departamento 3 registrada depois do encaminhamento e ainda pendente. Em ambos, fotografia “f.jpg” (image/jpeg).</w:t>
+            </w:r>
+          </w:p>
+        </w:tc>
+      </w:tr>
+      <w:tr>
+        <w:trPr>
+          <w:cantSplit/>
+          <w:trHeight w:val="945"/>
+        </w:trPr>
+        <w:tc>
+          <w:tcPr>
+            <w:tcW w:w="8824" w:type="dxa"/>
+            <w:gridSpan w:val="3"/>
+            <w:tcBorders>
+              <w:top w:val="single" w:sz="6" w:space="0" w:color="auto"/>
+              <w:left w:val="single" w:sz="4" w:space="0" w:color="auto"/>
+              <w:right w:val="single" w:sz="4" w:space="0" w:color="auto"/>
+            </w:tcBorders>
+            <w:vAlign w:val="center"/>
+          </w:tcPr>
+          <w:p>
+            <w:r>
+              <w:t xml:space="preserve">Saída(s) esperada(s): Resposta com o código de estado 409: (a) com a mensagem “Esta ocorrência não está mais aberta.”; (b) com a mensagem “Já existe uma solicitação aguardando confirmação da prefeitura.”; fotografia não enviada ao serviço de mídias; nenhuma solicitação gravada (RN11).</w:t>
+            </w:r>
+          </w:p>
+        </w:tc>
+      </w:tr>
+      <w:tr>
+        <w:trPr>
+          <w:trHeight w:val="515"/>
+        </w:trPr>
+        <w:tc>
+          <w:tcPr>
+            <w:tcW w:w="8824" w:type="dxa"/>
+            <w:gridSpan w:val="3"/>
+            <w:tcBorders>
+              <w:top w:val="single" w:sz="6" w:space="0" w:color="auto"/>
+              <w:left w:val="single" w:sz="4" w:space="0" w:color="auto"/>
+              <w:bottom w:val="single" w:sz="4" w:space="0" w:color="auto"/>
+              <w:right w:val="single" w:sz="4" w:space="0" w:color="auto"/>
+            </w:tcBorders>
+          </w:tcPr>
+          <w:p>
+            <w:r>
+              <w:t xml:space="preserve">Dependência(s): CT55 especificado.</w:t>
+            </w:r>
+          </w:p>
+        </w:tc>
+      </w:tr>
+    </w:tbl>
+    <w:p>
+      <w:pPr>
+        <w:pStyle w:val="Legenda"/>
+      </w:pPr>
+      <w:r>
+        <w:rPr>
+          <w:rFonts w:eastAsia="Arial Unicode MS"/>
+        </w:rPr>
+        <w:t xml:space="preserve">QUADRO 60 – Descrição do caso de teste CT58</w:t>
+      </w:r>
+    </w:p>
+    <w:p>
+      <w:pPr/>
+    </w:p>
+    <w:tbl>
+      <w:tblPr>
+        <w:tblpPr w:leftFromText="141" w:rightFromText="141" w:vertAnchor="text" w:tblpXSpec="center" w:tblpY="1"/>
+        <w:tblOverlap w:val="never"/>
+        <w:tblW w:w="8824" w:type="dxa"/>
+        <w:tblBorders>
+          <w:top w:val="single" w:sz="4" w:space="0" w:color="auto"/>
+          <w:left w:val="single" w:sz="4" w:space="0" w:color="auto"/>
+          <w:bottom w:val="single" w:sz="4" w:space="0" w:color="auto"/>
+          <w:right w:val="single" w:sz="4" w:space="0" w:color="auto"/>
+          <w:insideH w:val="single" w:sz="6" w:space="0" w:color="auto"/>
+          <w:insideV w:val="single" w:sz="6" w:space="0" w:color="auto"/>
+        </w:tblBorders>
+        <w:tblLayout w:type="fixed"/>
+        <w:tblCellMar>
+          <w:left w:w="70" w:type="dxa"/>
+          <w:right w:w="70" w:type="dxa"/>
+        </w:tblCellMar>
+        <w:tblLook w:val="0000" w:firstRow="0" w:lastRow="0" w:firstColumn="0" w:lastColumn="0" w:noHBand="0" w:noVBand="0"/>
+      </w:tblPr>
+      <w:tblGrid>
+        <w:gridCol w:w="1724"/>
+        <w:gridCol w:w="2104"/>
+        <w:gridCol w:w="4996"/>
+      </w:tblGrid>
+      <w:tr>
+        <w:trPr>
+          <w:trHeight w:val="487"/>
+        </w:trPr>
+        <w:tc>
+          <w:tcPr>
+            <w:tcW w:w="1724" w:type="dxa"/>
+            <w:tcBorders>
+              <w:top w:val="single" w:sz="6" w:space="0" w:color="auto"/>
+              <w:left w:val="single" w:sz="4" w:space="0" w:color="auto"/>
+              <w:bottom w:val="single" w:sz="6" w:space="0" w:color="auto"/>
+              <w:right w:val="single" w:sz="4" w:space="0" w:color="auto"/>
+            </w:tcBorders>
+          </w:tcPr>
+          <w:p>
+            <w:r>
+              <w:t xml:space="preserve">Item: IT05, IT08</w:t>
+            </w:r>
+          </w:p>
+        </w:tc>
+        <w:tc>
+          <w:tcPr>
+            <w:tcW w:w="2104" w:type="dxa"/>
+            <w:tcBorders>
+              <w:top w:val="single" w:sz="6" w:space="0" w:color="auto"/>
+              <w:left w:val="single" w:sz="4" w:space="0" w:color="auto"/>
+              <w:bottom w:val="single" w:sz="6" w:space="0" w:color="auto"/>
+              <w:right w:val="single" w:sz="4" w:space="0" w:color="auto"/>
+            </w:tcBorders>
+          </w:tcPr>
+          <w:p>
+            <w:r>
+              <w:t xml:space="preserve">No. do teste: CT59</w:t>
+            </w:r>
+          </w:p>
+        </w:tc>
+        <w:tc>
+          <w:tcPr>
+            <w:tcW w:w="4996" w:type="dxa"/>
+            <w:tcBorders>
+              <w:top w:val="single" w:sz="6" w:space="0" w:color="auto"/>
+              <w:left w:val="single" w:sz="6" w:space="0" w:color="auto"/>
+              <w:bottom w:val="single" w:sz="6" w:space="0" w:color="auto"/>
+              <w:right w:val="single" w:sz="4" w:space="0" w:color="auto"/>
+            </w:tcBorders>
+          </w:tcPr>
+          <w:p>
+            <w:r>
+              <w:t xml:space="preserve">Nome do teste: Solicitações de conclusão enviadas ao mesmo tempo</w:t>
+            </w:r>
+          </w:p>
+        </w:tc>
+      </w:tr>
+      <w:tr>
+        <w:trPr>
+          <w:trHeight w:val="487"/>
+        </w:trPr>
+        <w:tc>
+          <w:tcPr>
+            <w:tcW w:w="8824" w:type="dxa"/>
+            <w:gridSpan w:val="3"/>
+            <w:tcBorders>
+              <w:top w:val="single" w:sz="6" w:space="0" w:color="auto"/>
+              <w:left w:val="single" w:sz="4" w:space="0" w:color="auto"/>
+              <w:bottom w:val="single" w:sz="6" w:space="0" w:color="auto"/>
+              <w:right w:val="single" w:sz="4" w:space="0" w:color="auto"/>
+            </w:tcBorders>
+          </w:tcPr>
+          <w:p>
+            <w:r>
+              <w:t xml:space="preserve">Fluxo de execução: Duas solicitações do mesmo departamento são enviadas quase simultaneamente. Como o envio da fotografia ao serviço de mídias leva alguns segundos, o sistema verifica de novo, depois desse envio, a existência de solicitação pendente; havendo, recusa a segunda solicitação e apaga a fotografia recém-enviada.</w:t>
+            </w:r>
+          </w:p>
+        </w:tc>
+      </w:tr>
+      <w:tr>
+        <w:trPr>
+          <w:cantSplit/>
+          <w:trHeight w:val="776"/>
+        </w:trPr>
+        <w:tc>
+          <w:tcPr>
+            <w:tcW w:w="8824" w:type="dxa"/>
+            <w:gridSpan w:val="3"/>
+            <w:tcBorders>
+              <w:top w:val="single" w:sz="6" w:space="0" w:color="auto"/>
+              <w:left w:val="single" w:sz="4" w:space="0" w:color="auto"/>
+              <w:bottom w:val="single" w:sz="6" w:space="0" w:color="auto"/>
+              <w:right w:val="single" w:sz="4" w:space="0" w:color="auto"/>
+            </w:tcBorders>
+            <w:vAlign w:val="center"/>
+          </w:tcPr>
+          <w:p>
+            <w:r>
+              <w:t xml:space="preserve">Entrada(s): Histórico sem solicitação na verificação anterior ao envio da fotografia e com solicitação do departamento 3 na verificação posterior; fotografia “f.jpg” aceita pelo serviço de mídias, com o identificador “pid”.</w:t>
+            </w:r>
+          </w:p>
+        </w:tc>
+      </w:tr>
+      <w:tr>
+        <w:trPr>
+          <w:cantSplit/>
+          <w:trHeight w:val="945"/>
+        </w:trPr>
+        <w:tc>
+          <w:tcPr>
+            <w:tcW w:w="8824" w:type="dxa"/>
+            <w:gridSpan w:val="3"/>
+            <w:tcBorders>
+              <w:top w:val="single" w:sz="6" w:space="0" w:color="auto"/>
+              <w:left w:val="single" w:sz="4" w:space="0" w:color="auto"/>
+              <w:right w:val="single" w:sz="4" w:space="0" w:color="auto"/>
+            </w:tcBorders>
+            <w:vAlign w:val="center"/>
+          </w:tcPr>
+          <w:p>
+            <w:r>
+              <w:t xml:space="preserve">Saída(s) esperada(s): Resposta com o código de estado 409 e a mensagem “Já existe uma solicitação aguardando confirmação da prefeitura.”; fotografia “pid” apagada no serviço externo de mídias; nenhuma segunda solicitação gravada.</w:t>
+            </w:r>
+          </w:p>
+        </w:tc>
+      </w:tr>
+      <w:tr>
+        <w:trPr>
+          <w:trHeight w:val="515"/>
+        </w:trPr>
+        <w:tc>
+          <w:tcPr>
+            <w:tcW w:w="8824" w:type="dxa"/>
+            <w:gridSpan w:val="3"/>
+            <w:tcBorders>
+              <w:top w:val="single" w:sz="6" w:space="0" w:color="auto"/>
+              <w:left w:val="single" w:sz="4" w:space="0" w:color="auto"/>
+              <w:bottom w:val="single" w:sz="4" w:space="0" w:color="auto"/>
+              <w:right w:val="single" w:sz="4" w:space="0" w:color="auto"/>
+            </w:tcBorders>
+          </w:tcPr>
+          <w:p>
+            <w:r>
+              <w:t xml:space="preserve">Dependência(s): CT55 especificado.</w:t>
+            </w:r>
+          </w:p>
+        </w:tc>
+      </w:tr>
+    </w:tbl>
+    <w:p>
+      <w:pPr>
+        <w:pStyle w:val="Legenda"/>
+      </w:pPr>
+      <w:r>
+        <w:rPr>
+          <w:rFonts w:eastAsia="Arial Unicode MS"/>
+        </w:rPr>
+        <w:t xml:space="preserve">QUADRO 61 – Descrição do caso de teste CT59</w:t>
+      </w:r>
+    </w:p>
+    <w:p>
+      <w:pPr/>
+    </w:p>
+    <w:tbl>
+      <w:tblPr>
+        <w:tblpPr w:leftFromText="141" w:rightFromText="141" w:vertAnchor="text" w:tblpXSpec="center" w:tblpY="1"/>
+        <w:tblOverlap w:val="never"/>
+        <w:tblW w:w="8824" w:type="dxa"/>
+        <w:tblBorders>
+          <w:top w:val="single" w:sz="4" w:space="0" w:color="auto"/>
+          <w:left w:val="single" w:sz="4" w:space="0" w:color="auto"/>
+          <w:bottom w:val="single" w:sz="4" w:space="0" w:color="auto"/>
+          <w:right w:val="single" w:sz="4" w:space="0" w:color="auto"/>
+          <w:insideH w:val="single" w:sz="6" w:space="0" w:color="auto"/>
+          <w:insideV w:val="single" w:sz="6" w:space="0" w:color="auto"/>
+        </w:tblBorders>
+        <w:tblLayout w:type="fixed"/>
+        <w:tblCellMar>
+          <w:left w:w="70" w:type="dxa"/>
+          <w:right w:w="70" w:type="dxa"/>
+        </w:tblCellMar>
+        <w:tblLook w:val="0000" w:firstRow="0" w:lastRow="0" w:firstColumn="0" w:lastColumn="0" w:noHBand="0" w:noVBand="0"/>
+      </w:tblPr>
+      <w:tblGrid>
+        <w:gridCol w:w="1724"/>
+        <w:gridCol w:w="2104"/>
+        <w:gridCol w:w="4996"/>
+      </w:tblGrid>
+      <w:tr>
+        <w:trPr>
+          <w:trHeight w:val="487"/>
+        </w:trPr>
+        <w:tc>
+          <w:tcPr>
+            <w:tcW w:w="1724" w:type="dxa"/>
+            <w:tcBorders>
+              <w:top w:val="single" w:sz="6" w:space="0" w:color="auto"/>
+              <w:left w:val="single" w:sz="4" w:space="0" w:color="auto"/>
+              <w:bottom w:val="single" w:sz="6" w:space="0" w:color="auto"/>
+              <w:right w:val="single" w:sz="4" w:space="0" w:color="auto"/>
+            </w:tcBorders>
+          </w:tcPr>
+          <w:p>
+            <w:r>
+              <w:t xml:space="preserve">Item: IT07, IT08</w:t>
+            </w:r>
+          </w:p>
+        </w:tc>
+        <w:tc>
+          <w:tcPr>
+            <w:tcW w:w="2104" w:type="dxa"/>
+            <w:tcBorders>
+              <w:top w:val="single" w:sz="6" w:space="0" w:color="auto"/>
+              <w:left w:val="single" w:sz="4" w:space="0" w:color="auto"/>
+              <w:bottom w:val="single" w:sz="6" w:space="0" w:color="auto"/>
+              <w:right w:val="single" w:sz="4" w:space="0" w:color="auto"/>
+            </w:tcBorders>
+          </w:tcPr>
+          <w:p>
+            <w:r>
+              <w:t xml:space="preserve">No. do teste: CT60</w:t>
+            </w:r>
+          </w:p>
+        </w:tc>
+        <w:tc>
+          <w:tcPr>
+            <w:tcW w:w="4996" w:type="dxa"/>
+            <w:tcBorders>
+              <w:top w:val="single" w:sz="6" w:space="0" w:color="auto"/>
+              <w:left w:val="single" w:sz="6" w:space="0" w:color="auto"/>
+              <w:bottom w:val="single" w:sz="6" w:space="0" w:color="auto"/>
+              <w:right w:val="single" w:sz="4" w:space="0" w:color="auto"/>
+            </w:tcBorders>
+          </w:tcPr>
+          <w:p>
+            <w:r>
+              <w:t xml:space="preserve">Nome do teste: Nova solicitação de conclusão liberada por reencaminhamento ou reabertura</w:t>
+            </w:r>
+          </w:p>
+        </w:tc>
+      </w:tr>
+      <w:tr>
+        <w:trPr>
+          <w:trHeight w:val="487"/>
+        </w:trPr>
+        <w:tc>
+          <w:tcPr>
+            <w:tcW w:w="8824" w:type="dxa"/>
+            <w:gridSpan w:val="3"/>
+            <w:tcBorders>
+              <w:top w:val="single" w:sz="6" w:space="0" w:color="auto"/>
+              <w:left w:val="single" w:sz="4" w:space="0" w:color="auto"/>
+              <w:bottom w:val="single" w:sz="6" w:space="0" w:color="auto"/>
+              <w:right w:val="single" w:sz="4" w:space="0" w:color="auto"/>
+            </w:tcBorders>
+          </w:tcPr>
+          <w:p>
+            <w:r>
+              <w:t xml:space="preserve">Fluxo de execução: Não convencida pela fotografia, a equipe reencaminha a ocorrência ao mesmo departamento; ou a ocorrência é concluída e, depois, reaberta. O sistema passa a considerar encerrada a solicitação anterior e libera ao departamento nova solicitação. Na tela da equipe, apenas a solicitação que ainda vale apresenta a opção “Marcar como concluída”.</w:t>
+            </w:r>
+          </w:p>
+        </w:tc>
+      </w:tr>
+      <w:tr>
+        <w:trPr>
+          <w:cantSplit/>
+          <w:trHeight w:val="776"/>
+        </w:trPr>
+        <w:tc>
+          <w:tcPr>
+            <w:tcW w:w="8824" w:type="dxa"/>
+            <w:gridSpan w:val="3"/>
+            <w:tcBorders>
+              <w:top w:val="single" w:sz="6" w:space="0" w:color="auto"/>
+              <w:left w:val="single" w:sz="4" w:space="0" w:color="auto"/>
+              <w:bottom w:val="single" w:sz="6" w:space="0" w:color="auto"/>
+              <w:right w:val="single" w:sz="4" w:space="0" w:color="auto"/>
+            </w:tcBorders>
+            <w:vAlign w:val="center"/>
+          </w:tcPr>
+          <w:p>
+            <w:r>
+              <w:t xml:space="preserve">Entrada(s): Cenário (a): histórico com o encaminhamento ao departamento 3, a solicitação do departamento 3 e novo encaminhamento ao departamento 3. Cenário (b): histórico com a solicitação, a conclusão e a reabertura da ocorrência. Cenário (c), na camada de apresentação: históricos com a solicitação mais recente sem mudança posterior; com duas solicitações e resposta da equipe sem troca de estado; com reabertura ou reencaminhamento posterior à solicitação; e sem solicitação.</w:t>
+            </w:r>
+          </w:p>
+        </w:tc>
+      </w:tr>
+      <w:tr>
+        <w:trPr>
+          <w:cantSplit/>
+          <w:trHeight w:val="945"/>
+        </w:trPr>
+        <w:tc>
+          <w:tcPr>
+            <w:tcW w:w="8824" w:type="dxa"/>
+            <w:gridSpan w:val="3"/>
+            <w:tcBorders>
+              <w:top w:val="single" w:sz="6" w:space="0" w:color="auto"/>
+              <w:left w:val="single" w:sz="4" w:space="0" w:color="auto"/>
+              <w:right w:val="single" w:sz="4" w:space="0" w:color="auto"/>
+            </w:tcBorders>
+            <w:vAlign w:val="center"/>
+          </w:tcPr>
+          <w:p>
+            <w:r>
+              <w:t xml:space="preserve">Saída(s) esperada(s): (a) e (b) Nenhuma solicitação pendente e opção de solicitar conclusão disponível ao departamento. (c) Vale a solicitação mais recente quando nada mudou depois dela, inclusive diante de resposta da equipe sem troca de estado; nenhuma solicitação vale após reabertura, conclusão ou reencaminhamento ao mesmo departamento, nem na ausência de solicitação.</w:t>
+            </w:r>
+          </w:p>
+        </w:tc>
+      </w:tr>
+      <w:tr>
+        <w:trPr>
+          <w:trHeight w:val="515"/>
+        </w:trPr>
+        <w:tc>
+          <w:tcPr>
+            <w:tcW w:w="8824" w:type="dxa"/>
+            <w:gridSpan w:val="3"/>
+            <w:tcBorders>
+              <w:top w:val="single" w:sz="6" w:space="0" w:color="auto"/>
+              <w:left w:val="single" w:sz="4" w:space="0" w:color="auto"/>
+              <w:bottom w:val="single" w:sz="4" w:space="0" w:color="auto"/>
+              <w:right w:val="single" w:sz="4" w:space="0" w:color="auto"/>
+            </w:tcBorders>
+          </w:tcPr>
+          <w:p>
+            <w:r>
+              <w:t xml:space="preserve">Dependência(s): CT55 executado.</w:t>
+            </w:r>
+          </w:p>
+        </w:tc>
+      </w:tr>
+    </w:tbl>
+    <w:p>
+      <w:pPr>
+        <w:pStyle w:val="Legenda"/>
+      </w:pPr>
+      <w:r>
+        <w:rPr>
+          <w:rFonts w:eastAsia="Arial Unicode MS"/>
+        </w:rPr>
+        <w:t xml:space="preserve">QUADRO 62 – Descrição do caso de teste CT60</w:t>
+      </w:r>
+    </w:p>
+    <w:p>
+      <w:pPr/>
+    </w:p>
+    <w:tbl>
+      <w:tblPr>
+        <w:tblpPr w:leftFromText="141" w:rightFromText="141" w:vertAnchor="text" w:tblpXSpec="center" w:tblpY="1"/>
+        <w:tblOverlap w:val="never"/>
+        <w:tblW w:w="8824" w:type="dxa"/>
+        <w:tblBorders>
+          <w:top w:val="single" w:sz="4" w:space="0" w:color="auto"/>
+          <w:left w:val="single" w:sz="4" w:space="0" w:color="auto"/>
+          <w:bottom w:val="single" w:sz="4" w:space="0" w:color="auto"/>
+          <w:right w:val="single" w:sz="4" w:space="0" w:color="auto"/>
+          <w:insideH w:val="single" w:sz="6" w:space="0" w:color="auto"/>
+          <w:insideV w:val="single" w:sz="6" w:space="0" w:color="auto"/>
+        </w:tblBorders>
+        <w:tblLayout w:type="fixed"/>
+        <w:tblCellMar>
+          <w:left w:w="70" w:type="dxa"/>
+          <w:right w:w="70" w:type="dxa"/>
+        </w:tblCellMar>
+        <w:tblLook w:val="0000" w:firstRow="0" w:lastRow="0" w:firstColumn="0" w:lastColumn="0" w:noHBand="0" w:noVBand="0"/>
+      </w:tblPr>
+      <w:tblGrid>
+        <w:gridCol w:w="1724"/>
+        <w:gridCol w:w="2104"/>
+        <w:gridCol w:w="4996"/>
+      </w:tblGrid>
+      <w:tr>
+        <w:trPr>
+          <w:trHeight w:val="487"/>
+        </w:trPr>
+        <w:tc>
+          <w:tcPr>
+            <w:tcW w:w="1724" w:type="dxa"/>
+            <w:tcBorders>
+              <w:top w:val="single" w:sz="6" w:space="0" w:color="auto"/>
+              <w:left w:val="single" w:sz="4" w:space="0" w:color="auto"/>
+              <w:bottom w:val="single" w:sz="6" w:space="0" w:color="auto"/>
+              <w:right w:val="single" w:sz="4" w:space="0" w:color="auto"/>
+            </w:tcBorders>
+          </w:tcPr>
+          <w:p>
+            <w:r>
+              <w:t xml:space="preserve">Item: IT04</w:t>
+            </w:r>
+          </w:p>
+        </w:tc>
+        <w:tc>
+          <w:tcPr>
+            <w:tcW w:w="2104" w:type="dxa"/>
+            <w:tcBorders>
+              <w:top w:val="single" w:sz="6" w:space="0" w:color="auto"/>
+              <w:left w:val="single" w:sz="4" w:space="0" w:color="auto"/>
+              <w:bottom w:val="single" w:sz="6" w:space="0" w:color="auto"/>
+              <w:right w:val="single" w:sz="4" w:space="0" w:color="auto"/>
+            </w:tcBorders>
+          </w:tcPr>
+          <w:p>
+            <w:r>
+              <w:t xml:space="preserve">No. do teste: CT61</w:t>
+            </w:r>
+          </w:p>
+        </w:tc>
+        <w:tc>
+          <w:tcPr>
+            <w:tcW w:w="4996" w:type="dxa"/>
+            <w:tcBorders>
+              <w:top w:val="single" w:sz="6" w:space="0" w:color="auto"/>
+              <w:left w:val="single" w:sz="6" w:space="0" w:color="auto"/>
+              <w:bottom w:val="single" w:sz="6" w:space="0" w:color="auto"/>
+              <w:right w:val="single" w:sz="4" w:space="0" w:color="auto"/>
+            </w:tcBorders>
+          </w:tcPr>
+          <w:p>
+            <w:r>
+              <w:t xml:space="preserve">Nome do teste: Solicitação de conclusão oculta no histórico para quem não é da equipe</w:t>
+            </w:r>
+          </w:p>
+        </w:tc>
+      </w:tr>
+      <w:tr>
+        <w:trPr>
+          <w:trHeight w:val="487"/>
+        </w:trPr>
+        <w:tc>
+          <w:tcPr>
+            <w:tcW w:w="8824" w:type="dxa"/>
+            <w:gridSpan w:val="3"/>
+            <w:tcBorders>
+              <w:top w:val="single" w:sz="6" w:space="0" w:color="auto"/>
+              <w:left w:val="single" w:sz="4" w:space="0" w:color="auto"/>
+              <w:bottom w:val="single" w:sz="6" w:space="0" w:color="auto"/>
+              <w:right w:val="single" w:sz="4" w:space="0" w:color="auto"/>
+            </w:tcBorders>
+          </w:tcPr>
+          <w:p>
+            <w:r>
+              <w:t xml:space="preserve">Fluxo de execução: O histórico de uma ocorrência com solicitação de conclusão é consultado por quem não integra a equipe da prefeitura e por funcionário. O sistema omite as solicitações de conclusão para quem não pertence à equipe — Funcionário, Administrador e Super Administrador.</w:t>
+            </w:r>
+          </w:p>
+        </w:tc>
+      </w:tr>
+      <w:tr>
+        <w:trPr>
+          <w:cantSplit/>
+          <w:trHeight w:val="776"/>
+        </w:trPr>
+        <w:tc>
+          <w:tcPr>
+            <w:tcW w:w="8824" w:type="dxa"/>
+            <w:gridSpan w:val="3"/>
+            <w:tcBorders>
+              <w:top w:val="single" w:sz="6" w:space="0" w:color="auto"/>
+              <w:left w:val="single" w:sz="4" w:space="0" w:color="auto"/>
+              <w:bottom w:val="single" w:sz="6" w:space="0" w:color="auto"/>
+              <w:right w:val="single" w:sz="4" w:space="0" w:color="auto"/>
+            </w:tcBorders>
+            <w:vAlign w:val="center"/>
+          </w:tcPr>
+          <w:p>
+            <w:r>
+              <w:t xml:space="preserve">Entrada(s): Ocorrência 10, no estado “EM_ANDAMENTO”, com histórico de dois itens: uma solicitação de conclusão e um trâmite de estado; consultas GET /api/occurrence/10/history sem autenticação e com o papel EMPLOYEE.</w:t>
+            </w:r>
+          </w:p>
+        </w:tc>
+      </w:tr>
+      <w:tr>
+        <w:trPr>
+          <w:cantSplit/>
+          <w:trHeight w:val="945"/>
+        </w:trPr>
+        <w:tc>
+          <w:tcPr>
+            <w:tcW w:w="8824" w:type="dxa"/>
+            <w:gridSpan w:val="3"/>
+            <w:tcBorders>
+              <w:top w:val="single" w:sz="6" w:space="0" w:color="auto"/>
+              <w:left w:val="single" w:sz="4" w:space="0" w:color="auto"/>
+              <w:right w:val="single" w:sz="4" w:space="0" w:color="auto"/>
+            </w:tcBorders>
+            <w:vAlign w:val="center"/>
+          </w:tcPr>
+          <w:p>
+            <w:r>
+              <w:t xml:space="preserve">Saída(s) esperada(s): Sem autenticação, histórico com um único item, sem a solicitação de conclusão; com o papel EMPLOYEE, histórico com os dois itens.</w:t>
+            </w:r>
+          </w:p>
+        </w:tc>
+      </w:tr>
+      <w:tr>
+        <w:trPr>
+          <w:trHeight w:val="515"/>
+        </w:trPr>
+        <w:tc>
+          <w:tcPr>
+            <w:tcW w:w="8824" w:type="dxa"/>
+            <w:gridSpan w:val="3"/>
+            <w:tcBorders>
+              <w:top w:val="single" w:sz="6" w:space="0" w:color="auto"/>
+              <w:left w:val="single" w:sz="4" w:space="0" w:color="auto"/>
+              <w:bottom w:val="single" w:sz="4" w:space="0" w:color="auto"/>
+              <w:right w:val="single" w:sz="4" w:space="0" w:color="auto"/>
+            </w:tcBorders>
+          </w:tcPr>
+          <w:p>
+            <w:r>
+              <w:t xml:space="preserve">Dependência(s): CT55 executado.</w:t>
+            </w:r>
+          </w:p>
+        </w:tc>
+      </w:tr>
+    </w:tbl>
+    <w:p>
+      <w:pPr>
+        <w:pStyle w:val="Legenda"/>
+      </w:pPr>
+      <w:r>
+        <w:rPr>
+          <w:rFonts w:eastAsia="Arial Unicode MS"/>
+        </w:rPr>
+        <w:t xml:space="preserve">QUADRO 63 – Descrição do caso de teste CT61</w:t>
+      </w:r>
+    </w:p>
+    <w:p>
+      <w:pPr/>
+    </w:p>
+    <w:tbl>
+      <w:tblPr>
+        <w:tblpPr w:leftFromText="141" w:rightFromText="141" w:vertAnchor="text" w:tblpXSpec="center" w:tblpY="1"/>
+        <w:tblOverlap w:val="never"/>
+        <w:tblW w:w="8824" w:type="dxa"/>
+        <w:tblBorders>
+          <w:top w:val="single" w:sz="4" w:space="0" w:color="auto"/>
+          <w:left w:val="single" w:sz="4" w:space="0" w:color="auto"/>
+          <w:bottom w:val="single" w:sz="4" w:space="0" w:color="auto"/>
+          <w:right w:val="single" w:sz="4" w:space="0" w:color="auto"/>
+          <w:insideH w:val="single" w:sz="6" w:space="0" w:color="auto"/>
+          <w:insideV w:val="single" w:sz="6" w:space="0" w:color="auto"/>
+        </w:tblBorders>
+        <w:tblLayout w:type="fixed"/>
+        <w:tblCellMar>
+          <w:left w:w="70" w:type="dxa"/>
+          <w:right w:w="70" w:type="dxa"/>
+        </w:tblCellMar>
+        <w:tblLook w:val="0000" w:firstRow="0" w:lastRow="0" w:firstColumn="0" w:lastColumn="0" w:noHBand="0" w:noVBand="0"/>
+      </w:tblPr>
+      <w:tblGrid>
+        <w:gridCol w:w="1724"/>
+        <w:gridCol w:w="2104"/>
+        <w:gridCol w:w="4996"/>
+      </w:tblGrid>
+      <w:tr>
+        <w:trPr>
+          <w:trHeight w:val="487"/>
+        </w:trPr>
+        <w:tc>
+          <w:tcPr>
+            <w:tcW w:w="1724" w:type="dxa"/>
+            <w:tcBorders>
+              <w:top w:val="single" w:sz="6" w:space="0" w:color="auto"/>
+              <w:left w:val="single" w:sz="4" w:space="0" w:color="auto"/>
+              <w:bottom w:val="single" w:sz="6" w:space="0" w:color="auto"/>
+              <w:right w:val="single" w:sz="4" w:space="0" w:color="auto"/>
+            </w:tcBorders>
+          </w:tcPr>
+          <w:p>
+            <w:r>
+              <w:t xml:space="preserve">Item: IT03</w:t>
+            </w:r>
+          </w:p>
+        </w:tc>
+        <w:tc>
+          <w:tcPr>
+            <w:tcW w:w="2104" w:type="dxa"/>
+            <w:tcBorders>
+              <w:top w:val="single" w:sz="6" w:space="0" w:color="auto"/>
+              <w:left w:val="single" w:sz="4" w:space="0" w:color="auto"/>
+              <w:bottom w:val="single" w:sz="6" w:space="0" w:color="auto"/>
+              <w:right w:val="single" w:sz="4" w:space="0" w:color="auto"/>
+            </w:tcBorders>
+          </w:tcPr>
+          <w:p>
+            <w:r>
+              <w:t xml:space="preserve">No. do teste: CT62</w:t>
+            </w:r>
+          </w:p>
+        </w:tc>
+        <w:tc>
+          <w:tcPr>
+            <w:tcW w:w="4996" w:type="dxa"/>
+            <w:tcBorders>
+              <w:top w:val="single" w:sz="6" w:space="0" w:color="auto"/>
+              <w:left w:val="single" w:sz="6" w:space="0" w:color="auto"/>
+              <w:bottom w:val="single" w:sz="6" w:space="0" w:color="auto"/>
+              <w:right w:val="single" w:sz="4" w:space="0" w:color="auto"/>
+            </w:tcBorders>
+          </w:tcPr>
+          <w:p>
+            <w:r>
+              <w:t xml:space="preserve">Nome do teste: Agrupamento pela distância em linha reta de setenta metros</w:t>
+            </w:r>
+          </w:p>
+        </w:tc>
+      </w:tr>
+      <w:tr>
+        <w:trPr>
+          <w:trHeight w:val="487"/>
+        </w:trPr>
+        <w:tc>
+          <w:tcPr>
+            <w:tcW w:w="8824" w:type="dxa"/>
+            <w:gridSpan w:val="3"/>
+            <w:tcBorders>
+              <w:top w:val="single" w:sz="6" w:space="0" w:color="auto"/>
+              <w:left w:val="single" w:sz="4" w:space="0" w:color="auto"/>
+              <w:bottom w:val="single" w:sz="6" w:space="0" w:color="auto"/>
+              <w:right w:val="single" w:sz="4" w:space="0" w:color="auto"/>
+            </w:tcBorders>
+          </w:tcPr>
+          <w:p>
+            <w:r>
+              <w:t xml:space="preserve">Fluxo de execução: O cidadão registra uma ocorrência. O sistema busca as ocorrências ativas de mesma categoria num quadrado de setenta metros para cada lado do ponto informado, apoiado no índice de latitude e longitude, e agrupa a nova ocorrência à mais próxima que esteja a até setenta metros em linha reta, distância calculada pela fórmula de haversine; as ocorrências situadas nos cantos do quadrado, fora do círculo, são descartadas.</w:t>
+            </w:r>
+          </w:p>
+        </w:tc>
+      </w:tr>
+      <w:tr>
+        <w:trPr>
+          <w:cantSplit/>
+          <w:trHeight w:val="776"/>
+        </w:trPr>
+        <w:tc>
+          <w:tcPr>
+            <w:tcW w:w="8824" w:type="dxa"/>
+            <w:gridSpan w:val="3"/>
+            <w:tcBorders>
+              <w:top w:val="single" w:sz="6" w:space="0" w:color="auto"/>
+              <w:left w:val="single" w:sz="4" w:space="0" w:color="auto"/>
+              <w:bottom w:val="single" w:sz="6" w:space="0" w:color="auto"/>
+              <w:right w:val="single" w:sz="4" w:space="0" w:color="auto"/>
+            </w:tcBorders>
+            <w:vAlign w:val="center"/>
+          </w:tcPr>
+          <w:p>
+            <w:r>
+              <w:t xml:space="preserve">Entrada(s): Nova ocorrência na categoria “BURACO_NA_RUA_OU_CALCADA”, na latitude −22,25 e longitude −45,70. Ocorrências devolvidas pela busca: (a) “FC-26-LONGE” (identificador 8), a 60 metros ao norte e 60 metros a leste — cerca de 85 metros na diagonal —, e “FC-26-PERTO” (identificador 9), a 65 metros ao norte; (b) apenas “FC-26-LONGE”.</w:t>
+            </w:r>
+          </w:p>
+        </w:tc>
+      </w:tr>
+      <w:tr>
+        <w:trPr>
+          <w:cantSplit/>
+          <w:trHeight w:val="945"/>
+        </w:trPr>
+        <w:tc>
+          <w:tcPr>
+            <w:tcW w:w="8824" w:type="dxa"/>
+            <w:gridSpan w:val="3"/>
+            <w:tcBorders>
+              <w:top w:val="single" w:sz="6" w:space="0" w:color="auto"/>
+              <w:left w:val="single" w:sz="4" w:space="0" w:color="auto"/>
+              <w:right w:val="single" w:sz="4" w:space="0" w:color="auto"/>
+            </w:tcBorders>
+            <w:vAlign w:val="center"/>
+          </w:tcPr>
+          <w:p>
+            <w:r>
+              <w:t xml:space="preserve">Saída(s) esperada(s): (a) Nova ocorrência registrada no grupo 9, com a resposta do registro informando o protocolo “FC-26-PERTO”; (b) nova ocorrência registrada sem grupo e resposta sem protocolo de agrupamento (RN06).</w:t>
+            </w:r>
+          </w:p>
+        </w:tc>
+      </w:tr>
+      <w:tr>
+        <w:trPr>
+          <w:trHeight w:val="515"/>
+        </w:trPr>
+        <w:tc>
+          <w:tcPr>
+            <w:tcW w:w="8824" w:type="dxa"/>
+            <w:gridSpan w:val="3"/>
+            <w:tcBorders>
+              <w:top w:val="single" w:sz="6" w:space="0" w:color="auto"/>
+              <w:left w:val="single" w:sz="4" w:space="0" w:color="auto"/>
+              <w:bottom w:val="single" w:sz="4" w:space="0" w:color="auto"/>
+              <w:right w:val="single" w:sz="4" w:space="0" w:color="auto"/>
+            </w:tcBorders>
+          </w:tcPr>
+          <w:p>
+            <w:r>
+              <w:t xml:space="preserve">Dependência(s): CT23 especificado.</w:t>
+            </w:r>
+          </w:p>
+        </w:tc>
+      </w:tr>
+    </w:tbl>
+    <w:p>
+      <w:pPr>
+        <w:pStyle w:val="Legenda"/>
+      </w:pPr>
+      <w:r>
+        <w:rPr>
+          <w:rFonts w:eastAsia="Arial Unicode MS"/>
+        </w:rPr>
+        <w:t xml:space="preserve">QUADRO 64 – Descrição do caso de teste CT62</w:t>
+      </w:r>
+    </w:p>
+    <w:p>
+      <w:pPr/>
+    </w:p>
+    <w:tbl>
+      <w:tblPr>
+        <w:tblpPr w:leftFromText="141" w:rightFromText="141" w:vertAnchor="text" w:tblpXSpec="center" w:tblpY="1"/>
+        <w:tblOverlap w:val="never"/>
+        <w:tblW w:w="8824" w:type="dxa"/>
+        <w:tblBorders>
+          <w:top w:val="single" w:sz="4" w:space="0" w:color="auto"/>
+          <w:left w:val="single" w:sz="4" w:space="0" w:color="auto"/>
+          <w:bottom w:val="single" w:sz="4" w:space="0" w:color="auto"/>
+          <w:right w:val="single" w:sz="4" w:space="0" w:color="auto"/>
+          <w:insideH w:val="single" w:sz="6" w:space="0" w:color="auto"/>
+          <w:insideV w:val="single" w:sz="6" w:space="0" w:color="auto"/>
+        </w:tblBorders>
+        <w:tblLayout w:type="fixed"/>
+        <w:tblCellMar>
+          <w:left w:w="70" w:type="dxa"/>
+          <w:right w:w="70" w:type="dxa"/>
+        </w:tblCellMar>
+        <w:tblLook w:val="0000" w:firstRow="0" w:lastRow="0" w:firstColumn="0" w:lastColumn="0" w:noHBand="0" w:noVBand="0"/>
+      </w:tblPr>
+      <w:tblGrid>
+        <w:gridCol w:w="1724"/>
+        <w:gridCol w:w="2104"/>
+        <w:gridCol w:w="4996"/>
+      </w:tblGrid>
+      <w:tr>
+        <w:trPr>
+          <w:trHeight w:val="487"/>
+        </w:trPr>
+        <w:tc>
+          <w:tcPr>
+            <w:tcW w:w="1724" w:type="dxa"/>
+            <w:tcBorders>
+              <w:top w:val="single" w:sz="6" w:space="0" w:color="auto"/>
+              <w:left w:val="single" w:sz="4" w:space="0" w:color="auto"/>
+              <w:bottom w:val="single" w:sz="6" w:space="0" w:color="auto"/>
+              <w:right w:val="single" w:sz="4" w:space="0" w:color="auto"/>
+            </w:tcBorders>
+          </w:tcPr>
+          <w:p>
+            <w:r>
+              <w:t xml:space="preserve">Item: IT06, IT08</w:t>
+            </w:r>
+          </w:p>
+        </w:tc>
+        <w:tc>
+          <w:tcPr>
+            <w:tcW w:w="2104" w:type="dxa"/>
+            <w:tcBorders>
+              <w:top w:val="single" w:sz="6" w:space="0" w:color="auto"/>
+              <w:left w:val="single" w:sz="4" w:space="0" w:color="auto"/>
+              <w:bottom w:val="single" w:sz="6" w:space="0" w:color="auto"/>
+              <w:right w:val="single" w:sz="4" w:space="0" w:color="auto"/>
+            </w:tcBorders>
+          </w:tcPr>
+          <w:p>
+            <w:r>
+              <w:t xml:space="preserve">No. do teste: CT63</w:t>
+            </w:r>
+          </w:p>
+        </w:tc>
+        <w:tc>
+          <w:tcPr>
+            <w:tcW w:w="4996" w:type="dxa"/>
+            <w:tcBorders>
+              <w:top w:val="single" w:sz="6" w:space="0" w:color="auto"/>
+              <w:left w:val="single" w:sz="6" w:space="0" w:color="auto"/>
+              <w:bottom w:val="single" w:sz="6" w:space="0" w:color="auto"/>
+              <w:right w:val="single" w:sz="4" w:space="0" w:color="auto"/>
+            </w:tcBorders>
+          </w:tcPr>
+          <w:p>
+            <w:r>
+              <w:t xml:space="preserve">Nome do teste: Link de acesso e contatos na mensagem de encaminhamento</w:t>
+            </w:r>
+          </w:p>
+        </w:tc>
+      </w:tr>
+      <w:tr>
+        <w:trPr>
+          <w:trHeight w:val="487"/>
+        </w:trPr>
+        <w:tc>
+          <w:tcPr>
+            <w:tcW w:w="8824" w:type="dxa"/>
+            <w:gridSpan w:val="3"/>
+            <w:tcBorders>
+              <w:top w:val="single" w:sz="6" w:space="0" w:color="auto"/>
+              <w:left w:val="single" w:sz="4" w:space="0" w:color="auto"/>
+              <w:bottom w:val="single" w:sz="6" w:space="0" w:color="auto"/>
+              <w:right w:val="single" w:sz="4" w:space="0" w:color="auto"/>
+            </w:tcBorders>
+          </w:tcPr>
+          <w:p>
+            <w:r>
+              <w:t xml:space="preserve">Fluxo de execução: O funcionário encaminha a ocorrência ao departamento. O sistema emite, para cada departamento, um link de acesso próprio, válido para todo o grupo da ocorrência e formado com o endereço do aplicativo de onde a equipe opera, e inclui na mensagem o botão “Ver / responder ocorrência” e o texto “Qualquer dúvida entre em contato:”, seguido do e-mail de quem encaminhou e dos e-mails dos administradores ativos do município, sem repetição.</w:t>
+            </w:r>
+          </w:p>
+        </w:tc>
+      </w:tr>
+      <w:tr>
+        <w:trPr>
+          <w:cantSplit/>
+          <w:trHeight w:val="776"/>
+        </w:trPr>
+        <w:tc>
+          <w:tcPr>
+            <w:tcW w:w="8824" w:type="dxa"/>
+            <w:gridSpan w:val="3"/>
+            <w:tcBorders>
+              <w:top w:val="single" w:sz="6" w:space="0" w:color="auto"/>
+              <w:left w:val="single" w:sz="4" w:space="0" w:color="auto"/>
+              <w:bottom w:val="single" w:sz="6" w:space="0" w:color="auto"/>
+              <w:right w:val="single" w:sz="4" w:space="0" w:color="auto"/>
+            </w:tcBorders>
+            <w:vAlign w:val="center"/>
+          </w:tcPr>
+          <w:p>
+            <w:r>
+              <w:t xml:space="preserve">Entrada(s): Cenário (a): encaminhamento pelo funcionário “carlos@prefeitura.com”, de Santa Rita do Sapucaí (MG), a partir do endereço “https://duration.ngrok-free.dev”, com os administradores “adm@pref.br” e “carlos@prefeitura.com”. Cenário (b): ocorrência 10, do grupo 7, encaminhada ao departamento 3 (“Secretaria de Obras”) pelo usuário 5, a partir de “https://app”, com o token “TOKEN”. Cenário (c): mensagem com o link “https://app.exemplo/departamento/TOKEN123” e os contatos “carlos@pref.br” e “admin@pref.br”. Cenário (d): cadastro com um administrador ativo de Santa Rita do Sapucaí, um inativo, um de Itajubá e um funcionário, consultado com “santa rita do sapucai” e “mg”.</w:t>
+            </w:r>
+          </w:p>
+        </w:tc>
+      </w:tr>
+      <w:tr>
+        <w:trPr>
+          <w:cantSplit/>
+          <w:trHeight w:val="945"/>
+        </w:trPr>
+        <w:tc>
+          <w:tcPr>
+            <w:tcW w:w="8824" w:type="dxa"/>
+            <w:gridSpan w:val="3"/>
+            <w:tcBorders>
+              <w:top w:val="single" w:sz="6" w:space="0" w:color="auto"/>
+              <w:left w:val="single" w:sz="4" w:space="0" w:color="auto"/>
+              <w:right w:val="single" w:sz="4" w:space="0" w:color="auto"/>
+            </w:tcBorders>
+            <w:vAlign w:val="center"/>
+          </w:tcPr>
+          <w:p>
+            <w:r>
+              <w:t xml:space="preserve">Saída(s) esperada(s): (a) Contatos “carlos@prefeitura.com” e “adm@pref.br”, nessa ordem e sem repetição, e endereço base “https://duration.ngrok-free.dev”; (b) link emitido para o grupo 7, a ocorrência 10, o departamento 3 e o usuário 5, e mensagem expedida com “https://app/departamento/TOKEN” e os contatos; (c) corpo da mensagem com o link, o botão “Ver / responder ocorrência”, o texto “Qualquer dúvida entre em contato:” e os dois e-mails; (d) apenas o e-mail do administrador ativo do município, “adm@pref.br”, sem distinção de maiúsculas nem de acentos.</w:t>
+            </w:r>
+          </w:p>
+        </w:tc>
+      </w:tr>
+      <w:tr>
+        <w:trPr>
+          <w:trHeight w:val="515"/>
+        </w:trPr>
+        <w:tc>
+          <w:tcPr>
+            <w:tcW w:w="8824" w:type="dxa"/>
+            <w:gridSpan w:val="3"/>
+            <w:tcBorders>
+              <w:top w:val="single" w:sz="6" w:space="0" w:color="auto"/>
+              <w:left w:val="single" w:sz="4" w:space="0" w:color="auto"/>
+              <w:bottom w:val="single" w:sz="4" w:space="0" w:color="auto"/>
+              <w:right w:val="single" w:sz="4" w:space="0" w:color="auto"/>
+            </w:tcBorders>
+          </w:tcPr>
+          <w:p>
+            <w:r>
+              <w:t xml:space="preserve">Dependência(s): CT31 especificado.</w:t>
+            </w:r>
+          </w:p>
+        </w:tc>
+      </w:tr>
+    </w:tbl>
+    <w:p>
+      <w:pPr>
+        <w:pStyle w:val="Legenda"/>
+      </w:pPr>
+      <w:r>
+        <w:rPr>
+          <w:rFonts w:eastAsia="Arial Unicode MS"/>
+        </w:rPr>
+        <w:t xml:space="preserve">QUADRO 65 – Descrição do caso de teste CT63</w:t>
+      </w:r>
+    </w:p>
+    <w:p>
+      <w:pPr/>
+    </w:p>
+    <w:tbl>
+      <w:tblPr>
+        <w:tblpPr w:leftFromText="141" w:rightFromText="141" w:vertAnchor="text" w:tblpXSpec="center" w:tblpY="1"/>
+        <w:tblOverlap w:val="never"/>
+        <w:tblW w:w="8824" w:type="dxa"/>
+        <w:tblBorders>
+          <w:top w:val="single" w:sz="4" w:space="0" w:color="auto"/>
+          <w:left w:val="single" w:sz="4" w:space="0" w:color="auto"/>
+          <w:bottom w:val="single" w:sz="4" w:space="0" w:color="auto"/>
+          <w:right w:val="single" w:sz="4" w:space="0" w:color="auto"/>
+          <w:insideH w:val="single" w:sz="6" w:space="0" w:color="auto"/>
+          <w:insideV w:val="single" w:sz="6" w:space="0" w:color="auto"/>
+        </w:tblBorders>
+        <w:tblLayout w:type="fixed"/>
+        <w:tblCellMar>
+          <w:left w:w="70" w:type="dxa"/>
+          <w:right w:w="70" w:type="dxa"/>
+        </w:tblCellMar>
+        <w:tblLook w:val="0000" w:firstRow="0" w:lastRow="0" w:firstColumn="0" w:lastColumn="0" w:noHBand="0" w:noVBand="0"/>
+      </w:tblPr>
+      <w:tblGrid>
+        <w:gridCol w:w="1724"/>
+        <w:gridCol w:w="2104"/>
+        <w:gridCol w:w="4996"/>
+      </w:tblGrid>
+      <w:tr>
+        <w:trPr>
+          <w:trHeight w:val="487"/>
+        </w:trPr>
+        <w:tc>
+          <w:tcPr>
+            <w:tcW w:w="1724" w:type="dxa"/>
+            <w:tcBorders>
+              <w:top w:val="single" w:sz="6" w:space="0" w:color="auto"/>
+              <w:left w:val="single" w:sz="4" w:space="0" w:color="auto"/>
+              <w:bottom w:val="single" w:sz="6" w:space="0" w:color="auto"/>
+              <w:right w:val="single" w:sz="4" w:space="0" w:color="auto"/>
+            </w:tcBorders>
+          </w:tcPr>
+          <w:p>
+            <w:r>
+              <w:t xml:space="preserve">Item: IT04, IT05</w:t>
+            </w:r>
+          </w:p>
+        </w:tc>
+        <w:tc>
+          <w:tcPr>
+            <w:tcW w:w="2104" w:type="dxa"/>
+            <w:tcBorders>
+              <w:top w:val="single" w:sz="6" w:space="0" w:color="auto"/>
+              <w:left w:val="single" w:sz="4" w:space="0" w:color="auto"/>
+              <w:bottom w:val="single" w:sz="6" w:space="0" w:color="auto"/>
+              <w:right w:val="single" w:sz="4" w:space="0" w:color="auto"/>
+            </w:tcBorders>
+          </w:tcPr>
+          <w:p>
+            <w:r>
+              <w:t xml:space="preserve">No. do teste: CT64</w:t>
+            </w:r>
+          </w:p>
+        </w:tc>
+        <w:tc>
+          <w:tcPr>
+            <w:tcW w:w="4996" w:type="dxa"/>
+            <w:tcBorders>
+              <w:top w:val="single" w:sz="6" w:space="0" w:color="auto"/>
+              <w:left w:val="single" w:sz="6" w:space="0" w:color="auto"/>
+              <w:bottom w:val="single" w:sz="6" w:space="0" w:color="auto"/>
+              <w:right w:val="single" w:sz="4" w:space="0" w:color="auto"/>
+            </w:tcBorders>
+          </w:tcPr>
+          <w:p>
+            <w:r>
+              <w:t xml:space="preserve">Nome do teste: Exclusão de ocorrência com a fotografia da solicitação de conclusão</w:t>
+            </w:r>
+          </w:p>
+        </w:tc>
+      </w:tr>
+      <w:tr>
+        <w:trPr>
+          <w:trHeight w:val="487"/>
+        </w:trPr>
+        <w:tc>
+          <w:tcPr>
+            <w:tcW w:w="8824" w:type="dxa"/>
+            <w:gridSpan w:val="3"/>
+            <w:tcBorders>
+              <w:top w:val="single" w:sz="6" w:space="0" w:color="auto"/>
+              <w:left w:val="single" w:sz="4" w:space="0" w:color="auto"/>
+              <w:bottom w:val="single" w:sz="6" w:space="0" w:color="auto"/>
+              <w:right w:val="single" w:sz="4" w:space="0" w:color="auto"/>
+            </w:tcBorders>
+          </w:tcPr>
+          <w:p>
+            <w:r>
+              <w:t xml:space="preserve">Fluxo de execução: O Super Administrador exclui uma ocorrência cujo histórico contém solicitação de conclusão com fotografia. Na leitura dos identificadores das imagens a apagar no serviço externo de mídias, o sistema inclui a fotografia da solicitação e, na remoção dos registros de mídia, limpa o anexo do histórico.</w:t>
+            </w:r>
+          </w:p>
+        </w:tc>
+      </w:tr>
+      <w:tr>
+        <w:trPr>
+          <w:cantSplit/>
+          <w:trHeight w:val="776"/>
+        </w:trPr>
+        <w:tc>
+          <w:tcPr>
+            <w:tcW w:w="8824" w:type="dxa"/>
+            <w:gridSpan w:val="3"/>
+            <w:tcBorders>
+              <w:top w:val="single" w:sz="6" w:space="0" w:color="auto"/>
+              <w:left w:val="single" w:sz="4" w:space="0" w:color="auto"/>
+              <w:bottom w:val="single" w:sz="6" w:space="0" w:color="auto"/>
+              <w:right w:val="single" w:sz="4" w:space="0" w:color="auto"/>
+            </w:tcBorders>
+            <w:vAlign w:val="center"/>
+          </w:tcPr>
+          <w:p>
+            <w:r>
+              <w:t xml:space="preserve">Entrada(s): Ocorrência de identificador 10, com imagens próprias e com solicitação de conclusão cuja fotografia está registrada no histórico.</w:t>
+            </w:r>
+          </w:p>
+        </w:tc>
+      </w:tr>
+      <w:tr>
+        <w:trPr>
+          <w:cantSplit/>
+          <w:trHeight w:val="945"/>
+        </w:trPr>
+        <w:tc>
+          <w:tcPr>
+            <w:tcW w:w="8824" w:type="dxa"/>
+            <w:gridSpan w:val="3"/>
+            <w:tcBorders>
+              <w:top w:val="single" w:sz="6" w:space="0" w:color="auto"/>
+              <w:left w:val="single" w:sz="4" w:space="0" w:color="auto"/>
+              <w:right w:val="single" w:sz="4" w:space="0" w:color="auto"/>
+            </w:tcBorders>
+            <w:vAlign w:val="center"/>
+          </w:tcPr>
+          <w:p>
+            <w:r>
+              <w:t xml:space="preserve">Saída(s) esperada(s): Consulta dos identificadores das imagens acrescida do campo attachment_public_id do histórico da ocorrência 10; remoção dos registros de mídia acompanhada da limpeza do anexo no histórico (attachment_url e attachment_public_id nulos); fotografia da solicitação apagada no serviço externo de mídias com as demais imagens.</w:t>
+            </w:r>
+          </w:p>
+        </w:tc>
+      </w:tr>
+      <w:tr>
+        <w:trPr>
+          <w:trHeight w:val="515"/>
+        </w:trPr>
+        <w:tc>
+          <w:tcPr>
+            <w:tcW w:w="8824" w:type="dxa"/>
+            <w:gridSpan w:val="3"/>
+            <w:tcBorders>
+              <w:top w:val="single" w:sz="6" w:space="0" w:color="auto"/>
+              <w:left w:val="single" w:sz="4" w:space="0" w:color="auto"/>
+              <w:bottom w:val="single" w:sz="4" w:space="0" w:color="auto"/>
+              <w:right w:val="single" w:sz="4" w:space="0" w:color="auto"/>
+            </w:tcBorders>
+          </w:tcPr>
+          <w:p>
+            <w:r>
+              <w:t xml:space="preserve">Dependência(s): CT48 especificado; CT55 executado.</w:t>
+            </w:r>
+          </w:p>
+        </w:tc>
+      </w:tr>
+    </w:tbl>
+    <w:p>
+      <w:pPr>
+        <w:pStyle w:val="Legenda"/>
+      </w:pPr>
+      <w:r>
+        <w:rPr>
+          <w:rFonts w:eastAsia="Arial Unicode MS"/>
+        </w:rPr>
+        <w:t xml:space="preserve">QUADRO 66 – Descrição do caso de teste CT64</w:t>
+      </w:r>
+    </w:p>
+    <w:p>
+      <w:pPr/>
+    </w:p>
+    <w:tbl>
+      <w:tblPr>
+        <w:tblpPr w:leftFromText="141" w:rightFromText="141" w:vertAnchor="text" w:tblpXSpec="center" w:tblpY="1"/>
+        <w:tblOverlap w:val="never"/>
+        <w:tblW w:w="8824" w:type="dxa"/>
+        <w:tblBorders>
+          <w:top w:val="single" w:sz="4" w:space="0" w:color="auto"/>
+          <w:left w:val="single" w:sz="4" w:space="0" w:color="auto"/>
+          <w:bottom w:val="single" w:sz="4" w:space="0" w:color="auto"/>
+          <w:right w:val="single" w:sz="4" w:space="0" w:color="auto"/>
+          <w:insideH w:val="single" w:sz="6" w:space="0" w:color="auto"/>
+          <w:insideV w:val="single" w:sz="6" w:space="0" w:color="auto"/>
+        </w:tblBorders>
+        <w:tblLayout w:type="fixed"/>
+        <w:tblCellMar>
+          <w:left w:w="70" w:type="dxa"/>
+          <w:right w:w="70" w:type="dxa"/>
+        </w:tblCellMar>
+        <w:tblLook w:val="0000" w:firstRow="0" w:lastRow="0" w:firstColumn="0" w:lastColumn="0" w:noHBand="0" w:noVBand="0"/>
+      </w:tblPr>
+      <w:tblGrid>
+        <w:gridCol w:w="1724"/>
+        <w:gridCol w:w="2104"/>
+        <w:gridCol w:w="4996"/>
+      </w:tblGrid>
+      <w:tr>
+        <w:trPr>
+          <w:trHeight w:val="487"/>
+        </w:trPr>
+        <w:tc>
+          <w:tcPr>
+            <w:tcW w:w="1724" w:type="dxa"/>
+            <w:tcBorders>
+              <w:top w:val="single" w:sz="6" w:space="0" w:color="auto"/>
+              <w:left w:val="single" w:sz="4" w:space="0" w:color="auto"/>
+              <w:bottom w:val="single" w:sz="6" w:space="0" w:color="auto"/>
+              <w:right w:val="single" w:sz="4" w:space="0" w:color="auto"/>
+            </w:tcBorders>
+          </w:tcPr>
+          <w:p>
+            <w:r>
+              <w:t xml:space="preserve">Item: IT01, IT07</w:t>
+            </w:r>
+          </w:p>
+        </w:tc>
+        <w:tc>
+          <w:tcPr>
+            <w:tcW w:w="2104" w:type="dxa"/>
+            <w:tcBorders>
+              <w:top w:val="single" w:sz="6" w:space="0" w:color="auto"/>
+              <w:left w:val="single" w:sz="4" w:space="0" w:color="auto"/>
+              <w:bottom w:val="single" w:sz="6" w:space="0" w:color="auto"/>
+              <w:right w:val="single" w:sz="4" w:space="0" w:color="auto"/>
+            </w:tcBorders>
+          </w:tcPr>
+          <w:p>
+            <w:r>
+              <w:t xml:space="preserve">No. do teste: CT65</w:t>
+            </w:r>
+          </w:p>
+        </w:tc>
+        <w:tc>
+          <w:tcPr>
+            <w:tcW w:w="4996" w:type="dxa"/>
+            <w:tcBorders>
+              <w:top w:val="single" w:sz="6" w:space="0" w:color="auto"/>
+              <w:left w:val="single" w:sz="6" w:space="0" w:color="auto"/>
+              <w:bottom w:val="single" w:sz="6" w:space="0" w:color="auto"/>
+              <w:right w:val="single" w:sz="4" w:space="0" w:color="auto"/>
+            </w:tcBorders>
+          </w:tcPr>
+          <w:p>
+            <w:r>
+              <w:t xml:space="preserve">Nome do teste: Máscaras e validação de CEP, telefone e unidade federativa</w:t>
+            </w:r>
+          </w:p>
+        </w:tc>
+      </w:tr>
+      <w:tr>
+        <w:trPr>
+          <w:trHeight w:val="487"/>
+        </w:trPr>
+        <w:tc>
+          <w:tcPr>
+            <w:tcW w:w="8824" w:type="dxa"/>
+            <w:gridSpan w:val="3"/>
+            <w:tcBorders>
+              <w:top w:val="single" w:sz="6" w:space="0" w:color="auto"/>
+              <w:left w:val="single" w:sz="4" w:space="0" w:color="auto"/>
+              <w:bottom w:val="single" w:sz="6" w:space="0" w:color="auto"/>
+              <w:right w:val="single" w:sz="4" w:space="0" w:color="auto"/>
+            </w:tcBorders>
+          </w:tcPr>
+          <w:p>
+            <w:r>
+              <w:t xml:space="preserve">Fluxo de execução: Nos formulários que solicitam CEP, telefone celular ou unidade federativa — cadastro, perfil, registro de ocorrência, criação de usuário, departamentos e escolha do município —, o usuário digita os valores. Os campos aceitam apenas os caracteres admitidos e aplicam a formatação durante a digitação: o CEP recebe o hífen, o telefone, os parênteses do DDD e o hífen, e a unidade federativa, letras maiúsculas; ao prosseguir, o sistema verifica se o CEP e o celular estão completos.</w:t>
+            </w:r>
+          </w:p>
+        </w:tc>
+      </w:tr>
+      <w:tr>
+        <w:trPr>
+          <w:cantSplit/>
+          <w:trHeight w:val="776"/>
+        </w:trPr>
+        <w:tc>
+          <w:tcPr>
+            <w:tcW w:w="8824" w:type="dxa"/>
+            <w:gridSpan w:val="3"/>
+            <w:tcBorders>
+              <w:top w:val="single" w:sz="6" w:space="0" w:color="auto"/>
+              <w:left w:val="single" w:sz="4" w:space="0" w:color="auto"/>
+              <w:bottom w:val="single" w:sz="6" w:space="0" w:color="auto"/>
+              <w:right w:val="single" w:sz="4" w:space="0" w:color="auto"/>
+            </w:tcBorders>
+            <w:vAlign w:val="center"/>
+          </w:tcPr>
+          <w:p>
+            <w:r>
+              <w:t xml:space="preserve">Entrada(s): CEP: “375”, “375400”, “37540000”, “37540-000123” e “ab37.540 00x0”. Telefone: “359”, “35999998888”, “+55 (35) 99999-8888 9” e “3533334444”. UF: “mg” e “m1g2s”. Validação: CEP “37540-000” e “37540-00”; celular “(35) 99999-8888”, “(35) 3333-4444”, “(05) 99999-8888” e “(35) 9999”; campos vazios.</w:t>
+            </w:r>
+          </w:p>
+        </w:tc>
+      </w:tr>
+      <w:tr>
+        <w:trPr>
+          <w:cantSplit/>
+          <w:trHeight w:val="945"/>
+        </w:trPr>
+        <w:tc>
+          <w:tcPr>
+            <w:tcW w:w="8824" w:type="dxa"/>
+            <w:gridSpan w:val="3"/>
+            <w:tcBorders>
+              <w:top w:val="single" w:sz="6" w:space="0" w:color="auto"/>
+              <w:left w:val="single" w:sz="4" w:space="0" w:color="auto"/>
+              <w:right w:val="single" w:sz="4" w:space="0" w:color="auto"/>
+            </w:tcBorders>
+            <w:vAlign w:val="center"/>
+          </w:tcPr>
+          <w:p>
+            <w:r>
+              <w:t xml:space="preserve">Saída(s) esperada(s): CEP formatado como “375”, “37540-0”, “37540-000”, “37540-000” e “37540-000”; telefone como “(35) 9”, “(35) 99999-8888”, “(35) 99999-8888”, com o prefixo +55 ignorado e o excedente descartado, e “(35) 3333-4444”; UF como “MG” nos dois casos. CEP “37540-000” e celular “(35) 99999-8888” aceitos; CEP incompleto, telefone fixo, DDD iniciado por zero e celular incompleto recusados; campos vazios sem erro de formato, cabendo a obrigatoriedade à validação própria do campo.</w:t>
+            </w:r>
+          </w:p>
+        </w:tc>
+      </w:tr>
+      <w:tr>
+        <w:trPr>
+          <w:trHeight w:val="515"/>
+        </w:trPr>
+        <w:tc>
+          <w:tcPr>
+            <w:tcW w:w="8824" w:type="dxa"/>
+            <w:gridSpan w:val="3"/>
+            <w:tcBorders>
+              <w:top w:val="single" w:sz="6" w:space="0" w:color="auto"/>
+              <w:left w:val="single" w:sz="4" w:space="0" w:color="auto"/>
+              <w:bottom w:val="single" w:sz="4" w:space="0" w:color="auto"/>
+              <w:right w:val="single" w:sz="4" w:space="0" w:color="auto"/>
+            </w:tcBorders>
+          </w:tcPr>
+          <w:p>
+            <w:r>
+              <w:t xml:space="preserve">Dependência(s): Nenhuma.</w:t>
+            </w:r>
+          </w:p>
+        </w:tc>
+      </w:tr>
+    </w:tbl>
+    <w:p>
+      <w:pPr>
+        <w:pStyle w:val="Legenda"/>
+      </w:pPr>
+      <w:r>
+        <w:rPr>
+          <w:rFonts w:eastAsia="Arial Unicode MS"/>
+        </w:rPr>
+        <w:t xml:space="preserve">QUADRO 67 – Descrição do caso de teste CT65</w:t>
+      </w:r>
+    </w:p>
+    <w:p>
+      <w:pPr/>
+    </w:p>
+    <w:tbl>
+      <w:tblPr>
+        <w:tblpPr w:leftFromText="141" w:rightFromText="141" w:vertAnchor="text" w:tblpXSpec="center" w:tblpY="1"/>
+        <w:tblOverlap w:val="never"/>
+        <w:tblW w:w="8824" w:type="dxa"/>
+        <w:tblBorders>
+          <w:top w:val="single" w:sz="4" w:space="0" w:color="auto"/>
+          <w:left w:val="single" w:sz="4" w:space="0" w:color="auto"/>
+          <w:bottom w:val="single" w:sz="4" w:space="0" w:color="auto"/>
+          <w:right w:val="single" w:sz="4" w:space="0" w:color="auto"/>
+          <w:insideH w:val="single" w:sz="6" w:space="0" w:color="auto"/>
+          <w:insideV w:val="single" w:sz="6" w:space="0" w:color="auto"/>
+        </w:tblBorders>
+        <w:tblLayout w:type="fixed"/>
+        <w:tblCellMar>
+          <w:left w:w="70" w:type="dxa"/>
+          <w:right w:w="70" w:type="dxa"/>
+        </w:tblCellMar>
+        <w:tblLook w:val="0000" w:firstRow="0" w:lastRow="0" w:firstColumn="0" w:lastColumn="0" w:noHBand="0" w:noVBand="0"/>
+      </w:tblPr>
+      <w:tblGrid>
+        <w:gridCol w:w="1724"/>
+        <w:gridCol w:w="2104"/>
+        <w:gridCol w:w="4996"/>
+      </w:tblGrid>
+      <w:tr>
+        <w:trPr>
+          <w:trHeight w:val="487"/>
+        </w:trPr>
+        <w:tc>
+          <w:tcPr>
+            <w:tcW w:w="1724" w:type="dxa"/>
+            <w:tcBorders>
+              <w:top w:val="single" w:sz="6" w:space="0" w:color="auto"/>
+              <w:left w:val="single" w:sz="4" w:space="0" w:color="auto"/>
+              <w:bottom w:val="single" w:sz="6" w:space="0" w:color="auto"/>
+              <w:right w:val="single" w:sz="4" w:space="0" w:color="auto"/>
+            </w:tcBorders>
+          </w:tcPr>
+          <w:p>
+            <w:r>
+              <w:t xml:space="preserve">Item: IT01, IT07</w:t>
+            </w:r>
+          </w:p>
+        </w:tc>
+        <w:tc>
+          <w:tcPr>
+            <w:tcW w:w="2104" w:type="dxa"/>
+            <w:tcBorders>
+              <w:top w:val="single" w:sz="6" w:space="0" w:color="auto"/>
+              <w:left w:val="single" w:sz="4" w:space="0" w:color="auto"/>
+              <w:bottom w:val="single" w:sz="6" w:space="0" w:color="auto"/>
+              <w:right w:val="single" w:sz="4" w:space="0" w:color="auto"/>
+            </w:tcBorders>
+          </w:tcPr>
+          <w:p>
+            <w:r>
+              <w:t xml:space="preserve">No. do teste: CT66</w:t>
+            </w:r>
+          </w:p>
+        </w:tc>
+        <w:tc>
+          <w:tcPr>
+            <w:tcW w:w="4996" w:type="dxa"/>
+            <w:tcBorders>
+              <w:top w:val="single" w:sz="6" w:space="0" w:color="auto"/>
+              <w:left w:val="single" w:sz="6" w:space="0" w:color="auto"/>
+              <w:bottom w:val="single" w:sz="6" w:space="0" w:color="auto"/>
+              <w:right w:val="single" w:sz="4" w:space="0" w:color="auto"/>
+            </w:tcBorders>
+          </w:tcPr>
+          <w:p>
+            <w:r>
+              <w:t xml:space="preserve">Nome do teste: Validação do nome de pessoa</w:t>
+            </w:r>
+          </w:p>
+        </w:tc>
+      </w:tr>
+      <w:tr>
+        <w:trPr>
+          <w:trHeight w:val="487"/>
+        </w:trPr>
+        <w:tc>
+          <w:tcPr>
+            <w:tcW w:w="8824" w:type="dxa"/>
+            <w:gridSpan w:val="3"/>
+            <w:tcBorders>
+              <w:top w:val="single" w:sz="6" w:space="0" w:color="auto"/>
+              <w:left w:val="single" w:sz="4" w:space="0" w:color="auto"/>
+              <w:bottom w:val="single" w:sz="6" w:space="0" w:color="auto"/>
+              <w:right w:val="single" w:sz="4" w:space="0" w:color="auto"/>
+            </w:tcBorders>
+          </w:tcPr>
+          <w:p>
+            <w:r>
+              <w:t xml:space="preserve">Fluxo de execução: No cadastro, no perfil e na criação de usuário, o nome informado é validado: admitem-se letras, inclusive acentuadas, espaço, apóstrofo, hífen e ponto; números e símbolos são recusados.</w:t>
+            </w:r>
+          </w:p>
+        </w:tc>
+      </w:tr>
+      <w:tr>
+        <w:trPr>
+          <w:cantSplit/>
+          <w:trHeight w:val="776"/>
+        </w:trPr>
+        <w:tc>
+          <w:tcPr>
+            <w:tcW w:w="8824" w:type="dxa"/>
+            <w:gridSpan w:val="3"/>
+            <w:tcBorders>
+              <w:top w:val="single" w:sz="6" w:space="0" w:color="auto"/>
+              <w:left w:val="single" w:sz="4" w:space="0" w:color="auto"/>
+              <w:bottom w:val="single" w:sz="6" w:space="0" w:color="auto"/>
+              <w:right w:val="single" w:sz="4" w:space="0" w:color="auto"/>
+            </w:tcBorders>
+            <w:vAlign w:val="center"/>
+          </w:tcPr>
+          <w:p>
+            <w:r>
+              <w:t xml:space="preserve">Entrada(s): Nomes: “Maria D'Ávila Souza-Lima Jr.”, “João 2” e “@@”; campo vazio.</w:t>
+            </w:r>
+          </w:p>
+        </w:tc>
+      </w:tr>
+      <w:tr>
+        <w:trPr>
+          <w:cantSplit/>
+          <w:trHeight w:val="945"/>
+        </w:trPr>
+        <w:tc>
+          <w:tcPr>
+            <w:tcW w:w="8824" w:type="dxa"/>
+            <w:gridSpan w:val="3"/>
+            <w:tcBorders>
+              <w:top w:val="single" w:sz="6" w:space="0" w:color="auto"/>
+              <w:left w:val="single" w:sz="4" w:space="0" w:color="auto"/>
+              <w:right w:val="single" w:sz="4" w:space="0" w:color="auto"/>
+            </w:tcBorders>
+            <w:vAlign w:val="center"/>
+          </w:tcPr>
+          <w:p>
+            <w:r>
+              <w:t xml:space="preserve">Saída(s) esperada(s): “Maria D'Ávila Souza-Lima Jr.” aceito; “João 2” e “@@” recusados, com a mensagem “Use só letras no nome.” na tela de cadastro; campo vazio sem erro de formato, cabendo a obrigatoriedade à validação própria do campo.</w:t>
+            </w:r>
+          </w:p>
+        </w:tc>
+      </w:tr>
+      <w:tr>
+        <w:trPr>
+          <w:trHeight w:val="515"/>
+        </w:trPr>
+        <w:tc>
+          <w:tcPr>
+            <w:tcW w:w="8824" w:type="dxa"/>
+            <w:gridSpan w:val="3"/>
+            <w:tcBorders>
+              <w:top w:val="single" w:sz="6" w:space="0" w:color="auto"/>
+              <w:left w:val="single" w:sz="4" w:space="0" w:color="auto"/>
+              <w:bottom w:val="single" w:sz="4" w:space="0" w:color="auto"/>
+              <w:right w:val="single" w:sz="4" w:space="0" w:color="auto"/>
+            </w:tcBorders>
+          </w:tcPr>
+          <w:p>
+            <w:r>
+              <w:t xml:space="preserve">Dependência(s): Nenhuma.</w:t>
+            </w:r>
+          </w:p>
+        </w:tc>
+      </w:tr>
+    </w:tbl>
+    <w:p>
+      <w:pPr>
+        <w:pStyle w:val="Legenda"/>
+      </w:pPr>
+      <w:r>
+        <w:rPr>
+          <w:rFonts w:eastAsia="Arial Unicode MS"/>
+        </w:rPr>
+        <w:t xml:space="preserve">QUADRO 68 – Descrição do caso de teste CT66</w:t>
+      </w:r>
+    </w:p>
+    <w:p>
+      <w:pPr/>
+    </w:p>
+    <w:tbl>
+      <w:tblPr>
+        <w:tblpPr w:leftFromText="141" w:rightFromText="141" w:vertAnchor="text" w:tblpXSpec="center" w:tblpY="1"/>
+        <w:tblOverlap w:val="never"/>
+        <w:tblW w:w="8824" w:type="dxa"/>
+        <w:tblBorders>
+          <w:top w:val="single" w:sz="4" w:space="0" w:color="auto"/>
+          <w:left w:val="single" w:sz="4" w:space="0" w:color="auto"/>
+          <w:bottom w:val="single" w:sz="4" w:space="0" w:color="auto"/>
+          <w:right w:val="single" w:sz="4" w:space="0" w:color="auto"/>
+          <w:insideH w:val="single" w:sz="6" w:space="0" w:color="auto"/>
+          <w:insideV w:val="single" w:sz="6" w:space="0" w:color="auto"/>
+        </w:tblBorders>
+        <w:tblLayout w:type="fixed"/>
+        <w:tblCellMar>
+          <w:left w:w="70" w:type="dxa"/>
+          <w:right w:w="70" w:type="dxa"/>
+        </w:tblCellMar>
+        <w:tblLook w:val="0000" w:firstRow="0" w:lastRow="0" w:firstColumn="0" w:lastColumn="0" w:noHBand="0" w:noVBand="0"/>
+      </w:tblPr>
+      <w:tblGrid>
+        <w:gridCol w:w="1724"/>
+        <w:gridCol w:w="2104"/>
+        <w:gridCol w:w="4996"/>
+      </w:tblGrid>
+      <w:tr>
+        <w:trPr>
+          <w:trHeight w:val="487"/>
+        </w:trPr>
+        <w:tc>
+          <w:tcPr>
+            <w:tcW w:w="1724" w:type="dxa"/>
+            <w:tcBorders>
+              <w:top w:val="single" w:sz="6" w:space="0" w:color="auto"/>
+              <w:left w:val="single" w:sz="4" w:space="0" w:color="auto"/>
+              <w:bottom w:val="single" w:sz="6" w:space="0" w:color="auto"/>
+              <w:right w:val="single" w:sz="4" w:space="0" w:color="auto"/>
+            </w:tcBorders>
+          </w:tcPr>
+          <w:p>
+            <w:r>
+              <w:t xml:space="preserve">Item: IT02, IT07</w:t>
+            </w:r>
+          </w:p>
+        </w:tc>
+        <w:tc>
+          <w:tcPr>
+            <w:tcW w:w="2104" w:type="dxa"/>
+            <w:tcBorders>
+              <w:top w:val="single" w:sz="6" w:space="0" w:color="auto"/>
+              <w:left w:val="single" w:sz="4" w:space="0" w:color="auto"/>
+              <w:bottom w:val="single" w:sz="6" w:space="0" w:color="auto"/>
+              <w:right w:val="single" w:sz="4" w:space="0" w:color="auto"/>
+            </w:tcBorders>
+          </w:tcPr>
+          <w:p>
+            <w:r>
+              <w:t xml:space="preserve">No. do teste: CT67</w:t>
+            </w:r>
+          </w:p>
+        </w:tc>
+        <w:tc>
+          <w:tcPr>
+            <w:tcW w:w="4996" w:type="dxa"/>
+            <w:tcBorders>
+              <w:top w:val="single" w:sz="6" w:space="0" w:color="auto"/>
+              <w:left w:val="single" w:sz="6" w:space="0" w:color="auto"/>
+              <w:bottom w:val="single" w:sz="6" w:space="0" w:color="auto"/>
+              <w:right w:val="single" w:sz="4" w:space="0" w:color="auto"/>
+            </w:tcBorders>
+          </w:tcPr>
+          <w:p>
+            <w:r>
+              <w:t xml:space="preserve">Nome do teste: Requisições do link do departamento sem a credencial de acesso do navegador</w:t>
+            </w:r>
+          </w:p>
+        </w:tc>
+      </w:tr>
+      <w:tr>
+        <w:trPr>
+          <w:trHeight w:val="487"/>
+        </w:trPr>
+        <w:tc>
+          <w:tcPr>
+            <w:tcW w:w="8824" w:type="dxa"/>
+            <w:gridSpan w:val="3"/>
+            <w:tcBorders>
+              <w:top w:val="single" w:sz="6" w:space="0" w:color="auto"/>
+              <w:left w:val="single" w:sz="4" w:space="0" w:color="auto"/>
+              <w:bottom w:val="single" w:sz="6" w:space="0" w:color="auto"/>
+              <w:right w:val="single" w:sz="4" w:space="0" w:color="auto"/>
+            </w:tcBorders>
+          </w:tcPr>
+          <w:p>
+            <w:r>
+              <w:t xml:space="preserve">Fluxo de execução: Um usuário da equipe com sessão aberta no navegador abre o link do departamento no mesmo navegador. O interceptador de requisições da camada de apresentação deixa de anexar o token de autenticação às requisições do acesso do departamento, que se identificam apenas pelo cabeçalho X-Department-Access, e continua a anexá-lo às requisições das demais rotas.</w:t>
+            </w:r>
+          </w:p>
+        </w:tc>
+      </w:tr>
+      <w:tr>
+        <w:trPr>
+          <w:cantSplit/>
+          <w:trHeight w:val="776"/>
+        </w:trPr>
+        <w:tc>
+          <w:tcPr>
+            <w:tcW w:w="8824" w:type="dxa"/>
+            <w:gridSpan w:val="3"/>
+            <w:tcBorders>
+              <w:top w:val="single" w:sz="6" w:space="0" w:color="auto"/>
+              <w:left w:val="single" w:sz="4" w:space="0" w:color="auto"/>
+              <w:bottom w:val="single" w:sz="6" w:space="0" w:color="auto"/>
+              <w:right w:val="single" w:sz="4" w:space="0" w:color="auto"/>
+            </w:tcBorders>
+            <w:vAlign w:val="center"/>
+          </w:tcPr>
+          <w:p>
+            <w:r>
+              <w:t xml:space="preserve">Entrada(s): Token de autenticação armazenado no navegador; requisições GET /api/department-access/occurrence e GET /api/occurrence/mine.</w:t>
+            </w:r>
+          </w:p>
+        </w:tc>
+      </w:tr>
+      <w:tr>
+        <w:trPr>
+          <w:cantSplit/>
+          <w:trHeight w:val="945"/>
+        </w:trPr>
+        <w:tc>
+          <w:tcPr>
+            <w:tcW w:w="8824" w:type="dxa"/>
+            <w:gridSpan w:val="3"/>
+            <w:tcBorders>
+              <w:top w:val="single" w:sz="6" w:space="0" w:color="auto"/>
+              <w:left w:val="single" w:sz="4" w:space="0" w:color="auto"/>
+              <w:right w:val="single" w:sz="4" w:space="0" w:color="auto"/>
+            </w:tcBorders>
+            <w:vAlign w:val="center"/>
+          </w:tcPr>
+          <w:p>
+            <w:r>
+              <w:t xml:space="preserve">Saída(s) esperada(s): Requisição ao acesso do departamento enviada sem o cabeçalho Authorization; requisição à outra rota enviada com o cabeçalho Authorization do tipo “Bearer” (RN11).</w:t>
+            </w:r>
+          </w:p>
+        </w:tc>
+      </w:tr>
+      <w:tr>
+        <w:trPr>
+          <w:trHeight w:val="515"/>
+        </w:trPr>
+        <w:tc>
+          <w:tcPr>
+            <w:tcW w:w="8824" w:type="dxa"/>
+            <w:gridSpan w:val="3"/>
+            <w:tcBorders>
+              <w:top w:val="single" w:sz="6" w:space="0" w:color="auto"/>
+              <w:left w:val="single" w:sz="4" w:space="0" w:color="auto"/>
+              <w:bottom w:val="single" w:sz="4" w:space="0" w:color="auto"/>
+              <w:right w:val="single" w:sz="4" w:space="0" w:color="auto"/>
+            </w:tcBorders>
+          </w:tcPr>
+          <w:p>
+            <w:r>
+              <w:t xml:space="preserve">Dependência(s): CT04 e CT49 executados.</w:t>
+            </w:r>
+          </w:p>
+        </w:tc>
+      </w:tr>
+    </w:tbl>
+    <w:p>
+      <w:pPr>
+        <w:pStyle w:val="Legenda"/>
+      </w:pPr>
+      <w:r>
+        <w:rPr>
+          <w:rFonts w:eastAsia="Arial Unicode MS"/>
+        </w:rPr>
+        <w:t xml:space="preserve">QUADRO 69 – Descrição do caso de teste CT67</w:t>
+      </w:r>
+    </w:p>
+    <w:p>
+      <w:pPr/>
+    </w:p>
     <w:p>
       <w:pPr>
         <w:pStyle w:val="Ttulo1"/>
@@ -10624,7 +14154,7 @@
     <w:p>
       <w:pPr/>
       <w:r>
-        <w:t>Esta seção registra a execução dos casos de teste especificados na Seção 1.3. Os testes funcionais manuais foram conduzidos sobre o sistema integrado, a partir da interface de usuário, em sessões organizadas por item a testar: as dos casos CT01 a CT28 entre 27 de agosto e 2 de setembro de 2026, as dos casos CT29 a CT38, relativos às funcionalidades incorporadas na Fase 4, em 19 de setembro de 2026, e as do cadastro em etapas (CT01 e CT47) em 28 de setembro de 2026, percorrendo os fluxos especificados. A bateria de testes unitários automatizados foi reexecutada em 29 de setembro de 2026 sobre a revisão corrente do código-fonte, por meio do Apache Maven com o plugin Surefire, totalizando trezentos e sessenta e oito testes distribuídos por trinta e sete classes de primeiro nível — cento e onze classes e blocos aninhados —, sem falhas, sem erros e sem casos ignorados, em 10,167 segundos. Os casos CT39 a CT46, relativos à verificação em duas etapas por SMS e à vinculação de cada celular a uma única conta, foram verificados por essa bateria, na qual o celular gateway é representado por um servidor HTTP simulado e por objetos simulados; o agrupamento automático de ocorrências duplicadas (CT23) e a exclusão de ocorrência pelo Super Administrador (CT48) foram igualmente verificados por ela, com objetos simulados no lugar do banco de dados e do serviço externo de mídias. A camada de apresentação conta, por sua vez, com dezessete testes automatizados, escritos com Jasmine e executados pelo Karma no navegador ChromeHeadless, entre os quais os de máscara e de validação da data de nascimento no formato dd/mm/aaaa e o de instalação do aplicativo, que, no navegador Samsung Internet, conduz a instalação pelo Google Chrome, igualmente sem falhas. O relatório consolidado dessa execução acompanha este apêndice no arquivo FalaCidade_RelatorioExecucaoTestes_v3.txt, e as saídas individuais geradas pela ferramenta, uma por classe ou bloco aninhado, na subpasta “SaidasBrutasSurefire”; ambas são igualmente produzidas no diretório target/surefire-reports do componente de serviço.</w:t>
+        <w:t xml:space="preserve">Esta seção registra a execução dos casos de teste especificados na Seção 1.3. Os testes funcionais manuais foram conduzidos sobre o sistema integrado, a partir da interface de usuário, em sessões organizadas por item a testar: as dos casos CT01 a CT28 entre 27 de agosto e 2 de setembro de 2026, as dos casos CT29 a CT38, relativos às funcionalidades incorporadas na Fase 4, em 19 de setembro de 2026, e as do cadastro em etapas (CT01 e CT47) em 28 de setembro de 2026, percorrendo os fluxos especificados. A bateria de testes unitários automatizados foi reexecutada em 30 de setembro de 2026 sobre a revisão corrente do código-fonte, por meio do Apache Maven com o plugin Surefire, totalizando trezentos e noventa e seis testes distribuídos por quarenta classes de primeiro nível — cento e dezesseis classes e blocos aninhados —, sem falhas, sem erros e sem casos ignorados, em 12,424 segundos. Os casos CT39 a CT46, relativos à verificação em duas etapas por SMS e à vinculação de cada celular a uma única conta, foram verificados por essa bateria, na qual o celular gateway é representado por um servidor HTTP simulado e por objetos simulados; o agrupamento automático de ocorrências duplicadas (CT23 e CT62) e a exclusão de ocorrência pelo Super Administrador (CT48 e CT64) foram igualmente verificados por ela, com objetos simulados no lugar do banco de dados e do serviço externo de mídias. Os casos CT49 a CT61 e CT63, relativos ao acesso do departamento pelo link do encaminhamento, à solicitação de conclusão e ao conteúdo da mensagem de encaminhamento, foram verificados pela mesma bateria, com objetos simulados no lugar do serviço de ocorrências, do serviço externo de mídias e do servidor de correio eletrônico. A camada de apresentação conta, por sua vez, com trinta e quatro testes automatizados, escritos com Jasmine e executados pelo Karma no navegador ChromeHeadless, entre os quais os de máscara e de validação da data de nascimento no formato dd/mm/aaaa, os das máscaras de CEP, de telefone e de unidade federativa e da validação do nome (CT65 e CT66), os da solicitação de conclusão que ainda vale (CT60), os do envio das requisições do link do departamento sem a credencial de acesso do navegador (CT67) e o de instalação do aplicativo, que, no navegador Samsung Internet, conduz a instalação pelo Google Chrome, igualmente sem falhas. O relatório consolidado dessa execução acompanha este apêndice no arquivo FalaCidade_RelatorioExecucaoTestes_v3.txt, e as saídas individuais geradas pela ferramenta, uma por classe ou bloco aninhado, na subpasta “SaidasBrutasSurefire”; ambas são igualmente produzidas no diretório target/surefire-reports do componente de serviço.</w:t>
       </w:r>
     </w:p>
     <w:tbl>
@@ -10810,7 +14340,7 @@
         <w:pStyle w:val="Legenda"/>
       </w:pPr>
       <w:r>
-        <w:t>QUADRO 51 – Resultado do CT01</w:t>
+        <w:t xml:space="preserve">QUADRO 70 – Resultado do CT01</w:t>
       </w:r>
     </w:p>
     <w:p>
@@ -10999,7 +14529,7 @@
         <w:pStyle w:val="Legenda"/>
       </w:pPr>
       <w:r>
-        <w:t>QUADRO 52 – Resultado do CT02</w:t>
+        <w:t xml:space="preserve">QUADRO 71 – Resultado do CT02</w:t>
       </w:r>
     </w:p>
     <w:p>
@@ -11188,7 +14718,7 @@
         <w:pStyle w:val="Legenda"/>
       </w:pPr>
       <w:r>
-        <w:t>QUADRO 53 – Resultado do CT03</w:t>
+        <w:t xml:space="preserve">QUADRO 72 – Resultado do CT03</w:t>
       </w:r>
     </w:p>
     <w:p>
@@ -11377,7 +14907,7 @@
         <w:pStyle w:val="Legenda"/>
       </w:pPr>
       <w:r>
-        <w:t>QUADRO 54 – Resultado do CT04</w:t>
+        <w:t xml:space="preserve">QUADRO 73 – Resultado do CT04</w:t>
       </w:r>
     </w:p>
     <w:p>
@@ -11566,7 +15096,7 @@
         <w:pStyle w:val="Legenda"/>
       </w:pPr>
       <w:r>
-        <w:t>QUADRO 55 – Resultado do CT05</w:t>
+        <w:t xml:space="preserve">QUADRO 74 – Resultado do CT05</w:t>
       </w:r>
     </w:p>
     <w:p>
@@ -11755,7 +15285,7 @@
         <w:pStyle w:val="Legenda"/>
       </w:pPr>
       <w:r>
-        <w:t>QUADRO 56 – Resultado do CT06</w:t>
+        <w:t xml:space="preserve">QUADRO 75 – Resultado do CT06</w:t>
       </w:r>
     </w:p>
     <w:p>
@@ -11944,7 +15474,7 @@
         <w:pStyle w:val="Legenda"/>
       </w:pPr>
       <w:r>
-        <w:t>QUADRO 57 – Resultado do CT07</w:t>
+        <w:t xml:space="preserve">QUADRO 76 – Resultado do CT07</w:t>
       </w:r>
     </w:p>
     <w:p>
@@ -12133,7 +15663,7 @@
         <w:pStyle w:val="Legenda"/>
       </w:pPr>
       <w:r>
-        <w:t>QUADRO 58 – Resultado do CT08</w:t>
+        <w:t xml:space="preserve">QUADRO 77 – Resultado do CT08</w:t>
       </w:r>
     </w:p>
     <w:p>
@@ -12322,7 +15852,7 @@
         <w:pStyle w:val="Legenda"/>
       </w:pPr>
       <w:r>
-        <w:t>QUADRO 59 – Resultado do CT09</w:t>
+        <w:t xml:space="preserve">QUADRO 78 – Resultado do CT09</w:t>
       </w:r>
     </w:p>
     <w:p>
@@ -12511,7 +16041,7 @@
         <w:pStyle w:val="Legenda"/>
       </w:pPr>
       <w:r>
-        <w:t>QUADRO 60 – Resultado do CT10</w:t>
+        <w:t xml:space="preserve">QUADRO 79 – Resultado do CT10</w:t>
       </w:r>
     </w:p>
     <w:p>
@@ -12700,7 +16230,7 @@
         <w:pStyle w:val="Legenda"/>
       </w:pPr>
       <w:r>
-        <w:t>QUADRO 61 – Resultado do CT11</w:t>
+        <w:t xml:space="preserve">QUADRO 80 – Resultado do CT11</w:t>
       </w:r>
     </w:p>
     <w:p>
@@ -12889,7 +16419,7 @@
         <w:pStyle w:val="Legenda"/>
       </w:pPr>
       <w:r>
-        <w:t>QUADRO 62 – Resultado do CT12</w:t>
+        <w:t xml:space="preserve">QUADRO 81 – Resultado do CT12</w:t>
       </w:r>
     </w:p>
     <w:p>
@@ -13078,7 +16608,7 @@
         <w:pStyle w:val="Legenda"/>
       </w:pPr>
       <w:r>
-        <w:t>QUADRO 63 – Resultado do CT13</w:t>
+        <w:t xml:space="preserve">QUADRO 82 – Resultado do CT13</w:t>
       </w:r>
     </w:p>
     <w:p>
@@ -13267,7 +16797,7 @@
         <w:pStyle w:val="Legenda"/>
       </w:pPr>
       <w:r>
-        <w:t>QUADRO 64 – Resultado do CT14</w:t>
+        <w:t xml:space="preserve">QUADRO 83 – Resultado do CT14</w:t>
       </w:r>
     </w:p>
     <w:p>
@@ -13456,7 +16986,7 @@
         <w:pStyle w:val="Legenda"/>
       </w:pPr>
       <w:r>
-        <w:t>QUADRO 65 – Resultado do CT15</w:t>
+        <w:t xml:space="preserve">QUADRO 84 – Resultado do CT15</w:t>
       </w:r>
     </w:p>
     <w:p>
@@ -13645,7 +17175,7 @@
         <w:pStyle w:val="Legenda"/>
       </w:pPr>
       <w:r>
-        <w:t>QUADRO 66 – Resultado do CT16</w:t>
+        <w:t xml:space="preserve">QUADRO 85 – Resultado do CT16</w:t>
       </w:r>
     </w:p>
     <w:p>
@@ -13834,7 +17364,7 @@
         <w:pStyle w:val="Legenda"/>
       </w:pPr>
       <w:r>
-        <w:t>QUADRO 67 – Resultado do CT17</w:t>
+        <w:t xml:space="preserve">QUADRO 86 – Resultado do CT17</w:t>
       </w:r>
     </w:p>
     <w:p>
@@ -14023,7 +17553,7 @@
         <w:pStyle w:val="Legenda"/>
       </w:pPr>
       <w:r>
-        <w:t>QUADRO 68 – Resultado do CT18</w:t>
+        <w:t xml:space="preserve">QUADRO 87 – Resultado do CT18</w:t>
       </w:r>
     </w:p>
     <w:p>
@@ -14212,7 +17742,7 @@
         <w:pStyle w:val="Legenda"/>
       </w:pPr>
       <w:r>
-        <w:t>QUADRO 69 – Resultado do CT19</w:t>
+        <w:t xml:space="preserve">QUADRO 88 – Resultado do CT19</w:t>
       </w:r>
     </w:p>
     <w:p>
@@ -14401,7 +17931,7 @@
         <w:pStyle w:val="Legenda"/>
       </w:pPr>
       <w:r>
-        <w:t>QUADRO 70 – Resultado do CT20</w:t>
+        <w:t xml:space="preserve">QUADRO 89 – Resultado do CT20</w:t>
       </w:r>
     </w:p>
     <w:p>
@@ -14590,7 +18120,7 @@
         <w:pStyle w:val="Legenda"/>
       </w:pPr>
       <w:r>
-        <w:t>QUADRO 71 – Resultado do CT21</w:t>
+        <w:t xml:space="preserve">QUADRO 90 – Resultado do CT21</w:t>
       </w:r>
     </w:p>
     <w:p>
@@ -14779,7 +18309,7 @@
         <w:pStyle w:val="Legenda"/>
       </w:pPr>
       <w:r>
-        <w:t>QUADRO 72 – Resultado do CT22</w:t>
+        <w:t xml:space="preserve">QUADRO 91 – Resultado do CT22</w:t>
       </w:r>
     </w:p>
     <w:p>
@@ -14871,7 +18401,7 @@
           </w:tcPr>
           <w:p>
             <w:r>
-              <w:t>Data de realização: 29/09/2026 (bateria automatizada)</w:t>
+              <w:t xml:space="preserve">Data de realização: 30/09/2026 (bateria automatizada)</w:t>
             </w:r>
           </w:p>
         </w:tc>
@@ -14899,7 +18429,7 @@
           </w:tcPr>
           <w:p>
             <w:r>
-              <w:t>Versão do artefato testado: Documento do projeto na versão 1.16; código-fonte da entrega de 29/09/2026, no ramo feat/excluir-ocorrencia do repositório do projeto.</w:t>
+              <w:t xml:space="preserve">Versão do artefato testado: Documento do projeto na versão 1.16; código-fonte da entrega de 30/09/2026, no ramo fix/validacao-campos do repositório do projeto, posterior à revisão 4f3c1c0.</w:t>
             </w:r>
           </w:p>
         </w:tc>
@@ -14928,7 +18458,7 @@
           </w:tcPr>
           <w:p>
             <w:r>
-              <w:t>Resultado observável: Os testes automatizados do bloco AutoGroup da classe OccurrenceServiceImplTest foram executados com êxito, sem falhas nem erros. A consulta às ocorrências próximas foi feita com a categoria e as coordenadas da nova ocorrência e com o raio de 50 metros, sem interação com o cidadão. A nova ocorrência recebeu o identificador de grupo 5, e a resposta, o protocolo “FC-26-AAAAA”, quando a ocorrência próxima não integrava grupo; recebeu o identificador 3, quando a ocorrência próxima já integrava esse grupo; e ficou sem grupo e sem protocolo de agrupamento na ausência de ocorrência próxima.</w:t>
+              <w:t xml:space="preserve">Resultado observável: Os testes automatizados do bloco AutoGroup da classe OccurrenceServiceImplTest foram executados com êxito, sem falhas nem erros. A consulta às ocorrências próximas foi feita com a categoria e as coordenadas da nova ocorrência e com o raio de 70 metros, sem interação com o cidadão. A nova ocorrência recebeu o identificador de grupo 5, e a resposta, o protocolo “FC-26-AAAAA”, quando a ocorrência próxima não integrava grupo; recebeu o identificador 3, quando a ocorrência próxima já integrava esse grupo; e ficou sem grupo e sem protocolo de agrupamento na ausência de ocorrência próxima.</w:t>
             </w:r>
           </w:p>
         </w:tc>
@@ -14968,7 +18498,7 @@
         <w:pStyle w:val="Legenda"/>
       </w:pPr>
       <w:r>
-        <w:t>QUADRO 73 – Resultado do CT23</w:t>
+        <w:t xml:space="preserve">QUADRO 92 – Resultado do CT23</w:t>
       </w:r>
     </w:p>
     <w:p>
@@ -15157,7 +18687,7 @@
         <w:pStyle w:val="Legenda"/>
       </w:pPr>
       <w:r>
-        <w:t>QUADRO 74 – Resultado do CT24</w:t>
+        <w:t xml:space="preserve">QUADRO 93 – Resultado do CT24</w:t>
       </w:r>
     </w:p>
     <w:p>
@@ -15346,7 +18876,7 @@
         <w:pStyle w:val="Legenda"/>
       </w:pPr>
       <w:r>
-        <w:t>QUADRO 75 – Resultado do CT25</w:t>
+        <w:t xml:space="preserve">QUADRO 94 – Resultado do CT25</w:t>
       </w:r>
     </w:p>
     <w:p>
@@ -15535,7 +19065,7 @@
         <w:pStyle w:val="Legenda"/>
       </w:pPr>
       <w:r>
-        <w:t>QUADRO 76 – Resultado do CT26</w:t>
+        <w:t xml:space="preserve">QUADRO 95 – Resultado do CT26</w:t>
       </w:r>
     </w:p>
     <w:p>
@@ -15724,7 +19254,7 @@
         <w:pStyle w:val="Legenda"/>
       </w:pPr>
       <w:r>
-        <w:t>QUADRO 77 – Resultado do CT27</w:t>
+        <w:t xml:space="preserve">QUADRO 96 – Resultado do CT27</w:t>
       </w:r>
     </w:p>
     <w:p>
@@ -15913,7 +19443,7 @@
         <w:pStyle w:val="Legenda"/>
       </w:pPr>
       <w:r>
-        <w:t>QUADRO 78 – Resultado do CT28</w:t>
+        <w:t xml:space="preserve">QUADRO 97 – Resultado do CT28</w:t>
       </w:r>
     </w:p>
     <w:p>
@@ -16102,7 +19632,7 @@
         <w:pStyle w:val="Legenda"/>
       </w:pPr>
       <w:r>
-        <w:t>QUADRO 79 – Resultado do CT29</w:t>
+        <w:t xml:space="preserve">QUADRO 98 – Resultado do CT29</w:t>
       </w:r>
     </w:p>
     <w:p>
@@ -16291,7 +19821,7 @@
         <w:pStyle w:val="Legenda"/>
       </w:pPr>
       <w:r>
-        <w:t>QUADRO 80 – Resultado do CT30</w:t>
+        <w:t xml:space="preserve">QUADRO 99 – Resultado do CT30</w:t>
       </w:r>
     </w:p>
     <w:p>
@@ -16480,7 +20010,7 @@
         <w:pStyle w:val="Legenda"/>
       </w:pPr>
       <w:r>
-        <w:t>QUADRO 81 – Resultado do CT31</w:t>
+        <w:t xml:space="preserve">QUADRO 100 – Resultado do CT31</w:t>
       </w:r>
     </w:p>
     <w:p>
@@ -16669,7 +20199,7 @@
         <w:pStyle w:val="Legenda"/>
       </w:pPr>
       <w:r>
-        <w:t>QUADRO 82 – Resultado do CT32</w:t>
+        <w:t xml:space="preserve">QUADRO 101 – Resultado do CT32</w:t>
       </w:r>
     </w:p>
     <w:p>
@@ -16858,7 +20388,7 @@
         <w:pStyle w:val="Legenda"/>
       </w:pPr>
       <w:r>
-        <w:t>QUADRO 83 – Resultado do CT33</w:t>
+        <w:t xml:space="preserve">QUADRO 102 – Resultado do CT33</w:t>
       </w:r>
     </w:p>
     <w:p>
@@ -17047,7 +20577,7 @@
         <w:pStyle w:val="Legenda"/>
       </w:pPr>
       <w:r>
-        <w:t>QUADRO 84 – Resultado do CT34</w:t>
+        <w:t xml:space="preserve">QUADRO 103 – Resultado do CT34</w:t>
       </w:r>
     </w:p>
     <w:p>
@@ -17236,7 +20766,7 @@
         <w:pStyle w:val="Legenda"/>
       </w:pPr>
       <w:r>
-        <w:t>QUADRO 85 – Resultado do CT35</w:t>
+        <w:t xml:space="preserve">QUADRO 104 – Resultado do CT35</w:t>
       </w:r>
     </w:p>
     <w:p>
@@ -17425,7 +20955,7 @@
         <w:pStyle w:val="Legenda"/>
       </w:pPr>
       <w:r>
-        <w:t>QUADRO 86 – Resultado do CT36</w:t>
+        <w:t xml:space="preserve">QUADRO 105 – Resultado do CT36</w:t>
       </w:r>
     </w:p>
     <w:p>
@@ -17614,7 +21144,7 @@
         <w:pStyle w:val="Legenda"/>
       </w:pPr>
       <w:r>
-        <w:t>QUADRO 87 – Resultado do CT37</w:t>
+        <w:t xml:space="preserve">QUADRO 106 – Resultado do CT37</w:t>
       </w:r>
     </w:p>
     <w:p>
@@ -17803,7 +21333,7 @@
         <w:pStyle w:val="Legenda"/>
       </w:pPr>
       <w:r>
-        <w:t>QUADRO 88 – Resultado do CT38</w:t>
+        <w:t xml:space="preserve">QUADRO 107 – Resultado do CT38</w:t>
       </w:r>
     </w:p>
     <w:p>
@@ -17992,7 +21522,7 @@
         <w:pStyle w:val="Legenda"/>
       </w:pPr>
       <w:r>
-        <w:t>QUADRO 89 – Resultado do CT39</w:t>
+        <w:t xml:space="preserve">QUADRO 108 – Resultado do CT39</w:t>
       </w:r>
     </w:p>
     <w:p>
@@ -18181,7 +21711,7 @@
         <w:pStyle w:val="Legenda"/>
       </w:pPr>
       <w:r>
-        <w:t>QUADRO 90 – Resultado do CT40</w:t>
+        <w:t xml:space="preserve">QUADRO 109 – Resultado do CT40</w:t>
       </w:r>
     </w:p>
     <w:p>
@@ -18370,7 +21900,7 @@
         <w:pStyle w:val="Legenda"/>
       </w:pPr>
       <w:r>
-        <w:t>QUADRO 91 – Resultado do CT41</w:t>
+        <w:t xml:space="preserve">QUADRO 110 – Resultado do CT41</w:t>
       </w:r>
     </w:p>
     <w:p>
@@ -18559,7 +22089,7 @@
         <w:pStyle w:val="Legenda"/>
       </w:pPr>
       <w:r>
-        <w:t>QUADRO 92 – Resultado do CT42</w:t>
+        <w:t xml:space="preserve">QUADRO 111 – Resultado do CT42</w:t>
       </w:r>
     </w:p>
     <w:p>
@@ -18748,7 +22278,7 @@
         <w:pStyle w:val="Legenda"/>
       </w:pPr>
       <w:r>
-        <w:t>QUADRO 93 – Resultado do CT43</w:t>
+        <w:t xml:space="preserve">QUADRO 112 – Resultado do CT43</w:t>
       </w:r>
     </w:p>
     <w:p>
@@ -18937,7 +22467,7 @@
         <w:pStyle w:val="Legenda"/>
       </w:pPr>
       <w:r>
-        <w:t>QUADRO 94 – Resultado do CT44</w:t>
+        <w:t xml:space="preserve">QUADRO 113 – Resultado do CT44</w:t>
       </w:r>
     </w:p>
     <w:p>
@@ -19126,7 +22656,7 @@
         <w:pStyle w:val="Legenda"/>
       </w:pPr>
       <w:r>
-        <w:t>QUADRO 95 – Resultado do CT45</w:t>
+        <w:t xml:space="preserve">QUADRO 114 – Resultado do CT45</w:t>
       </w:r>
     </w:p>
     <w:p>
@@ -19315,7 +22845,7 @@
         <w:pStyle w:val="Legenda"/>
       </w:pPr>
       <w:r>
-        <w:t>QUADRO 96 – Resultado do CT46</w:t>
+        <w:t xml:space="preserve">QUADRO 115 – Resultado do CT46</w:t>
       </w:r>
     </w:p>
     <w:p>
@@ -19504,7 +23034,7 @@
         <w:pStyle w:val="Legenda"/>
       </w:pPr>
       <w:r>
-        <w:t>QUADRO 97 – Resultado do CT47</w:t>
+        <w:t xml:space="preserve">QUADRO 116 – Resultado do CT47</w:t>
       </w:r>
     </w:p>
     <w:p>
@@ -19693,7 +23223,3598 @@
         <w:pStyle w:val="Legenda"/>
       </w:pPr>
       <w:r>
-        <w:t>QUADRO 98 – Resultado do CT48</w:t>
+        <w:t xml:space="preserve">QUADRO 117 – Resultado do CT48</w:t>
+      </w:r>
+    </w:p>
+    <w:p>
+      <w:pPr/>
+    </w:p>
+    <w:tbl>
+      <w:tblPr>
+        <w:tblW w:w="8589" w:type="dxa"/>
+        <w:tblInd w:w="-92" w:type="dxa"/>
+        <w:tblBorders>
+          <w:top w:val="single" w:sz="6" w:space="0" w:color="808080"/>
+          <w:left w:val="single" w:sz="6" w:space="0" w:color="808080"/>
+          <w:bottom w:val="single" w:sz="6" w:space="0" w:color="808080"/>
+          <w:right w:val="single" w:sz="6" w:space="0" w:color="808080"/>
+          <w:insideH w:val="single" w:sz="6" w:space="0" w:color="808080"/>
+          <w:insideV w:val="single" w:sz="6" w:space="0" w:color="808080"/>
+        </w:tblBorders>
+        <w:tblLayout w:type="fixed"/>
+        <w:tblLook w:val="0600" w:firstRow="0" w:lastRow="0" w:firstColumn="0" w:lastColumn="0" w:noHBand="1" w:noVBand="1"/>
+      </w:tblPr>
+      <w:tblGrid>
+        <w:gridCol w:w="1785"/>
+        <w:gridCol w:w="4395"/>
+        <w:gridCol w:w="2409"/>
+      </w:tblGrid>
+      <w:tr>
+        <w:trPr>
+          <w:trHeight w:val="480"/>
+        </w:trPr>
+        <w:tc>
+          <w:tcPr>
+            <w:tcW w:w="1785" w:type="dxa"/>
+            <w:tcBorders>
+              <w:top w:val="single" w:sz="6" w:space="0" w:color="000000"/>
+              <w:left w:val="single" w:sz="6" w:space="0" w:color="000000"/>
+              <w:bottom w:val="single" w:sz="6" w:space="0" w:color="000000"/>
+              <w:right w:val="single" w:sz="6" w:space="0" w:color="000000"/>
+            </w:tcBorders>
+            <w:tcMar>
+              <w:top w:w="0" w:type="dxa"/>
+              <w:left w:w="0" w:type="dxa"/>
+              <w:bottom w:w="0" w:type="dxa"/>
+              <w:right w:w="0" w:type="dxa"/>
+            </w:tcMar>
+          </w:tcPr>
+          <w:p>
+            <w:r>
+              <w:t xml:space="preserve">No. Teste: CT49</w:t>
+            </w:r>
+          </w:p>
+        </w:tc>
+        <w:tc>
+          <w:tcPr>
+            <w:tcW w:w="4395" w:type="dxa"/>
+            <w:tcBorders>
+              <w:top w:val="single" w:sz="6" w:space="0" w:color="000000"/>
+              <w:left w:val="nil"/>
+              <w:bottom w:val="single" w:sz="6" w:space="0" w:color="000000"/>
+              <w:right w:val="single" w:sz="6" w:space="0" w:color="000000"/>
+            </w:tcBorders>
+            <w:tcMar>
+              <w:top w:w="0" w:type="dxa"/>
+              <w:left w:w="0" w:type="dxa"/>
+              <w:bottom w:w="0" w:type="dxa"/>
+              <w:right w:w="0" w:type="dxa"/>
+            </w:tcMar>
+          </w:tcPr>
+          <w:p>
+            <w:r>
+              <w:t xml:space="preserve">Responsável pelo teste: Equipe do projeto</w:t>
+            </w:r>
+          </w:p>
+        </w:tc>
+        <w:tc>
+          <w:tcPr>
+            <w:tcW w:w="2409" w:type="dxa"/>
+            <w:tcBorders>
+              <w:top w:val="single" w:sz="6" w:space="0" w:color="000000"/>
+              <w:left w:val="nil"/>
+              <w:bottom w:val="single" w:sz="6" w:space="0" w:color="000000"/>
+              <w:right w:val="single" w:sz="6" w:space="0" w:color="000000"/>
+            </w:tcBorders>
+            <w:tcMar>
+              <w:top w:w="0" w:type="dxa"/>
+              <w:left w:w="0" w:type="dxa"/>
+              <w:bottom w:w="0" w:type="dxa"/>
+              <w:right w:w="0" w:type="dxa"/>
+            </w:tcMar>
+          </w:tcPr>
+          <w:p>
+            <w:r>
+              <w:t xml:space="preserve">Data de realização: 30/09/2026 (bateria automatizada)</w:t>
+            </w:r>
+          </w:p>
+        </w:tc>
+      </w:tr>
+      <w:tr>
+        <w:trPr>
+          <w:trHeight w:val="500"/>
+        </w:trPr>
+        <w:tc>
+          <w:tcPr>
+            <w:tcW w:w="8589" w:type="dxa"/>
+            <w:gridSpan w:val="3"/>
+            <w:tcBorders>
+              <w:top w:val="nil"/>
+              <w:left w:val="single" w:sz="6" w:space="0" w:color="000000"/>
+              <w:bottom w:val="single" w:sz="6" w:space="0" w:color="000000"/>
+              <w:right w:val="single" w:sz="6" w:space="0" w:color="000000"/>
+            </w:tcBorders>
+            <w:tcMar>
+              <w:top w:w="0" w:type="dxa"/>
+              <w:left w:w="0" w:type="dxa"/>
+              <w:bottom w:w="0" w:type="dxa"/>
+              <w:right w:w="0" w:type="dxa"/>
+            </w:tcMar>
+          </w:tcPr>
+          <w:p>
+            <w:r>
+              <w:t xml:space="preserve">Versão do artefato testado: Documento do projeto na versão 1.16; código-fonte da entrega de 30/09/2026, no ramo fix/validacao-campos do repositório do projeto, posterior à revisão 4f3c1c0.</w:t>
+            </w:r>
+          </w:p>
+        </w:tc>
+      </w:tr>
+      <w:tr>
+        <w:trPr>
+          <w:trHeight w:val="480"/>
+        </w:trPr>
+        <w:tc>
+          <w:tcPr>
+            <w:tcW w:w="8589" w:type="dxa"/>
+            <w:gridSpan w:val="3"/>
+            <w:tcBorders>
+              <w:top w:val="nil"/>
+              <w:left w:val="single" w:sz="6" w:space="0" w:color="000000"/>
+              <w:bottom w:val="single" w:sz="6" w:space="0" w:color="000000"/>
+              <w:right w:val="single" w:sz="6" w:space="0" w:color="000000"/>
+            </w:tcBorders>
+            <w:shd w:val="clear" w:color="auto" w:fill="auto"/>
+            <w:tcMar>
+              <w:top w:w="0" w:type="dxa"/>
+              <w:left w:w="0" w:type="dxa"/>
+              <w:bottom w:w="0" w:type="dxa"/>
+              <w:right w:w="0" w:type="dxa"/>
+            </w:tcMar>
+          </w:tcPr>
+          <w:p>
+            <w:r>
+              <w:t xml:space="preserve">Resultado observável: Os testes automatizados da classe DepartmentAccessTokenServiceTest e os da classe DepartmentAccessRestControllerTest relativos à abertura da ocorrência foram executados com êxito, sem falhas nem erros. O token validado devolveu o grupo 10, a ocorrência 11, o departamento 3, quem encaminhou (5) e o endereço “https://app.exemplo”; sem indicação de ocorrência, a página abriu a ocorrência encaminhada 11; e a ocorrência aberta foi apresentada com a fotografia ausente da consulta resumida do grupo.</w:t>
+            </w:r>
+          </w:p>
+        </w:tc>
+      </w:tr>
+      <w:tr>
+        <w:trPr>
+          <w:trHeight w:val="480"/>
+        </w:trPr>
+        <w:tc>
+          <w:tcPr>
+            <w:tcW w:w="8589" w:type="dxa"/>
+            <w:gridSpan w:val="3"/>
+            <w:tcBorders>
+              <w:top w:val="nil"/>
+              <w:left w:val="single" w:sz="6" w:space="0" w:color="000000"/>
+              <w:bottom w:val="single" w:sz="6" w:space="0" w:color="000000"/>
+              <w:right w:val="single" w:sz="6" w:space="0" w:color="000000"/>
+            </w:tcBorders>
+            <w:shd w:val="clear" w:color="auto" w:fill="auto"/>
+            <w:tcMar>
+              <w:top w:w="0" w:type="dxa"/>
+              <w:left w:w="0" w:type="dxa"/>
+              <w:bottom w:w="0" w:type="dxa"/>
+              <w:right w:w="0" w:type="dxa"/>
+            </w:tcMar>
+          </w:tcPr>
+          <w:p>
+            <w:r>
+              <w:t xml:space="preserve">Situação: Aprovado</w:t>
+            </w:r>
+          </w:p>
+        </w:tc>
+      </w:tr>
+    </w:tbl>
+    <w:p>
+      <w:pPr>
+        <w:pStyle w:val="Legenda"/>
+      </w:pPr>
+      <w:r>
+        <w:t xml:space="preserve">QUADRO 118 – Resultado do CT49</w:t>
+      </w:r>
+    </w:p>
+    <w:p>
+      <w:pPr/>
+    </w:p>
+    <w:tbl>
+      <w:tblPr>
+        <w:tblW w:w="8589" w:type="dxa"/>
+        <w:tblInd w:w="-92" w:type="dxa"/>
+        <w:tblBorders>
+          <w:top w:val="single" w:sz="6" w:space="0" w:color="808080"/>
+          <w:left w:val="single" w:sz="6" w:space="0" w:color="808080"/>
+          <w:bottom w:val="single" w:sz="6" w:space="0" w:color="808080"/>
+          <w:right w:val="single" w:sz="6" w:space="0" w:color="808080"/>
+          <w:insideH w:val="single" w:sz="6" w:space="0" w:color="808080"/>
+          <w:insideV w:val="single" w:sz="6" w:space="0" w:color="808080"/>
+        </w:tblBorders>
+        <w:tblLayout w:type="fixed"/>
+        <w:tblLook w:val="0600" w:firstRow="0" w:lastRow="0" w:firstColumn="0" w:lastColumn="0" w:noHBand="1" w:noVBand="1"/>
+      </w:tblPr>
+      <w:tblGrid>
+        <w:gridCol w:w="1785"/>
+        <w:gridCol w:w="4395"/>
+        <w:gridCol w:w="2409"/>
+      </w:tblGrid>
+      <w:tr>
+        <w:trPr>
+          <w:trHeight w:val="480"/>
+        </w:trPr>
+        <w:tc>
+          <w:tcPr>
+            <w:tcW w:w="1785" w:type="dxa"/>
+            <w:tcBorders>
+              <w:top w:val="single" w:sz="6" w:space="0" w:color="000000"/>
+              <w:left w:val="single" w:sz="6" w:space="0" w:color="000000"/>
+              <w:bottom w:val="single" w:sz="6" w:space="0" w:color="000000"/>
+              <w:right w:val="single" w:sz="6" w:space="0" w:color="000000"/>
+            </w:tcBorders>
+            <w:tcMar>
+              <w:top w:w="0" w:type="dxa"/>
+              <w:left w:w="0" w:type="dxa"/>
+              <w:bottom w:w="0" w:type="dxa"/>
+              <w:right w:w="0" w:type="dxa"/>
+            </w:tcMar>
+          </w:tcPr>
+          <w:p>
+            <w:r>
+              <w:t xml:space="preserve">No. Teste: CT50</w:t>
+            </w:r>
+          </w:p>
+        </w:tc>
+        <w:tc>
+          <w:tcPr>
+            <w:tcW w:w="4395" w:type="dxa"/>
+            <w:tcBorders>
+              <w:top w:val="single" w:sz="6" w:space="0" w:color="000000"/>
+              <w:left w:val="nil"/>
+              <w:bottom w:val="single" w:sz="6" w:space="0" w:color="000000"/>
+              <w:right w:val="single" w:sz="6" w:space="0" w:color="000000"/>
+            </w:tcBorders>
+            <w:tcMar>
+              <w:top w:w="0" w:type="dxa"/>
+              <w:left w:w="0" w:type="dxa"/>
+              <w:bottom w:w="0" w:type="dxa"/>
+              <w:right w:w="0" w:type="dxa"/>
+            </w:tcMar>
+          </w:tcPr>
+          <w:p>
+            <w:r>
+              <w:t xml:space="preserve">Responsável pelo teste: Equipe do projeto</w:t>
+            </w:r>
+          </w:p>
+        </w:tc>
+        <w:tc>
+          <w:tcPr>
+            <w:tcW w:w="2409" w:type="dxa"/>
+            <w:tcBorders>
+              <w:top w:val="single" w:sz="6" w:space="0" w:color="000000"/>
+              <w:left w:val="nil"/>
+              <w:bottom w:val="single" w:sz="6" w:space="0" w:color="000000"/>
+              <w:right w:val="single" w:sz="6" w:space="0" w:color="000000"/>
+            </w:tcBorders>
+            <w:tcMar>
+              <w:top w:w="0" w:type="dxa"/>
+              <w:left w:w="0" w:type="dxa"/>
+              <w:bottom w:w="0" w:type="dxa"/>
+              <w:right w:w="0" w:type="dxa"/>
+            </w:tcMar>
+          </w:tcPr>
+          <w:p>
+            <w:r>
+              <w:t xml:space="preserve">Data de realização: 30/09/2026 (bateria automatizada)</w:t>
+            </w:r>
+          </w:p>
+        </w:tc>
+      </w:tr>
+      <w:tr>
+        <w:trPr>
+          <w:trHeight w:val="500"/>
+        </w:trPr>
+        <w:tc>
+          <w:tcPr>
+            <w:tcW w:w="8589" w:type="dxa"/>
+            <w:gridSpan w:val="3"/>
+            <w:tcBorders>
+              <w:top w:val="nil"/>
+              <w:left w:val="single" w:sz="6" w:space="0" w:color="000000"/>
+              <w:bottom w:val="single" w:sz="6" w:space="0" w:color="000000"/>
+              <w:right w:val="single" w:sz="6" w:space="0" w:color="000000"/>
+            </w:tcBorders>
+            <w:tcMar>
+              <w:top w:w="0" w:type="dxa"/>
+              <w:left w:w="0" w:type="dxa"/>
+              <w:bottom w:w="0" w:type="dxa"/>
+              <w:right w:w="0" w:type="dxa"/>
+            </w:tcMar>
+          </w:tcPr>
+          <w:p>
+            <w:r>
+              <w:t xml:space="preserve">Versão do artefato testado: Documento do projeto na versão 1.16; código-fonte da entrega de 30/09/2026, no ramo fix/validacao-campos do repositório do projeto, posterior à revisão 4f3c1c0.</w:t>
+            </w:r>
+          </w:p>
+        </w:tc>
+      </w:tr>
+      <w:tr>
+        <w:trPr>
+          <w:trHeight w:val="480"/>
+        </w:trPr>
+        <w:tc>
+          <w:tcPr>
+            <w:tcW w:w="8589" w:type="dxa"/>
+            <w:gridSpan w:val="3"/>
+            <w:tcBorders>
+              <w:top w:val="nil"/>
+              <w:left w:val="single" w:sz="6" w:space="0" w:color="000000"/>
+              <w:bottom w:val="single" w:sz="6" w:space="0" w:color="000000"/>
+              <w:right w:val="single" w:sz="6" w:space="0" w:color="000000"/>
+            </w:tcBorders>
+            <w:shd w:val="clear" w:color="auto" w:fill="auto"/>
+            <w:tcMar>
+              <w:top w:w="0" w:type="dxa"/>
+              <w:left w:w="0" w:type="dxa"/>
+              <w:bottom w:w="0" w:type="dxa"/>
+              <w:right w:w="0" w:type="dxa"/>
+            </w:tcMar>
+          </w:tcPr>
+          <w:p>
+            <w:r>
+              <w:t xml:space="preserve">Resultado observável: Os testes automatizados das classes DepartmentAccessTokenServiceTest e DepartmentAccessRestControllerTest relativos ao token inválido foram executados com êxito, sem falhas nem erros. O token expirado, o adulterado, o nulo, o vazio e o texto que não constitui token foram recusados, e a consulta com o token não reconhecido devolveu o código 401.</w:t>
+            </w:r>
+          </w:p>
+        </w:tc>
+      </w:tr>
+      <w:tr>
+        <w:trPr>
+          <w:trHeight w:val="480"/>
+        </w:trPr>
+        <w:tc>
+          <w:tcPr>
+            <w:tcW w:w="8589" w:type="dxa"/>
+            <w:gridSpan w:val="3"/>
+            <w:tcBorders>
+              <w:top w:val="nil"/>
+              <w:left w:val="single" w:sz="6" w:space="0" w:color="000000"/>
+              <w:bottom w:val="single" w:sz="6" w:space="0" w:color="000000"/>
+              <w:right w:val="single" w:sz="6" w:space="0" w:color="000000"/>
+            </w:tcBorders>
+            <w:shd w:val="clear" w:color="auto" w:fill="auto"/>
+            <w:tcMar>
+              <w:top w:w="0" w:type="dxa"/>
+              <w:left w:w="0" w:type="dxa"/>
+              <w:bottom w:w="0" w:type="dxa"/>
+              <w:right w:w="0" w:type="dxa"/>
+            </w:tcMar>
+          </w:tcPr>
+          <w:p>
+            <w:r>
+              <w:t xml:space="preserve">Situação: Aprovado</w:t>
+            </w:r>
+          </w:p>
+        </w:tc>
+      </w:tr>
+    </w:tbl>
+    <w:p>
+      <w:pPr>
+        <w:pStyle w:val="Legenda"/>
+      </w:pPr>
+      <w:r>
+        <w:t xml:space="preserve">QUADRO 119 – Resultado do CT50</w:t>
+      </w:r>
+    </w:p>
+    <w:p>
+      <w:pPr/>
+    </w:p>
+    <w:tbl>
+      <w:tblPr>
+        <w:tblW w:w="8589" w:type="dxa"/>
+        <w:tblInd w:w="-92" w:type="dxa"/>
+        <w:tblBorders>
+          <w:top w:val="single" w:sz="6" w:space="0" w:color="808080"/>
+          <w:left w:val="single" w:sz="6" w:space="0" w:color="808080"/>
+          <w:bottom w:val="single" w:sz="6" w:space="0" w:color="808080"/>
+          <w:right w:val="single" w:sz="6" w:space="0" w:color="808080"/>
+          <w:insideH w:val="single" w:sz="6" w:space="0" w:color="808080"/>
+          <w:insideV w:val="single" w:sz="6" w:space="0" w:color="808080"/>
+        </w:tblBorders>
+        <w:tblLayout w:type="fixed"/>
+        <w:tblLook w:val="0600" w:firstRow="0" w:lastRow="0" w:firstColumn="0" w:lastColumn="0" w:noHBand="1" w:noVBand="1"/>
+      </w:tblPr>
+      <w:tblGrid>
+        <w:gridCol w:w="1785"/>
+        <w:gridCol w:w="4395"/>
+        <w:gridCol w:w="2409"/>
+      </w:tblGrid>
+      <w:tr>
+        <w:trPr>
+          <w:trHeight w:val="480"/>
+        </w:trPr>
+        <w:tc>
+          <w:tcPr>
+            <w:tcW w:w="1785" w:type="dxa"/>
+            <w:tcBorders>
+              <w:top w:val="single" w:sz="6" w:space="0" w:color="000000"/>
+              <w:left w:val="single" w:sz="6" w:space="0" w:color="000000"/>
+              <w:bottom w:val="single" w:sz="6" w:space="0" w:color="000000"/>
+              <w:right w:val="single" w:sz="6" w:space="0" w:color="000000"/>
+            </w:tcBorders>
+            <w:tcMar>
+              <w:top w:w="0" w:type="dxa"/>
+              <w:left w:w="0" w:type="dxa"/>
+              <w:bottom w:w="0" w:type="dxa"/>
+              <w:right w:w="0" w:type="dxa"/>
+            </w:tcMar>
+          </w:tcPr>
+          <w:p>
+            <w:r>
+              <w:t xml:space="preserve">No. Teste: CT51</w:t>
+            </w:r>
+          </w:p>
+        </w:tc>
+        <w:tc>
+          <w:tcPr>
+            <w:tcW w:w="4395" w:type="dxa"/>
+            <w:tcBorders>
+              <w:top w:val="single" w:sz="6" w:space="0" w:color="000000"/>
+              <w:left w:val="nil"/>
+              <w:bottom w:val="single" w:sz="6" w:space="0" w:color="000000"/>
+              <w:right w:val="single" w:sz="6" w:space="0" w:color="000000"/>
+            </w:tcBorders>
+            <w:tcMar>
+              <w:top w:w="0" w:type="dxa"/>
+              <w:left w:w="0" w:type="dxa"/>
+              <w:bottom w:w="0" w:type="dxa"/>
+              <w:right w:w="0" w:type="dxa"/>
+            </w:tcMar>
+          </w:tcPr>
+          <w:p>
+            <w:r>
+              <w:t xml:space="preserve">Responsável pelo teste: Equipe do projeto</w:t>
+            </w:r>
+          </w:p>
+        </w:tc>
+        <w:tc>
+          <w:tcPr>
+            <w:tcW w:w="2409" w:type="dxa"/>
+            <w:tcBorders>
+              <w:top w:val="single" w:sz="6" w:space="0" w:color="000000"/>
+              <w:left w:val="nil"/>
+              <w:bottom w:val="single" w:sz="6" w:space="0" w:color="000000"/>
+              <w:right w:val="single" w:sz="6" w:space="0" w:color="000000"/>
+            </w:tcBorders>
+            <w:tcMar>
+              <w:top w:w="0" w:type="dxa"/>
+              <w:left w:w="0" w:type="dxa"/>
+              <w:bottom w:w="0" w:type="dxa"/>
+              <w:right w:w="0" w:type="dxa"/>
+            </w:tcMar>
+          </w:tcPr>
+          <w:p>
+            <w:r>
+              <w:t xml:space="preserve">Data de realização: 30/09/2026 (bateria automatizada)</w:t>
+            </w:r>
+          </w:p>
+        </w:tc>
+      </w:tr>
+      <w:tr>
+        <w:trPr>
+          <w:trHeight w:val="500"/>
+        </w:trPr>
+        <w:tc>
+          <w:tcPr>
+            <w:tcW w:w="8589" w:type="dxa"/>
+            <w:gridSpan w:val="3"/>
+            <w:tcBorders>
+              <w:top w:val="nil"/>
+              <w:left w:val="single" w:sz="6" w:space="0" w:color="000000"/>
+              <w:bottom w:val="single" w:sz="6" w:space="0" w:color="000000"/>
+              <w:right w:val="single" w:sz="6" w:space="0" w:color="000000"/>
+            </w:tcBorders>
+            <w:tcMar>
+              <w:top w:w="0" w:type="dxa"/>
+              <w:left w:w="0" w:type="dxa"/>
+              <w:bottom w:w="0" w:type="dxa"/>
+              <w:right w:w="0" w:type="dxa"/>
+            </w:tcMar>
+          </w:tcPr>
+          <w:p>
+            <w:r>
+              <w:t xml:space="preserve">Versão do artefato testado: Documento do projeto na versão 1.16; código-fonte da entrega de 30/09/2026, no ramo fix/validacao-campos do repositório do projeto, posterior à revisão 4f3c1c0.</w:t>
+            </w:r>
+          </w:p>
+        </w:tc>
+      </w:tr>
+      <w:tr>
+        <w:trPr>
+          <w:trHeight w:val="480"/>
+        </w:trPr>
+        <w:tc>
+          <w:tcPr>
+            <w:tcW w:w="8589" w:type="dxa"/>
+            <w:gridSpan w:val="3"/>
+            <w:tcBorders>
+              <w:top w:val="nil"/>
+              <w:left w:val="single" w:sz="6" w:space="0" w:color="000000"/>
+              <w:bottom w:val="single" w:sz="6" w:space="0" w:color="000000"/>
+              <w:right w:val="single" w:sz="6" w:space="0" w:color="000000"/>
+            </w:tcBorders>
+            <w:shd w:val="clear" w:color="auto" w:fill="auto"/>
+            <w:tcMar>
+              <w:top w:w="0" w:type="dxa"/>
+              <w:left w:w="0" w:type="dxa"/>
+              <w:bottom w:w="0" w:type="dxa"/>
+              <w:right w:w="0" w:type="dxa"/>
+            </w:tcMar>
+          </w:tcPr>
+          <w:p>
+            <w:r>
+              <w:t xml:space="preserve">Resultado observável: O teste automatizado da classe DepartmentAccessTokenServiceTest que confronta as duas chaves foi executado com êxito, sem falhas nem erros. O token de autenticação não foi aceito como link do departamento, e o token do link foi rejeitado pela validação de autenticação com a exceção de token inválido.</w:t>
+            </w:r>
+          </w:p>
+        </w:tc>
+      </w:tr>
+      <w:tr>
+        <w:trPr>
+          <w:trHeight w:val="480"/>
+        </w:trPr>
+        <w:tc>
+          <w:tcPr>
+            <w:tcW w:w="8589" w:type="dxa"/>
+            <w:gridSpan w:val="3"/>
+            <w:tcBorders>
+              <w:top w:val="nil"/>
+              <w:left w:val="single" w:sz="6" w:space="0" w:color="000000"/>
+              <w:bottom w:val="single" w:sz="6" w:space="0" w:color="000000"/>
+              <w:right w:val="single" w:sz="6" w:space="0" w:color="000000"/>
+            </w:tcBorders>
+            <w:shd w:val="clear" w:color="auto" w:fill="auto"/>
+            <w:tcMar>
+              <w:top w:w="0" w:type="dxa"/>
+              <w:left w:w="0" w:type="dxa"/>
+              <w:bottom w:w="0" w:type="dxa"/>
+              <w:right w:w="0" w:type="dxa"/>
+            </w:tcMar>
+          </w:tcPr>
+          <w:p>
+            <w:r>
+              <w:t xml:space="preserve">Situação: Aprovado</w:t>
+            </w:r>
+          </w:p>
+        </w:tc>
+      </w:tr>
+    </w:tbl>
+    <w:p>
+      <w:pPr>
+        <w:pStyle w:val="Legenda"/>
+      </w:pPr>
+      <w:r>
+        <w:t xml:space="preserve">QUADRO 120 – Resultado do CT51</w:t>
+      </w:r>
+    </w:p>
+    <w:p>
+      <w:pPr/>
+    </w:p>
+    <w:tbl>
+      <w:tblPr>
+        <w:tblW w:w="8589" w:type="dxa"/>
+        <w:tblInd w:w="-92" w:type="dxa"/>
+        <w:tblBorders>
+          <w:top w:val="single" w:sz="6" w:space="0" w:color="808080"/>
+          <w:left w:val="single" w:sz="6" w:space="0" w:color="808080"/>
+          <w:bottom w:val="single" w:sz="6" w:space="0" w:color="808080"/>
+          <w:right w:val="single" w:sz="6" w:space="0" w:color="808080"/>
+          <w:insideH w:val="single" w:sz="6" w:space="0" w:color="808080"/>
+          <w:insideV w:val="single" w:sz="6" w:space="0" w:color="808080"/>
+        </w:tblBorders>
+        <w:tblLayout w:type="fixed"/>
+        <w:tblLook w:val="0600" w:firstRow="0" w:lastRow="0" w:firstColumn="0" w:lastColumn="0" w:noHBand="1" w:noVBand="1"/>
+      </w:tblPr>
+      <w:tblGrid>
+        <w:gridCol w:w="1785"/>
+        <w:gridCol w:w="4395"/>
+        <w:gridCol w:w="2409"/>
+      </w:tblGrid>
+      <w:tr>
+        <w:trPr>
+          <w:trHeight w:val="480"/>
+        </w:trPr>
+        <w:tc>
+          <w:tcPr>
+            <w:tcW w:w="1785" w:type="dxa"/>
+            <w:tcBorders>
+              <w:top w:val="single" w:sz="6" w:space="0" w:color="000000"/>
+              <w:left w:val="single" w:sz="6" w:space="0" w:color="000000"/>
+              <w:bottom w:val="single" w:sz="6" w:space="0" w:color="000000"/>
+              <w:right w:val="single" w:sz="6" w:space="0" w:color="000000"/>
+            </w:tcBorders>
+            <w:tcMar>
+              <w:top w:w="0" w:type="dxa"/>
+              <w:left w:w="0" w:type="dxa"/>
+              <w:bottom w:w="0" w:type="dxa"/>
+              <w:right w:w="0" w:type="dxa"/>
+            </w:tcMar>
+          </w:tcPr>
+          <w:p>
+            <w:r>
+              <w:t xml:space="preserve">No. Teste: CT52</w:t>
+            </w:r>
+          </w:p>
+        </w:tc>
+        <w:tc>
+          <w:tcPr>
+            <w:tcW w:w="4395" w:type="dxa"/>
+            <w:tcBorders>
+              <w:top w:val="single" w:sz="6" w:space="0" w:color="000000"/>
+              <w:left w:val="nil"/>
+              <w:bottom w:val="single" w:sz="6" w:space="0" w:color="000000"/>
+              <w:right w:val="single" w:sz="6" w:space="0" w:color="000000"/>
+            </w:tcBorders>
+            <w:tcMar>
+              <w:top w:w="0" w:type="dxa"/>
+              <w:left w:w="0" w:type="dxa"/>
+              <w:bottom w:w="0" w:type="dxa"/>
+              <w:right w:w="0" w:type="dxa"/>
+            </w:tcMar>
+          </w:tcPr>
+          <w:p>
+            <w:r>
+              <w:t xml:space="preserve">Responsável pelo teste: Equipe do projeto</w:t>
+            </w:r>
+          </w:p>
+        </w:tc>
+        <w:tc>
+          <w:tcPr>
+            <w:tcW w:w="2409" w:type="dxa"/>
+            <w:tcBorders>
+              <w:top w:val="single" w:sz="6" w:space="0" w:color="000000"/>
+              <w:left w:val="nil"/>
+              <w:bottom w:val="single" w:sz="6" w:space="0" w:color="000000"/>
+              <w:right w:val="single" w:sz="6" w:space="0" w:color="000000"/>
+            </w:tcBorders>
+            <w:tcMar>
+              <w:top w:w="0" w:type="dxa"/>
+              <w:left w:w="0" w:type="dxa"/>
+              <w:bottom w:w="0" w:type="dxa"/>
+              <w:right w:w="0" w:type="dxa"/>
+            </w:tcMar>
+          </w:tcPr>
+          <w:p>
+            <w:r>
+              <w:t xml:space="preserve">Data de realização: 30/09/2026 (bateria automatizada)</w:t>
+            </w:r>
+          </w:p>
+        </w:tc>
+      </w:tr>
+      <w:tr>
+        <w:trPr>
+          <w:trHeight w:val="500"/>
+        </w:trPr>
+        <w:tc>
+          <w:tcPr>
+            <w:tcW w:w="8589" w:type="dxa"/>
+            <w:gridSpan w:val="3"/>
+            <w:tcBorders>
+              <w:top w:val="nil"/>
+              <w:left w:val="single" w:sz="6" w:space="0" w:color="000000"/>
+              <w:bottom w:val="single" w:sz="6" w:space="0" w:color="000000"/>
+              <w:right w:val="single" w:sz="6" w:space="0" w:color="000000"/>
+            </w:tcBorders>
+            <w:tcMar>
+              <w:top w:w="0" w:type="dxa"/>
+              <w:left w:w="0" w:type="dxa"/>
+              <w:bottom w:w="0" w:type="dxa"/>
+              <w:right w:w="0" w:type="dxa"/>
+            </w:tcMar>
+          </w:tcPr>
+          <w:p>
+            <w:r>
+              <w:t xml:space="preserve">Versão do artefato testado: Documento do projeto na versão 1.16; código-fonte da entrega de 30/09/2026, no ramo fix/validacao-campos do repositório do projeto, posterior à revisão 4f3c1c0.</w:t>
+            </w:r>
+          </w:p>
+        </w:tc>
+      </w:tr>
+      <w:tr>
+        <w:trPr>
+          <w:trHeight w:val="480"/>
+        </w:trPr>
+        <w:tc>
+          <w:tcPr>
+            <w:tcW w:w="8589" w:type="dxa"/>
+            <w:gridSpan w:val="3"/>
+            <w:tcBorders>
+              <w:top w:val="nil"/>
+              <w:left w:val="single" w:sz="6" w:space="0" w:color="000000"/>
+              <w:bottom w:val="single" w:sz="6" w:space="0" w:color="000000"/>
+              <w:right w:val="single" w:sz="6" w:space="0" w:color="000000"/>
+            </w:tcBorders>
+            <w:shd w:val="clear" w:color="auto" w:fill="auto"/>
+            <w:tcMar>
+              <w:top w:w="0" w:type="dxa"/>
+              <w:left w:w="0" w:type="dxa"/>
+              <w:bottom w:w="0" w:type="dxa"/>
+              <w:right w:w="0" w:type="dxa"/>
+            </w:tcMar>
+          </w:tcPr>
+          <w:p>
+            <w:r>
+              <w:t xml:space="preserve">Resultado observável: O teste automatizado da classe DepartmentAccessRestControllerTest relativo à ocorrência fora do grupo foi executado com êxito, sem falhas nem erros. A consulta à ocorrência 99 devolveu o código 404.</w:t>
+            </w:r>
+          </w:p>
+        </w:tc>
+      </w:tr>
+      <w:tr>
+        <w:trPr>
+          <w:trHeight w:val="480"/>
+        </w:trPr>
+        <w:tc>
+          <w:tcPr>
+            <w:tcW w:w="8589" w:type="dxa"/>
+            <w:gridSpan w:val="3"/>
+            <w:tcBorders>
+              <w:top w:val="nil"/>
+              <w:left w:val="single" w:sz="6" w:space="0" w:color="000000"/>
+              <w:bottom w:val="single" w:sz="6" w:space="0" w:color="000000"/>
+              <w:right w:val="single" w:sz="6" w:space="0" w:color="000000"/>
+            </w:tcBorders>
+            <w:shd w:val="clear" w:color="auto" w:fill="auto"/>
+            <w:tcMar>
+              <w:top w:w="0" w:type="dxa"/>
+              <w:left w:w="0" w:type="dxa"/>
+              <w:bottom w:w="0" w:type="dxa"/>
+              <w:right w:w="0" w:type="dxa"/>
+            </w:tcMar>
+          </w:tcPr>
+          <w:p>
+            <w:r>
+              <w:t xml:space="preserve">Situação: Aprovado</w:t>
+            </w:r>
+          </w:p>
+        </w:tc>
+      </w:tr>
+    </w:tbl>
+    <w:p>
+      <w:pPr>
+        <w:pStyle w:val="Legenda"/>
+      </w:pPr>
+      <w:r>
+        <w:t xml:space="preserve">QUADRO 121 – Resultado do CT52</w:t>
+      </w:r>
+    </w:p>
+    <w:p>
+      <w:pPr/>
+    </w:p>
+    <w:tbl>
+      <w:tblPr>
+        <w:tblW w:w="8589" w:type="dxa"/>
+        <w:tblInd w:w="-92" w:type="dxa"/>
+        <w:tblBorders>
+          <w:top w:val="single" w:sz="6" w:space="0" w:color="808080"/>
+          <w:left w:val="single" w:sz="6" w:space="0" w:color="808080"/>
+          <w:bottom w:val="single" w:sz="6" w:space="0" w:color="808080"/>
+          <w:right w:val="single" w:sz="6" w:space="0" w:color="808080"/>
+          <w:insideH w:val="single" w:sz="6" w:space="0" w:color="808080"/>
+          <w:insideV w:val="single" w:sz="6" w:space="0" w:color="808080"/>
+        </w:tblBorders>
+        <w:tblLayout w:type="fixed"/>
+        <w:tblLook w:val="0600" w:firstRow="0" w:lastRow="0" w:firstColumn="0" w:lastColumn="0" w:noHBand="1" w:noVBand="1"/>
+      </w:tblPr>
+      <w:tblGrid>
+        <w:gridCol w:w="1785"/>
+        <w:gridCol w:w="4395"/>
+        <w:gridCol w:w="2409"/>
+      </w:tblGrid>
+      <w:tr>
+        <w:trPr>
+          <w:trHeight w:val="480"/>
+        </w:trPr>
+        <w:tc>
+          <w:tcPr>
+            <w:tcW w:w="1785" w:type="dxa"/>
+            <w:tcBorders>
+              <w:top w:val="single" w:sz="6" w:space="0" w:color="000000"/>
+              <w:left w:val="single" w:sz="6" w:space="0" w:color="000000"/>
+              <w:bottom w:val="single" w:sz="6" w:space="0" w:color="000000"/>
+              <w:right w:val="single" w:sz="6" w:space="0" w:color="000000"/>
+            </w:tcBorders>
+            <w:tcMar>
+              <w:top w:w="0" w:type="dxa"/>
+              <w:left w:w="0" w:type="dxa"/>
+              <w:bottom w:w="0" w:type="dxa"/>
+              <w:right w:w="0" w:type="dxa"/>
+            </w:tcMar>
+          </w:tcPr>
+          <w:p>
+            <w:r>
+              <w:t xml:space="preserve">No. Teste: CT53</w:t>
+            </w:r>
+          </w:p>
+        </w:tc>
+        <w:tc>
+          <w:tcPr>
+            <w:tcW w:w="4395" w:type="dxa"/>
+            <w:tcBorders>
+              <w:top w:val="single" w:sz="6" w:space="0" w:color="000000"/>
+              <w:left w:val="nil"/>
+              <w:bottom w:val="single" w:sz="6" w:space="0" w:color="000000"/>
+              <w:right w:val="single" w:sz="6" w:space="0" w:color="000000"/>
+            </w:tcBorders>
+            <w:tcMar>
+              <w:top w:w="0" w:type="dxa"/>
+              <w:left w:w="0" w:type="dxa"/>
+              <w:bottom w:w="0" w:type="dxa"/>
+              <w:right w:w="0" w:type="dxa"/>
+            </w:tcMar>
+          </w:tcPr>
+          <w:p>
+            <w:r>
+              <w:t xml:space="preserve">Responsável pelo teste: Equipe do projeto</w:t>
+            </w:r>
+          </w:p>
+        </w:tc>
+        <w:tc>
+          <w:tcPr>
+            <w:tcW w:w="2409" w:type="dxa"/>
+            <w:tcBorders>
+              <w:top w:val="single" w:sz="6" w:space="0" w:color="000000"/>
+              <w:left w:val="nil"/>
+              <w:bottom w:val="single" w:sz="6" w:space="0" w:color="000000"/>
+              <w:right w:val="single" w:sz="6" w:space="0" w:color="000000"/>
+            </w:tcBorders>
+            <w:tcMar>
+              <w:top w:w="0" w:type="dxa"/>
+              <w:left w:w="0" w:type="dxa"/>
+              <w:bottom w:w="0" w:type="dxa"/>
+              <w:right w:w="0" w:type="dxa"/>
+            </w:tcMar>
+          </w:tcPr>
+          <w:p>
+            <w:r>
+              <w:t xml:space="preserve">Data de realização: 30/09/2026 (bateria automatizada)</w:t>
+            </w:r>
+          </w:p>
+        </w:tc>
+      </w:tr>
+      <w:tr>
+        <w:trPr>
+          <w:trHeight w:val="500"/>
+        </w:trPr>
+        <w:tc>
+          <w:tcPr>
+            <w:tcW w:w="8589" w:type="dxa"/>
+            <w:gridSpan w:val="3"/>
+            <w:tcBorders>
+              <w:top w:val="nil"/>
+              <w:left w:val="single" w:sz="6" w:space="0" w:color="000000"/>
+              <w:bottom w:val="single" w:sz="6" w:space="0" w:color="000000"/>
+              <w:right w:val="single" w:sz="6" w:space="0" w:color="000000"/>
+            </w:tcBorders>
+            <w:tcMar>
+              <w:top w:w="0" w:type="dxa"/>
+              <w:left w:w="0" w:type="dxa"/>
+              <w:bottom w:w="0" w:type="dxa"/>
+              <w:right w:w="0" w:type="dxa"/>
+            </w:tcMar>
+          </w:tcPr>
+          <w:p>
+            <w:r>
+              <w:t xml:space="preserve">Versão do artefato testado: Documento do projeto na versão 1.16; código-fonte da entrega de 30/09/2026, no ramo fix/validacao-campos do repositório do projeto, posterior à revisão 4f3c1c0.</w:t>
+            </w:r>
+          </w:p>
+        </w:tc>
+      </w:tr>
+      <w:tr>
+        <w:trPr>
+          <w:trHeight w:val="480"/>
+        </w:trPr>
+        <w:tc>
+          <w:tcPr>
+            <w:tcW w:w="8589" w:type="dxa"/>
+            <w:gridSpan w:val="3"/>
+            <w:tcBorders>
+              <w:top w:val="nil"/>
+              <w:left w:val="single" w:sz="6" w:space="0" w:color="000000"/>
+              <w:bottom w:val="single" w:sz="6" w:space="0" w:color="000000"/>
+              <w:right w:val="single" w:sz="6" w:space="0" w:color="000000"/>
+            </w:tcBorders>
+            <w:shd w:val="clear" w:color="auto" w:fill="auto"/>
+            <w:tcMar>
+              <w:top w:w="0" w:type="dxa"/>
+              <w:left w:w="0" w:type="dxa"/>
+              <w:bottom w:w="0" w:type="dxa"/>
+              <w:right w:w="0" w:type="dxa"/>
+            </w:tcMar>
+          </w:tcPr>
+          <w:p>
+            <w:r>
+              <w:t xml:space="preserve">Resultado observável: Os testes automatizados da classe DepartmentAccessRestControllerTest relativos à supressão de dados pessoais foram executados com êxito, sem falhas nem erros. A ocorrência e as ocorrências do grupo foram apresentadas sem o nome e o e-mail do autor; o histórico, sem o nome de quem registrou o trâmite e sem a solicitação de conclusão, que foi indicada à parte com a data de 02/09/2026 às 10h, com a opção de solicitar conclusão indisponível; e, no segundo cenário, a resposta ao cidadão foi omitida e a nota “Ocorrência encaminhada — Obras.” foi preservada.</w:t>
+            </w:r>
+          </w:p>
+        </w:tc>
+      </w:tr>
+      <w:tr>
+        <w:trPr>
+          <w:trHeight w:val="480"/>
+        </w:trPr>
+        <w:tc>
+          <w:tcPr>
+            <w:tcW w:w="8589" w:type="dxa"/>
+            <w:gridSpan w:val="3"/>
+            <w:tcBorders>
+              <w:top w:val="nil"/>
+              <w:left w:val="single" w:sz="6" w:space="0" w:color="000000"/>
+              <w:bottom w:val="single" w:sz="6" w:space="0" w:color="000000"/>
+              <w:right w:val="single" w:sz="6" w:space="0" w:color="000000"/>
+            </w:tcBorders>
+            <w:shd w:val="clear" w:color="auto" w:fill="auto"/>
+            <w:tcMar>
+              <w:top w:w="0" w:type="dxa"/>
+              <w:left w:w="0" w:type="dxa"/>
+              <w:bottom w:w="0" w:type="dxa"/>
+              <w:right w:w="0" w:type="dxa"/>
+            </w:tcMar>
+          </w:tcPr>
+          <w:p>
+            <w:r>
+              <w:t xml:space="preserve">Situação: Aprovado</w:t>
+            </w:r>
+          </w:p>
+        </w:tc>
+      </w:tr>
+    </w:tbl>
+    <w:p>
+      <w:pPr>
+        <w:pStyle w:val="Legenda"/>
+      </w:pPr>
+      <w:r>
+        <w:t xml:space="preserve">QUADRO 122 – Resultado do CT53</w:t>
+      </w:r>
+    </w:p>
+    <w:p>
+      <w:pPr/>
+    </w:p>
+    <w:tbl>
+      <w:tblPr>
+        <w:tblW w:w="8589" w:type="dxa"/>
+        <w:tblInd w:w="-92" w:type="dxa"/>
+        <w:tblBorders>
+          <w:top w:val="single" w:sz="6" w:space="0" w:color="808080"/>
+          <w:left w:val="single" w:sz="6" w:space="0" w:color="808080"/>
+          <w:bottom w:val="single" w:sz="6" w:space="0" w:color="808080"/>
+          <w:right w:val="single" w:sz="6" w:space="0" w:color="808080"/>
+          <w:insideH w:val="single" w:sz="6" w:space="0" w:color="808080"/>
+          <w:insideV w:val="single" w:sz="6" w:space="0" w:color="808080"/>
+        </w:tblBorders>
+        <w:tblLayout w:type="fixed"/>
+        <w:tblLook w:val="0600" w:firstRow="0" w:lastRow="0" w:firstColumn="0" w:lastColumn="0" w:noHBand="1" w:noVBand="1"/>
+      </w:tblPr>
+      <w:tblGrid>
+        <w:gridCol w:w="1785"/>
+        <w:gridCol w:w="4395"/>
+        <w:gridCol w:w="2409"/>
+      </w:tblGrid>
+      <w:tr>
+        <w:trPr>
+          <w:trHeight w:val="480"/>
+        </w:trPr>
+        <w:tc>
+          <w:tcPr>
+            <w:tcW w:w="1785" w:type="dxa"/>
+            <w:tcBorders>
+              <w:top w:val="single" w:sz="6" w:space="0" w:color="000000"/>
+              <w:left w:val="single" w:sz="6" w:space="0" w:color="000000"/>
+              <w:bottom w:val="single" w:sz="6" w:space="0" w:color="000000"/>
+              <w:right w:val="single" w:sz="6" w:space="0" w:color="000000"/>
+            </w:tcBorders>
+            <w:tcMar>
+              <w:top w:w="0" w:type="dxa"/>
+              <w:left w:w="0" w:type="dxa"/>
+              <w:bottom w:w="0" w:type="dxa"/>
+              <w:right w:w="0" w:type="dxa"/>
+            </w:tcMar>
+          </w:tcPr>
+          <w:p>
+            <w:r>
+              <w:t xml:space="preserve">No. Teste: CT54</w:t>
+            </w:r>
+          </w:p>
+        </w:tc>
+        <w:tc>
+          <w:tcPr>
+            <w:tcW w:w="4395" w:type="dxa"/>
+            <w:tcBorders>
+              <w:top w:val="single" w:sz="6" w:space="0" w:color="000000"/>
+              <w:left w:val="nil"/>
+              <w:bottom w:val="single" w:sz="6" w:space="0" w:color="000000"/>
+              <w:right w:val="single" w:sz="6" w:space="0" w:color="000000"/>
+            </w:tcBorders>
+            <w:tcMar>
+              <w:top w:w="0" w:type="dxa"/>
+              <w:left w:w="0" w:type="dxa"/>
+              <w:bottom w:w="0" w:type="dxa"/>
+              <w:right w:w="0" w:type="dxa"/>
+            </w:tcMar>
+          </w:tcPr>
+          <w:p>
+            <w:r>
+              <w:t xml:space="preserve">Responsável pelo teste: Equipe do projeto</w:t>
+            </w:r>
+          </w:p>
+        </w:tc>
+        <w:tc>
+          <w:tcPr>
+            <w:tcW w:w="2409" w:type="dxa"/>
+            <w:tcBorders>
+              <w:top w:val="single" w:sz="6" w:space="0" w:color="000000"/>
+              <w:left w:val="nil"/>
+              <w:bottom w:val="single" w:sz="6" w:space="0" w:color="000000"/>
+              <w:right w:val="single" w:sz="6" w:space="0" w:color="000000"/>
+            </w:tcBorders>
+            <w:tcMar>
+              <w:top w:w="0" w:type="dxa"/>
+              <w:left w:w="0" w:type="dxa"/>
+              <w:bottom w:w="0" w:type="dxa"/>
+              <w:right w:w="0" w:type="dxa"/>
+            </w:tcMar>
+          </w:tcPr>
+          <w:p>
+            <w:r>
+              <w:t xml:space="preserve">Data de realização: 30/09/2026 (bateria automatizada)</w:t>
+            </w:r>
+          </w:p>
+        </w:tc>
+      </w:tr>
+      <w:tr>
+        <w:trPr>
+          <w:trHeight w:val="500"/>
+        </w:trPr>
+        <w:tc>
+          <w:tcPr>
+            <w:tcW w:w="8589" w:type="dxa"/>
+            <w:gridSpan w:val="3"/>
+            <w:tcBorders>
+              <w:top w:val="nil"/>
+              <w:left w:val="single" w:sz="6" w:space="0" w:color="000000"/>
+              <w:bottom w:val="single" w:sz="6" w:space="0" w:color="000000"/>
+              <w:right w:val="single" w:sz="6" w:space="0" w:color="000000"/>
+            </w:tcBorders>
+            <w:tcMar>
+              <w:top w:w="0" w:type="dxa"/>
+              <w:left w:w="0" w:type="dxa"/>
+              <w:bottom w:w="0" w:type="dxa"/>
+              <w:right w:w="0" w:type="dxa"/>
+            </w:tcMar>
+          </w:tcPr>
+          <w:p>
+            <w:r>
+              <w:t xml:space="preserve">Versão do artefato testado: Documento do projeto na versão 1.16; código-fonte da entrega de 30/09/2026, no ramo fix/validacao-campos do repositório do projeto, posterior à revisão 4f3c1c0.</w:t>
+            </w:r>
+          </w:p>
+        </w:tc>
+      </w:tr>
+      <w:tr>
+        <w:trPr>
+          <w:trHeight w:val="480"/>
+        </w:trPr>
+        <w:tc>
+          <w:tcPr>
+            <w:tcW w:w="8589" w:type="dxa"/>
+            <w:gridSpan w:val="3"/>
+            <w:tcBorders>
+              <w:top w:val="nil"/>
+              <w:left w:val="single" w:sz="6" w:space="0" w:color="000000"/>
+              <w:bottom w:val="single" w:sz="6" w:space="0" w:color="000000"/>
+              <w:right w:val="single" w:sz="6" w:space="0" w:color="000000"/>
+            </w:tcBorders>
+            <w:shd w:val="clear" w:color="auto" w:fill="auto"/>
+            <w:tcMar>
+              <w:top w:w="0" w:type="dxa"/>
+              <w:left w:w="0" w:type="dxa"/>
+              <w:bottom w:w="0" w:type="dxa"/>
+              <w:right w:w="0" w:type="dxa"/>
+            </w:tcMar>
+          </w:tcPr>
+          <w:p>
+            <w:r>
+              <w:t xml:space="preserve">Resultado observável: O teste automatizado da classe DepartmentAccessRestControllerTest relativo ao grupo encerrado foi executado com êxito, sem falhas nem erros. O acesso com o grupo concluído e indeferido devolveu o código 410.</w:t>
+            </w:r>
+          </w:p>
+        </w:tc>
+      </w:tr>
+      <w:tr>
+        <w:trPr>
+          <w:trHeight w:val="480"/>
+        </w:trPr>
+        <w:tc>
+          <w:tcPr>
+            <w:tcW w:w="8589" w:type="dxa"/>
+            <w:gridSpan w:val="3"/>
+            <w:tcBorders>
+              <w:top w:val="nil"/>
+              <w:left w:val="single" w:sz="6" w:space="0" w:color="000000"/>
+              <w:bottom w:val="single" w:sz="6" w:space="0" w:color="000000"/>
+              <w:right w:val="single" w:sz="6" w:space="0" w:color="000000"/>
+            </w:tcBorders>
+            <w:shd w:val="clear" w:color="auto" w:fill="auto"/>
+            <w:tcMar>
+              <w:top w:w="0" w:type="dxa"/>
+              <w:left w:w="0" w:type="dxa"/>
+              <w:bottom w:w="0" w:type="dxa"/>
+              <w:right w:w="0" w:type="dxa"/>
+            </w:tcMar>
+          </w:tcPr>
+          <w:p>
+            <w:r>
+              <w:t xml:space="preserve">Situação: Aprovado</w:t>
+            </w:r>
+          </w:p>
+        </w:tc>
+      </w:tr>
+    </w:tbl>
+    <w:p>
+      <w:pPr>
+        <w:pStyle w:val="Legenda"/>
+      </w:pPr>
+      <w:r>
+        <w:t xml:space="preserve">QUADRO 123 – Resultado do CT54</w:t>
+      </w:r>
+    </w:p>
+    <w:p>
+      <w:pPr/>
+    </w:p>
+    <w:tbl>
+      <w:tblPr>
+        <w:tblW w:w="8589" w:type="dxa"/>
+        <w:tblInd w:w="-92" w:type="dxa"/>
+        <w:tblBorders>
+          <w:top w:val="single" w:sz="6" w:space="0" w:color="808080"/>
+          <w:left w:val="single" w:sz="6" w:space="0" w:color="808080"/>
+          <w:bottom w:val="single" w:sz="6" w:space="0" w:color="808080"/>
+          <w:right w:val="single" w:sz="6" w:space="0" w:color="808080"/>
+          <w:insideH w:val="single" w:sz="6" w:space="0" w:color="808080"/>
+          <w:insideV w:val="single" w:sz="6" w:space="0" w:color="808080"/>
+        </w:tblBorders>
+        <w:tblLayout w:type="fixed"/>
+        <w:tblLook w:val="0600" w:firstRow="0" w:lastRow="0" w:firstColumn="0" w:lastColumn="0" w:noHBand="1" w:noVBand="1"/>
+      </w:tblPr>
+      <w:tblGrid>
+        <w:gridCol w:w="1785"/>
+        <w:gridCol w:w="4395"/>
+        <w:gridCol w:w="2409"/>
+      </w:tblGrid>
+      <w:tr>
+        <w:trPr>
+          <w:trHeight w:val="480"/>
+        </w:trPr>
+        <w:tc>
+          <w:tcPr>
+            <w:tcW w:w="1785" w:type="dxa"/>
+            <w:tcBorders>
+              <w:top w:val="single" w:sz="6" w:space="0" w:color="000000"/>
+              <w:left w:val="single" w:sz="6" w:space="0" w:color="000000"/>
+              <w:bottom w:val="single" w:sz="6" w:space="0" w:color="000000"/>
+              <w:right w:val="single" w:sz="6" w:space="0" w:color="000000"/>
+            </w:tcBorders>
+            <w:tcMar>
+              <w:top w:w="0" w:type="dxa"/>
+              <w:left w:w="0" w:type="dxa"/>
+              <w:bottom w:w="0" w:type="dxa"/>
+              <w:right w:w="0" w:type="dxa"/>
+            </w:tcMar>
+          </w:tcPr>
+          <w:p>
+            <w:r>
+              <w:t xml:space="preserve">No. Teste: CT55</w:t>
+            </w:r>
+          </w:p>
+        </w:tc>
+        <w:tc>
+          <w:tcPr>
+            <w:tcW w:w="4395" w:type="dxa"/>
+            <w:tcBorders>
+              <w:top w:val="single" w:sz="6" w:space="0" w:color="000000"/>
+              <w:left w:val="nil"/>
+              <w:bottom w:val="single" w:sz="6" w:space="0" w:color="000000"/>
+              <w:right w:val="single" w:sz="6" w:space="0" w:color="000000"/>
+            </w:tcBorders>
+            <w:tcMar>
+              <w:top w:w="0" w:type="dxa"/>
+              <w:left w:w="0" w:type="dxa"/>
+              <w:bottom w:w="0" w:type="dxa"/>
+              <w:right w:w="0" w:type="dxa"/>
+            </w:tcMar>
+          </w:tcPr>
+          <w:p>
+            <w:r>
+              <w:t xml:space="preserve">Responsável pelo teste: Equipe do projeto</w:t>
+            </w:r>
+          </w:p>
+        </w:tc>
+        <w:tc>
+          <w:tcPr>
+            <w:tcW w:w="2409" w:type="dxa"/>
+            <w:tcBorders>
+              <w:top w:val="single" w:sz="6" w:space="0" w:color="000000"/>
+              <w:left w:val="nil"/>
+              <w:bottom w:val="single" w:sz="6" w:space="0" w:color="000000"/>
+              <w:right w:val="single" w:sz="6" w:space="0" w:color="000000"/>
+            </w:tcBorders>
+            <w:tcMar>
+              <w:top w:w="0" w:type="dxa"/>
+              <w:left w:w="0" w:type="dxa"/>
+              <w:bottom w:w="0" w:type="dxa"/>
+              <w:right w:w="0" w:type="dxa"/>
+            </w:tcMar>
+          </w:tcPr>
+          <w:p>
+            <w:r>
+              <w:t xml:space="preserve">Data de realização: 30/09/2026 (bateria automatizada)</w:t>
+            </w:r>
+          </w:p>
+        </w:tc>
+      </w:tr>
+      <w:tr>
+        <w:trPr>
+          <w:trHeight w:val="500"/>
+        </w:trPr>
+        <w:tc>
+          <w:tcPr>
+            <w:tcW w:w="8589" w:type="dxa"/>
+            <w:gridSpan w:val="3"/>
+            <w:tcBorders>
+              <w:top w:val="nil"/>
+              <w:left w:val="single" w:sz="6" w:space="0" w:color="000000"/>
+              <w:bottom w:val="single" w:sz="6" w:space="0" w:color="000000"/>
+              <w:right w:val="single" w:sz="6" w:space="0" w:color="000000"/>
+            </w:tcBorders>
+            <w:tcMar>
+              <w:top w:w="0" w:type="dxa"/>
+              <w:left w:w="0" w:type="dxa"/>
+              <w:bottom w:w="0" w:type="dxa"/>
+              <w:right w:w="0" w:type="dxa"/>
+            </w:tcMar>
+          </w:tcPr>
+          <w:p>
+            <w:r>
+              <w:t xml:space="preserve">Versão do artefato testado: Documento do projeto na versão 1.16; código-fonte da entrega de 30/09/2026, no ramo fix/validacao-campos do repositório do projeto, posterior à revisão 4f3c1c0.</w:t>
+            </w:r>
+          </w:p>
+        </w:tc>
+      </w:tr>
+      <w:tr>
+        <w:trPr>
+          <w:trHeight w:val="480"/>
+        </w:trPr>
+        <w:tc>
+          <w:tcPr>
+            <w:tcW w:w="8589" w:type="dxa"/>
+            <w:gridSpan w:val="3"/>
+            <w:tcBorders>
+              <w:top w:val="nil"/>
+              <w:left w:val="single" w:sz="6" w:space="0" w:color="000000"/>
+              <w:bottom w:val="single" w:sz="6" w:space="0" w:color="000000"/>
+              <w:right w:val="single" w:sz="6" w:space="0" w:color="000000"/>
+            </w:tcBorders>
+            <w:shd w:val="clear" w:color="auto" w:fill="auto"/>
+            <w:tcMar>
+              <w:top w:w="0" w:type="dxa"/>
+              <w:left w:w="0" w:type="dxa"/>
+              <w:bottom w:w="0" w:type="dxa"/>
+              <w:right w:w="0" w:type="dxa"/>
+            </w:tcMar>
+          </w:tcPr>
+          <w:p>
+            <w:r>
+              <w:t xml:space="preserve">Resultado observável: Os testes automatizados da classe DepartmentAccessRestControllerTest relativos à solicitação, do bloco SendCompletionRequest da classe EmailServiceImplTest e da classe OccurrenceHistoryDaoTest foram executados com êxito, sem falhas nem erros. A solicitação devolveu o código 201 e foi gravada com o departamento 3, a mensagem “Buraco tapado”, o endereço “https://img/x.jpg” e o identificador “pid”, com o tipo COMPLETION_REQUEST e sem autor; a leitura do histórico recuperou o tipo, o anexo e o nome do departamento; e o aviso foi dirigido a “carlos@pref.br” com o link “https://real/occurrence/detail/10”, formado a partir do endereço do token, e não da origem “https://app” da requisição, trazendo no assunto o protocolo e “Conclusão solicitada”.</w:t>
+            </w:r>
+          </w:p>
+        </w:tc>
+      </w:tr>
+      <w:tr>
+        <w:trPr>
+          <w:trHeight w:val="480"/>
+        </w:trPr>
+        <w:tc>
+          <w:tcPr>
+            <w:tcW w:w="8589" w:type="dxa"/>
+            <w:gridSpan w:val="3"/>
+            <w:tcBorders>
+              <w:top w:val="nil"/>
+              <w:left w:val="single" w:sz="6" w:space="0" w:color="000000"/>
+              <w:bottom w:val="single" w:sz="6" w:space="0" w:color="000000"/>
+              <w:right w:val="single" w:sz="6" w:space="0" w:color="000000"/>
+            </w:tcBorders>
+            <w:shd w:val="clear" w:color="auto" w:fill="auto"/>
+            <w:tcMar>
+              <w:top w:w="0" w:type="dxa"/>
+              <w:left w:w="0" w:type="dxa"/>
+              <w:bottom w:w="0" w:type="dxa"/>
+              <w:right w:w="0" w:type="dxa"/>
+            </w:tcMar>
+          </w:tcPr>
+          <w:p>
+            <w:r>
+              <w:t xml:space="preserve">Situação: Aprovado</w:t>
+            </w:r>
+          </w:p>
+        </w:tc>
+      </w:tr>
+    </w:tbl>
+    <w:p>
+      <w:pPr>
+        <w:pStyle w:val="Legenda"/>
+      </w:pPr>
+      <w:r>
+        <w:t xml:space="preserve">QUADRO 124 – Resultado do CT55</w:t>
+      </w:r>
+    </w:p>
+    <w:p>
+      <w:pPr/>
+    </w:p>
+    <w:tbl>
+      <w:tblPr>
+        <w:tblW w:w="8589" w:type="dxa"/>
+        <w:tblInd w:w="-92" w:type="dxa"/>
+        <w:tblBorders>
+          <w:top w:val="single" w:sz="6" w:space="0" w:color="808080"/>
+          <w:left w:val="single" w:sz="6" w:space="0" w:color="808080"/>
+          <w:bottom w:val="single" w:sz="6" w:space="0" w:color="808080"/>
+          <w:right w:val="single" w:sz="6" w:space="0" w:color="808080"/>
+          <w:insideH w:val="single" w:sz="6" w:space="0" w:color="808080"/>
+          <w:insideV w:val="single" w:sz="6" w:space="0" w:color="808080"/>
+        </w:tblBorders>
+        <w:tblLayout w:type="fixed"/>
+        <w:tblLook w:val="0600" w:firstRow="0" w:lastRow="0" w:firstColumn="0" w:lastColumn="0" w:noHBand="1" w:noVBand="1"/>
+      </w:tblPr>
+      <w:tblGrid>
+        <w:gridCol w:w="1785"/>
+        <w:gridCol w:w="4395"/>
+        <w:gridCol w:w="2409"/>
+      </w:tblGrid>
+      <w:tr>
+        <w:trPr>
+          <w:trHeight w:val="480"/>
+        </w:trPr>
+        <w:tc>
+          <w:tcPr>
+            <w:tcW w:w="1785" w:type="dxa"/>
+            <w:tcBorders>
+              <w:top w:val="single" w:sz="6" w:space="0" w:color="000000"/>
+              <w:left w:val="single" w:sz="6" w:space="0" w:color="000000"/>
+              <w:bottom w:val="single" w:sz="6" w:space="0" w:color="000000"/>
+              <w:right w:val="single" w:sz="6" w:space="0" w:color="000000"/>
+            </w:tcBorders>
+            <w:tcMar>
+              <w:top w:w="0" w:type="dxa"/>
+              <w:left w:w="0" w:type="dxa"/>
+              <w:bottom w:w="0" w:type="dxa"/>
+              <w:right w:w="0" w:type="dxa"/>
+            </w:tcMar>
+          </w:tcPr>
+          <w:p>
+            <w:r>
+              <w:t xml:space="preserve">No. Teste: CT56</w:t>
+            </w:r>
+          </w:p>
+        </w:tc>
+        <w:tc>
+          <w:tcPr>
+            <w:tcW w:w="4395" w:type="dxa"/>
+            <w:tcBorders>
+              <w:top w:val="single" w:sz="6" w:space="0" w:color="000000"/>
+              <w:left w:val="nil"/>
+              <w:bottom w:val="single" w:sz="6" w:space="0" w:color="000000"/>
+              <w:right w:val="single" w:sz="6" w:space="0" w:color="000000"/>
+            </w:tcBorders>
+            <w:tcMar>
+              <w:top w:w="0" w:type="dxa"/>
+              <w:left w:w="0" w:type="dxa"/>
+              <w:bottom w:w="0" w:type="dxa"/>
+              <w:right w:w="0" w:type="dxa"/>
+            </w:tcMar>
+          </w:tcPr>
+          <w:p>
+            <w:r>
+              <w:t xml:space="preserve">Responsável pelo teste: Equipe do projeto</w:t>
+            </w:r>
+          </w:p>
+        </w:tc>
+        <w:tc>
+          <w:tcPr>
+            <w:tcW w:w="2409" w:type="dxa"/>
+            <w:tcBorders>
+              <w:top w:val="single" w:sz="6" w:space="0" w:color="000000"/>
+              <w:left w:val="nil"/>
+              <w:bottom w:val="single" w:sz="6" w:space="0" w:color="000000"/>
+              <w:right w:val="single" w:sz="6" w:space="0" w:color="000000"/>
+            </w:tcBorders>
+            <w:tcMar>
+              <w:top w:w="0" w:type="dxa"/>
+              <w:left w:w="0" w:type="dxa"/>
+              <w:bottom w:w="0" w:type="dxa"/>
+              <w:right w:w="0" w:type="dxa"/>
+            </w:tcMar>
+          </w:tcPr>
+          <w:p>
+            <w:r>
+              <w:t xml:space="preserve">Data de realização: 30/09/2026 (bateria automatizada)</w:t>
+            </w:r>
+          </w:p>
+        </w:tc>
+      </w:tr>
+      <w:tr>
+        <w:trPr>
+          <w:trHeight w:val="500"/>
+        </w:trPr>
+        <w:tc>
+          <w:tcPr>
+            <w:tcW w:w="8589" w:type="dxa"/>
+            <w:gridSpan w:val="3"/>
+            <w:tcBorders>
+              <w:top w:val="nil"/>
+              <w:left w:val="single" w:sz="6" w:space="0" w:color="000000"/>
+              <w:bottom w:val="single" w:sz="6" w:space="0" w:color="000000"/>
+              <w:right w:val="single" w:sz="6" w:space="0" w:color="000000"/>
+            </w:tcBorders>
+            <w:tcMar>
+              <w:top w:w="0" w:type="dxa"/>
+              <w:left w:w="0" w:type="dxa"/>
+              <w:bottom w:w="0" w:type="dxa"/>
+              <w:right w:w="0" w:type="dxa"/>
+            </w:tcMar>
+          </w:tcPr>
+          <w:p>
+            <w:r>
+              <w:t xml:space="preserve">Versão do artefato testado: Documento do projeto na versão 1.16; código-fonte da entrega de 30/09/2026, no ramo fix/validacao-campos do repositório do projeto, posterior à revisão 4f3c1c0.</w:t>
+            </w:r>
+          </w:p>
+        </w:tc>
+      </w:tr>
+      <w:tr>
+        <w:trPr>
+          <w:trHeight w:val="480"/>
+        </w:trPr>
+        <w:tc>
+          <w:tcPr>
+            <w:tcW w:w="8589" w:type="dxa"/>
+            <w:gridSpan w:val="3"/>
+            <w:tcBorders>
+              <w:top w:val="nil"/>
+              <w:left w:val="single" w:sz="6" w:space="0" w:color="000000"/>
+              <w:bottom w:val="single" w:sz="6" w:space="0" w:color="000000"/>
+              <w:right w:val="single" w:sz="6" w:space="0" w:color="000000"/>
+            </w:tcBorders>
+            <w:shd w:val="clear" w:color="auto" w:fill="auto"/>
+            <w:tcMar>
+              <w:top w:w="0" w:type="dxa"/>
+              <w:left w:w="0" w:type="dxa"/>
+              <w:bottom w:w="0" w:type="dxa"/>
+              <w:right w:w="0" w:type="dxa"/>
+            </w:tcMar>
+          </w:tcPr>
+          <w:p>
+            <w:r>
+              <w:t xml:space="preserve">Resultado observável: Os testes automatizados da classe DepartmentAccessRestControllerTest relativos ao arquivo inválido foram executados com êxito, sem falhas nem erros. O arquivo de texto foi recusado com o código 400, sem gravação da solicitação, e o arquivo não processado pelo serviço de mídias, com o código 502 e a mensagem que pede uma imagem válida.</w:t>
+            </w:r>
+          </w:p>
+        </w:tc>
+      </w:tr>
+      <w:tr>
+        <w:trPr>
+          <w:trHeight w:val="480"/>
+        </w:trPr>
+        <w:tc>
+          <w:tcPr>
+            <w:tcW w:w="8589" w:type="dxa"/>
+            <w:gridSpan w:val="3"/>
+            <w:tcBorders>
+              <w:top w:val="nil"/>
+              <w:left w:val="single" w:sz="6" w:space="0" w:color="000000"/>
+              <w:bottom w:val="single" w:sz="6" w:space="0" w:color="000000"/>
+              <w:right w:val="single" w:sz="6" w:space="0" w:color="000000"/>
+            </w:tcBorders>
+            <w:shd w:val="clear" w:color="auto" w:fill="auto"/>
+            <w:tcMar>
+              <w:top w:w="0" w:type="dxa"/>
+              <w:left w:w="0" w:type="dxa"/>
+              <w:bottom w:w="0" w:type="dxa"/>
+              <w:right w:w="0" w:type="dxa"/>
+            </w:tcMar>
+          </w:tcPr>
+          <w:p>
+            <w:r>
+              <w:t xml:space="preserve">Situação: Aprovado</w:t>
+            </w:r>
+          </w:p>
+        </w:tc>
+      </w:tr>
+    </w:tbl>
+    <w:p>
+      <w:pPr>
+        <w:pStyle w:val="Legenda"/>
+      </w:pPr>
+      <w:r>
+        <w:t xml:space="preserve">QUADRO 125 – Resultado do CT56</w:t>
+      </w:r>
+    </w:p>
+    <w:p>
+      <w:pPr/>
+    </w:p>
+    <w:tbl>
+      <w:tblPr>
+        <w:tblW w:w="8589" w:type="dxa"/>
+        <w:tblInd w:w="-92" w:type="dxa"/>
+        <w:tblBorders>
+          <w:top w:val="single" w:sz="6" w:space="0" w:color="808080"/>
+          <w:left w:val="single" w:sz="6" w:space="0" w:color="808080"/>
+          <w:bottom w:val="single" w:sz="6" w:space="0" w:color="808080"/>
+          <w:right w:val="single" w:sz="6" w:space="0" w:color="808080"/>
+          <w:insideH w:val="single" w:sz="6" w:space="0" w:color="808080"/>
+          <w:insideV w:val="single" w:sz="6" w:space="0" w:color="808080"/>
+        </w:tblBorders>
+        <w:tblLayout w:type="fixed"/>
+        <w:tblLook w:val="0600" w:firstRow="0" w:lastRow="0" w:firstColumn="0" w:lastColumn="0" w:noHBand="1" w:noVBand="1"/>
+      </w:tblPr>
+      <w:tblGrid>
+        <w:gridCol w:w="1785"/>
+        <w:gridCol w:w="4395"/>
+        <w:gridCol w:w="2409"/>
+      </w:tblGrid>
+      <w:tr>
+        <w:trPr>
+          <w:trHeight w:val="480"/>
+        </w:trPr>
+        <w:tc>
+          <w:tcPr>
+            <w:tcW w:w="1785" w:type="dxa"/>
+            <w:tcBorders>
+              <w:top w:val="single" w:sz="6" w:space="0" w:color="000000"/>
+              <w:left w:val="single" w:sz="6" w:space="0" w:color="000000"/>
+              <w:bottom w:val="single" w:sz="6" w:space="0" w:color="000000"/>
+              <w:right w:val="single" w:sz="6" w:space="0" w:color="000000"/>
+            </w:tcBorders>
+            <w:tcMar>
+              <w:top w:w="0" w:type="dxa"/>
+              <w:left w:w="0" w:type="dxa"/>
+              <w:bottom w:w="0" w:type="dxa"/>
+              <w:right w:w="0" w:type="dxa"/>
+            </w:tcMar>
+          </w:tcPr>
+          <w:p>
+            <w:r>
+              <w:t xml:space="preserve">No. Teste: CT57</w:t>
+            </w:r>
+          </w:p>
+        </w:tc>
+        <w:tc>
+          <w:tcPr>
+            <w:tcW w:w="4395" w:type="dxa"/>
+            <w:tcBorders>
+              <w:top w:val="single" w:sz="6" w:space="0" w:color="000000"/>
+              <w:left w:val="nil"/>
+              <w:bottom w:val="single" w:sz="6" w:space="0" w:color="000000"/>
+              <w:right w:val="single" w:sz="6" w:space="0" w:color="000000"/>
+            </w:tcBorders>
+            <w:tcMar>
+              <w:top w:w="0" w:type="dxa"/>
+              <w:left w:w="0" w:type="dxa"/>
+              <w:bottom w:w="0" w:type="dxa"/>
+              <w:right w:w="0" w:type="dxa"/>
+            </w:tcMar>
+          </w:tcPr>
+          <w:p>
+            <w:r>
+              <w:t xml:space="preserve">Responsável pelo teste: Equipe do projeto</w:t>
+            </w:r>
+          </w:p>
+        </w:tc>
+        <w:tc>
+          <w:tcPr>
+            <w:tcW w:w="2409" w:type="dxa"/>
+            <w:tcBorders>
+              <w:top w:val="single" w:sz="6" w:space="0" w:color="000000"/>
+              <w:left w:val="nil"/>
+              <w:bottom w:val="single" w:sz="6" w:space="0" w:color="000000"/>
+              <w:right w:val="single" w:sz="6" w:space="0" w:color="000000"/>
+            </w:tcBorders>
+            <w:tcMar>
+              <w:top w:w="0" w:type="dxa"/>
+              <w:left w:w="0" w:type="dxa"/>
+              <w:bottom w:w="0" w:type="dxa"/>
+              <w:right w:w="0" w:type="dxa"/>
+            </w:tcMar>
+          </w:tcPr>
+          <w:p>
+            <w:r>
+              <w:t xml:space="preserve">Data de realização: 30/09/2026 (bateria automatizada)</w:t>
+            </w:r>
+          </w:p>
+        </w:tc>
+      </w:tr>
+      <w:tr>
+        <w:trPr>
+          <w:trHeight w:val="500"/>
+        </w:trPr>
+        <w:tc>
+          <w:tcPr>
+            <w:tcW w:w="8589" w:type="dxa"/>
+            <w:gridSpan w:val="3"/>
+            <w:tcBorders>
+              <w:top w:val="nil"/>
+              <w:left w:val="single" w:sz="6" w:space="0" w:color="000000"/>
+              <w:bottom w:val="single" w:sz="6" w:space="0" w:color="000000"/>
+              <w:right w:val="single" w:sz="6" w:space="0" w:color="000000"/>
+            </w:tcBorders>
+            <w:tcMar>
+              <w:top w:w="0" w:type="dxa"/>
+              <w:left w:w="0" w:type="dxa"/>
+              <w:bottom w:w="0" w:type="dxa"/>
+              <w:right w:w="0" w:type="dxa"/>
+            </w:tcMar>
+          </w:tcPr>
+          <w:p>
+            <w:r>
+              <w:t xml:space="preserve">Versão do artefato testado: Documento do projeto na versão 1.16; código-fonte da entrega de 30/09/2026, no ramo fix/validacao-campos do repositório do projeto, posterior à revisão 4f3c1c0.</w:t>
+            </w:r>
+          </w:p>
+        </w:tc>
+      </w:tr>
+      <w:tr>
+        <w:trPr>
+          <w:trHeight w:val="480"/>
+        </w:trPr>
+        <w:tc>
+          <w:tcPr>
+            <w:tcW w:w="8589" w:type="dxa"/>
+            <w:gridSpan w:val="3"/>
+            <w:tcBorders>
+              <w:top w:val="nil"/>
+              <w:left w:val="single" w:sz="6" w:space="0" w:color="000000"/>
+              <w:bottom w:val="single" w:sz="6" w:space="0" w:color="000000"/>
+              <w:right w:val="single" w:sz="6" w:space="0" w:color="000000"/>
+            </w:tcBorders>
+            <w:shd w:val="clear" w:color="auto" w:fill="auto"/>
+            <w:tcMar>
+              <w:top w:w="0" w:type="dxa"/>
+              <w:left w:w="0" w:type="dxa"/>
+              <w:bottom w:w="0" w:type="dxa"/>
+              <w:right w:w="0" w:type="dxa"/>
+            </w:tcMar>
+          </w:tcPr>
+          <w:p>
+            <w:r>
+              <w:t xml:space="preserve">Resultado observável: O teste automatizado da classe DepartmentAccessRestControllerTest relativo à fotografia recusada foi executado com êxito, sem falhas nem erros. A fotografia reprovada na moderação foi recusada com o código 422, sem gravação da solicitação.</w:t>
+            </w:r>
+          </w:p>
+        </w:tc>
+      </w:tr>
+      <w:tr>
+        <w:trPr>
+          <w:trHeight w:val="480"/>
+        </w:trPr>
+        <w:tc>
+          <w:tcPr>
+            <w:tcW w:w="8589" w:type="dxa"/>
+            <w:gridSpan w:val="3"/>
+            <w:tcBorders>
+              <w:top w:val="nil"/>
+              <w:left w:val="single" w:sz="6" w:space="0" w:color="000000"/>
+              <w:bottom w:val="single" w:sz="6" w:space="0" w:color="000000"/>
+              <w:right w:val="single" w:sz="6" w:space="0" w:color="000000"/>
+            </w:tcBorders>
+            <w:shd w:val="clear" w:color="auto" w:fill="auto"/>
+            <w:tcMar>
+              <w:top w:w="0" w:type="dxa"/>
+              <w:left w:w="0" w:type="dxa"/>
+              <w:bottom w:w="0" w:type="dxa"/>
+              <w:right w:w="0" w:type="dxa"/>
+            </w:tcMar>
+          </w:tcPr>
+          <w:p>
+            <w:r>
+              <w:t xml:space="preserve">Situação: Aprovado</w:t>
+            </w:r>
+          </w:p>
+        </w:tc>
+      </w:tr>
+    </w:tbl>
+    <w:p>
+      <w:pPr>
+        <w:pStyle w:val="Legenda"/>
+      </w:pPr>
+      <w:r>
+        <w:t xml:space="preserve">QUADRO 126 – Resultado do CT57</w:t>
+      </w:r>
+    </w:p>
+    <w:p>
+      <w:pPr/>
+    </w:p>
+    <w:tbl>
+      <w:tblPr>
+        <w:tblW w:w="8589" w:type="dxa"/>
+        <w:tblInd w:w="-92" w:type="dxa"/>
+        <w:tblBorders>
+          <w:top w:val="single" w:sz="6" w:space="0" w:color="808080"/>
+          <w:left w:val="single" w:sz="6" w:space="0" w:color="808080"/>
+          <w:bottom w:val="single" w:sz="6" w:space="0" w:color="808080"/>
+          <w:right w:val="single" w:sz="6" w:space="0" w:color="808080"/>
+          <w:insideH w:val="single" w:sz="6" w:space="0" w:color="808080"/>
+          <w:insideV w:val="single" w:sz="6" w:space="0" w:color="808080"/>
+        </w:tblBorders>
+        <w:tblLayout w:type="fixed"/>
+        <w:tblLook w:val="0600" w:firstRow="0" w:lastRow="0" w:firstColumn="0" w:lastColumn="0" w:noHBand="1" w:noVBand="1"/>
+      </w:tblPr>
+      <w:tblGrid>
+        <w:gridCol w:w="1785"/>
+        <w:gridCol w:w="4395"/>
+        <w:gridCol w:w="2409"/>
+      </w:tblGrid>
+      <w:tr>
+        <w:trPr>
+          <w:trHeight w:val="480"/>
+        </w:trPr>
+        <w:tc>
+          <w:tcPr>
+            <w:tcW w:w="1785" w:type="dxa"/>
+            <w:tcBorders>
+              <w:top w:val="single" w:sz="6" w:space="0" w:color="000000"/>
+              <w:left w:val="single" w:sz="6" w:space="0" w:color="000000"/>
+              <w:bottom w:val="single" w:sz="6" w:space="0" w:color="000000"/>
+              <w:right w:val="single" w:sz="6" w:space="0" w:color="000000"/>
+            </w:tcBorders>
+            <w:tcMar>
+              <w:top w:w="0" w:type="dxa"/>
+              <w:left w:w="0" w:type="dxa"/>
+              <w:bottom w:w="0" w:type="dxa"/>
+              <w:right w:w="0" w:type="dxa"/>
+            </w:tcMar>
+          </w:tcPr>
+          <w:p>
+            <w:r>
+              <w:t xml:space="preserve">No. Teste: CT58</w:t>
+            </w:r>
+          </w:p>
+        </w:tc>
+        <w:tc>
+          <w:tcPr>
+            <w:tcW w:w="4395" w:type="dxa"/>
+            <w:tcBorders>
+              <w:top w:val="single" w:sz="6" w:space="0" w:color="000000"/>
+              <w:left w:val="nil"/>
+              <w:bottom w:val="single" w:sz="6" w:space="0" w:color="000000"/>
+              <w:right w:val="single" w:sz="6" w:space="0" w:color="000000"/>
+            </w:tcBorders>
+            <w:tcMar>
+              <w:top w:w="0" w:type="dxa"/>
+              <w:left w:w="0" w:type="dxa"/>
+              <w:bottom w:w="0" w:type="dxa"/>
+              <w:right w:w="0" w:type="dxa"/>
+            </w:tcMar>
+          </w:tcPr>
+          <w:p>
+            <w:r>
+              <w:t xml:space="preserve">Responsável pelo teste: Equipe do projeto</w:t>
+            </w:r>
+          </w:p>
+        </w:tc>
+        <w:tc>
+          <w:tcPr>
+            <w:tcW w:w="2409" w:type="dxa"/>
+            <w:tcBorders>
+              <w:top w:val="single" w:sz="6" w:space="0" w:color="000000"/>
+              <w:left w:val="nil"/>
+              <w:bottom w:val="single" w:sz="6" w:space="0" w:color="000000"/>
+              <w:right w:val="single" w:sz="6" w:space="0" w:color="000000"/>
+            </w:tcBorders>
+            <w:tcMar>
+              <w:top w:w="0" w:type="dxa"/>
+              <w:left w:w="0" w:type="dxa"/>
+              <w:bottom w:w="0" w:type="dxa"/>
+              <w:right w:w="0" w:type="dxa"/>
+            </w:tcMar>
+          </w:tcPr>
+          <w:p>
+            <w:r>
+              <w:t xml:space="preserve">Data de realização: 30/09/2026 (bateria automatizada)</w:t>
+            </w:r>
+          </w:p>
+        </w:tc>
+      </w:tr>
+      <w:tr>
+        <w:trPr>
+          <w:trHeight w:val="500"/>
+        </w:trPr>
+        <w:tc>
+          <w:tcPr>
+            <w:tcW w:w="8589" w:type="dxa"/>
+            <w:gridSpan w:val="3"/>
+            <w:tcBorders>
+              <w:top w:val="nil"/>
+              <w:left w:val="single" w:sz="6" w:space="0" w:color="000000"/>
+              <w:bottom w:val="single" w:sz="6" w:space="0" w:color="000000"/>
+              <w:right w:val="single" w:sz="6" w:space="0" w:color="000000"/>
+            </w:tcBorders>
+            <w:tcMar>
+              <w:top w:w="0" w:type="dxa"/>
+              <w:left w:w="0" w:type="dxa"/>
+              <w:bottom w:w="0" w:type="dxa"/>
+              <w:right w:w="0" w:type="dxa"/>
+            </w:tcMar>
+          </w:tcPr>
+          <w:p>
+            <w:r>
+              <w:t xml:space="preserve">Versão do artefato testado: Documento do projeto na versão 1.16; código-fonte da entrega de 30/09/2026, no ramo fix/validacao-campos do repositório do projeto, posterior à revisão 4f3c1c0.</w:t>
+            </w:r>
+          </w:p>
+        </w:tc>
+      </w:tr>
+      <w:tr>
+        <w:trPr>
+          <w:trHeight w:val="480"/>
+        </w:trPr>
+        <w:tc>
+          <w:tcPr>
+            <w:tcW w:w="8589" w:type="dxa"/>
+            <w:gridSpan w:val="3"/>
+            <w:tcBorders>
+              <w:top w:val="nil"/>
+              <w:left w:val="single" w:sz="6" w:space="0" w:color="000000"/>
+              <w:bottom w:val="single" w:sz="6" w:space="0" w:color="000000"/>
+              <w:right w:val="single" w:sz="6" w:space="0" w:color="000000"/>
+            </w:tcBorders>
+            <w:shd w:val="clear" w:color="auto" w:fill="auto"/>
+            <w:tcMar>
+              <w:top w:w="0" w:type="dxa"/>
+              <w:left w:w="0" w:type="dxa"/>
+              <w:bottom w:w="0" w:type="dxa"/>
+              <w:right w:w="0" w:type="dxa"/>
+            </w:tcMar>
+          </w:tcPr>
+          <w:p>
+            <w:r>
+              <w:t xml:space="preserve">Resultado observável: O teste automatizado da classe DepartmentAccessRestControllerTest relativo aos conflitos foi executado com êxito, sem falhas nem erros. A solicitação para a ocorrência concluída e a solicitação com outra pendente foram recusadas com o código 409, sem envio da fotografia ao serviço de mídias.</w:t>
+            </w:r>
+          </w:p>
+        </w:tc>
+      </w:tr>
+      <w:tr>
+        <w:trPr>
+          <w:trHeight w:val="480"/>
+        </w:trPr>
+        <w:tc>
+          <w:tcPr>
+            <w:tcW w:w="8589" w:type="dxa"/>
+            <w:gridSpan w:val="3"/>
+            <w:tcBorders>
+              <w:top w:val="nil"/>
+              <w:left w:val="single" w:sz="6" w:space="0" w:color="000000"/>
+              <w:bottom w:val="single" w:sz="6" w:space="0" w:color="000000"/>
+              <w:right w:val="single" w:sz="6" w:space="0" w:color="000000"/>
+            </w:tcBorders>
+            <w:shd w:val="clear" w:color="auto" w:fill="auto"/>
+            <w:tcMar>
+              <w:top w:w="0" w:type="dxa"/>
+              <w:left w:w="0" w:type="dxa"/>
+              <w:bottom w:w="0" w:type="dxa"/>
+              <w:right w:w="0" w:type="dxa"/>
+            </w:tcMar>
+          </w:tcPr>
+          <w:p>
+            <w:r>
+              <w:t xml:space="preserve">Situação: Aprovado</w:t>
+            </w:r>
+          </w:p>
+        </w:tc>
+      </w:tr>
+    </w:tbl>
+    <w:p>
+      <w:pPr>
+        <w:pStyle w:val="Legenda"/>
+      </w:pPr>
+      <w:r>
+        <w:t xml:space="preserve">QUADRO 127 – Resultado do CT58</w:t>
+      </w:r>
+    </w:p>
+    <w:p>
+      <w:pPr/>
+    </w:p>
+    <w:tbl>
+      <w:tblPr>
+        <w:tblW w:w="8589" w:type="dxa"/>
+        <w:tblInd w:w="-92" w:type="dxa"/>
+        <w:tblBorders>
+          <w:top w:val="single" w:sz="6" w:space="0" w:color="808080"/>
+          <w:left w:val="single" w:sz="6" w:space="0" w:color="808080"/>
+          <w:bottom w:val="single" w:sz="6" w:space="0" w:color="808080"/>
+          <w:right w:val="single" w:sz="6" w:space="0" w:color="808080"/>
+          <w:insideH w:val="single" w:sz="6" w:space="0" w:color="808080"/>
+          <w:insideV w:val="single" w:sz="6" w:space="0" w:color="808080"/>
+        </w:tblBorders>
+        <w:tblLayout w:type="fixed"/>
+        <w:tblLook w:val="0600" w:firstRow="0" w:lastRow="0" w:firstColumn="0" w:lastColumn="0" w:noHBand="1" w:noVBand="1"/>
+      </w:tblPr>
+      <w:tblGrid>
+        <w:gridCol w:w="1785"/>
+        <w:gridCol w:w="4395"/>
+        <w:gridCol w:w="2409"/>
+      </w:tblGrid>
+      <w:tr>
+        <w:trPr>
+          <w:trHeight w:val="480"/>
+        </w:trPr>
+        <w:tc>
+          <w:tcPr>
+            <w:tcW w:w="1785" w:type="dxa"/>
+            <w:tcBorders>
+              <w:top w:val="single" w:sz="6" w:space="0" w:color="000000"/>
+              <w:left w:val="single" w:sz="6" w:space="0" w:color="000000"/>
+              <w:bottom w:val="single" w:sz="6" w:space="0" w:color="000000"/>
+              <w:right w:val="single" w:sz="6" w:space="0" w:color="000000"/>
+            </w:tcBorders>
+            <w:tcMar>
+              <w:top w:w="0" w:type="dxa"/>
+              <w:left w:w="0" w:type="dxa"/>
+              <w:bottom w:w="0" w:type="dxa"/>
+              <w:right w:w="0" w:type="dxa"/>
+            </w:tcMar>
+          </w:tcPr>
+          <w:p>
+            <w:r>
+              <w:t xml:space="preserve">No. Teste: CT59</w:t>
+            </w:r>
+          </w:p>
+        </w:tc>
+        <w:tc>
+          <w:tcPr>
+            <w:tcW w:w="4395" w:type="dxa"/>
+            <w:tcBorders>
+              <w:top w:val="single" w:sz="6" w:space="0" w:color="000000"/>
+              <w:left w:val="nil"/>
+              <w:bottom w:val="single" w:sz="6" w:space="0" w:color="000000"/>
+              <w:right w:val="single" w:sz="6" w:space="0" w:color="000000"/>
+            </w:tcBorders>
+            <w:tcMar>
+              <w:top w:w="0" w:type="dxa"/>
+              <w:left w:w="0" w:type="dxa"/>
+              <w:bottom w:w="0" w:type="dxa"/>
+              <w:right w:w="0" w:type="dxa"/>
+            </w:tcMar>
+          </w:tcPr>
+          <w:p>
+            <w:r>
+              <w:t xml:space="preserve">Responsável pelo teste: Equipe do projeto</w:t>
+            </w:r>
+          </w:p>
+        </w:tc>
+        <w:tc>
+          <w:tcPr>
+            <w:tcW w:w="2409" w:type="dxa"/>
+            <w:tcBorders>
+              <w:top w:val="single" w:sz="6" w:space="0" w:color="000000"/>
+              <w:left w:val="nil"/>
+              <w:bottom w:val="single" w:sz="6" w:space="0" w:color="000000"/>
+              <w:right w:val="single" w:sz="6" w:space="0" w:color="000000"/>
+            </w:tcBorders>
+            <w:tcMar>
+              <w:top w:w="0" w:type="dxa"/>
+              <w:left w:w="0" w:type="dxa"/>
+              <w:bottom w:w="0" w:type="dxa"/>
+              <w:right w:w="0" w:type="dxa"/>
+            </w:tcMar>
+          </w:tcPr>
+          <w:p>
+            <w:r>
+              <w:t xml:space="preserve">Data de realização: 30/09/2026 (bateria automatizada)</w:t>
+            </w:r>
+          </w:p>
+        </w:tc>
+      </w:tr>
+      <w:tr>
+        <w:trPr>
+          <w:trHeight w:val="500"/>
+        </w:trPr>
+        <w:tc>
+          <w:tcPr>
+            <w:tcW w:w="8589" w:type="dxa"/>
+            <w:gridSpan w:val="3"/>
+            <w:tcBorders>
+              <w:top w:val="nil"/>
+              <w:left w:val="single" w:sz="6" w:space="0" w:color="000000"/>
+              <w:bottom w:val="single" w:sz="6" w:space="0" w:color="000000"/>
+              <w:right w:val="single" w:sz="6" w:space="0" w:color="000000"/>
+            </w:tcBorders>
+            <w:tcMar>
+              <w:top w:w="0" w:type="dxa"/>
+              <w:left w:w="0" w:type="dxa"/>
+              <w:bottom w:w="0" w:type="dxa"/>
+              <w:right w:w="0" w:type="dxa"/>
+            </w:tcMar>
+          </w:tcPr>
+          <w:p>
+            <w:r>
+              <w:t xml:space="preserve">Versão do artefato testado: Documento do projeto na versão 1.16; código-fonte da entrega de 30/09/2026, no ramo fix/validacao-campos do repositório do projeto, posterior à revisão 4f3c1c0.</w:t>
+            </w:r>
+          </w:p>
+        </w:tc>
+      </w:tr>
+      <w:tr>
+        <w:trPr>
+          <w:trHeight w:val="480"/>
+        </w:trPr>
+        <w:tc>
+          <w:tcPr>
+            <w:tcW w:w="8589" w:type="dxa"/>
+            <w:gridSpan w:val="3"/>
+            <w:tcBorders>
+              <w:top w:val="nil"/>
+              <w:left w:val="single" w:sz="6" w:space="0" w:color="000000"/>
+              <w:bottom w:val="single" w:sz="6" w:space="0" w:color="000000"/>
+              <w:right w:val="single" w:sz="6" w:space="0" w:color="000000"/>
+            </w:tcBorders>
+            <w:shd w:val="clear" w:color="auto" w:fill="auto"/>
+            <w:tcMar>
+              <w:top w:w="0" w:type="dxa"/>
+              <w:left w:w="0" w:type="dxa"/>
+              <w:bottom w:w="0" w:type="dxa"/>
+              <w:right w:w="0" w:type="dxa"/>
+            </w:tcMar>
+          </w:tcPr>
+          <w:p>
+            <w:r>
+              <w:t xml:space="preserve">Resultado observável: O teste automatizado da classe DepartmentAccessRestControllerTest relativo ao envio simultâneo foi executado com êxito, sem falhas nem erros. Com a solicitação concorrente registrada durante o envio da fotografia, a resposta foi o código 409, a fotografia “pid” foi apagada no serviço externo e nenhuma nova solicitação foi gravada.</w:t>
+            </w:r>
+          </w:p>
+        </w:tc>
+      </w:tr>
+      <w:tr>
+        <w:trPr>
+          <w:trHeight w:val="480"/>
+        </w:trPr>
+        <w:tc>
+          <w:tcPr>
+            <w:tcW w:w="8589" w:type="dxa"/>
+            <w:gridSpan w:val="3"/>
+            <w:tcBorders>
+              <w:top w:val="nil"/>
+              <w:left w:val="single" w:sz="6" w:space="0" w:color="000000"/>
+              <w:bottom w:val="single" w:sz="6" w:space="0" w:color="000000"/>
+              <w:right w:val="single" w:sz="6" w:space="0" w:color="000000"/>
+            </w:tcBorders>
+            <w:shd w:val="clear" w:color="auto" w:fill="auto"/>
+            <w:tcMar>
+              <w:top w:w="0" w:type="dxa"/>
+              <w:left w:w="0" w:type="dxa"/>
+              <w:bottom w:w="0" w:type="dxa"/>
+              <w:right w:w="0" w:type="dxa"/>
+            </w:tcMar>
+          </w:tcPr>
+          <w:p>
+            <w:r>
+              <w:t xml:space="preserve">Situação: Aprovado</w:t>
+            </w:r>
+          </w:p>
+        </w:tc>
+      </w:tr>
+    </w:tbl>
+    <w:p>
+      <w:pPr>
+        <w:pStyle w:val="Legenda"/>
+      </w:pPr>
+      <w:r>
+        <w:t xml:space="preserve">QUADRO 128 – Resultado do CT59</w:t>
+      </w:r>
+    </w:p>
+    <w:p>
+      <w:pPr/>
+    </w:p>
+    <w:tbl>
+      <w:tblPr>
+        <w:tblW w:w="8589" w:type="dxa"/>
+        <w:tblInd w:w="-92" w:type="dxa"/>
+        <w:tblBorders>
+          <w:top w:val="single" w:sz="6" w:space="0" w:color="808080"/>
+          <w:left w:val="single" w:sz="6" w:space="0" w:color="808080"/>
+          <w:bottom w:val="single" w:sz="6" w:space="0" w:color="808080"/>
+          <w:right w:val="single" w:sz="6" w:space="0" w:color="808080"/>
+          <w:insideH w:val="single" w:sz="6" w:space="0" w:color="808080"/>
+          <w:insideV w:val="single" w:sz="6" w:space="0" w:color="808080"/>
+        </w:tblBorders>
+        <w:tblLayout w:type="fixed"/>
+        <w:tblLook w:val="0600" w:firstRow="0" w:lastRow="0" w:firstColumn="0" w:lastColumn="0" w:noHBand="1" w:noVBand="1"/>
+      </w:tblPr>
+      <w:tblGrid>
+        <w:gridCol w:w="1785"/>
+        <w:gridCol w:w="4395"/>
+        <w:gridCol w:w="2409"/>
+      </w:tblGrid>
+      <w:tr>
+        <w:trPr>
+          <w:trHeight w:val="480"/>
+        </w:trPr>
+        <w:tc>
+          <w:tcPr>
+            <w:tcW w:w="1785" w:type="dxa"/>
+            <w:tcBorders>
+              <w:top w:val="single" w:sz="6" w:space="0" w:color="000000"/>
+              <w:left w:val="single" w:sz="6" w:space="0" w:color="000000"/>
+              <w:bottom w:val="single" w:sz="6" w:space="0" w:color="000000"/>
+              <w:right w:val="single" w:sz="6" w:space="0" w:color="000000"/>
+            </w:tcBorders>
+            <w:tcMar>
+              <w:top w:w="0" w:type="dxa"/>
+              <w:left w:w="0" w:type="dxa"/>
+              <w:bottom w:w="0" w:type="dxa"/>
+              <w:right w:w="0" w:type="dxa"/>
+            </w:tcMar>
+          </w:tcPr>
+          <w:p>
+            <w:r>
+              <w:t xml:space="preserve">No. Teste: CT60</w:t>
+            </w:r>
+          </w:p>
+        </w:tc>
+        <w:tc>
+          <w:tcPr>
+            <w:tcW w:w="4395" w:type="dxa"/>
+            <w:tcBorders>
+              <w:top w:val="single" w:sz="6" w:space="0" w:color="000000"/>
+              <w:left w:val="nil"/>
+              <w:bottom w:val="single" w:sz="6" w:space="0" w:color="000000"/>
+              <w:right w:val="single" w:sz="6" w:space="0" w:color="000000"/>
+            </w:tcBorders>
+            <w:tcMar>
+              <w:top w:w="0" w:type="dxa"/>
+              <w:left w:w="0" w:type="dxa"/>
+              <w:bottom w:w="0" w:type="dxa"/>
+              <w:right w:w="0" w:type="dxa"/>
+            </w:tcMar>
+          </w:tcPr>
+          <w:p>
+            <w:r>
+              <w:t xml:space="preserve">Responsável pelo teste: Equipe do projeto</w:t>
+            </w:r>
+          </w:p>
+        </w:tc>
+        <w:tc>
+          <w:tcPr>
+            <w:tcW w:w="2409" w:type="dxa"/>
+            <w:tcBorders>
+              <w:top w:val="single" w:sz="6" w:space="0" w:color="000000"/>
+              <w:left w:val="nil"/>
+              <w:bottom w:val="single" w:sz="6" w:space="0" w:color="000000"/>
+              <w:right w:val="single" w:sz="6" w:space="0" w:color="000000"/>
+            </w:tcBorders>
+            <w:tcMar>
+              <w:top w:w="0" w:type="dxa"/>
+              <w:left w:w="0" w:type="dxa"/>
+              <w:bottom w:w="0" w:type="dxa"/>
+              <w:right w:w="0" w:type="dxa"/>
+            </w:tcMar>
+          </w:tcPr>
+          <w:p>
+            <w:r>
+              <w:t xml:space="preserve">Data de realização: 30/09/2026 (bateria automatizada)</w:t>
+            </w:r>
+          </w:p>
+        </w:tc>
+      </w:tr>
+      <w:tr>
+        <w:trPr>
+          <w:trHeight w:val="500"/>
+        </w:trPr>
+        <w:tc>
+          <w:tcPr>
+            <w:tcW w:w="8589" w:type="dxa"/>
+            <w:gridSpan w:val="3"/>
+            <w:tcBorders>
+              <w:top w:val="nil"/>
+              <w:left w:val="single" w:sz="6" w:space="0" w:color="000000"/>
+              <w:bottom w:val="single" w:sz="6" w:space="0" w:color="000000"/>
+              <w:right w:val="single" w:sz="6" w:space="0" w:color="000000"/>
+            </w:tcBorders>
+            <w:tcMar>
+              <w:top w:w="0" w:type="dxa"/>
+              <w:left w:w="0" w:type="dxa"/>
+              <w:bottom w:w="0" w:type="dxa"/>
+              <w:right w:w="0" w:type="dxa"/>
+            </w:tcMar>
+          </w:tcPr>
+          <w:p>
+            <w:r>
+              <w:t xml:space="preserve">Versão do artefato testado: Documento do projeto na versão 1.16; código-fonte da entrega de 30/09/2026, no ramo fix/validacao-campos do repositório do projeto, posterior à revisão 4f3c1c0.</w:t>
+            </w:r>
+          </w:p>
+        </w:tc>
+      </w:tr>
+      <w:tr>
+        <w:trPr>
+          <w:trHeight w:val="480"/>
+        </w:trPr>
+        <w:tc>
+          <w:tcPr>
+            <w:tcW w:w="8589" w:type="dxa"/>
+            <w:gridSpan w:val="3"/>
+            <w:tcBorders>
+              <w:top w:val="nil"/>
+              <w:left w:val="single" w:sz="6" w:space="0" w:color="000000"/>
+              <w:bottom w:val="single" w:sz="6" w:space="0" w:color="000000"/>
+              <w:right w:val="single" w:sz="6" w:space="0" w:color="000000"/>
+            </w:tcBorders>
+            <w:shd w:val="clear" w:color="auto" w:fill="auto"/>
+            <w:tcMar>
+              <w:top w:w="0" w:type="dxa"/>
+              <w:left w:w="0" w:type="dxa"/>
+              <w:bottom w:w="0" w:type="dxa"/>
+              <w:right w:w="0" w:type="dxa"/>
+            </w:tcMar>
+          </w:tcPr>
+          <w:p>
+            <w:r>
+              <w:t xml:space="preserve">Resultado observável: Os testes automatizados da classe DepartmentAccessRestControllerTest relativos ao reencaminhamento e à reabertura, bem como os da camada de apresentação relativos à solicitação vigente, executados com Jasmine e Karma no navegador ChromeHeadless, foram concluídos com êxito, sem falhas. Após o reencaminhamento ao mesmo departamento e após a conclusão seguida de reabertura, não restou solicitação pendente e a opção de solicitar conclusão voltou a ficar disponível; na camada de apresentação, prevaleceu a solicitação mais recente sem mudança posterior, também diante de resposta da equipe sem troca de estado, e nenhuma prevaleceu após reabertura, conclusão ou reencaminhamento, nem na ausência de solicitação.</w:t>
+            </w:r>
+          </w:p>
+        </w:tc>
+      </w:tr>
+      <w:tr>
+        <w:trPr>
+          <w:trHeight w:val="480"/>
+        </w:trPr>
+        <w:tc>
+          <w:tcPr>
+            <w:tcW w:w="8589" w:type="dxa"/>
+            <w:gridSpan w:val="3"/>
+            <w:tcBorders>
+              <w:top w:val="nil"/>
+              <w:left w:val="single" w:sz="6" w:space="0" w:color="000000"/>
+              <w:bottom w:val="single" w:sz="6" w:space="0" w:color="000000"/>
+              <w:right w:val="single" w:sz="6" w:space="0" w:color="000000"/>
+            </w:tcBorders>
+            <w:shd w:val="clear" w:color="auto" w:fill="auto"/>
+            <w:tcMar>
+              <w:top w:w="0" w:type="dxa"/>
+              <w:left w:w="0" w:type="dxa"/>
+              <w:bottom w:w="0" w:type="dxa"/>
+              <w:right w:w="0" w:type="dxa"/>
+            </w:tcMar>
+          </w:tcPr>
+          <w:p>
+            <w:r>
+              <w:t xml:space="preserve">Situação: Aprovado</w:t>
+            </w:r>
+          </w:p>
+        </w:tc>
+      </w:tr>
+    </w:tbl>
+    <w:p>
+      <w:pPr>
+        <w:pStyle w:val="Legenda"/>
+      </w:pPr>
+      <w:r>
+        <w:t xml:space="preserve">QUADRO 129 – Resultado do CT60</w:t>
+      </w:r>
+    </w:p>
+    <w:p>
+      <w:pPr/>
+    </w:p>
+    <w:tbl>
+      <w:tblPr>
+        <w:tblW w:w="8589" w:type="dxa"/>
+        <w:tblInd w:w="-92" w:type="dxa"/>
+        <w:tblBorders>
+          <w:top w:val="single" w:sz="6" w:space="0" w:color="808080"/>
+          <w:left w:val="single" w:sz="6" w:space="0" w:color="808080"/>
+          <w:bottom w:val="single" w:sz="6" w:space="0" w:color="808080"/>
+          <w:right w:val="single" w:sz="6" w:space="0" w:color="808080"/>
+          <w:insideH w:val="single" w:sz="6" w:space="0" w:color="808080"/>
+          <w:insideV w:val="single" w:sz="6" w:space="0" w:color="808080"/>
+        </w:tblBorders>
+        <w:tblLayout w:type="fixed"/>
+        <w:tblLook w:val="0600" w:firstRow="0" w:lastRow="0" w:firstColumn="0" w:lastColumn="0" w:noHBand="1" w:noVBand="1"/>
+      </w:tblPr>
+      <w:tblGrid>
+        <w:gridCol w:w="1785"/>
+        <w:gridCol w:w="4395"/>
+        <w:gridCol w:w="2409"/>
+      </w:tblGrid>
+      <w:tr>
+        <w:trPr>
+          <w:trHeight w:val="480"/>
+        </w:trPr>
+        <w:tc>
+          <w:tcPr>
+            <w:tcW w:w="1785" w:type="dxa"/>
+            <w:tcBorders>
+              <w:top w:val="single" w:sz="6" w:space="0" w:color="000000"/>
+              <w:left w:val="single" w:sz="6" w:space="0" w:color="000000"/>
+              <w:bottom w:val="single" w:sz="6" w:space="0" w:color="000000"/>
+              <w:right w:val="single" w:sz="6" w:space="0" w:color="000000"/>
+            </w:tcBorders>
+            <w:tcMar>
+              <w:top w:w="0" w:type="dxa"/>
+              <w:left w:w="0" w:type="dxa"/>
+              <w:bottom w:w="0" w:type="dxa"/>
+              <w:right w:w="0" w:type="dxa"/>
+            </w:tcMar>
+          </w:tcPr>
+          <w:p>
+            <w:r>
+              <w:t xml:space="preserve">No. Teste: CT61</w:t>
+            </w:r>
+          </w:p>
+        </w:tc>
+        <w:tc>
+          <w:tcPr>
+            <w:tcW w:w="4395" w:type="dxa"/>
+            <w:tcBorders>
+              <w:top w:val="single" w:sz="6" w:space="0" w:color="000000"/>
+              <w:left w:val="nil"/>
+              <w:bottom w:val="single" w:sz="6" w:space="0" w:color="000000"/>
+              <w:right w:val="single" w:sz="6" w:space="0" w:color="000000"/>
+            </w:tcBorders>
+            <w:tcMar>
+              <w:top w:w="0" w:type="dxa"/>
+              <w:left w:w="0" w:type="dxa"/>
+              <w:bottom w:w="0" w:type="dxa"/>
+              <w:right w:w="0" w:type="dxa"/>
+            </w:tcMar>
+          </w:tcPr>
+          <w:p>
+            <w:r>
+              <w:t xml:space="preserve">Responsável pelo teste: Equipe do projeto</w:t>
+            </w:r>
+          </w:p>
+        </w:tc>
+        <w:tc>
+          <w:tcPr>
+            <w:tcW w:w="2409" w:type="dxa"/>
+            <w:tcBorders>
+              <w:top w:val="single" w:sz="6" w:space="0" w:color="000000"/>
+              <w:left w:val="nil"/>
+              <w:bottom w:val="single" w:sz="6" w:space="0" w:color="000000"/>
+              <w:right w:val="single" w:sz="6" w:space="0" w:color="000000"/>
+            </w:tcBorders>
+            <w:tcMar>
+              <w:top w:w="0" w:type="dxa"/>
+              <w:left w:w="0" w:type="dxa"/>
+              <w:bottom w:w="0" w:type="dxa"/>
+              <w:right w:w="0" w:type="dxa"/>
+            </w:tcMar>
+          </w:tcPr>
+          <w:p>
+            <w:r>
+              <w:t xml:space="preserve">Data de realização: 30/09/2026 (bateria automatizada)</w:t>
+            </w:r>
+          </w:p>
+        </w:tc>
+      </w:tr>
+      <w:tr>
+        <w:trPr>
+          <w:trHeight w:val="500"/>
+        </w:trPr>
+        <w:tc>
+          <w:tcPr>
+            <w:tcW w:w="8589" w:type="dxa"/>
+            <w:gridSpan w:val="3"/>
+            <w:tcBorders>
+              <w:top w:val="nil"/>
+              <w:left w:val="single" w:sz="6" w:space="0" w:color="000000"/>
+              <w:bottom w:val="single" w:sz="6" w:space="0" w:color="000000"/>
+              <w:right w:val="single" w:sz="6" w:space="0" w:color="000000"/>
+            </w:tcBorders>
+            <w:tcMar>
+              <w:top w:w="0" w:type="dxa"/>
+              <w:left w:w="0" w:type="dxa"/>
+              <w:bottom w:w="0" w:type="dxa"/>
+              <w:right w:w="0" w:type="dxa"/>
+            </w:tcMar>
+          </w:tcPr>
+          <w:p>
+            <w:r>
+              <w:t xml:space="preserve">Versão do artefato testado: Documento do projeto na versão 1.16; código-fonte da entrega de 30/09/2026, no ramo fix/validacao-campos do repositório do projeto, posterior à revisão 4f3c1c0.</w:t>
+            </w:r>
+          </w:p>
+        </w:tc>
+      </w:tr>
+      <w:tr>
+        <w:trPr>
+          <w:trHeight w:val="480"/>
+        </w:trPr>
+        <w:tc>
+          <w:tcPr>
+            <w:tcW w:w="8589" w:type="dxa"/>
+            <w:gridSpan w:val="3"/>
+            <w:tcBorders>
+              <w:top w:val="nil"/>
+              <w:left w:val="single" w:sz="6" w:space="0" w:color="000000"/>
+              <w:bottom w:val="single" w:sz="6" w:space="0" w:color="000000"/>
+              <w:right w:val="single" w:sz="6" w:space="0" w:color="000000"/>
+            </w:tcBorders>
+            <w:shd w:val="clear" w:color="auto" w:fill="auto"/>
+            <w:tcMar>
+              <w:top w:w="0" w:type="dxa"/>
+              <w:left w:w="0" w:type="dxa"/>
+              <w:bottom w:w="0" w:type="dxa"/>
+              <w:right w:w="0" w:type="dxa"/>
+            </w:tcMar>
+          </w:tcPr>
+          <w:p>
+            <w:r>
+              <w:t xml:space="preserve">Resultado observável: O teste automatizado da classe OccurrenceRestControllerPublicTest relativo ao histórico foi executado com êxito, sem falhas nem erros. Sem autenticação, o histórico trouxe um único item, sem a solicitação de conclusão; com o papel EMPLOYEE, trouxe os dois itens.</w:t>
+            </w:r>
+          </w:p>
+        </w:tc>
+      </w:tr>
+      <w:tr>
+        <w:trPr>
+          <w:trHeight w:val="480"/>
+        </w:trPr>
+        <w:tc>
+          <w:tcPr>
+            <w:tcW w:w="8589" w:type="dxa"/>
+            <w:gridSpan w:val="3"/>
+            <w:tcBorders>
+              <w:top w:val="nil"/>
+              <w:left w:val="single" w:sz="6" w:space="0" w:color="000000"/>
+              <w:bottom w:val="single" w:sz="6" w:space="0" w:color="000000"/>
+              <w:right w:val="single" w:sz="6" w:space="0" w:color="000000"/>
+            </w:tcBorders>
+            <w:shd w:val="clear" w:color="auto" w:fill="auto"/>
+            <w:tcMar>
+              <w:top w:w="0" w:type="dxa"/>
+              <w:left w:w="0" w:type="dxa"/>
+              <w:bottom w:w="0" w:type="dxa"/>
+              <w:right w:w="0" w:type="dxa"/>
+            </w:tcMar>
+          </w:tcPr>
+          <w:p>
+            <w:r>
+              <w:t xml:space="preserve">Situação: Aprovado</w:t>
+            </w:r>
+          </w:p>
+        </w:tc>
+      </w:tr>
+    </w:tbl>
+    <w:p>
+      <w:pPr>
+        <w:pStyle w:val="Legenda"/>
+      </w:pPr>
+      <w:r>
+        <w:t xml:space="preserve">QUADRO 130 – Resultado do CT61</w:t>
+      </w:r>
+    </w:p>
+    <w:p>
+      <w:pPr/>
+    </w:p>
+    <w:tbl>
+      <w:tblPr>
+        <w:tblW w:w="8589" w:type="dxa"/>
+        <w:tblInd w:w="-92" w:type="dxa"/>
+        <w:tblBorders>
+          <w:top w:val="single" w:sz="6" w:space="0" w:color="808080"/>
+          <w:left w:val="single" w:sz="6" w:space="0" w:color="808080"/>
+          <w:bottom w:val="single" w:sz="6" w:space="0" w:color="808080"/>
+          <w:right w:val="single" w:sz="6" w:space="0" w:color="808080"/>
+          <w:insideH w:val="single" w:sz="6" w:space="0" w:color="808080"/>
+          <w:insideV w:val="single" w:sz="6" w:space="0" w:color="808080"/>
+        </w:tblBorders>
+        <w:tblLayout w:type="fixed"/>
+        <w:tblLook w:val="0600" w:firstRow="0" w:lastRow="0" w:firstColumn="0" w:lastColumn="0" w:noHBand="1" w:noVBand="1"/>
+      </w:tblPr>
+      <w:tblGrid>
+        <w:gridCol w:w="1785"/>
+        <w:gridCol w:w="4395"/>
+        <w:gridCol w:w="2409"/>
+      </w:tblGrid>
+      <w:tr>
+        <w:trPr>
+          <w:trHeight w:val="480"/>
+        </w:trPr>
+        <w:tc>
+          <w:tcPr>
+            <w:tcW w:w="1785" w:type="dxa"/>
+            <w:tcBorders>
+              <w:top w:val="single" w:sz="6" w:space="0" w:color="000000"/>
+              <w:left w:val="single" w:sz="6" w:space="0" w:color="000000"/>
+              <w:bottom w:val="single" w:sz="6" w:space="0" w:color="000000"/>
+              <w:right w:val="single" w:sz="6" w:space="0" w:color="000000"/>
+            </w:tcBorders>
+            <w:tcMar>
+              <w:top w:w="0" w:type="dxa"/>
+              <w:left w:w="0" w:type="dxa"/>
+              <w:bottom w:w="0" w:type="dxa"/>
+              <w:right w:w="0" w:type="dxa"/>
+            </w:tcMar>
+          </w:tcPr>
+          <w:p>
+            <w:r>
+              <w:t xml:space="preserve">No. Teste: CT62</w:t>
+            </w:r>
+          </w:p>
+        </w:tc>
+        <w:tc>
+          <w:tcPr>
+            <w:tcW w:w="4395" w:type="dxa"/>
+            <w:tcBorders>
+              <w:top w:val="single" w:sz="6" w:space="0" w:color="000000"/>
+              <w:left w:val="nil"/>
+              <w:bottom w:val="single" w:sz="6" w:space="0" w:color="000000"/>
+              <w:right w:val="single" w:sz="6" w:space="0" w:color="000000"/>
+            </w:tcBorders>
+            <w:tcMar>
+              <w:top w:w="0" w:type="dxa"/>
+              <w:left w:w="0" w:type="dxa"/>
+              <w:bottom w:w="0" w:type="dxa"/>
+              <w:right w:w="0" w:type="dxa"/>
+            </w:tcMar>
+          </w:tcPr>
+          <w:p>
+            <w:r>
+              <w:t xml:space="preserve">Responsável pelo teste: Equipe do projeto</w:t>
+            </w:r>
+          </w:p>
+        </w:tc>
+        <w:tc>
+          <w:tcPr>
+            <w:tcW w:w="2409" w:type="dxa"/>
+            <w:tcBorders>
+              <w:top w:val="single" w:sz="6" w:space="0" w:color="000000"/>
+              <w:left w:val="nil"/>
+              <w:bottom w:val="single" w:sz="6" w:space="0" w:color="000000"/>
+              <w:right w:val="single" w:sz="6" w:space="0" w:color="000000"/>
+            </w:tcBorders>
+            <w:tcMar>
+              <w:top w:w="0" w:type="dxa"/>
+              <w:left w:w="0" w:type="dxa"/>
+              <w:bottom w:w="0" w:type="dxa"/>
+              <w:right w:w="0" w:type="dxa"/>
+            </w:tcMar>
+          </w:tcPr>
+          <w:p>
+            <w:r>
+              <w:t xml:space="preserve">Data de realização: 30/09/2026 (bateria automatizada)</w:t>
+            </w:r>
+          </w:p>
+        </w:tc>
+      </w:tr>
+      <w:tr>
+        <w:trPr>
+          <w:trHeight w:val="500"/>
+        </w:trPr>
+        <w:tc>
+          <w:tcPr>
+            <w:tcW w:w="8589" w:type="dxa"/>
+            <w:gridSpan w:val="3"/>
+            <w:tcBorders>
+              <w:top w:val="nil"/>
+              <w:left w:val="single" w:sz="6" w:space="0" w:color="000000"/>
+              <w:bottom w:val="single" w:sz="6" w:space="0" w:color="000000"/>
+              <w:right w:val="single" w:sz="6" w:space="0" w:color="000000"/>
+            </w:tcBorders>
+            <w:tcMar>
+              <w:top w:w="0" w:type="dxa"/>
+              <w:left w:w="0" w:type="dxa"/>
+              <w:bottom w:w="0" w:type="dxa"/>
+              <w:right w:w="0" w:type="dxa"/>
+            </w:tcMar>
+          </w:tcPr>
+          <w:p>
+            <w:r>
+              <w:t xml:space="preserve">Versão do artefato testado: Documento do projeto na versão 1.16; código-fonte da entrega de 30/09/2026, no ramo fix/validacao-campos do repositório do projeto, posterior à revisão 4f3c1c0.</w:t>
+            </w:r>
+          </w:p>
+        </w:tc>
+      </w:tr>
+      <w:tr>
+        <w:trPr>
+          <w:trHeight w:val="480"/>
+        </w:trPr>
+        <w:tc>
+          <w:tcPr>
+            <w:tcW w:w="8589" w:type="dxa"/>
+            <w:gridSpan w:val="3"/>
+            <w:tcBorders>
+              <w:top w:val="nil"/>
+              <w:left w:val="single" w:sz="6" w:space="0" w:color="000000"/>
+              <w:bottom w:val="single" w:sz="6" w:space="0" w:color="000000"/>
+              <w:right w:val="single" w:sz="6" w:space="0" w:color="000000"/>
+            </w:tcBorders>
+            <w:shd w:val="clear" w:color="auto" w:fill="auto"/>
+            <w:tcMar>
+              <w:top w:w="0" w:type="dxa"/>
+              <w:left w:w="0" w:type="dxa"/>
+              <w:bottom w:w="0" w:type="dxa"/>
+              <w:right w:w="0" w:type="dxa"/>
+            </w:tcMar>
+          </w:tcPr>
+          <w:p>
+            <w:r>
+              <w:t xml:space="preserve">Resultado observável: Os testes automatizados do bloco AutoGroup da classe OccurrenceServiceImplTest relativos à distância foram executados com êxito, sem falhas nem erros. A busca foi feita com o raio de 70 metros; a nova ocorrência foi agrupada à ocorrência 9, a 65 metros, com o protocolo “FC-26-PERTO” na resposta, e não à ocorrência 8, a cerca de 85 metros na diagonal; com apenas esta última na busca, a nova ocorrência ficou sem grupo.</w:t>
+            </w:r>
+          </w:p>
+        </w:tc>
+      </w:tr>
+      <w:tr>
+        <w:trPr>
+          <w:trHeight w:val="480"/>
+        </w:trPr>
+        <w:tc>
+          <w:tcPr>
+            <w:tcW w:w="8589" w:type="dxa"/>
+            <w:gridSpan w:val="3"/>
+            <w:tcBorders>
+              <w:top w:val="nil"/>
+              <w:left w:val="single" w:sz="6" w:space="0" w:color="000000"/>
+              <w:bottom w:val="single" w:sz="6" w:space="0" w:color="000000"/>
+              <w:right w:val="single" w:sz="6" w:space="0" w:color="000000"/>
+            </w:tcBorders>
+            <w:shd w:val="clear" w:color="auto" w:fill="auto"/>
+            <w:tcMar>
+              <w:top w:w="0" w:type="dxa"/>
+              <w:left w:w="0" w:type="dxa"/>
+              <w:bottom w:w="0" w:type="dxa"/>
+              <w:right w:w="0" w:type="dxa"/>
+            </w:tcMar>
+          </w:tcPr>
+          <w:p>
+            <w:r>
+              <w:t xml:space="preserve">Situação: Aprovado</w:t>
+            </w:r>
+          </w:p>
+        </w:tc>
+      </w:tr>
+    </w:tbl>
+    <w:p>
+      <w:pPr>
+        <w:pStyle w:val="Legenda"/>
+      </w:pPr>
+      <w:r>
+        <w:t xml:space="preserve">QUADRO 131 – Resultado do CT62</w:t>
+      </w:r>
+    </w:p>
+    <w:p>
+      <w:pPr/>
+    </w:p>
+    <w:tbl>
+      <w:tblPr>
+        <w:tblW w:w="8589" w:type="dxa"/>
+        <w:tblInd w:w="-92" w:type="dxa"/>
+        <w:tblBorders>
+          <w:top w:val="single" w:sz="6" w:space="0" w:color="808080"/>
+          <w:left w:val="single" w:sz="6" w:space="0" w:color="808080"/>
+          <w:bottom w:val="single" w:sz="6" w:space="0" w:color="808080"/>
+          <w:right w:val="single" w:sz="6" w:space="0" w:color="808080"/>
+          <w:insideH w:val="single" w:sz="6" w:space="0" w:color="808080"/>
+          <w:insideV w:val="single" w:sz="6" w:space="0" w:color="808080"/>
+        </w:tblBorders>
+        <w:tblLayout w:type="fixed"/>
+        <w:tblLook w:val="0600" w:firstRow="0" w:lastRow="0" w:firstColumn="0" w:lastColumn="0" w:noHBand="1" w:noVBand="1"/>
+      </w:tblPr>
+      <w:tblGrid>
+        <w:gridCol w:w="1785"/>
+        <w:gridCol w:w="4395"/>
+        <w:gridCol w:w="2409"/>
+      </w:tblGrid>
+      <w:tr>
+        <w:trPr>
+          <w:trHeight w:val="480"/>
+        </w:trPr>
+        <w:tc>
+          <w:tcPr>
+            <w:tcW w:w="1785" w:type="dxa"/>
+            <w:tcBorders>
+              <w:top w:val="single" w:sz="6" w:space="0" w:color="000000"/>
+              <w:left w:val="single" w:sz="6" w:space="0" w:color="000000"/>
+              <w:bottom w:val="single" w:sz="6" w:space="0" w:color="000000"/>
+              <w:right w:val="single" w:sz="6" w:space="0" w:color="000000"/>
+            </w:tcBorders>
+            <w:tcMar>
+              <w:top w:w="0" w:type="dxa"/>
+              <w:left w:w="0" w:type="dxa"/>
+              <w:bottom w:w="0" w:type="dxa"/>
+              <w:right w:w="0" w:type="dxa"/>
+            </w:tcMar>
+          </w:tcPr>
+          <w:p>
+            <w:r>
+              <w:t xml:space="preserve">No. Teste: CT63</w:t>
+            </w:r>
+          </w:p>
+        </w:tc>
+        <w:tc>
+          <w:tcPr>
+            <w:tcW w:w="4395" w:type="dxa"/>
+            <w:tcBorders>
+              <w:top w:val="single" w:sz="6" w:space="0" w:color="000000"/>
+              <w:left w:val="nil"/>
+              <w:bottom w:val="single" w:sz="6" w:space="0" w:color="000000"/>
+              <w:right w:val="single" w:sz="6" w:space="0" w:color="000000"/>
+            </w:tcBorders>
+            <w:tcMar>
+              <w:top w:w="0" w:type="dxa"/>
+              <w:left w:w="0" w:type="dxa"/>
+              <w:bottom w:w="0" w:type="dxa"/>
+              <w:right w:w="0" w:type="dxa"/>
+            </w:tcMar>
+          </w:tcPr>
+          <w:p>
+            <w:r>
+              <w:t xml:space="preserve">Responsável pelo teste: Equipe do projeto</w:t>
+            </w:r>
+          </w:p>
+        </w:tc>
+        <w:tc>
+          <w:tcPr>
+            <w:tcW w:w="2409" w:type="dxa"/>
+            <w:tcBorders>
+              <w:top w:val="single" w:sz="6" w:space="0" w:color="000000"/>
+              <w:left w:val="nil"/>
+              <w:bottom w:val="single" w:sz="6" w:space="0" w:color="000000"/>
+              <w:right w:val="single" w:sz="6" w:space="0" w:color="000000"/>
+            </w:tcBorders>
+            <w:tcMar>
+              <w:top w:w="0" w:type="dxa"/>
+              <w:left w:w="0" w:type="dxa"/>
+              <w:bottom w:w="0" w:type="dxa"/>
+              <w:right w:w="0" w:type="dxa"/>
+            </w:tcMar>
+          </w:tcPr>
+          <w:p>
+            <w:r>
+              <w:t xml:space="preserve">Data de realização: 30/09/2026 (bateria automatizada)</w:t>
+            </w:r>
+          </w:p>
+        </w:tc>
+      </w:tr>
+      <w:tr>
+        <w:trPr>
+          <w:trHeight w:val="500"/>
+        </w:trPr>
+        <w:tc>
+          <w:tcPr>
+            <w:tcW w:w="8589" w:type="dxa"/>
+            <w:gridSpan w:val="3"/>
+            <w:tcBorders>
+              <w:top w:val="nil"/>
+              <w:left w:val="single" w:sz="6" w:space="0" w:color="000000"/>
+              <w:bottom w:val="single" w:sz="6" w:space="0" w:color="000000"/>
+              <w:right w:val="single" w:sz="6" w:space="0" w:color="000000"/>
+            </w:tcBorders>
+            <w:tcMar>
+              <w:top w:w="0" w:type="dxa"/>
+              <w:left w:w="0" w:type="dxa"/>
+              <w:bottom w:w="0" w:type="dxa"/>
+              <w:right w:w="0" w:type="dxa"/>
+            </w:tcMar>
+          </w:tcPr>
+          <w:p>
+            <w:r>
+              <w:t xml:space="preserve">Versão do artefato testado: Documento do projeto na versão 1.16; código-fonte da entrega de 30/09/2026, no ramo fix/validacao-campos do repositório do projeto, posterior à revisão 4f3c1c0.</w:t>
+            </w:r>
+          </w:p>
+        </w:tc>
+      </w:tr>
+      <w:tr>
+        <w:trPr>
+          <w:trHeight w:val="480"/>
+        </w:trPr>
+        <w:tc>
+          <w:tcPr>
+            <w:tcW w:w="8589" w:type="dxa"/>
+            <w:gridSpan w:val="3"/>
+            <w:tcBorders>
+              <w:top w:val="nil"/>
+              <w:left w:val="single" w:sz="6" w:space="0" w:color="000000"/>
+              <w:bottom w:val="single" w:sz="6" w:space="0" w:color="000000"/>
+              <w:right w:val="single" w:sz="6" w:space="0" w:color="000000"/>
+            </w:tcBorders>
+            <w:shd w:val="clear" w:color="auto" w:fill="auto"/>
+            <w:tcMar>
+              <w:top w:w="0" w:type="dxa"/>
+              <w:left w:w="0" w:type="dxa"/>
+              <w:bottom w:w="0" w:type="dxa"/>
+              <w:right w:w="0" w:type="dxa"/>
+            </w:tcMar>
+          </w:tcPr>
+          <w:p>
+            <w:r>
+              <w:t xml:space="preserve">Resultado observável: Os testes automatizados do bloco SendForward da classe EmailServiceImplTest, do bloco ForwardToDepartment da classe OccurrenceServiceImplWithTrackingTest e das classes OccurrenceJurisdictionTest e UserServiceImplTest relativos ao encaminhamento foram executados com êxito, sem falhas nem erros. Os contatos foram “carlos@prefeitura.com” e “adm@pref.br”, sem repetição, com o endereço base “https://duration.ngrok-free.dev”; o link foi emitido para o grupo 7 e expedido como “https://app/departamento/TOKEN”, com os contatos; o corpo da mensagem trouxe o link, o botão “Ver / responder ocorrência”, o texto “Qualquer dúvida entre em contato:” e os e-mails; e apenas o administrador ativo do município foi selecionado.</w:t>
+            </w:r>
+          </w:p>
+        </w:tc>
+      </w:tr>
+      <w:tr>
+        <w:trPr>
+          <w:trHeight w:val="480"/>
+        </w:trPr>
+        <w:tc>
+          <w:tcPr>
+            <w:tcW w:w="8589" w:type="dxa"/>
+            <w:gridSpan w:val="3"/>
+            <w:tcBorders>
+              <w:top w:val="nil"/>
+              <w:left w:val="single" w:sz="6" w:space="0" w:color="000000"/>
+              <w:bottom w:val="single" w:sz="6" w:space="0" w:color="000000"/>
+              <w:right w:val="single" w:sz="6" w:space="0" w:color="000000"/>
+            </w:tcBorders>
+            <w:shd w:val="clear" w:color="auto" w:fill="auto"/>
+            <w:tcMar>
+              <w:top w:w="0" w:type="dxa"/>
+              <w:left w:w="0" w:type="dxa"/>
+              <w:bottom w:w="0" w:type="dxa"/>
+              <w:right w:w="0" w:type="dxa"/>
+            </w:tcMar>
+          </w:tcPr>
+          <w:p>
+            <w:r>
+              <w:t xml:space="preserve">Situação: Aprovado</w:t>
+            </w:r>
+          </w:p>
+        </w:tc>
+      </w:tr>
+    </w:tbl>
+    <w:p>
+      <w:pPr>
+        <w:pStyle w:val="Legenda"/>
+      </w:pPr>
+      <w:r>
+        <w:t xml:space="preserve">QUADRO 132 – Resultado do CT63</w:t>
+      </w:r>
+    </w:p>
+    <w:p>
+      <w:pPr/>
+    </w:p>
+    <w:tbl>
+      <w:tblPr>
+        <w:tblW w:w="8589" w:type="dxa"/>
+        <w:tblInd w:w="-92" w:type="dxa"/>
+        <w:tblBorders>
+          <w:top w:val="single" w:sz="6" w:space="0" w:color="808080"/>
+          <w:left w:val="single" w:sz="6" w:space="0" w:color="808080"/>
+          <w:bottom w:val="single" w:sz="6" w:space="0" w:color="808080"/>
+          <w:right w:val="single" w:sz="6" w:space="0" w:color="808080"/>
+          <w:insideH w:val="single" w:sz="6" w:space="0" w:color="808080"/>
+          <w:insideV w:val="single" w:sz="6" w:space="0" w:color="808080"/>
+        </w:tblBorders>
+        <w:tblLayout w:type="fixed"/>
+        <w:tblLook w:val="0600" w:firstRow="0" w:lastRow="0" w:firstColumn="0" w:lastColumn="0" w:noHBand="1" w:noVBand="1"/>
+      </w:tblPr>
+      <w:tblGrid>
+        <w:gridCol w:w="1785"/>
+        <w:gridCol w:w="4395"/>
+        <w:gridCol w:w="2409"/>
+      </w:tblGrid>
+      <w:tr>
+        <w:trPr>
+          <w:trHeight w:val="480"/>
+        </w:trPr>
+        <w:tc>
+          <w:tcPr>
+            <w:tcW w:w="1785" w:type="dxa"/>
+            <w:tcBorders>
+              <w:top w:val="single" w:sz="6" w:space="0" w:color="000000"/>
+              <w:left w:val="single" w:sz="6" w:space="0" w:color="000000"/>
+              <w:bottom w:val="single" w:sz="6" w:space="0" w:color="000000"/>
+              <w:right w:val="single" w:sz="6" w:space="0" w:color="000000"/>
+            </w:tcBorders>
+            <w:tcMar>
+              <w:top w:w="0" w:type="dxa"/>
+              <w:left w:w="0" w:type="dxa"/>
+              <w:bottom w:w="0" w:type="dxa"/>
+              <w:right w:w="0" w:type="dxa"/>
+            </w:tcMar>
+          </w:tcPr>
+          <w:p>
+            <w:r>
+              <w:t xml:space="preserve">No. Teste: CT64</w:t>
+            </w:r>
+          </w:p>
+        </w:tc>
+        <w:tc>
+          <w:tcPr>
+            <w:tcW w:w="4395" w:type="dxa"/>
+            <w:tcBorders>
+              <w:top w:val="single" w:sz="6" w:space="0" w:color="000000"/>
+              <w:left w:val="nil"/>
+              <w:bottom w:val="single" w:sz="6" w:space="0" w:color="000000"/>
+              <w:right w:val="single" w:sz="6" w:space="0" w:color="000000"/>
+            </w:tcBorders>
+            <w:tcMar>
+              <w:top w:w="0" w:type="dxa"/>
+              <w:left w:w="0" w:type="dxa"/>
+              <w:bottom w:w="0" w:type="dxa"/>
+              <w:right w:w="0" w:type="dxa"/>
+            </w:tcMar>
+          </w:tcPr>
+          <w:p>
+            <w:r>
+              <w:t xml:space="preserve">Responsável pelo teste: Equipe do projeto</w:t>
+            </w:r>
+          </w:p>
+        </w:tc>
+        <w:tc>
+          <w:tcPr>
+            <w:tcW w:w="2409" w:type="dxa"/>
+            <w:tcBorders>
+              <w:top w:val="single" w:sz="6" w:space="0" w:color="000000"/>
+              <w:left w:val="nil"/>
+              <w:bottom w:val="single" w:sz="6" w:space="0" w:color="000000"/>
+              <w:right w:val="single" w:sz="6" w:space="0" w:color="000000"/>
+            </w:tcBorders>
+            <w:tcMar>
+              <w:top w:w="0" w:type="dxa"/>
+              <w:left w:w="0" w:type="dxa"/>
+              <w:bottom w:w="0" w:type="dxa"/>
+              <w:right w:w="0" w:type="dxa"/>
+            </w:tcMar>
+          </w:tcPr>
+          <w:p>
+            <w:r>
+              <w:t xml:space="preserve">Data de realização: 30/09/2026 (bateria automatizada)</w:t>
+            </w:r>
+          </w:p>
+        </w:tc>
+      </w:tr>
+      <w:tr>
+        <w:trPr>
+          <w:trHeight w:val="500"/>
+        </w:trPr>
+        <w:tc>
+          <w:tcPr>
+            <w:tcW w:w="8589" w:type="dxa"/>
+            <w:gridSpan w:val="3"/>
+            <w:tcBorders>
+              <w:top w:val="nil"/>
+              <w:left w:val="single" w:sz="6" w:space="0" w:color="000000"/>
+              <w:bottom w:val="single" w:sz="6" w:space="0" w:color="000000"/>
+              <w:right w:val="single" w:sz="6" w:space="0" w:color="000000"/>
+            </w:tcBorders>
+            <w:tcMar>
+              <w:top w:w="0" w:type="dxa"/>
+              <w:left w:w="0" w:type="dxa"/>
+              <w:bottom w:w="0" w:type="dxa"/>
+              <w:right w:w="0" w:type="dxa"/>
+            </w:tcMar>
+          </w:tcPr>
+          <w:p>
+            <w:r>
+              <w:t xml:space="preserve">Versão do artefato testado: Documento do projeto na versão 1.16; código-fonte da entrega de 30/09/2026, no ramo fix/validacao-campos do repositório do projeto, posterior à revisão 4f3c1c0.</w:t>
+            </w:r>
+          </w:p>
+        </w:tc>
+      </w:tr>
+      <w:tr>
+        <w:trPr>
+          <w:trHeight w:val="480"/>
+        </w:trPr>
+        <w:tc>
+          <w:tcPr>
+            <w:tcW w:w="8589" w:type="dxa"/>
+            <w:gridSpan w:val="3"/>
+            <w:tcBorders>
+              <w:top w:val="nil"/>
+              <w:left w:val="single" w:sz="6" w:space="0" w:color="000000"/>
+              <w:bottom w:val="single" w:sz="6" w:space="0" w:color="000000"/>
+              <w:right w:val="single" w:sz="6" w:space="0" w:color="000000"/>
+            </w:tcBorders>
+            <w:shd w:val="clear" w:color="auto" w:fill="auto"/>
+            <w:tcMar>
+              <w:top w:w="0" w:type="dxa"/>
+              <w:left w:w="0" w:type="dxa"/>
+              <w:bottom w:w="0" w:type="dxa"/>
+              <w:right w:w="0" w:type="dxa"/>
+            </w:tcMar>
+          </w:tcPr>
+          <w:p>
+            <w:r>
+              <w:t xml:space="preserve">Resultado observável: O teste automatizado da classe OccurrenceHistoryDaoTest relativo à exclusão foi executado com êxito, sem falhas nem erros. A leitura dos identificadores das imagens incluiu o campo attachment_public_id do histórico, com o identificador da ocorrência aplicado às três partes da consulta, e a remoção dos registros de mídia limpou o anexo do histórico.</w:t>
+            </w:r>
+          </w:p>
+        </w:tc>
+      </w:tr>
+      <w:tr>
+        <w:trPr>
+          <w:trHeight w:val="480"/>
+        </w:trPr>
+        <w:tc>
+          <w:tcPr>
+            <w:tcW w:w="8589" w:type="dxa"/>
+            <w:gridSpan w:val="3"/>
+            <w:tcBorders>
+              <w:top w:val="nil"/>
+              <w:left w:val="single" w:sz="6" w:space="0" w:color="000000"/>
+              <w:bottom w:val="single" w:sz="6" w:space="0" w:color="000000"/>
+              <w:right w:val="single" w:sz="6" w:space="0" w:color="000000"/>
+            </w:tcBorders>
+            <w:shd w:val="clear" w:color="auto" w:fill="auto"/>
+            <w:tcMar>
+              <w:top w:w="0" w:type="dxa"/>
+              <w:left w:w="0" w:type="dxa"/>
+              <w:bottom w:w="0" w:type="dxa"/>
+              <w:right w:w="0" w:type="dxa"/>
+            </w:tcMar>
+          </w:tcPr>
+          <w:p>
+            <w:r>
+              <w:t xml:space="preserve">Situação: Aprovado</w:t>
+            </w:r>
+          </w:p>
+        </w:tc>
+      </w:tr>
+    </w:tbl>
+    <w:p>
+      <w:pPr>
+        <w:pStyle w:val="Legenda"/>
+      </w:pPr>
+      <w:r>
+        <w:t xml:space="preserve">QUADRO 133 – Resultado do CT64</w:t>
+      </w:r>
+    </w:p>
+    <w:p>
+      <w:pPr/>
+    </w:p>
+    <w:tbl>
+      <w:tblPr>
+        <w:tblW w:w="8589" w:type="dxa"/>
+        <w:tblInd w:w="-92" w:type="dxa"/>
+        <w:tblBorders>
+          <w:top w:val="single" w:sz="6" w:space="0" w:color="808080"/>
+          <w:left w:val="single" w:sz="6" w:space="0" w:color="808080"/>
+          <w:bottom w:val="single" w:sz="6" w:space="0" w:color="808080"/>
+          <w:right w:val="single" w:sz="6" w:space="0" w:color="808080"/>
+          <w:insideH w:val="single" w:sz="6" w:space="0" w:color="808080"/>
+          <w:insideV w:val="single" w:sz="6" w:space="0" w:color="808080"/>
+        </w:tblBorders>
+        <w:tblLayout w:type="fixed"/>
+        <w:tblLook w:val="0600" w:firstRow="0" w:lastRow="0" w:firstColumn="0" w:lastColumn="0" w:noHBand="1" w:noVBand="1"/>
+      </w:tblPr>
+      <w:tblGrid>
+        <w:gridCol w:w="1785"/>
+        <w:gridCol w:w="4395"/>
+        <w:gridCol w:w="2409"/>
+      </w:tblGrid>
+      <w:tr>
+        <w:trPr>
+          <w:trHeight w:val="480"/>
+        </w:trPr>
+        <w:tc>
+          <w:tcPr>
+            <w:tcW w:w="1785" w:type="dxa"/>
+            <w:tcBorders>
+              <w:top w:val="single" w:sz="6" w:space="0" w:color="000000"/>
+              <w:left w:val="single" w:sz="6" w:space="0" w:color="000000"/>
+              <w:bottom w:val="single" w:sz="6" w:space="0" w:color="000000"/>
+              <w:right w:val="single" w:sz="6" w:space="0" w:color="000000"/>
+            </w:tcBorders>
+            <w:tcMar>
+              <w:top w:w="0" w:type="dxa"/>
+              <w:left w:w="0" w:type="dxa"/>
+              <w:bottom w:w="0" w:type="dxa"/>
+              <w:right w:w="0" w:type="dxa"/>
+            </w:tcMar>
+          </w:tcPr>
+          <w:p>
+            <w:r>
+              <w:t xml:space="preserve">No. Teste: CT65</w:t>
+            </w:r>
+          </w:p>
+        </w:tc>
+        <w:tc>
+          <w:tcPr>
+            <w:tcW w:w="4395" w:type="dxa"/>
+            <w:tcBorders>
+              <w:top w:val="single" w:sz="6" w:space="0" w:color="000000"/>
+              <w:left w:val="nil"/>
+              <w:bottom w:val="single" w:sz="6" w:space="0" w:color="000000"/>
+              <w:right w:val="single" w:sz="6" w:space="0" w:color="000000"/>
+            </w:tcBorders>
+            <w:tcMar>
+              <w:top w:w="0" w:type="dxa"/>
+              <w:left w:w="0" w:type="dxa"/>
+              <w:bottom w:w="0" w:type="dxa"/>
+              <w:right w:w="0" w:type="dxa"/>
+            </w:tcMar>
+          </w:tcPr>
+          <w:p>
+            <w:r>
+              <w:t xml:space="preserve">Responsável pelo teste: Equipe do projeto</w:t>
+            </w:r>
+          </w:p>
+        </w:tc>
+        <w:tc>
+          <w:tcPr>
+            <w:tcW w:w="2409" w:type="dxa"/>
+            <w:tcBorders>
+              <w:top w:val="single" w:sz="6" w:space="0" w:color="000000"/>
+              <w:left w:val="nil"/>
+              <w:bottom w:val="single" w:sz="6" w:space="0" w:color="000000"/>
+              <w:right w:val="single" w:sz="6" w:space="0" w:color="000000"/>
+            </w:tcBorders>
+            <w:tcMar>
+              <w:top w:w="0" w:type="dxa"/>
+              <w:left w:w="0" w:type="dxa"/>
+              <w:bottom w:w="0" w:type="dxa"/>
+              <w:right w:w="0" w:type="dxa"/>
+            </w:tcMar>
+          </w:tcPr>
+          <w:p>
+            <w:r>
+              <w:t xml:space="preserve">Data de realização: 30/09/2026 (bateria automatizada)</w:t>
+            </w:r>
+          </w:p>
+        </w:tc>
+      </w:tr>
+      <w:tr>
+        <w:trPr>
+          <w:trHeight w:val="500"/>
+        </w:trPr>
+        <w:tc>
+          <w:tcPr>
+            <w:tcW w:w="8589" w:type="dxa"/>
+            <w:gridSpan w:val="3"/>
+            <w:tcBorders>
+              <w:top w:val="nil"/>
+              <w:left w:val="single" w:sz="6" w:space="0" w:color="000000"/>
+              <w:bottom w:val="single" w:sz="6" w:space="0" w:color="000000"/>
+              <w:right w:val="single" w:sz="6" w:space="0" w:color="000000"/>
+            </w:tcBorders>
+            <w:tcMar>
+              <w:top w:w="0" w:type="dxa"/>
+              <w:left w:w="0" w:type="dxa"/>
+              <w:bottom w:w="0" w:type="dxa"/>
+              <w:right w:w="0" w:type="dxa"/>
+            </w:tcMar>
+          </w:tcPr>
+          <w:p>
+            <w:r>
+              <w:t xml:space="preserve">Versão do artefato testado: Documento do projeto na versão 1.16; código-fonte da entrega de 30/09/2026, no ramo fix/validacao-campos do repositório do projeto, posterior à revisão 4f3c1c0.</w:t>
+            </w:r>
+          </w:p>
+        </w:tc>
+      </w:tr>
+      <w:tr>
+        <w:trPr>
+          <w:trHeight w:val="480"/>
+        </w:trPr>
+        <w:tc>
+          <w:tcPr>
+            <w:tcW w:w="8589" w:type="dxa"/>
+            <w:gridSpan w:val="3"/>
+            <w:tcBorders>
+              <w:top w:val="nil"/>
+              <w:left w:val="single" w:sz="6" w:space="0" w:color="000000"/>
+              <w:bottom w:val="single" w:sz="6" w:space="0" w:color="000000"/>
+              <w:right w:val="single" w:sz="6" w:space="0" w:color="000000"/>
+            </w:tcBorders>
+            <w:shd w:val="clear" w:color="auto" w:fill="auto"/>
+            <w:tcMar>
+              <w:top w:w="0" w:type="dxa"/>
+              <w:left w:w="0" w:type="dxa"/>
+              <w:bottom w:w="0" w:type="dxa"/>
+              <w:right w:w="0" w:type="dxa"/>
+            </w:tcMar>
+          </w:tcPr>
+          <w:p>
+            <w:r>
+              <w:t xml:space="preserve">Resultado observável: Os testes automatizados da camada de apresentação relativos às máscaras de CEP, de telefone e de unidade federativa e aos validadores de CEP e de celular, executados com Jasmine e Karma no navegador ChromeHeadless, foram concluídos com êxito, sem falhas. Todas as formatações e validações resultaram nos valores esperados.</w:t>
+            </w:r>
+          </w:p>
+        </w:tc>
+      </w:tr>
+      <w:tr>
+        <w:trPr>
+          <w:trHeight w:val="480"/>
+        </w:trPr>
+        <w:tc>
+          <w:tcPr>
+            <w:tcW w:w="8589" w:type="dxa"/>
+            <w:gridSpan w:val="3"/>
+            <w:tcBorders>
+              <w:top w:val="nil"/>
+              <w:left w:val="single" w:sz="6" w:space="0" w:color="000000"/>
+              <w:bottom w:val="single" w:sz="6" w:space="0" w:color="000000"/>
+              <w:right w:val="single" w:sz="6" w:space="0" w:color="000000"/>
+            </w:tcBorders>
+            <w:shd w:val="clear" w:color="auto" w:fill="auto"/>
+            <w:tcMar>
+              <w:top w:w="0" w:type="dxa"/>
+              <w:left w:w="0" w:type="dxa"/>
+              <w:bottom w:w="0" w:type="dxa"/>
+              <w:right w:w="0" w:type="dxa"/>
+            </w:tcMar>
+          </w:tcPr>
+          <w:p>
+            <w:r>
+              <w:t xml:space="preserve">Situação: Aprovado</w:t>
+            </w:r>
+          </w:p>
+        </w:tc>
+      </w:tr>
+    </w:tbl>
+    <w:p>
+      <w:pPr>
+        <w:pStyle w:val="Legenda"/>
+      </w:pPr>
+      <w:r>
+        <w:t xml:space="preserve">QUADRO 134 – Resultado do CT65</w:t>
+      </w:r>
+    </w:p>
+    <w:p>
+      <w:pPr/>
+    </w:p>
+    <w:tbl>
+      <w:tblPr>
+        <w:tblW w:w="8589" w:type="dxa"/>
+        <w:tblInd w:w="-92" w:type="dxa"/>
+        <w:tblBorders>
+          <w:top w:val="single" w:sz="6" w:space="0" w:color="808080"/>
+          <w:left w:val="single" w:sz="6" w:space="0" w:color="808080"/>
+          <w:bottom w:val="single" w:sz="6" w:space="0" w:color="808080"/>
+          <w:right w:val="single" w:sz="6" w:space="0" w:color="808080"/>
+          <w:insideH w:val="single" w:sz="6" w:space="0" w:color="808080"/>
+          <w:insideV w:val="single" w:sz="6" w:space="0" w:color="808080"/>
+        </w:tblBorders>
+        <w:tblLayout w:type="fixed"/>
+        <w:tblLook w:val="0600" w:firstRow="0" w:lastRow="0" w:firstColumn="0" w:lastColumn="0" w:noHBand="1" w:noVBand="1"/>
+      </w:tblPr>
+      <w:tblGrid>
+        <w:gridCol w:w="1785"/>
+        <w:gridCol w:w="4395"/>
+        <w:gridCol w:w="2409"/>
+      </w:tblGrid>
+      <w:tr>
+        <w:trPr>
+          <w:trHeight w:val="480"/>
+        </w:trPr>
+        <w:tc>
+          <w:tcPr>
+            <w:tcW w:w="1785" w:type="dxa"/>
+            <w:tcBorders>
+              <w:top w:val="single" w:sz="6" w:space="0" w:color="000000"/>
+              <w:left w:val="single" w:sz="6" w:space="0" w:color="000000"/>
+              <w:bottom w:val="single" w:sz="6" w:space="0" w:color="000000"/>
+              <w:right w:val="single" w:sz="6" w:space="0" w:color="000000"/>
+            </w:tcBorders>
+            <w:tcMar>
+              <w:top w:w="0" w:type="dxa"/>
+              <w:left w:w="0" w:type="dxa"/>
+              <w:bottom w:w="0" w:type="dxa"/>
+              <w:right w:w="0" w:type="dxa"/>
+            </w:tcMar>
+          </w:tcPr>
+          <w:p>
+            <w:r>
+              <w:t xml:space="preserve">No. Teste: CT66</w:t>
+            </w:r>
+          </w:p>
+        </w:tc>
+        <w:tc>
+          <w:tcPr>
+            <w:tcW w:w="4395" w:type="dxa"/>
+            <w:tcBorders>
+              <w:top w:val="single" w:sz="6" w:space="0" w:color="000000"/>
+              <w:left w:val="nil"/>
+              <w:bottom w:val="single" w:sz="6" w:space="0" w:color="000000"/>
+              <w:right w:val="single" w:sz="6" w:space="0" w:color="000000"/>
+            </w:tcBorders>
+            <w:tcMar>
+              <w:top w:w="0" w:type="dxa"/>
+              <w:left w:w="0" w:type="dxa"/>
+              <w:bottom w:w="0" w:type="dxa"/>
+              <w:right w:w="0" w:type="dxa"/>
+            </w:tcMar>
+          </w:tcPr>
+          <w:p>
+            <w:r>
+              <w:t xml:space="preserve">Responsável pelo teste: Equipe do projeto</w:t>
+            </w:r>
+          </w:p>
+        </w:tc>
+        <w:tc>
+          <w:tcPr>
+            <w:tcW w:w="2409" w:type="dxa"/>
+            <w:tcBorders>
+              <w:top w:val="single" w:sz="6" w:space="0" w:color="000000"/>
+              <w:left w:val="nil"/>
+              <w:bottom w:val="single" w:sz="6" w:space="0" w:color="000000"/>
+              <w:right w:val="single" w:sz="6" w:space="0" w:color="000000"/>
+            </w:tcBorders>
+            <w:tcMar>
+              <w:top w:w="0" w:type="dxa"/>
+              <w:left w:w="0" w:type="dxa"/>
+              <w:bottom w:w="0" w:type="dxa"/>
+              <w:right w:w="0" w:type="dxa"/>
+            </w:tcMar>
+          </w:tcPr>
+          <w:p>
+            <w:r>
+              <w:t xml:space="preserve">Data de realização: 30/09/2026 (bateria automatizada)</w:t>
+            </w:r>
+          </w:p>
+        </w:tc>
+      </w:tr>
+      <w:tr>
+        <w:trPr>
+          <w:trHeight w:val="500"/>
+        </w:trPr>
+        <w:tc>
+          <w:tcPr>
+            <w:tcW w:w="8589" w:type="dxa"/>
+            <w:gridSpan w:val="3"/>
+            <w:tcBorders>
+              <w:top w:val="nil"/>
+              <w:left w:val="single" w:sz="6" w:space="0" w:color="000000"/>
+              <w:bottom w:val="single" w:sz="6" w:space="0" w:color="000000"/>
+              <w:right w:val="single" w:sz="6" w:space="0" w:color="000000"/>
+            </w:tcBorders>
+            <w:tcMar>
+              <w:top w:w="0" w:type="dxa"/>
+              <w:left w:w="0" w:type="dxa"/>
+              <w:bottom w:w="0" w:type="dxa"/>
+              <w:right w:w="0" w:type="dxa"/>
+            </w:tcMar>
+          </w:tcPr>
+          <w:p>
+            <w:r>
+              <w:t xml:space="preserve">Versão do artefato testado: Documento do projeto na versão 1.16; código-fonte da entrega de 30/09/2026, no ramo fix/validacao-campos do repositório do projeto, posterior à revisão 4f3c1c0.</w:t>
+            </w:r>
+          </w:p>
+        </w:tc>
+      </w:tr>
+      <w:tr>
+        <w:trPr>
+          <w:trHeight w:val="480"/>
+        </w:trPr>
+        <w:tc>
+          <w:tcPr>
+            <w:tcW w:w="8589" w:type="dxa"/>
+            <w:gridSpan w:val="3"/>
+            <w:tcBorders>
+              <w:top w:val="nil"/>
+              <w:left w:val="single" w:sz="6" w:space="0" w:color="000000"/>
+              <w:bottom w:val="single" w:sz="6" w:space="0" w:color="000000"/>
+              <w:right w:val="single" w:sz="6" w:space="0" w:color="000000"/>
+            </w:tcBorders>
+            <w:shd w:val="clear" w:color="auto" w:fill="auto"/>
+            <w:tcMar>
+              <w:top w:w="0" w:type="dxa"/>
+              <w:left w:w="0" w:type="dxa"/>
+              <w:bottom w:w="0" w:type="dxa"/>
+              <w:right w:w="0" w:type="dxa"/>
+            </w:tcMar>
+          </w:tcPr>
+          <w:p>
+            <w:r>
+              <w:t xml:space="preserve">Resultado observável: O teste automatizado da camada de apresentação relativo à validação do nome, executado com Jasmine e Karma no navegador ChromeHeadless, foi concluído com êxito, sem falhas. O nome com acento, apóstrofo, hífen e ponto foi aceito, e os nomes com número e com símbolos foram recusados.</w:t>
+            </w:r>
+          </w:p>
+        </w:tc>
+      </w:tr>
+      <w:tr>
+        <w:trPr>
+          <w:trHeight w:val="480"/>
+        </w:trPr>
+        <w:tc>
+          <w:tcPr>
+            <w:tcW w:w="8589" w:type="dxa"/>
+            <w:gridSpan w:val="3"/>
+            <w:tcBorders>
+              <w:top w:val="nil"/>
+              <w:left w:val="single" w:sz="6" w:space="0" w:color="000000"/>
+              <w:bottom w:val="single" w:sz="6" w:space="0" w:color="000000"/>
+              <w:right w:val="single" w:sz="6" w:space="0" w:color="000000"/>
+            </w:tcBorders>
+            <w:shd w:val="clear" w:color="auto" w:fill="auto"/>
+            <w:tcMar>
+              <w:top w:w="0" w:type="dxa"/>
+              <w:left w:w="0" w:type="dxa"/>
+              <w:bottom w:w="0" w:type="dxa"/>
+              <w:right w:w="0" w:type="dxa"/>
+            </w:tcMar>
+          </w:tcPr>
+          <w:p>
+            <w:r>
+              <w:t xml:space="preserve">Situação: Aprovado</w:t>
+            </w:r>
+          </w:p>
+        </w:tc>
+      </w:tr>
+    </w:tbl>
+    <w:p>
+      <w:pPr>
+        <w:pStyle w:val="Legenda"/>
+      </w:pPr>
+      <w:r>
+        <w:t xml:space="preserve">QUADRO 135 – Resultado do CT66</w:t>
+      </w:r>
+    </w:p>
+    <w:p>
+      <w:pPr/>
+    </w:p>
+    <w:tbl>
+      <w:tblPr>
+        <w:tblW w:w="8589" w:type="dxa"/>
+        <w:tblInd w:w="-92" w:type="dxa"/>
+        <w:tblBorders>
+          <w:top w:val="single" w:sz="6" w:space="0" w:color="808080"/>
+          <w:left w:val="single" w:sz="6" w:space="0" w:color="808080"/>
+          <w:bottom w:val="single" w:sz="6" w:space="0" w:color="808080"/>
+          <w:right w:val="single" w:sz="6" w:space="0" w:color="808080"/>
+          <w:insideH w:val="single" w:sz="6" w:space="0" w:color="808080"/>
+          <w:insideV w:val="single" w:sz="6" w:space="0" w:color="808080"/>
+        </w:tblBorders>
+        <w:tblLayout w:type="fixed"/>
+        <w:tblLook w:val="0600" w:firstRow="0" w:lastRow="0" w:firstColumn="0" w:lastColumn="0" w:noHBand="1" w:noVBand="1"/>
+      </w:tblPr>
+      <w:tblGrid>
+        <w:gridCol w:w="1785"/>
+        <w:gridCol w:w="4395"/>
+        <w:gridCol w:w="2409"/>
+      </w:tblGrid>
+      <w:tr>
+        <w:trPr>
+          <w:trHeight w:val="480"/>
+        </w:trPr>
+        <w:tc>
+          <w:tcPr>
+            <w:tcW w:w="1785" w:type="dxa"/>
+            <w:tcBorders>
+              <w:top w:val="single" w:sz="6" w:space="0" w:color="000000"/>
+              <w:left w:val="single" w:sz="6" w:space="0" w:color="000000"/>
+              <w:bottom w:val="single" w:sz="6" w:space="0" w:color="000000"/>
+              <w:right w:val="single" w:sz="6" w:space="0" w:color="000000"/>
+            </w:tcBorders>
+            <w:tcMar>
+              <w:top w:w="0" w:type="dxa"/>
+              <w:left w:w="0" w:type="dxa"/>
+              <w:bottom w:w="0" w:type="dxa"/>
+              <w:right w:w="0" w:type="dxa"/>
+            </w:tcMar>
+          </w:tcPr>
+          <w:p>
+            <w:r>
+              <w:t xml:space="preserve">No. Teste: CT67</w:t>
+            </w:r>
+          </w:p>
+        </w:tc>
+        <w:tc>
+          <w:tcPr>
+            <w:tcW w:w="4395" w:type="dxa"/>
+            <w:tcBorders>
+              <w:top w:val="single" w:sz="6" w:space="0" w:color="000000"/>
+              <w:left w:val="nil"/>
+              <w:bottom w:val="single" w:sz="6" w:space="0" w:color="000000"/>
+              <w:right w:val="single" w:sz="6" w:space="0" w:color="000000"/>
+            </w:tcBorders>
+            <w:tcMar>
+              <w:top w:w="0" w:type="dxa"/>
+              <w:left w:w="0" w:type="dxa"/>
+              <w:bottom w:w="0" w:type="dxa"/>
+              <w:right w:w="0" w:type="dxa"/>
+            </w:tcMar>
+          </w:tcPr>
+          <w:p>
+            <w:r>
+              <w:t xml:space="preserve">Responsável pelo teste: Equipe do projeto</w:t>
+            </w:r>
+          </w:p>
+        </w:tc>
+        <w:tc>
+          <w:tcPr>
+            <w:tcW w:w="2409" w:type="dxa"/>
+            <w:tcBorders>
+              <w:top w:val="single" w:sz="6" w:space="0" w:color="000000"/>
+              <w:left w:val="nil"/>
+              <w:bottom w:val="single" w:sz="6" w:space="0" w:color="000000"/>
+              <w:right w:val="single" w:sz="6" w:space="0" w:color="000000"/>
+            </w:tcBorders>
+            <w:tcMar>
+              <w:top w:w="0" w:type="dxa"/>
+              <w:left w:w="0" w:type="dxa"/>
+              <w:bottom w:w="0" w:type="dxa"/>
+              <w:right w:w="0" w:type="dxa"/>
+            </w:tcMar>
+          </w:tcPr>
+          <w:p>
+            <w:r>
+              <w:t xml:space="preserve">Data de realização: 30/09/2026 (bateria automatizada)</w:t>
+            </w:r>
+          </w:p>
+        </w:tc>
+      </w:tr>
+      <w:tr>
+        <w:trPr>
+          <w:trHeight w:val="500"/>
+        </w:trPr>
+        <w:tc>
+          <w:tcPr>
+            <w:tcW w:w="8589" w:type="dxa"/>
+            <w:gridSpan w:val="3"/>
+            <w:tcBorders>
+              <w:top w:val="nil"/>
+              <w:left w:val="single" w:sz="6" w:space="0" w:color="000000"/>
+              <w:bottom w:val="single" w:sz="6" w:space="0" w:color="000000"/>
+              <w:right w:val="single" w:sz="6" w:space="0" w:color="000000"/>
+            </w:tcBorders>
+            <w:tcMar>
+              <w:top w:w="0" w:type="dxa"/>
+              <w:left w:w="0" w:type="dxa"/>
+              <w:bottom w:w="0" w:type="dxa"/>
+              <w:right w:w="0" w:type="dxa"/>
+            </w:tcMar>
+          </w:tcPr>
+          <w:p>
+            <w:r>
+              <w:t xml:space="preserve">Versão do artefato testado: Documento do projeto na versão 1.16; código-fonte da entrega de 30/09/2026, no ramo fix/validacao-campos do repositório do projeto, posterior à revisão 4f3c1c0.</w:t>
+            </w:r>
+          </w:p>
+        </w:tc>
+      </w:tr>
+      <w:tr>
+        <w:trPr>
+          <w:trHeight w:val="480"/>
+        </w:trPr>
+        <w:tc>
+          <w:tcPr>
+            <w:tcW w:w="8589" w:type="dxa"/>
+            <w:gridSpan w:val="3"/>
+            <w:tcBorders>
+              <w:top w:val="nil"/>
+              <w:left w:val="single" w:sz="6" w:space="0" w:color="000000"/>
+              <w:bottom w:val="single" w:sz="6" w:space="0" w:color="000000"/>
+              <w:right w:val="single" w:sz="6" w:space="0" w:color="000000"/>
+            </w:tcBorders>
+            <w:shd w:val="clear" w:color="auto" w:fill="auto"/>
+            <w:tcMar>
+              <w:top w:w="0" w:type="dxa"/>
+              <w:left w:w="0" w:type="dxa"/>
+              <w:bottom w:w="0" w:type="dxa"/>
+              <w:right w:w="0" w:type="dxa"/>
+            </w:tcMar>
+          </w:tcPr>
+          <w:p>
+            <w:r>
+              <w:t xml:space="preserve">Resultado observável: Os testes automatizados da camada de apresentação relativos ao interceptador de requisições, executados com Jasmine e Karma no navegador ChromeHeadless, foram concluídos com êxito, sem falhas. A requisição ao acesso do departamento seguiu sem o cabeçalho Authorization, e a requisição a /api/occurrence/mine, com o cabeçalho “Bearer”.</w:t>
+            </w:r>
+          </w:p>
+        </w:tc>
+      </w:tr>
+      <w:tr>
+        <w:trPr>
+          <w:trHeight w:val="480"/>
+        </w:trPr>
+        <w:tc>
+          <w:tcPr>
+            <w:tcW w:w="8589" w:type="dxa"/>
+            <w:gridSpan w:val="3"/>
+            <w:tcBorders>
+              <w:top w:val="nil"/>
+              <w:left w:val="single" w:sz="6" w:space="0" w:color="000000"/>
+              <w:bottom w:val="single" w:sz="6" w:space="0" w:color="000000"/>
+              <w:right w:val="single" w:sz="6" w:space="0" w:color="000000"/>
+            </w:tcBorders>
+            <w:shd w:val="clear" w:color="auto" w:fill="auto"/>
+            <w:tcMar>
+              <w:top w:w="0" w:type="dxa"/>
+              <w:left w:w="0" w:type="dxa"/>
+              <w:bottom w:w="0" w:type="dxa"/>
+              <w:right w:w="0" w:type="dxa"/>
+            </w:tcMar>
+          </w:tcPr>
+          <w:p>
+            <w:r>
+              <w:t xml:space="preserve">Situação: Aprovado</w:t>
+            </w:r>
+          </w:p>
+        </w:tc>
+      </w:tr>
+    </w:tbl>
+    <w:p>
+      <w:pPr>
+        <w:pStyle w:val="Legenda"/>
+      </w:pPr>
+      <w:r>
+        <w:t xml:space="preserve">QUADRO 136 – Resultado do CT67</w:t>
       </w:r>
     </w:p>
     <w:p>
